--- a/public/downloads/planes-provinciales/03200000_Plan_Provincial_Samana_Documento_Base_2026.docx
+++ b/public/downloads/planes-provinciales/03200000_Plan_Provincial_Samana_Documento_Base_2026.docx
@@ -141,14 +141,15 @@
     </w:p>
     <w:tbl>
       <w:tblPr>
-        <w:tblW w:type="auto" w:w="0"/>
+        <w:tblW w:type="dxa" w:w="9360"/>
         <w:jc w:val="center"/>
         <w:tblLayout w:type="fixed"/>
         <w:tblLook w:firstColumn="1" w:firstRow="1" w:lastColumn="0" w:lastRow="0" w:noHBand="0" w:noVBand="1" w:val="04A0"/>
+        <w:tblInd w:w="0" w:type="dxa"/>
       </w:tblPr>
       <w:tblGrid>
-        <w:gridCol w:w="4680"/>
-        <w:gridCol w:w="4680"/>
+        <w:gridCol w:w="936"/>
+        <w:gridCol w:w="8424"/>
       </w:tblGrid>
       <w:tr>
         <w:trPr>
@@ -509,7 +510,7 @@
                 <w:color w:val="203740"/>
                 <w:sz w:val="18"/>
               </w:rPr>
-              <w:t>Anexo</w:t>
+              <w:t>Anexos</w:t>
             </w:r>
           </w:p>
         </w:tc>
@@ -536,7 +537,7 @@
                 <w:color w:val="203740"/>
                 <w:sz w:val="18"/>
               </w:rPr>
-              <w:t>Demandas provinciales consolidadas y fuentes de trazabilidad</w:t>
+              <w:t>Demandas provinciales, cartera completa de inversión pública y fuentes de trazabilidad</w:t>
             </w:r>
           </w:p>
         </w:tc>
@@ -665,14 +666,15 @@
     </w:p>
     <w:tbl>
       <w:tblPr>
-        <w:tblW w:type="auto" w:w="0"/>
+        <w:tblW w:type="dxa" w:w="9359"/>
         <w:jc w:val="center"/>
         <w:tblLayout w:type="fixed"/>
         <w:tblLook w:firstColumn="1" w:firstRow="1" w:lastColumn="0" w:lastRow="0" w:noHBand="0" w:noVBand="1" w:val="04A0"/>
+        <w:tblInd w:w="0" w:type="dxa"/>
       </w:tblPr>
       <w:tblGrid>
-        <w:gridCol w:w="4680"/>
-        <w:gridCol w:w="4680"/>
+        <w:gridCol w:w="3096"/>
+        <w:gridCol w:w="6263"/>
       </w:tblGrid>
       <w:tr>
         <w:trPr>
@@ -1155,15 +1157,16 @@
     </w:p>
     <w:tbl>
       <w:tblPr>
-        <w:tblW w:type="auto" w:w="0"/>
+        <w:tblW w:type="dxa" w:w="9359"/>
         <w:jc w:val="center"/>
         <w:tblLayout w:type="fixed"/>
         <w:tblLook w:firstColumn="1" w:firstRow="1" w:lastColumn="0" w:lastRow="0" w:noHBand="0" w:noVBand="1" w:val="04A0"/>
+        <w:tblInd w:w="0" w:type="dxa"/>
       </w:tblPr>
       <w:tblGrid>
-        <w:gridCol w:w="3120"/>
-        <w:gridCol w:w="3120"/>
-        <w:gridCol w:w="3120"/>
+        <w:gridCol w:w="2232"/>
+        <w:gridCol w:w="4176"/>
+        <w:gridCol w:w="2951"/>
       </w:tblGrid>
       <w:tr>
         <w:trPr>
@@ -1950,15 +1953,16 @@
     </w:p>
     <w:tbl>
       <w:tblPr>
-        <w:tblW w:type="auto" w:w="0"/>
+        <w:tblW w:type="dxa" w:w="9360"/>
         <w:jc w:val="center"/>
         <w:tblLayout w:type="fixed"/>
         <w:tblLook w:firstColumn="1" w:firstRow="1" w:lastColumn="0" w:lastRow="0" w:noHBand="0" w:noVBand="1" w:val="04A0"/>
+        <w:tblInd w:w="0" w:type="dxa"/>
       </w:tblPr>
       <w:tblGrid>
-        <w:gridCol w:w="3120"/>
-        <w:gridCol w:w="3120"/>
-        <w:gridCol w:w="3120"/>
+        <w:gridCol w:w="2088"/>
+        <w:gridCol w:w="1512"/>
+        <w:gridCol w:w="5760"/>
       </w:tblGrid>
       <w:tr>
         <w:trPr>
@@ -2621,15 +2625,16 @@
     </w:p>
     <w:tbl>
       <w:tblPr>
-        <w:tblW w:type="auto" w:w="0"/>
+        <w:tblW w:type="dxa" w:w="9360"/>
         <w:jc w:val="center"/>
         <w:tblLayout w:type="fixed"/>
         <w:tblLook w:firstColumn="1" w:firstRow="1" w:lastColumn="0" w:lastRow="0" w:noHBand="0" w:noVBand="1" w:val="04A0"/>
+        <w:tblInd w:w="0" w:type="dxa"/>
       </w:tblPr>
       <w:tblGrid>
-        <w:gridCol w:w="3120"/>
-        <w:gridCol w:w="3120"/>
-        <w:gridCol w:w="3120"/>
+        <w:gridCol w:w="792"/>
+        <w:gridCol w:w="2088"/>
+        <w:gridCol w:w="6480"/>
       </w:tblGrid>
       <w:tr>
         <w:trPr>
@@ -3150,14 +3155,15 @@
     </w:p>
     <w:tbl>
       <w:tblPr>
-        <w:tblW w:type="auto" w:w="0"/>
+        <w:tblW w:type="dxa" w:w="9360"/>
         <w:jc w:val="center"/>
         <w:tblLayout w:type="fixed"/>
         <w:tblLook w:firstColumn="1" w:firstRow="1" w:lastColumn="0" w:lastRow="0" w:noHBand="0" w:noVBand="1" w:val="04A0"/>
+        <w:tblInd w:w="0" w:type="dxa"/>
       </w:tblPr>
       <w:tblGrid>
-        <w:gridCol w:w="4680"/>
-        <w:gridCol w:w="4680"/>
+        <w:gridCol w:w="1152"/>
+        <w:gridCol w:w="8208"/>
       </w:tblGrid>
       <w:tr>
         <w:trPr>
@@ -4201,15 +4207,16 @@
     </w:p>
     <w:tbl>
       <w:tblPr>
-        <w:tblW w:type="auto" w:w="0"/>
+        <w:tblW w:type="dxa" w:w="9359"/>
         <w:jc w:val="center"/>
         <w:tblLayout w:type="fixed"/>
         <w:tblLook w:firstColumn="1" w:firstRow="1" w:lastColumn="0" w:lastRow="0" w:noHBand="0" w:noVBand="1" w:val="04A0"/>
+        <w:tblInd w:w="0" w:type="dxa"/>
       </w:tblPr>
       <w:tblGrid>
-        <w:gridCol w:w="3120"/>
-        <w:gridCol w:w="3120"/>
-        <w:gridCol w:w="3120"/>
+        <w:gridCol w:w="1728"/>
+        <w:gridCol w:w="3960"/>
+        <w:gridCol w:w="3671"/>
       </w:tblGrid>
       <w:tr>
         <w:trPr>
@@ -4757,7 +4764,7 @@
                 <w:color w:val="203740"/>
                 <w:sz w:val="14"/>
               </w:rPr>
-              <w:t>El corte 2026 asocia 44 proyectos, RD$4.23 mil millones de presupuesto y 41.3% de ejecución registrada. El consolidado del CDP incluye 15 demandas.</w:t>
+              <w:t>El corte 2026 asocia 44 proyectos, RD$4.23 mil millones de presupuesto y 44.8% de ejecución registrada. El consolidado del CDP incluye 15 demandas.</w:t>
             </w:r>
           </w:p>
         </w:tc>
@@ -4818,17 +4825,18 @@
     </w:p>
     <w:tbl>
       <w:tblPr>
-        <w:tblW w:type="auto" w:w="0"/>
+        <w:tblW w:type="dxa" w:w="9360"/>
         <w:jc w:val="center"/>
         <w:tblLayout w:type="fixed"/>
         <w:tblLook w:firstColumn="1" w:firstRow="1" w:lastColumn="0" w:lastRow="0" w:noHBand="0" w:noVBand="1" w:val="04A0"/>
+        <w:tblInd w:w="0" w:type="dxa"/>
       </w:tblPr>
       <w:tblGrid>
-        <w:gridCol w:w="1872"/>
-        <w:gridCol w:w="1872"/>
-        <w:gridCol w:w="1872"/>
-        <w:gridCol w:w="1872"/>
-        <w:gridCol w:w="1872"/>
+        <w:gridCol w:w="1440"/>
+        <w:gridCol w:w="1440"/>
+        <w:gridCol w:w="2304"/>
+        <w:gridCol w:w="2088"/>
+        <w:gridCol w:w="2088"/>
       </w:tblGrid>
       <w:tr>
         <w:trPr>
@@ -6108,14 +6116,15 @@
     </w:p>
     <w:tbl>
       <w:tblPr>
-        <w:tblW w:type="auto" w:w="0"/>
+        <w:tblW w:type="dxa" w:w="9358"/>
         <w:jc w:val="center"/>
         <w:tblLayout w:type="fixed"/>
         <w:tblLook w:firstColumn="1" w:firstRow="1" w:lastColumn="0" w:lastRow="0" w:noHBand="0" w:noVBand="1" w:val="04A0"/>
+        <w:tblInd w:w="0" w:type="dxa"/>
       </w:tblPr>
       <w:tblGrid>
-        <w:gridCol w:w="4680"/>
-        <w:gridCol w:w="4680"/>
+        <w:gridCol w:w="1655"/>
+        <w:gridCol w:w="7703"/>
       </w:tblGrid>
       <w:tr>
         <w:trPr>
@@ -6463,17 +6472,18 @@
     </w:p>
     <w:tbl>
       <w:tblPr>
-        <w:tblW w:type="auto" w:w="0"/>
+        <w:tblW w:type="dxa" w:w="9357"/>
         <w:jc w:val="center"/>
         <w:tblLayout w:type="fixed"/>
         <w:tblLook w:firstColumn="1" w:firstRow="1" w:lastColumn="0" w:lastRow="0" w:noHBand="0" w:noVBand="1" w:val="04A0"/>
+        <w:tblInd w:w="0" w:type="dxa"/>
       </w:tblPr>
       <w:tblGrid>
-        <w:gridCol w:w="1872"/>
-        <w:gridCol w:w="1872"/>
-        <w:gridCol w:w="1872"/>
-        <w:gridCol w:w="1872"/>
-        <w:gridCol w:w="1872"/>
+        <w:gridCol w:w="1655"/>
+        <w:gridCol w:w="2088"/>
+        <w:gridCol w:w="1655"/>
+        <w:gridCol w:w="1944"/>
+        <w:gridCol w:w="2015"/>
       </w:tblGrid>
       <w:tr>
         <w:trPr>
@@ -7354,15 +7364,16 @@
     </w:p>
     <w:tbl>
       <w:tblPr>
-        <w:tblW w:type="auto" w:w="0"/>
+        <w:tblW w:type="dxa" w:w="9360"/>
         <w:jc w:val="center"/>
         <w:tblLayout w:type="fixed"/>
         <w:tblLook w:firstColumn="1" w:firstRow="1" w:lastColumn="0" w:lastRow="0" w:noHBand="0" w:noVBand="1" w:val="04A0"/>
+        <w:tblInd w:w="0" w:type="dxa"/>
       </w:tblPr>
       <w:tblGrid>
-        <w:gridCol w:w="3120"/>
-        <w:gridCol w:w="3120"/>
-        <w:gridCol w:w="3120"/>
+        <w:gridCol w:w="3240"/>
+        <w:gridCol w:w="4680"/>
+        <w:gridCol w:w="1440"/>
       </w:tblGrid>
       <w:tr>
         <w:trPr>
@@ -8007,14 +8018,15 @@
     </w:p>
     <w:tbl>
       <w:tblPr>
-        <w:tblW w:type="auto" w:w="0"/>
+        <w:tblW w:type="dxa" w:w="9360"/>
         <w:jc w:val="center"/>
         <w:tblLayout w:type="fixed"/>
         <w:tblLook w:firstColumn="1" w:firstRow="1" w:lastColumn="0" w:lastRow="0" w:noHBand="0" w:noVBand="1" w:val="04A0"/>
+        <w:tblInd w:w="0" w:type="dxa"/>
       </w:tblPr>
       <w:tblGrid>
-        <w:gridCol w:w="4680"/>
-        <w:gridCol w:w="4680"/>
+        <w:gridCol w:w="2880"/>
+        <w:gridCol w:w="6480"/>
       </w:tblGrid>
       <w:tr>
         <w:trPr>
@@ -8302,17 +8314,18 @@
     </w:p>
     <w:tbl>
       <w:tblPr>
-        <w:tblW w:type="auto" w:w="0"/>
+        <w:tblW w:type="dxa" w:w="9360"/>
         <w:jc w:val="center"/>
         <w:tblLayout w:type="fixed"/>
         <w:tblLook w:firstColumn="1" w:firstRow="1" w:lastColumn="0" w:lastRow="0" w:noHBand="0" w:noVBand="1" w:val="04A0"/>
+        <w:tblInd w:w="0" w:type="dxa"/>
       </w:tblPr>
       <w:tblGrid>
-        <w:gridCol w:w="1872"/>
-        <w:gridCol w:w="1872"/>
-        <w:gridCol w:w="1872"/>
-        <w:gridCol w:w="1872"/>
-        <w:gridCol w:w="1872"/>
+        <w:gridCol w:w="1944"/>
+        <w:gridCol w:w="1800"/>
+        <w:gridCol w:w="1800"/>
+        <w:gridCol w:w="2376"/>
+        <w:gridCol w:w="1440"/>
       </w:tblGrid>
       <w:tr>
         <w:trPr>
@@ -9043,14 +9056,15 @@
     </w:p>
     <w:tbl>
       <w:tblPr>
-        <w:tblW w:type="auto" w:w="0"/>
+        <w:tblW w:type="dxa" w:w="9360"/>
         <w:jc w:val="center"/>
         <w:tblLayout w:type="fixed"/>
         <w:tblLook w:firstColumn="1" w:firstRow="1" w:lastColumn="0" w:lastRow="0" w:noHBand="0" w:noVBand="1" w:val="04A0"/>
+        <w:tblInd w:w="0" w:type="dxa"/>
       </w:tblPr>
       <w:tblGrid>
-        <w:gridCol w:w="4680"/>
-        <w:gridCol w:w="4680"/>
+        <w:gridCol w:w="3168"/>
+        <w:gridCol w:w="6192"/>
       </w:tblGrid>
       <w:tr>
         <w:trPr>
@@ -9654,17 +9668,18 @@
     </w:p>
     <w:tbl>
       <w:tblPr>
-        <w:tblW w:type="auto" w:w="0"/>
+        <w:tblW w:type="dxa" w:w="9359"/>
         <w:jc w:val="center"/>
         <w:tblLayout w:type="fixed"/>
         <w:tblLook w:firstColumn="1" w:firstRow="1" w:lastColumn="0" w:lastRow="0" w:noHBand="0" w:noVBand="1" w:val="04A0"/>
+        <w:tblInd w:w="0" w:type="dxa"/>
       </w:tblPr>
       <w:tblGrid>
-        <w:gridCol w:w="1872"/>
-        <w:gridCol w:w="1872"/>
-        <w:gridCol w:w="1872"/>
-        <w:gridCol w:w="1872"/>
-        <w:gridCol w:w="1872"/>
+        <w:gridCol w:w="2088"/>
+        <w:gridCol w:w="1728"/>
+        <w:gridCol w:w="1728"/>
+        <w:gridCol w:w="1800"/>
+        <w:gridCol w:w="2015"/>
       </w:tblGrid>
       <w:tr>
         <w:trPr>
@@ -10408,17 +10423,18 @@
     </w:p>
     <w:tbl>
       <w:tblPr>
-        <w:tblW w:type="auto" w:w="0"/>
+        <w:tblW w:type="dxa" w:w="9360"/>
         <w:jc w:val="center"/>
         <w:tblLayout w:type="fixed"/>
         <w:tblLook w:firstColumn="1" w:firstRow="1" w:lastColumn="0" w:lastRow="0" w:noHBand="0" w:noVBand="1" w:val="04A0"/>
+        <w:tblInd w:w="0" w:type="dxa"/>
       </w:tblPr>
       <w:tblGrid>
-        <w:gridCol w:w="1872"/>
-        <w:gridCol w:w="1872"/>
-        <w:gridCol w:w="1872"/>
-        <w:gridCol w:w="1872"/>
-        <w:gridCol w:w="1872"/>
+        <w:gridCol w:w="648"/>
+        <w:gridCol w:w="4464"/>
+        <w:gridCol w:w="1512"/>
+        <w:gridCol w:w="1512"/>
+        <w:gridCol w:w="1224"/>
       </w:tblGrid>
       <w:tr>
         <w:trPr>
@@ -12635,9 +12651,8968 @@
       </w:tr>
     </w:tbl>
     <w:p>
+      <w:pPr>
+        <w:sectPr>
+          <w:headerReference w:type="default" r:id="rId9"/>
+          <w:footerReference w:type="default" r:id="rId10"/>
+          <w:pgSz w:w="12240" w:h="15840"/>
+          <w:pgMar w:top="1181" w:right="1440" w:bottom="1123" w:left="1440" w:header="504" w:footer="504" w:gutter="0"/>
+          <w:cols w:space="720"/>
+          <w:docGrid w:linePitch="360"/>
+        </w:sectPr>
+      </w:pPr>
+    </w:p>
+    <w:p>
+      <w:pPr>
+        <w:pStyle w:val="Heading1"/>
+      </w:pPr>
       <w:r>
-        <w:br w:type="page"/>
+        <w:t>Anexo B. Proyectos de inversión pública asociados</w:t>
       </w:r>
+    </w:p>
+    <w:p>
+      <w:pPr>
+        <w:jc w:val="both"/>
+      </w:pPr>
+      <w:r>
+        <w:rPr>
+          <w:rFonts w:ascii="Calibri" w:hAnsi="Calibri" w:eastAsia="Calibri"/>
+          <w:color w:val="203740"/>
+          <w:sz w:val="21"/>
+        </w:rPr>
+        <w:t>El corte administrativo del 02-08-2026 asocia 44 proyectos a Samaná. Se muestran todos los registros y todos los campos sustantivos y de trazabilidad disponibles en la fuente. La asociación territorial no implica que el monto completo sea exclusivo de la provincia cuando el proyecto cubre más de un territorio.</w:t>
+      </w:r>
+    </w:p>
+    <w:tbl>
+      <w:tblPr>
+        <w:tblW w:type="dxa" w:w="12960"/>
+        <w:jc w:val="center"/>
+        <w:tblLayout w:type="fixed"/>
+        <w:tblLook w:firstColumn="1" w:firstRow="1" w:lastColumn="0" w:lastRow="0" w:noHBand="0" w:noVBand="1" w:val="04A0"/>
+        <w:tblInd w:w="0" w:type="dxa"/>
+      </w:tblPr>
+      <w:tblGrid>
+        <w:gridCol w:w="1728"/>
+        <w:gridCol w:w="3744"/>
+        <w:gridCol w:w="3744"/>
+        <w:gridCol w:w="3744"/>
+      </w:tblGrid>
+      <w:tr>
+        <w:trPr>
+          <w:tblHeader w:val="true"/>
+        </w:trPr>
+        <w:tc>
+          <w:tcPr>
+            <w:tcW w:type="dxa" w:w="1728"/>
+            <w:tcMar>
+              <w:top w:w="70" w:type="dxa"/>
+              <w:start w:w="90" w:type="dxa"/>
+              <w:bottom w:w="70" w:type="dxa"/>
+              <w:end w:w="90" w:type="dxa"/>
+            </w:tcMar>
+            <w:vAlign w:val="center"/>
+            <w:shd w:fill="203740"/>
+          </w:tcPr>
+          <w:p>
+            <w:pPr>
+              <w:spacing w:after="0" w:line="252" w:lineRule="auto"/>
+              <w:jc w:val="left"/>
+            </w:pPr>
+            <w:r>
+              <w:rPr>
+                <w:rFonts w:ascii="Calibri" w:hAnsi="Calibri" w:eastAsia="Calibri"/>
+                <w:b/>
+                <w:color w:val="FFFFFF"/>
+                <w:sz w:val="18"/>
+              </w:rPr>
+              <w:t>Proyectos</w:t>
+            </w:r>
+          </w:p>
+        </w:tc>
+        <w:tc>
+          <w:tcPr>
+            <w:tcW w:type="dxa" w:w="3744"/>
+            <w:tcMar>
+              <w:top w:w="70" w:type="dxa"/>
+              <w:start w:w="90" w:type="dxa"/>
+              <w:bottom w:w="70" w:type="dxa"/>
+              <w:end w:w="90" w:type="dxa"/>
+            </w:tcMar>
+            <w:vAlign w:val="center"/>
+            <w:shd w:fill="203740"/>
+          </w:tcPr>
+          <w:p>
+            <w:pPr>
+              <w:spacing w:after="0" w:line="252" w:lineRule="auto"/>
+              <w:jc w:val="left"/>
+            </w:pPr>
+            <w:r>
+              <w:rPr>
+                <w:rFonts w:ascii="Calibri" w:hAnsi="Calibri" w:eastAsia="Calibri"/>
+                <w:b/>
+                <w:color w:val="FFFFFF"/>
+                <w:sz w:val="18"/>
+              </w:rPr>
+              <w:t>Presupuesto 2026</w:t>
+            </w:r>
+          </w:p>
+        </w:tc>
+        <w:tc>
+          <w:tcPr>
+            <w:tcW w:type="dxa" w:w="3744"/>
+            <w:tcMar>
+              <w:top w:w="70" w:type="dxa"/>
+              <w:start w:w="90" w:type="dxa"/>
+              <w:bottom w:w="70" w:type="dxa"/>
+              <w:end w:w="90" w:type="dxa"/>
+            </w:tcMar>
+            <w:vAlign w:val="center"/>
+            <w:shd w:fill="203740"/>
+          </w:tcPr>
+          <w:p>
+            <w:pPr>
+              <w:spacing w:after="0" w:line="252" w:lineRule="auto"/>
+              <w:jc w:val="left"/>
+            </w:pPr>
+            <w:r>
+              <w:rPr>
+                <w:rFonts w:ascii="Calibri" w:hAnsi="Calibri" w:eastAsia="Calibri"/>
+                <w:b/>
+                <w:color w:val="FFFFFF"/>
+                <w:sz w:val="18"/>
+              </w:rPr>
+              <w:t>Ejecutado 2026</w:t>
+            </w:r>
+          </w:p>
+        </w:tc>
+        <w:tc>
+          <w:tcPr>
+            <w:tcW w:type="dxa" w:w="3744"/>
+            <w:tcMar>
+              <w:top w:w="70" w:type="dxa"/>
+              <w:start w:w="90" w:type="dxa"/>
+              <w:bottom w:w="70" w:type="dxa"/>
+              <w:end w:w="90" w:type="dxa"/>
+            </w:tcMar>
+            <w:vAlign w:val="center"/>
+            <w:shd w:fill="203740"/>
+          </w:tcPr>
+          <w:p>
+            <w:pPr>
+              <w:spacing w:after="0" w:line="252" w:lineRule="auto"/>
+              <w:jc w:val="left"/>
+            </w:pPr>
+            <w:r>
+              <w:rPr>
+                <w:rFonts w:ascii="Calibri" w:hAnsi="Calibri" w:eastAsia="Calibri"/>
+                <w:b/>
+                <w:color w:val="FFFFFF"/>
+                <w:sz w:val="18"/>
+              </w:rPr>
+              <w:t>Ejecución presupuestaria 2026</w:t>
+            </w:r>
+          </w:p>
+        </w:tc>
+      </w:tr>
+      <w:tr>
+        <w:tc>
+          <w:tcPr>
+            <w:tcW w:type="dxa" w:w="1728"/>
+            <w:tcMar>
+              <w:top w:w="70" w:type="dxa"/>
+              <w:start w:w="90" w:type="dxa"/>
+              <w:bottom w:w="70" w:type="dxa"/>
+              <w:end w:w="90" w:type="dxa"/>
+            </w:tcMar>
+            <w:vAlign w:val="center"/>
+          </w:tcPr>
+          <w:p>
+            <w:pPr>
+              <w:spacing w:after="0" w:line="252" w:lineRule="auto"/>
+              <w:jc w:val="center"/>
+            </w:pPr>
+            <w:r>
+              <w:rPr>
+                <w:rFonts w:ascii="Calibri" w:hAnsi="Calibri" w:eastAsia="Calibri"/>
+                <w:color w:val="203740"/>
+                <w:sz w:val="18"/>
+              </w:rPr>
+              <w:t>44</w:t>
+            </w:r>
+          </w:p>
+        </w:tc>
+        <w:tc>
+          <w:tcPr>
+            <w:tcW w:type="dxa" w:w="3744"/>
+            <w:tcMar>
+              <w:top w:w="70" w:type="dxa"/>
+              <w:start w:w="90" w:type="dxa"/>
+              <w:bottom w:w="70" w:type="dxa"/>
+              <w:end w:w="90" w:type="dxa"/>
+            </w:tcMar>
+            <w:vAlign w:val="center"/>
+          </w:tcPr>
+          <w:p>
+            <w:pPr>
+              <w:spacing w:after="0" w:line="252" w:lineRule="auto"/>
+              <w:jc w:val="right"/>
+            </w:pPr>
+            <w:r>
+              <w:rPr>
+                <w:rFonts w:ascii="Calibri" w:hAnsi="Calibri" w:eastAsia="Calibri"/>
+                <w:color w:val="203740"/>
+                <w:sz w:val="18"/>
+              </w:rPr>
+              <w:t>RD$ 4,230,865,721.56</w:t>
+            </w:r>
+          </w:p>
+        </w:tc>
+        <w:tc>
+          <w:tcPr>
+            <w:tcW w:type="dxa" w:w="3744"/>
+            <w:tcMar>
+              <w:top w:w="70" w:type="dxa"/>
+              <w:start w:w="90" w:type="dxa"/>
+              <w:bottom w:w="70" w:type="dxa"/>
+              <w:end w:w="90" w:type="dxa"/>
+            </w:tcMar>
+            <w:vAlign w:val="center"/>
+          </w:tcPr>
+          <w:p>
+            <w:pPr>
+              <w:spacing w:after="0" w:line="252" w:lineRule="auto"/>
+              <w:jc w:val="right"/>
+            </w:pPr>
+            <w:r>
+              <w:rPr>
+                <w:rFonts w:ascii="Calibri" w:hAnsi="Calibri" w:eastAsia="Calibri"/>
+                <w:color w:val="203740"/>
+                <w:sz w:val="18"/>
+              </w:rPr>
+              <w:t>RD$ 1,897,230,326.91</w:t>
+            </w:r>
+          </w:p>
+        </w:tc>
+        <w:tc>
+          <w:tcPr>
+            <w:tcW w:type="dxa" w:w="3744"/>
+            <w:tcMar>
+              <w:top w:w="70" w:type="dxa"/>
+              <w:start w:w="90" w:type="dxa"/>
+              <w:bottom w:w="70" w:type="dxa"/>
+              <w:end w:w="90" w:type="dxa"/>
+            </w:tcMar>
+            <w:vAlign w:val="center"/>
+          </w:tcPr>
+          <w:p>
+            <w:pPr>
+              <w:spacing w:after="0" w:line="252" w:lineRule="auto"/>
+              <w:jc w:val="right"/>
+            </w:pPr>
+            <w:r>
+              <w:rPr>
+                <w:rFonts w:ascii="Calibri" w:hAnsi="Calibri" w:eastAsia="Calibri"/>
+                <w:color w:val="203740"/>
+                <w:sz w:val="18"/>
+              </w:rPr>
+              <w:t>44.84%</w:t>
+            </w:r>
+          </w:p>
+        </w:tc>
+      </w:tr>
+    </w:tbl>
+    <w:tbl>
+      <w:tblPr>
+        <w:tblW w:type="auto" w:w="0"/>
+        <w:jc w:val="center"/>
+        <w:tblLayout w:type="fixed"/>
+        <w:tblLook w:firstColumn="1" w:firstRow="1" w:lastColumn="0" w:lastRow="0" w:noHBand="0" w:noVBand="1" w:val="04A0"/>
+      </w:tblPr>
+      <w:tblGrid>
+        <w:gridCol w:w="14400"/>
+      </w:tblGrid>
+      <w:tr>
+        <w:tc>
+          <w:tcPr>
+            <w:tcW w:type="dxa" w:w="9360"/>
+            <w:tcMar>
+              <w:top w:w="120" w:type="dxa"/>
+              <w:start w:w="140" w:type="dxa"/>
+              <w:bottom w:w="120" w:type="dxa"/>
+              <w:end w:w="140" w:type="dxa"/>
+            </w:tcMar>
+            <w:shd w:fill="EEF5FA"/>
+          </w:tcPr>
+          <w:p>
+            <w:pPr>
+              <w:spacing w:after="60"/>
+            </w:pPr>
+            <w:r/>
+            <w:r>
+              <w:rPr>
+                <w:rFonts w:ascii="Calibri" w:hAnsi="Calibri" w:eastAsia="Calibri"/>
+                <w:b/>
+                <w:color w:val="2E74B5"/>
+                <w:sz w:val="21"/>
+              </w:rPr>
+              <w:t>Cómo leer los porcentajes</w:t>
+            </w:r>
+          </w:p>
+          <w:p>
+            <w:pPr>
+              <w:spacing w:after="0"/>
+            </w:pPr>
+            <w:r>
+              <w:rPr>
+                <w:rFonts w:ascii="Calibri" w:hAnsi="Calibri" w:eastAsia="Calibri"/>
+                <w:color w:val="203740"/>
+                <w:sz w:val="19"/>
+              </w:rPr>
+              <w:t>La ejecución presupuestaria 2026 se calcula como ejecutado 2026 dividido entre presupuesto 2026. Los avances físico y financiero proceden del perfil general del proyecto y pueden cubrir períodos distintos; no deben interpretarse como el mismo indicador.</w:t>
+            </w:r>
+          </w:p>
+        </w:tc>
+      </w:tr>
+    </w:tbl>
+    <w:p>
+      <w:pPr>
+        <w:pStyle w:val="Heading2"/>
+      </w:pPr>
+      <w:r>
+        <w:t>B.1 Cartera completa de inversión pública asociada</w:t>
+      </w:r>
+    </w:p>
+    <w:tbl>
+      <w:tblPr>
+        <w:tblW w:type="dxa" w:w="14111"/>
+        <w:jc w:val="center"/>
+        <w:tblLayout w:type="fixed"/>
+        <w:tblLook w:firstColumn="1" w:firstRow="1" w:lastColumn="0" w:lastRow="0" w:noHBand="0" w:noVBand="1" w:val="04A0"/>
+        <w:tblInd w:w="0" w:type="dxa"/>
+      </w:tblPr>
+      <w:tblGrid>
+        <w:gridCol w:w="576"/>
+        <w:gridCol w:w="1655"/>
+        <w:gridCol w:w="5976"/>
+        <w:gridCol w:w="2880"/>
+        <w:gridCol w:w="3024"/>
+      </w:tblGrid>
+      <w:tr>
+        <w:trPr>
+          <w:tblHeader w:val="true"/>
+        </w:trPr>
+        <w:tc>
+          <w:tcPr>
+            <w:tcW w:type="dxa" w:w="576"/>
+            <w:tcMar>
+              <w:top w:w="70" w:type="dxa"/>
+              <w:start w:w="90" w:type="dxa"/>
+              <w:bottom w:w="70" w:type="dxa"/>
+              <w:end w:w="90" w:type="dxa"/>
+            </w:tcMar>
+            <w:vAlign w:val="center"/>
+            <w:shd w:fill="203740"/>
+          </w:tcPr>
+          <w:p>
+            <w:pPr>
+              <w:spacing w:after="0" w:line="252" w:lineRule="auto"/>
+              <w:jc w:val="left"/>
+            </w:pPr>
+            <w:r>
+              <w:rPr>
+                <w:rFonts w:ascii="Calibri" w:hAnsi="Calibri" w:eastAsia="Calibri"/>
+                <w:b/>
+                <w:color w:val="FFFFFF"/>
+                <w:sz w:val="14"/>
+              </w:rPr>
+              <w:t>N.º</w:t>
+            </w:r>
+          </w:p>
+        </w:tc>
+        <w:tc>
+          <w:tcPr>
+            <w:tcW w:type="dxa" w:w="1656"/>
+            <w:tcMar>
+              <w:top w:w="70" w:type="dxa"/>
+              <w:start w:w="90" w:type="dxa"/>
+              <w:bottom w:w="70" w:type="dxa"/>
+              <w:end w:w="90" w:type="dxa"/>
+            </w:tcMar>
+            <w:vAlign w:val="center"/>
+            <w:shd w:fill="203740"/>
+          </w:tcPr>
+          <w:p>
+            <w:pPr>
+              <w:spacing w:after="0" w:line="252" w:lineRule="auto"/>
+              <w:jc w:val="left"/>
+            </w:pPr>
+            <w:r>
+              <w:rPr>
+                <w:rFonts w:ascii="Calibri" w:hAnsi="Calibri" w:eastAsia="Calibri"/>
+                <w:b/>
+                <w:color w:val="FFFFFF"/>
+                <w:sz w:val="14"/>
+              </w:rPr>
+              <w:t>Identificación</w:t>
+            </w:r>
+          </w:p>
+        </w:tc>
+        <w:tc>
+          <w:tcPr>
+            <w:tcW w:type="dxa" w:w="5976"/>
+            <w:tcMar>
+              <w:top w:w="70" w:type="dxa"/>
+              <w:start w:w="90" w:type="dxa"/>
+              <w:bottom w:w="70" w:type="dxa"/>
+              <w:end w:w="90" w:type="dxa"/>
+            </w:tcMar>
+            <w:vAlign w:val="center"/>
+            <w:shd w:fill="203740"/>
+          </w:tcPr>
+          <w:p>
+            <w:pPr>
+              <w:spacing w:after="0" w:line="252" w:lineRule="auto"/>
+              <w:jc w:val="left"/>
+            </w:pPr>
+            <w:r>
+              <w:rPr>
+                <w:rFonts w:ascii="Calibri" w:hAnsi="Calibri" w:eastAsia="Calibri"/>
+                <w:b/>
+                <w:color w:val="FFFFFF"/>
+                <w:sz w:val="14"/>
+              </w:rPr>
+              <w:t>Proyecto / institución / territorio</w:t>
+            </w:r>
+          </w:p>
+        </w:tc>
+        <w:tc>
+          <w:tcPr>
+            <w:tcW w:type="dxa" w:w="2880"/>
+            <w:tcMar>
+              <w:top w:w="70" w:type="dxa"/>
+              <w:start w:w="90" w:type="dxa"/>
+              <w:bottom w:w="70" w:type="dxa"/>
+              <w:end w:w="90" w:type="dxa"/>
+            </w:tcMar>
+            <w:vAlign w:val="center"/>
+            <w:shd w:fill="203740"/>
+          </w:tcPr>
+          <w:p>
+            <w:pPr>
+              <w:spacing w:after="0" w:line="252" w:lineRule="auto"/>
+              <w:jc w:val="left"/>
+            </w:pPr>
+            <w:r>
+              <w:rPr>
+                <w:rFonts w:ascii="Calibri" w:hAnsi="Calibri" w:eastAsia="Calibri"/>
+                <w:b/>
+                <w:color w:val="FFFFFF"/>
+                <w:sz w:val="14"/>
+              </w:rPr>
+              <w:t>Estado / período / avances</w:t>
+            </w:r>
+          </w:p>
+        </w:tc>
+        <w:tc>
+          <w:tcPr>
+            <w:tcW w:type="dxa" w:w="3024"/>
+            <w:tcMar>
+              <w:top w:w="70" w:type="dxa"/>
+              <w:start w:w="90" w:type="dxa"/>
+              <w:bottom w:w="70" w:type="dxa"/>
+              <w:end w:w="90" w:type="dxa"/>
+            </w:tcMar>
+            <w:vAlign w:val="center"/>
+            <w:shd w:fill="203740"/>
+          </w:tcPr>
+          <w:p>
+            <w:pPr>
+              <w:spacing w:after="0" w:line="252" w:lineRule="auto"/>
+              <w:jc w:val="left"/>
+            </w:pPr>
+            <w:r>
+              <w:rPr>
+                <w:rFonts w:ascii="Calibri" w:hAnsi="Calibri" w:eastAsia="Calibri"/>
+                <w:b/>
+                <w:color w:val="FFFFFF"/>
+                <w:sz w:val="14"/>
+              </w:rPr>
+              <w:t>Costos y ejecución</w:t>
+            </w:r>
+          </w:p>
+        </w:tc>
+      </w:tr>
+      <w:tr>
+        <w:tc>
+          <w:tcPr>
+            <w:tcW w:type="dxa" w:w="576"/>
+            <w:tcMar>
+              <w:top w:w="70" w:type="dxa"/>
+              <w:start w:w="90" w:type="dxa"/>
+              <w:bottom w:w="70" w:type="dxa"/>
+              <w:end w:w="90" w:type="dxa"/>
+            </w:tcMar>
+            <w:vAlign w:val="center"/>
+          </w:tcPr>
+          <w:p>
+            <w:pPr>
+              <w:spacing w:after="0" w:line="252" w:lineRule="auto"/>
+              <w:jc w:val="center"/>
+            </w:pPr>
+            <w:r>
+              <w:rPr>
+                <w:rFonts w:ascii="Calibri" w:hAnsi="Calibri" w:eastAsia="Calibri"/>
+                <w:color w:val="203740"/>
+                <w:sz w:val="14"/>
+              </w:rPr>
+              <w:t>1</w:t>
+            </w:r>
+          </w:p>
+        </w:tc>
+        <w:tc>
+          <w:tcPr>
+            <w:tcW w:type="dxa" w:w="1656"/>
+            <w:tcMar>
+              <w:top w:w="70" w:type="dxa"/>
+              <w:start w:w="90" w:type="dxa"/>
+              <w:bottom w:w="70" w:type="dxa"/>
+              <w:end w:w="90" w:type="dxa"/>
+            </w:tcMar>
+            <w:vAlign w:val="center"/>
+          </w:tcPr>
+          <w:p>
+            <w:pPr>
+              <w:spacing w:after="0" w:line="252" w:lineRule="auto"/>
+              <w:jc w:val="left"/>
+            </w:pPr>
+            <w:r>
+              <w:rPr>
+                <w:rFonts w:ascii="Calibri" w:hAnsi="Calibri" w:eastAsia="Calibri"/>
+                <w:color w:val="203740"/>
+                <w:sz w:val="14"/>
+              </w:rPr>
+              <w:t>SNIP 12556</w:t>
+              <w:br/>
+              <w:t>Ficha/Mapa 2057</w:t>
+              <w:br/>
+              <w:t>Fuentes:</w:t>
+              <w:br/>
+              <w:t>Maestro Sí · Ppto. Sí</w:t>
+              <w:br/>
+              <w:t>Territorio Sí · CSV territ. Sí</w:t>
+              <w:br/>
+              <w:t>Perfil Sí</w:t>
+            </w:r>
+            <w:r>
+              <w:br/>
+            </w:r>
+            <w:hyperlink r:id="rId27">
+              <w:r>
+                <w:rPr>
+                  <w:rFonts w:ascii="Calibri" w:hAnsi="Calibri" w:eastAsia="Calibri"/>
+                  <w:color w:val="2E74B5"/>
+                  <w:u w:val="single"/>
+                  <w:sz w:val="14"/>
+                </w:rPr>
+                <w:t>Abrir proyecto</w:t>
+              </w:r>
+            </w:hyperlink>
+          </w:p>
+        </w:tc>
+        <w:tc>
+          <w:tcPr>
+            <w:tcW w:type="dxa" w:w="5976"/>
+            <w:tcMar>
+              <w:top w:w="70" w:type="dxa"/>
+              <w:start w:w="90" w:type="dxa"/>
+              <w:bottom w:w="70" w:type="dxa"/>
+              <w:end w:w="90" w:type="dxa"/>
+            </w:tcMar>
+            <w:vAlign w:val="center"/>
+          </w:tcPr>
+          <w:p>
+            <w:pPr>
+              <w:spacing w:after="0" w:line="252" w:lineRule="auto"/>
+              <w:jc w:val="left"/>
+            </w:pPr>
+            <w:r>
+              <w:rPr>
+                <w:rFonts w:ascii="Calibri" w:hAnsi="Calibri" w:eastAsia="Calibri"/>
+                <w:color w:val="203740"/>
+                <w:sz w:val="14"/>
+              </w:rPr>
+              <w:t>CONSTRUCCIÓN DE 12 PLANTELES ESCOLARES EN LA PROVINCIA SAMANA</w:t>
+              <w:br/>
+              <w:t>Institución(es): DIRECCION DE INFRAESTRUCTURA ESCOLAR</w:t>
+              <w:br/>
+              <w:t>Sector(es): Educación</w:t>
+              <w:br/>
+              <w:t>Territorios declarados: región cibao_nordeste; provincia(s) SAMANÁ; municipio(s) Sin registro</w:t>
+              <w:br/>
+              <w:t>Localización codificada: 03 cibao_nordeste · 20 SAMANÁ</w:t>
+              <w:br/>
+              <w:t>Ubicación del perfil: SAMANÁ - PROYECTO DEPARTAMENTAL</w:t>
+              <w:br/>
+              <w:t>Fuente territorial: profile · alcance province · verificada 02-08-2026 12:40 UTC</w:t>
+              <w:br/>
+              <w:t>Cobertura: nacional No · multirregional No</w:t>
+            </w:r>
+          </w:p>
+        </w:tc>
+        <w:tc>
+          <w:tcPr>
+            <w:tcW w:type="dxa" w:w="2880"/>
+            <w:tcMar>
+              <w:top w:w="70" w:type="dxa"/>
+              <w:start w:w="90" w:type="dxa"/>
+              <w:bottom w:w="70" w:type="dxa"/>
+              <w:end w:w="90" w:type="dxa"/>
+            </w:tcMar>
+            <w:vAlign w:val="center"/>
+          </w:tcPr>
+          <w:p>
+            <w:pPr>
+              <w:spacing w:after="0" w:line="252" w:lineRule="auto"/>
+              <w:jc w:val="left"/>
+            </w:pPr>
+            <w:r>
+              <w:rPr>
+                <w:rFonts w:ascii="Calibri" w:hAnsi="Calibri" w:eastAsia="Calibri"/>
+                <w:color w:val="203740"/>
+                <w:sz w:val="14"/>
+              </w:rPr>
+              <w:t>Estado: EJECUCIÓN</w:t>
+              <w:br/>
+              <w:t>Período: 01-01-2013 – 31-01-2027</w:t>
+              <w:br/>
+              <w:t>Avance físico: 90.79%</w:t>
+              <w:br/>
+              <w:t>Avance financiero: 90.79%</w:t>
+              <w:br/>
+              <w:t>Contratos: 0 total · 0 activos</w:t>
+              <w:br/>
+              <w:t>Seguimiento: Sin ejecución ni contrato activo</w:t>
+            </w:r>
+          </w:p>
+        </w:tc>
+        <w:tc>
+          <w:tcPr>
+            <w:tcW w:type="dxa" w:w="3024"/>
+            <w:tcMar>
+              <w:top w:w="70" w:type="dxa"/>
+              <w:start w:w="90" w:type="dxa"/>
+              <w:bottom w:w="70" w:type="dxa"/>
+              <w:end w:w="90" w:type="dxa"/>
+            </w:tcMar>
+            <w:vAlign w:val="center"/>
+          </w:tcPr>
+          <w:p>
+            <w:pPr>
+              <w:spacing w:after="0" w:line="252" w:lineRule="auto"/>
+              <w:jc w:val="left"/>
+            </w:pPr>
+            <w:r>
+              <w:rPr>
+                <w:rFonts w:ascii="Calibri" w:hAnsi="Calibri" w:eastAsia="Calibri"/>
+                <w:color w:val="203740"/>
+                <w:sz w:val="14"/>
+              </w:rPr>
+              <w:t>Costo del proyecto: RD$ 674,876,617.99</w:t>
+              <w:br/>
+              <w:t>Presupuesto 2026: RD$ 1,000.00</w:t>
+              <w:br/>
+              <w:t>Ejecutado 2026: RD$ 0.00</w:t>
+              <w:br/>
+              <w:t>Ejecución 2026: 0.00%</w:t>
+            </w:r>
+          </w:p>
+        </w:tc>
+      </w:tr>
+      <w:tr>
+        <w:tc>
+          <w:tcPr>
+            <w:tcW w:type="dxa" w:w="576"/>
+            <w:tcMar>
+              <w:top w:w="70" w:type="dxa"/>
+              <w:start w:w="90" w:type="dxa"/>
+              <w:bottom w:w="70" w:type="dxa"/>
+              <w:end w:w="90" w:type="dxa"/>
+            </w:tcMar>
+            <w:vAlign w:val="center"/>
+            <w:shd w:fill="F3F6F6"/>
+          </w:tcPr>
+          <w:p>
+            <w:pPr>
+              <w:spacing w:after="0" w:line="252" w:lineRule="auto"/>
+              <w:jc w:val="center"/>
+            </w:pPr>
+            <w:r>
+              <w:rPr>
+                <w:rFonts w:ascii="Calibri" w:hAnsi="Calibri" w:eastAsia="Calibri"/>
+                <w:color w:val="203740"/>
+                <w:sz w:val="14"/>
+              </w:rPr>
+              <w:t>2</w:t>
+            </w:r>
+          </w:p>
+        </w:tc>
+        <w:tc>
+          <w:tcPr>
+            <w:tcW w:type="dxa" w:w="1656"/>
+            <w:tcMar>
+              <w:top w:w="70" w:type="dxa"/>
+              <w:start w:w="90" w:type="dxa"/>
+              <w:bottom w:w="70" w:type="dxa"/>
+              <w:end w:w="90" w:type="dxa"/>
+            </w:tcMar>
+            <w:vAlign w:val="center"/>
+            <w:shd w:fill="F3F6F6"/>
+          </w:tcPr>
+          <w:p>
+            <w:pPr>
+              <w:spacing w:after="0" w:line="252" w:lineRule="auto"/>
+              <w:jc w:val="left"/>
+            </w:pPr>
+            <w:r>
+              <w:rPr>
+                <w:rFonts w:ascii="Calibri" w:hAnsi="Calibri" w:eastAsia="Calibri"/>
+                <w:color w:val="203740"/>
+                <w:sz w:val="14"/>
+              </w:rPr>
+              <w:t>SNIP 12588</w:t>
+              <w:br/>
+              <w:t>Ficha/Mapa 2091</w:t>
+              <w:br/>
+              <w:t>Fuentes:</w:t>
+              <w:br/>
+              <w:t>Maestro Sí · Ppto. Sí</w:t>
+              <w:br/>
+              <w:t>Territorio Sí · CSV territ. Sí</w:t>
+              <w:br/>
+              <w:t>Perfil Sí</w:t>
+            </w:r>
+            <w:r>
+              <w:br/>
+            </w:r>
+            <w:hyperlink r:id="rId28">
+              <w:r>
+                <w:rPr>
+                  <w:rFonts w:ascii="Calibri" w:hAnsi="Calibri" w:eastAsia="Calibri"/>
+                  <w:color w:val="2E74B5"/>
+                  <w:u w:val="single"/>
+                  <w:sz w:val="14"/>
+                </w:rPr>
+                <w:t>Abrir proyecto</w:t>
+              </w:r>
+            </w:hyperlink>
+          </w:p>
+        </w:tc>
+        <w:tc>
+          <w:tcPr>
+            <w:tcW w:type="dxa" w:w="5976"/>
+            <w:tcMar>
+              <w:top w:w="70" w:type="dxa"/>
+              <w:start w:w="90" w:type="dxa"/>
+              <w:bottom w:w="70" w:type="dxa"/>
+              <w:end w:w="90" w:type="dxa"/>
+            </w:tcMar>
+            <w:vAlign w:val="center"/>
+            <w:shd w:fill="F3F6F6"/>
+          </w:tcPr>
+          <w:p>
+            <w:pPr>
+              <w:spacing w:after="0" w:line="252" w:lineRule="auto"/>
+              <w:jc w:val="left"/>
+            </w:pPr>
+            <w:r>
+              <w:rPr>
+                <w:rFonts w:ascii="Calibri" w:hAnsi="Calibri" w:eastAsia="Calibri"/>
+                <w:color w:val="203740"/>
+                <w:sz w:val="14"/>
+              </w:rPr>
+              <w:t>AMPLIACIÓN Y REHABILITACION DE 11 PLANTELES ESCOLARES E EN LA PROVINCIA SAMANA</w:t>
+              <w:br/>
+              <w:t>Institución(es): DIRECCION DE INFRAESTRUCTURA ESCOLAR</w:t>
+              <w:br/>
+              <w:t>Sector(es): Educación</w:t>
+              <w:br/>
+              <w:t>Territorios declarados: región cibao_nordeste; provincia(s) SAMANÁ; municipio(s) Sin registro</w:t>
+              <w:br/>
+              <w:t>Localización codificada: 03 cibao_nordeste · 20 SAMANÁ</w:t>
+              <w:br/>
+              <w:t>Ubicación del perfil: SAMANÁ - PROYECTO DEPARTAMENTAL</w:t>
+              <w:br/>
+              <w:t>Fuente territorial: profile · alcance province · verificada 02-08-2026 12:40 UTC</w:t>
+              <w:br/>
+              <w:t>Cobertura: nacional No · multirregional No</w:t>
+            </w:r>
+          </w:p>
+        </w:tc>
+        <w:tc>
+          <w:tcPr>
+            <w:tcW w:type="dxa" w:w="2880"/>
+            <w:tcMar>
+              <w:top w:w="70" w:type="dxa"/>
+              <w:start w:w="90" w:type="dxa"/>
+              <w:bottom w:w="70" w:type="dxa"/>
+              <w:end w:w="90" w:type="dxa"/>
+            </w:tcMar>
+            <w:vAlign w:val="center"/>
+            <w:shd w:fill="F3F6F6"/>
+          </w:tcPr>
+          <w:p>
+            <w:pPr>
+              <w:spacing w:after="0" w:line="252" w:lineRule="auto"/>
+              <w:jc w:val="left"/>
+            </w:pPr>
+            <w:r>
+              <w:rPr>
+                <w:rFonts w:ascii="Calibri" w:hAnsi="Calibri" w:eastAsia="Calibri"/>
+                <w:color w:val="203740"/>
+                <w:sz w:val="14"/>
+              </w:rPr>
+              <w:t>Estado: EJECUCIÓN</w:t>
+              <w:br/>
+              <w:t>Período: 01-01-2013 – 31-01-2027</w:t>
+              <w:br/>
+              <w:t>Avance físico: 68.15%</w:t>
+              <w:br/>
+              <w:t>Avance financiero: 68.15%</w:t>
+              <w:br/>
+              <w:t>Contratos: 0 total · 0 activos</w:t>
+              <w:br/>
+              <w:t>Seguimiento: Sin ejecución ni contrato activo</w:t>
+            </w:r>
+          </w:p>
+        </w:tc>
+        <w:tc>
+          <w:tcPr>
+            <w:tcW w:type="dxa" w:w="3024"/>
+            <w:tcMar>
+              <w:top w:w="70" w:type="dxa"/>
+              <w:start w:w="90" w:type="dxa"/>
+              <w:bottom w:w="70" w:type="dxa"/>
+              <w:end w:w="90" w:type="dxa"/>
+            </w:tcMar>
+            <w:vAlign w:val="center"/>
+            <w:shd w:fill="F3F6F6"/>
+          </w:tcPr>
+          <w:p>
+            <w:pPr>
+              <w:spacing w:after="0" w:line="252" w:lineRule="auto"/>
+              <w:jc w:val="left"/>
+            </w:pPr>
+            <w:r>
+              <w:rPr>
+                <w:rFonts w:ascii="Calibri" w:hAnsi="Calibri" w:eastAsia="Calibri"/>
+                <w:color w:val="203740"/>
+                <w:sz w:val="14"/>
+              </w:rPr>
+              <w:t>Costo del proyecto: RD$ 400,818,437.00</w:t>
+              <w:br/>
+              <w:t>Presupuesto 2026: RD$ 2,947,975.00</w:t>
+              <w:br/>
+              <w:t>Ejecutado 2026: RD$ 0.00</w:t>
+              <w:br/>
+              <w:t>Ejecución 2026: 0.00%</w:t>
+            </w:r>
+          </w:p>
+        </w:tc>
+      </w:tr>
+      <w:tr>
+        <w:tc>
+          <w:tcPr>
+            <w:tcW w:type="dxa" w:w="576"/>
+            <w:tcMar>
+              <w:top w:w="70" w:type="dxa"/>
+              <w:start w:w="90" w:type="dxa"/>
+              <w:bottom w:w="70" w:type="dxa"/>
+              <w:end w:w="90" w:type="dxa"/>
+            </w:tcMar>
+            <w:vAlign w:val="center"/>
+          </w:tcPr>
+          <w:p>
+            <w:pPr>
+              <w:spacing w:after="0" w:line="252" w:lineRule="auto"/>
+              <w:jc w:val="center"/>
+            </w:pPr>
+            <w:r>
+              <w:rPr>
+                <w:rFonts w:ascii="Calibri" w:hAnsi="Calibri" w:eastAsia="Calibri"/>
+                <w:color w:val="203740"/>
+                <w:sz w:val="14"/>
+              </w:rPr>
+              <w:t>3</w:t>
+            </w:r>
+          </w:p>
+        </w:tc>
+        <w:tc>
+          <w:tcPr>
+            <w:tcW w:type="dxa" w:w="1656"/>
+            <w:tcMar>
+              <w:top w:w="70" w:type="dxa"/>
+              <w:start w:w="90" w:type="dxa"/>
+              <w:bottom w:w="70" w:type="dxa"/>
+              <w:end w:w="90" w:type="dxa"/>
+            </w:tcMar>
+            <w:vAlign w:val="center"/>
+          </w:tcPr>
+          <w:p>
+            <w:pPr>
+              <w:spacing w:after="0" w:line="252" w:lineRule="auto"/>
+              <w:jc w:val="left"/>
+            </w:pPr>
+            <w:r>
+              <w:rPr>
+                <w:rFonts w:ascii="Calibri" w:hAnsi="Calibri" w:eastAsia="Calibri"/>
+                <w:color w:val="203740"/>
+                <w:sz w:val="14"/>
+              </w:rPr>
+              <w:t>SNIP 13412</w:t>
+              <w:br/>
+              <w:t>Ficha/Mapa 3057</w:t>
+              <w:br/>
+              <w:t>Fuentes:</w:t>
+              <w:br/>
+              <w:t>Maestro Sí · Ppto. Sí</w:t>
+              <w:br/>
+              <w:t>Territorio Sí · CSV territ. Sí</w:t>
+              <w:br/>
+              <w:t>Perfil Sí</w:t>
+            </w:r>
+            <w:r>
+              <w:br/>
+            </w:r>
+            <w:hyperlink r:id="rId29">
+              <w:r>
+                <w:rPr>
+                  <w:rFonts w:ascii="Calibri" w:hAnsi="Calibri" w:eastAsia="Calibri"/>
+                  <w:color w:val="2E74B5"/>
+                  <w:u w:val="single"/>
+                  <w:sz w:val="14"/>
+                </w:rPr>
+                <w:t>Abrir proyecto</w:t>
+              </w:r>
+            </w:hyperlink>
+          </w:p>
+        </w:tc>
+        <w:tc>
+          <w:tcPr>
+            <w:tcW w:type="dxa" w:w="5976"/>
+            <w:tcMar>
+              <w:top w:w="70" w:type="dxa"/>
+              <w:start w:w="90" w:type="dxa"/>
+              <w:bottom w:w="70" w:type="dxa"/>
+              <w:end w:w="90" w:type="dxa"/>
+            </w:tcMar>
+            <w:vAlign w:val="center"/>
+          </w:tcPr>
+          <w:p>
+            <w:pPr>
+              <w:spacing w:after="0" w:line="252" w:lineRule="auto"/>
+              <w:jc w:val="left"/>
+            </w:pPr>
+            <w:r>
+              <w:rPr>
+                <w:rFonts w:ascii="Calibri" w:hAnsi="Calibri" w:eastAsia="Calibri"/>
+                <w:color w:val="203740"/>
+                <w:sz w:val="14"/>
+              </w:rPr>
+              <w:t>CONSTRUCCIÓN DE PLANTELES EDUCATIVOS EN LA PROVINCIA DE SAMANÁ (FASE 2)</w:t>
+              <w:br/>
+              <w:t>Institución(es): DIRECCION DE INFRAESTRUCTURA ESCOLAR</w:t>
+              <w:br/>
+              <w:t>Sector(es): Educación</w:t>
+              <w:br/>
+              <w:t>Territorios declarados: región cibao_nordeste; provincia(s) SAMANÁ; municipio(s) Sin registro</w:t>
+              <w:br/>
+              <w:t>Localización codificada: 03 cibao_nordeste · 20 SAMANÁ</w:t>
+              <w:br/>
+              <w:t>Ubicación del perfil: SAMANÁ - PROYECTO DEPARTAMENTAL</w:t>
+              <w:br/>
+              <w:t>Fuente territorial: profile · alcance province · verificada 02-08-2026 12:40 UTC</w:t>
+              <w:br/>
+              <w:t>Cobertura: nacional No · multirregional No</w:t>
+            </w:r>
+          </w:p>
+        </w:tc>
+        <w:tc>
+          <w:tcPr>
+            <w:tcW w:type="dxa" w:w="2880"/>
+            <w:tcMar>
+              <w:top w:w="70" w:type="dxa"/>
+              <w:start w:w="90" w:type="dxa"/>
+              <w:bottom w:w="70" w:type="dxa"/>
+              <w:end w:w="90" w:type="dxa"/>
+            </w:tcMar>
+            <w:vAlign w:val="center"/>
+          </w:tcPr>
+          <w:p>
+            <w:pPr>
+              <w:spacing w:after="0" w:line="252" w:lineRule="auto"/>
+              <w:jc w:val="left"/>
+            </w:pPr>
+            <w:r>
+              <w:rPr>
+                <w:rFonts w:ascii="Calibri" w:hAnsi="Calibri" w:eastAsia="Calibri"/>
+                <w:color w:val="203740"/>
+                <w:sz w:val="14"/>
+              </w:rPr>
+              <w:t>Estado: EJECUCIÓN</w:t>
+              <w:br/>
+              <w:t>Período: 01-01-2013 – 31-01-2027</w:t>
+              <w:br/>
+              <w:t>Avance físico: 58.53%</w:t>
+              <w:br/>
+              <w:t>Avance financiero: 58.53%</w:t>
+              <w:br/>
+              <w:t>Contratos: 0 total · 0 activos</w:t>
+              <w:br/>
+              <w:t>Seguimiento: Ejecución registrada</w:t>
+            </w:r>
+          </w:p>
+        </w:tc>
+        <w:tc>
+          <w:tcPr>
+            <w:tcW w:type="dxa" w:w="3024"/>
+            <w:tcMar>
+              <w:top w:w="70" w:type="dxa"/>
+              <w:start w:w="90" w:type="dxa"/>
+              <w:bottom w:w="70" w:type="dxa"/>
+              <w:end w:w="90" w:type="dxa"/>
+            </w:tcMar>
+            <w:vAlign w:val="center"/>
+          </w:tcPr>
+          <w:p>
+            <w:pPr>
+              <w:spacing w:after="0" w:line="252" w:lineRule="auto"/>
+              <w:jc w:val="left"/>
+            </w:pPr>
+            <w:r>
+              <w:rPr>
+                <w:rFonts w:ascii="Calibri" w:hAnsi="Calibri" w:eastAsia="Calibri"/>
+                <w:color w:val="203740"/>
+                <w:sz w:val="14"/>
+              </w:rPr>
+              <w:t>Costo del proyecto: RD$ 617,783,389.79</w:t>
+              <w:br/>
+              <w:t>Presupuesto 2026: RD$ 5,027,413.00</w:t>
+              <w:br/>
+              <w:t>Ejecutado 2026: RD$ 1,512,914.14</w:t>
+              <w:br/>
+              <w:t>Ejecución 2026: 30.09%</w:t>
+            </w:r>
+          </w:p>
+        </w:tc>
+      </w:tr>
+      <w:tr>
+        <w:tc>
+          <w:tcPr>
+            <w:tcW w:type="dxa" w:w="576"/>
+            <w:tcMar>
+              <w:top w:w="70" w:type="dxa"/>
+              <w:start w:w="90" w:type="dxa"/>
+              <w:bottom w:w="70" w:type="dxa"/>
+              <w:end w:w="90" w:type="dxa"/>
+            </w:tcMar>
+            <w:vAlign w:val="center"/>
+            <w:shd w:fill="F3F6F6"/>
+          </w:tcPr>
+          <w:p>
+            <w:pPr>
+              <w:spacing w:after="0" w:line="252" w:lineRule="auto"/>
+              <w:jc w:val="center"/>
+            </w:pPr>
+            <w:r>
+              <w:rPr>
+                <w:rFonts w:ascii="Calibri" w:hAnsi="Calibri" w:eastAsia="Calibri"/>
+                <w:color w:val="203740"/>
+                <w:sz w:val="14"/>
+              </w:rPr>
+              <w:t>4</w:t>
+            </w:r>
+          </w:p>
+        </w:tc>
+        <w:tc>
+          <w:tcPr>
+            <w:tcW w:type="dxa" w:w="1656"/>
+            <w:tcMar>
+              <w:top w:w="70" w:type="dxa"/>
+              <w:start w:w="90" w:type="dxa"/>
+              <w:bottom w:w="70" w:type="dxa"/>
+              <w:end w:w="90" w:type="dxa"/>
+            </w:tcMar>
+            <w:vAlign w:val="center"/>
+            <w:shd w:fill="F3F6F6"/>
+          </w:tcPr>
+          <w:p>
+            <w:pPr>
+              <w:spacing w:after="0" w:line="252" w:lineRule="auto"/>
+              <w:jc w:val="left"/>
+            </w:pPr>
+            <w:r>
+              <w:rPr>
+                <w:rFonts w:ascii="Calibri" w:hAnsi="Calibri" w:eastAsia="Calibri"/>
+                <w:color w:val="203740"/>
+                <w:sz w:val="14"/>
+              </w:rPr>
+              <w:t>SNIP 13462</w:t>
+              <w:br/>
+              <w:t>Ficha/Mapa 3091</w:t>
+              <w:br/>
+              <w:t>Fuentes:</w:t>
+              <w:br/>
+              <w:t>Maestro Sí · Ppto. Sí</w:t>
+              <w:br/>
+              <w:t>Territorio Sí · CSV territ. Sí</w:t>
+              <w:br/>
+              <w:t>Perfil Sí</w:t>
+            </w:r>
+            <w:r>
+              <w:br/>
+            </w:r>
+            <w:hyperlink r:id="rId30">
+              <w:r>
+                <w:rPr>
+                  <w:rFonts w:ascii="Calibri" w:hAnsi="Calibri" w:eastAsia="Calibri"/>
+                  <w:color w:val="2E74B5"/>
+                  <w:u w:val="single"/>
+                  <w:sz w:val="14"/>
+                </w:rPr>
+                <w:t>Abrir proyecto</w:t>
+              </w:r>
+            </w:hyperlink>
+          </w:p>
+        </w:tc>
+        <w:tc>
+          <w:tcPr>
+            <w:tcW w:type="dxa" w:w="5976"/>
+            <w:tcMar>
+              <w:top w:w="70" w:type="dxa"/>
+              <w:start w:w="90" w:type="dxa"/>
+              <w:bottom w:w="70" w:type="dxa"/>
+              <w:end w:w="90" w:type="dxa"/>
+            </w:tcMar>
+            <w:vAlign w:val="center"/>
+            <w:shd w:fill="F3F6F6"/>
+          </w:tcPr>
+          <w:p>
+            <w:pPr>
+              <w:spacing w:after="0" w:line="252" w:lineRule="auto"/>
+              <w:jc w:val="left"/>
+            </w:pPr>
+            <w:r>
+              <w:rPr>
+                <w:rFonts w:ascii="Calibri" w:hAnsi="Calibri" w:eastAsia="Calibri"/>
+                <w:color w:val="203740"/>
+                <w:sz w:val="14"/>
+              </w:rPr>
+              <w:t>CONSTRUCCIÓN  DE 2 ESTANCIA INFANTIL EN LA PROVINCIA SAMANA (FASE 2)</w:t>
+              <w:br/>
+              <w:t>Institución(es): DIRECCION DE INFRAESTRUCTURA ESCOLAR</w:t>
+              <w:br/>
+              <w:t>Sector(es): Educación</w:t>
+              <w:br/>
+              <w:t>Territorios declarados: región cibao_nordeste; provincia(s) SAMANÁ; municipio(s) Sin registro</w:t>
+              <w:br/>
+              <w:t>Localización codificada: 03 cibao_nordeste · 20 SAMANÁ</w:t>
+              <w:br/>
+              <w:t>Ubicación del perfil: SAMANÁ - PROYECTO DEPARTAMENTAL</w:t>
+              <w:br/>
+              <w:t>Fuente territorial: profile · alcance province · verificada 02-08-2026 12:40 UTC</w:t>
+              <w:br/>
+              <w:t>Cobertura: nacional No · multirregional No</w:t>
+            </w:r>
+          </w:p>
+        </w:tc>
+        <w:tc>
+          <w:tcPr>
+            <w:tcW w:type="dxa" w:w="2880"/>
+            <w:tcMar>
+              <w:top w:w="70" w:type="dxa"/>
+              <w:start w:w="90" w:type="dxa"/>
+              <w:bottom w:w="70" w:type="dxa"/>
+              <w:end w:w="90" w:type="dxa"/>
+            </w:tcMar>
+            <w:vAlign w:val="center"/>
+            <w:shd w:fill="F3F6F6"/>
+          </w:tcPr>
+          <w:p>
+            <w:pPr>
+              <w:spacing w:after="0" w:line="252" w:lineRule="auto"/>
+              <w:jc w:val="left"/>
+            </w:pPr>
+            <w:r>
+              <w:rPr>
+                <w:rFonts w:ascii="Calibri" w:hAnsi="Calibri" w:eastAsia="Calibri"/>
+                <w:color w:val="203740"/>
+                <w:sz w:val="14"/>
+              </w:rPr>
+              <w:t>Estado: EJECUCIÓN</w:t>
+              <w:br/>
+              <w:t>Período: 01-01-2014 – 31-01-2027</w:t>
+              <w:br/>
+              <w:t>Avance físico: 75.52%</w:t>
+              <w:br/>
+              <w:t>Avance financiero: 75.52%</w:t>
+              <w:br/>
+              <w:t>Contratos: 0 total · 0 activos</w:t>
+              <w:br/>
+              <w:t>Seguimiento: Ejecución registrada</w:t>
+            </w:r>
+          </w:p>
+        </w:tc>
+        <w:tc>
+          <w:tcPr>
+            <w:tcW w:type="dxa" w:w="3024"/>
+            <w:tcMar>
+              <w:top w:w="70" w:type="dxa"/>
+              <w:start w:w="90" w:type="dxa"/>
+              <w:bottom w:w="70" w:type="dxa"/>
+              <w:end w:w="90" w:type="dxa"/>
+            </w:tcMar>
+            <w:vAlign w:val="center"/>
+            <w:shd w:fill="F3F6F6"/>
+          </w:tcPr>
+          <w:p>
+            <w:pPr>
+              <w:spacing w:after="0" w:line="252" w:lineRule="auto"/>
+              <w:jc w:val="left"/>
+            </w:pPr>
+            <w:r>
+              <w:rPr>
+                <w:rFonts w:ascii="Calibri" w:hAnsi="Calibri" w:eastAsia="Calibri"/>
+                <w:color w:val="203740"/>
+                <w:sz w:val="14"/>
+              </w:rPr>
+              <w:t>Costo del proyecto: RD$ 121,733,901.15</w:t>
+              <w:br/>
+              <w:t>Presupuesto 2026: RD$ 27,637,867.00</w:t>
+              <w:br/>
+              <w:t>Ejecutado 2026: RD$ 25,656,095.59</w:t>
+              <w:br/>
+              <w:t>Ejecución 2026: 92.83%</w:t>
+            </w:r>
+          </w:p>
+        </w:tc>
+      </w:tr>
+      <w:tr>
+        <w:tc>
+          <w:tcPr>
+            <w:tcW w:type="dxa" w:w="576"/>
+            <w:tcMar>
+              <w:top w:w="70" w:type="dxa"/>
+              <w:start w:w="90" w:type="dxa"/>
+              <w:bottom w:w="70" w:type="dxa"/>
+              <w:end w:w="90" w:type="dxa"/>
+            </w:tcMar>
+            <w:vAlign w:val="center"/>
+          </w:tcPr>
+          <w:p>
+            <w:pPr>
+              <w:spacing w:after="0" w:line="252" w:lineRule="auto"/>
+              <w:jc w:val="center"/>
+            </w:pPr>
+            <w:r>
+              <w:rPr>
+                <w:rFonts w:ascii="Calibri" w:hAnsi="Calibri" w:eastAsia="Calibri"/>
+                <w:color w:val="203740"/>
+                <w:sz w:val="14"/>
+              </w:rPr>
+              <w:t>5</w:t>
+            </w:r>
+          </w:p>
+        </w:tc>
+        <w:tc>
+          <w:tcPr>
+            <w:tcW w:type="dxa" w:w="1656"/>
+            <w:tcMar>
+              <w:top w:w="70" w:type="dxa"/>
+              <w:start w:w="90" w:type="dxa"/>
+              <w:bottom w:w="70" w:type="dxa"/>
+              <w:end w:w="90" w:type="dxa"/>
+            </w:tcMar>
+            <w:vAlign w:val="center"/>
+          </w:tcPr>
+          <w:p>
+            <w:pPr>
+              <w:spacing w:after="0" w:line="252" w:lineRule="auto"/>
+              <w:jc w:val="left"/>
+            </w:pPr>
+            <w:r>
+              <w:rPr>
+                <w:rFonts w:ascii="Calibri" w:hAnsi="Calibri" w:eastAsia="Calibri"/>
+                <w:color w:val="203740"/>
+                <w:sz w:val="14"/>
+              </w:rPr>
+              <w:t>SNIP 13551</w:t>
+              <w:br/>
+              <w:t>Ficha/Mapa 3355</w:t>
+              <w:br/>
+              <w:t>Fuentes:</w:t>
+              <w:br/>
+              <w:t>Maestro Sí · Ppto. Sí</w:t>
+              <w:br/>
+              <w:t>Territorio Sí · CSV territ. Sí</w:t>
+              <w:br/>
+              <w:t>Perfil Sí</w:t>
+            </w:r>
+            <w:r>
+              <w:br/>
+            </w:r>
+            <w:hyperlink r:id="rId31">
+              <w:r>
+                <w:rPr>
+                  <w:rFonts w:ascii="Calibri" w:hAnsi="Calibri" w:eastAsia="Calibri"/>
+                  <w:color w:val="2E74B5"/>
+                  <w:u w:val="single"/>
+                  <w:sz w:val="14"/>
+                </w:rPr>
+                <w:t>Abrir proyecto</w:t>
+              </w:r>
+            </w:hyperlink>
+          </w:p>
+        </w:tc>
+        <w:tc>
+          <w:tcPr>
+            <w:tcW w:type="dxa" w:w="5976"/>
+            <w:tcMar>
+              <w:top w:w="70" w:type="dxa"/>
+              <w:start w:w="90" w:type="dxa"/>
+              <w:bottom w:w="70" w:type="dxa"/>
+              <w:end w:w="90" w:type="dxa"/>
+            </w:tcMar>
+            <w:vAlign w:val="center"/>
+          </w:tcPr>
+          <w:p>
+            <w:pPr>
+              <w:spacing w:after="0" w:line="252" w:lineRule="auto"/>
+              <w:jc w:val="left"/>
+            </w:pPr>
+            <w:r>
+              <w:rPr>
+                <w:rFonts w:ascii="Calibri" w:hAnsi="Calibri" w:eastAsia="Calibri"/>
+                <w:color w:val="203740"/>
+                <w:sz w:val="14"/>
+              </w:rPr>
+              <w:t>CONSTRUCCIÓN DE PLANTELES EDUCATIVOS EN LA PROVINCIA SAMANÁ (FASE 3)</w:t>
+              <w:br/>
+              <w:t>Institución(es): DIRECCION DE INFRAESTRUCTURA ESCOLAR</w:t>
+              <w:br/>
+              <w:t>Sector(es): Educación</w:t>
+              <w:br/>
+              <w:t>Territorios declarados: región cibao_nordeste; provincia(s) SAMANÁ; municipio(s) Sin registro</w:t>
+              <w:br/>
+              <w:t>Localización codificada: 03 cibao_nordeste · 20 SAMANÁ</w:t>
+              <w:br/>
+              <w:t>Ubicación del perfil: SAMANÁ - PROYECTO DEPARTAMENTAL</w:t>
+              <w:br/>
+              <w:t>Fuente territorial: profile · alcance province · verificada 02-08-2026 12:40 UTC</w:t>
+              <w:br/>
+              <w:t>Cobertura: nacional No · multirregional No</w:t>
+            </w:r>
+          </w:p>
+        </w:tc>
+        <w:tc>
+          <w:tcPr>
+            <w:tcW w:type="dxa" w:w="2880"/>
+            <w:tcMar>
+              <w:top w:w="70" w:type="dxa"/>
+              <w:start w:w="90" w:type="dxa"/>
+              <w:bottom w:w="70" w:type="dxa"/>
+              <w:end w:w="90" w:type="dxa"/>
+            </w:tcMar>
+            <w:vAlign w:val="center"/>
+          </w:tcPr>
+          <w:p>
+            <w:pPr>
+              <w:spacing w:after="0" w:line="252" w:lineRule="auto"/>
+              <w:jc w:val="left"/>
+            </w:pPr>
+            <w:r>
+              <w:rPr>
+                <w:rFonts w:ascii="Calibri" w:hAnsi="Calibri" w:eastAsia="Calibri"/>
+                <w:color w:val="203740"/>
+                <w:sz w:val="14"/>
+              </w:rPr>
+              <w:t>Estado: EJECUCIÓN</w:t>
+              <w:br/>
+              <w:t>Período: 01-01-2013 – 31-01-2027</w:t>
+              <w:br/>
+              <w:t>Avance físico: 65.24%</w:t>
+              <w:br/>
+              <w:t>Avance financiero: 65.24%</w:t>
+              <w:br/>
+              <w:t>Contratos: 0 total · 0 activos</w:t>
+              <w:br/>
+              <w:t>Seguimiento: Ejecución registrada</w:t>
+            </w:r>
+          </w:p>
+        </w:tc>
+        <w:tc>
+          <w:tcPr>
+            <w:tcW w:type="dxa" w:w="3024"/>
+            <w:tcMar>
+              <w:top w:w="70" w:type="dxa"/>
+              <w:start w:w="90" w:type="dxa"/>
+              <w:bottom w:w="70" w:type="dxa"/>
+              <w:end w:w="90" w:type="dxa"/>
+            </w:tcMar>
+            <w:vAlign w:val="center"/>
+          </w:tcPr>
+          <w:p>
+            <w:pPr>
+              <w:spacing w:after="0" w:line="252" w:lineRule="auto"/>
+              <w:jc w:val="left"/>
+            </w:pPr>
+            <w:r>
+              <w:rPr>
+                <w:rFonts w:ascii="Calibri" w:hAnsi="Calibri" w:eastAsia="Calibri"/>
+                <w:color w:val="203740"/>
+                <w:sz w:val="14"/>
+              </w:rPr>
+              <w:t>Costo del proyecto: RD$ 423,140,854.01</w:t>
+              <w:br/>
+              <w:t>Presupuesto 2026: RD$ 11,211,592.00</w:t>
+              <w:br/>
+              <w:t>Ejecutado 2026: RD$ 3,778,889.55</w:t>
+              <w:br/>
+              <w:t>Ejecución 2026: 33.71%</w:t>
+            </w:r>
+          </w:p>
+        </w:tc>
+      </w:tr>
+      <w:tr>
+        <w:tc>
+          <w:tcPr>
+            <w:tcW w:type="dxa" w:w="576"/>
+            <w:tcMar>
+              <w:top w:w="70" w:type="dxa"/>
+              <w:start w:w="90" w:type="dxa"/>
+              <w:bottom w:w="70" w:type="dxa"/>
+              <w:end w:w="90" w:type="dxa"/>
+            </w:tcMar>
+            <w:vAlign w:val="center"/>
+            <w:shd w:fill="F3F6F6"/>
+          </w:tcPr>
+          <w:p>
+            <w:pPr>
+              <w:spacing w:after="0" w:line="252" w:lineRule="auto"/>
+              <w:jc w:val="center"/>
+            </w:pPr>
+            <w:r>
+              <w:rPr>
+                <w:rFonts w:ascii="Calibri" w:hAnsi="Calibri" w:eastAsia="Calibri"/>
+                <w:color w:val="203740"/>
+                <w:sz w:val="14"/>
+              </w:rPr>
+              <w:t>6</w:t>
+            </w:r>
+          </w:p>
+        </w:tc>
+        <w:tc>
+          <w:tcPr>
+            <w:tcW w:type="dxa" w:w="1656"/>
+            <w:tcMar>
+              <w:top w:w="70" w:type="dxa"/>
+              <w:start w:w="90" w:type="dxa"/>
+              <w:bottom w:w="70" w:type="dxa"/>
+              <w:end w:w="90" w:type="dxa"/>
+            </w:tcMar>
+            <w:vAlign w:val="center"/>
+            <w:shd w:fill="F3F6F6"/>
+          </w:tcPr>
+          <w:p>
+            <w:pPr>
+              <w:spacing w:after="0" w:line="252" w:lineRule="auto"/>
+              <w:jc w:val="left"/>
+            </w:pPr>
+            <w:r>
+              <w:rPr>
+                <w:rFonts w:ascii="Calibri" w:hAnsi="Calibri" w:eastAsia="Calibri"/>
+                <w:color w:val="203740"/>
+                <w:sz w:val="14"/>
+              </w:rPr>
+              <w:t>SNIP 13642</w:t>
+              <w:br/>
+              <w:t>Ficha/Mapa 3432</w:t>
+              <w:br/>
+              <w:t>Fuentes:</w:t>
+              <w:br/>
+              <w:t>Maestro Sí · Ppto. Sí</w:t>
+              <w:br/>
+              <w:t>Territorio Sí · CSV territ. Sí</w:t>
+              <w:br/>
+              <w:t>Perfil Sí</w:t>
+            </w:r>
+            <w:r>
+              <w:br/>
+            </w:r>
+            <w:hyperlink r:id="rId32">
+              <w:r>
+                <w:rPr>
+                  <w:rFonts w:ascii="Calibri" w:hAnsi="Calibri" w:eastAsia="Calibri"/>
+                  <w:color w:val="2E74B5"/>
+                  <w:u w:val="single"/>
+                  <w:sz w:val="14"/>
+                </w:rPr>
+                <w:t>Abrir proyecto</w:t>
+              </w:r>
+            </w:hyperlink>
+          </w:p>
+        </w:tc>
+        <w:tc>
+          <w:tcPr>
+            <w:tcW w:type="dxa" w:w="5976"/>
+            <w:tcMar>
+              <w:top w:w="70" w:type="dxa"/>
+              <w:start w:w="90" w:type="dxa"/>
+              <w:bottom w:w="70" w:type="dxa"/>
+              <w:end w:w="90" w:type="dxa"/>
+            </w:tcMar>
+            <w:vAlign w:val="center"/>
+            <w:shd w:fill="F3F6F6"/>
+          </w:tcPr>
+          <w:p>
+            <w:pPr>
+              <w:spacing w:after="0" w:line="252" w:lineRule="auto"/>
+              <w:jc w:val="left"/>
+            </w:pPr>
+            <w:r>
+              <w:rPr>
+                <w:rFonts w:ascii="Calibri" w:hAnsi="Calibri" w:eastAsia="Calibri"/>
+                <w:color w:val="203740"/>
+                <w:sz w:val="14"/>
+              </w:rPr>
+              <w:t>CONSTRUCCIÓN HOSPITAL LAS TERRENAS, PROVINCIA SAMANÁ</w:t>
+              <w:br/>
+              <w:t>Institución(es): MINISTERIO DE OBRAS PUBLICAS Y COMUNICACIONES</w:t>
+              <w:br/>
+              <w:t>Sector(es): Salud</w:t>
+              <w:br/>
+              <w:t>Territorios declarados: región cibao_nordeste; provincia(s) SAMANÁ; municipio(s) SAMANÁ</w:t>
+              <w:br/>
+              <w:t>Localización codificada: 03 cibao_nordeste · 20 SAMANÁ · 032001 SAMANÁ</w:t>
+              <w:br/>
+              <w:t>Ubicación del perfil: SAMANÁ (SAMANÁ)</w:t>
+              <w:br/>
+              <w:t>Fuente territorial: profile · alcance municipality · verificada 02-08-2026 12:40 UTC</w:t>
+              <w:br/>
+              <w:t>Cobertura: nacional No · multirregional No</w:t>
+            </w:r>
+          </w:p>
+        </w:tc>
+        <w:tc>
+          <w:tcPr>
+            <w:tcW w:type="dxa" w:w="2880"/>
+            <w:tcMar>
+              <w:top w:w="70" w:type="dxa"/>
+              <w:start w:w="90" w:type="dxa"/>
+              <w:bottom w:w="70" w:type="dxa"/>
+              <w:end w:w="90" w:type="dxa"/>
+            </w:tcMar>
+            <w:vAlign w:val="center"/>
+            <w:shd w:fill="F3F6F6"/>
+          </w:tcPr>
+          <w:p>
+            <w:pPr>
+              <w:spacing w:after="0" w:line="252" w:lineRule="auto"/>
+              <w:jc w:val="left"/>
+            </w:pPr>
+            <w:r>
+              <w:rPr>
+                <w:rFonts w:ascii="Calibri" w:hAnsi="Calibri" w:eastAsia="Calibri"/>
+                <w:color w:val="203740"/>
+                <w:sz w:val="14"/>
+              </w:rPr>
+              <w:t>Estado: EJECUCIÓN</w:t>
+              <w:br/>
+              <w:t>Período: 01-01-2015 – 31-01-2027</w:t>
+              <w:br/>
+              <w:t>Avance físico: 75.67%</w:t>
+              <w:br/>
+              <w:t>Avance financiero: 75.67%</w:t>
+              <w:br/>
+              <w:t>Contratos: 0 total · 0 activos</w:t>
+              <w:br/>
+              <w:t>Seguimiento: Sin ejecución ni contrato activo</w:t>
+            </w:r>
+          </w:p>
+        </w:tc>
+        <w:tc>
+          <w:tcPr>
+            <w:tcW w:type="dxa" w:w="3024"/>
+            <w:tcMar>
+              <w:top w:w="70" w:type="dxa"/>
+              <w:start w:w="90" w:type="dxa"/>
+              <w:bottom w:w="70" w:type="dxa"/>
+              <w:end w:w="90" w:type="dxa"/>
+            </w:tcMar>
+            <w:vAlign w:val="center"/>
+            <w:shd w:fill="F3F6F6"/>
+          </w:tcPr>
+          <w:p>
+            <w:pPr>
+              <w:spacing w:after="0" w:line="252" w:lineRule="auto"/>
+              <w:jc w:val="left"/>
+            </w:pPr>
+            <w:r>
+              <w:rPr>
+                <w:rFonts w:ascii="Calibri" w:hAnsi="Calibri" w:eastAsia="Calibri"/>
+                <w:color w:val="203740"/>
+                <w:sz w:val="14"/>
+              </w:rPr>
+              <w:t>Costo del proyecto: RD$ 426,466,809.00</w:t>
+              <w:br/>
+              <w:t>Presupuesto 2026: RD$ 1,000,000.00</w:t>
+              <w:br/>
+              <w:t>Ejecutado 2026: RD$ 0.00</w:t>
+              <w:br/>
+              <w:t>Ejecución 2026: 0.00%</w:t>
+            </w:r>
+          </w:p>
+        </w:tc>
+      </w:tr>
+      <w:tr>
+        <w:tc>
+          <w:tcPr>
+            <w:tcW w:type="dxa" w:w="576"/>
+            <w:tcMar>
+              <w:top w:w="70" w:type="dxa"/>
+              <w:start w:w="90" w:type="dxa"/>
+              <w:bottom w:w="70" w:type="dxa"/>
+              <w:end w:w="90" w:type="dxa"/>
+            </w:tcMar>
+            <w:vAlign w:val="center"/>
+          </w:tcPr>
+          <w:p>
+            <w:pPr>
+              <w:spacing w:after="0" w:line="252" w:lineRule="auto"/>
+              <w:jc w:val="center"/>
+            </w:pPr>
+            <w:r>
+              <w:rPr>
+                <w:rFonts w:ascii="Calibri" w:hAnsi="Calibri" w:eastAsia="Calibri"/>
+                <w:color w:val="203740"/>
+                <w:sz w:val="14"/>
+              </w:rPr>
+              <w:t>7</w:t>
+            </w:r>
+          </w:p>
+        </w:tc>
+        <w:tc>
+          <w:tcPr>
+            <w:tcW w:type="dxa" w:w="1656"/>
+            <w:tcMar>
+              <w:top w:w="70" w:type="dxa"/>
+              <w:start w:w="90" w:type="dxa"/>
+              <w:bottom w:w="70" w:type="dxa"/>
+              <w:end w:w="90" w:type="dxa"/>
+            </w:tcMar>
+            <w:vAlign w:val="center"/>
+          </w:tcPr>
+          <w:p>
+            <w:pPr>
+              <w:spacing w:after="0" w:line="252" w:lineRule="auto"/>
+              <w:jc w:val="left"/>
+            </w:pPr>
+            <w:r>
+              <w:rPr>
+                <w:rFonts w:ascii="Calibri" w:hAnsi="Calibri" w:eastAsia="Calibri"/>
+                <w:color w:val="203740"/>
+                <w:sz w:val="14"/>
+              </w:rPr>
+              <w:t>SNIP 13946</w:t>
+              <w:br/>
+              <w:t>Ficha/Mapa 4248</w:t>
+              <w:br/>
+              <w:t>Fuentes:</w:t>
+              <w:br/>
+              <w:t>Maestro Sí · Ppto. Sí</w:t>
+              <w:br/>
+              <w:t>Territorio Sí · CSV territ. Sí</w:t>
+              <w:br/>
+              <w:t>Perfil Sí</w:t>
+            </w:r>
+            <w:r>
+              <w:br/>
+            </w:r>
+            <w:hyperlink r:id="rId33">
+              <w:r>
+                <w:rPr>
+                  <w:rFonts w:ascii="Calibri" w:hAnsi="Calibri" w:eastAsia="Calibri"/>
+                  <w:color w:val="2E74B5"/>
+                  <w:u w:val="single"/>
+                  <w:sz w:val="14"/>
+                </w:rPr>
+                <w:t>Abrir proyecto</w:t>
+              </w:r>
+            </w:hyperlink>
+          </w:p>
+        </w:tc>
+        <w:tc>
+          <w:tcPr>
+            <w:tcW w:type="dxa" w:w="5976"/>
+            <w:tcMar>
+              <w:top w:w="70" w:type="dxa"/>
+              <w:start w:w="90" w:type="dxa"/>
+              <w:bottom w:w="70" w:type="dxa"/>
+              <w:end w:w="90" w:type="dxa"/>
+            </w:tcMar>
+            <w:vAlign w:val="center"/>
+          </w:tcPr>
+          <w:p>
+            <w:pPr>
+              <w:spacing w:after="0" w:line="252" w:lineRule="auto"/>
+              <w:jc w:val="left"/>
+            </w:pPr>
+            <w:r>
+              <w:rPr>
+                <w:rFonts w:ascii="Calibri" w:hAnsi="Calibri" w:eastAsia="Calibri"/>
+                <w:color w:val="203740"/>
+                <w:sz w:val="14"/>
+              </w:rPr>
+              <w:t>RECONSTRUCCIÓN ENTRADA DE ACCESO A LA PROVINCIA SAMANÁ</w:t>
+              <w:br/>
+              <w:t>Institución(es): MINISTERIO DE OBRAS PUBLICAS Y COMUNICACIONES</w:t>
+              <w:br/>
+              <w:t>Sector(es): Transporte</w:t>
+              <w:br/>
+              <w:t>Territorios declarados: región cibao_nordeste; provincia(s) SAMANÁ; municipio(s) Sin registro</w:t>
+              <w:br/>
+              <w:t>Localización codificada: 03 cibao_nordeste · 20 SAMANÁ</w:t>
+              <w:br/>
+              <w:t>Ubicación del perfil: SAMANÁ - PROYECTO DEPARTAMENTAL</w:t>
+              <w:br/>
+              <w:t>Fuente territorial: profile · alcance province · verificada 02-08-2026 12:40 UTC</w:t>
+              <w:br/>
+              <w:t>Cobertura: nacional No · multirregional No</w:t>
+            </w:r>
+          </w:p>
+        </w:tc>
+        <w:tc>
+          <w:tcPr>
+            <w:tcW w:type="dxa" w:w="2880"/>
+            <w:tcMar>
+              <w:top w:w="70" w:type="dxa"/>
+              <w:start w:w="90" w:type="dxa"/>
+              <w:bottom w:w="70" w:type="dxa"/>
+              <w:end w:w="90" w:type="dxa"/>
+            </w:tcMar>
+            <w:vAlign w:val="center"/>
+          </w:tcPr>
+          <w:p>
+            <w:pPr>
+              <w:spacing w:after="0" w:line="252" w:lineRule="auto"/>
+              <w:jc w:val="left"/>
+            </w:pPr>
+            <w:r>
+              <w:rPr>
+                <w:rFonts w:ascii="Calibri" w:hAnsi="Calibri" w:eastAsia="Calibri"/>
+                <w:color w:val="203740"/>
+                <w:sz w:val="14"/>
+              </w:rPr>
+              <w:t>Estado: EJECUCIÓN</w:t>
+              <w:br/>
+              <w:t>Período: 01-01-2018 – 31-01-2027</w:t>
+              <w:br/>
+              <w:t>Avance físico: 87.31%</w:t>
+              <w:br/>
+              <w:t>Avance financiero: 87.31%</w:t>
+              <w:br/>
+              <w:t>Contratos: 0 total · 0 activos</w:t>
+              <w:br/>
+              <w:t>Seguimiento: Ejecución registrada</w:t>
+            </w:r>
+          </w:p>
+        </w:tc>
+        <w:tc>
+          <w:tcPr>
+            <w:tcW w:type="dxa" w:w="3024"/>
+            <w:tcMar>
+              <w:top w:w="70" w:type="dxa"/>
+              <w:start w:w="90" w:type="dxa"/>
+              <w:bottom w:w="70" w:type="dxa"/>
+              <w:end w:w="90" w:type="dxa"/>
+            </w:tcMar>
+            <w:vAlign w:val="center"/>
+          </w:tcPr>
+          <w:p>
+            <w:pPr>
+              <w:spacing w:after="0" w:line="252" w:lineRule="auto"/>
+              <w:jc w:val="left"/>
+            </w:pPr>
+            <w:r>
+              <w:rPr>
+                <w:rFonts w:ascii="Calibri" w:hAnsi="Calibri" w:eastAsia="Calibri"/>
+                <w:color w:val="203740"/>
+                <w:sz w:val="14"/>
+              </w:rPr>
+              <w:t>Costo del proyecto: RD$ 1,236,115,650.35</w:t>
+              <w:br/>
+              <w:t>Presupuesto 2026: RD$ 69,409,047.00</w:t>
+              <w:br/>
+              <w:t>Ejecutado 2026: RD$ 3,397,840.00</w:t>
+              <w:br/>
+              <w:t>Ejecución 2026: 4.90%</w:t>
+            </w:r>
+          </w:p>
+        </w:tc>
+      </w:tr>
+      <w:tr>
+        <w:tc>
+          <w:tcPr>
+            <w:tcW w:type="dxa" w:w="576"/>
+            <w:tcMar>
+              <w:top w:w="70" w:type="dxa"/>
+              <w:start w:w="90" w:type="dxa"/>
+              <w:bottom w:w="70" w:type="dxa"/>
+              <w:end w:w="90" w:type="dxa"/>
+            </w:tcMar>
+            <w:vAlign w:val="center"/>
+            <w:shd w:fill="F3F6F6"/>
+          </w:tcPr>
+          <w:p>
+            <w:pPr>
+              <w:spacing w:after="0" w:line="252" w:lineRule="auto"/>
+              <w:jc w:val="center"/>
+            </w:pPr>
+            <w:r>
+              <w:rPr>
+                <w:rFonts w:ascii="Calibri" w:hAnsi="Calibri" w:eastAsia="Calibri"/>
+                <w:color w:val="203740"/>
+                <w:sz w:val="14"/>
+              </w:rPr>
+              <w:t>8</w:t>
+            </w:r>
+          </w:p>
+        </w:tc>
+        <w:tc>
+          <w:tcPr>
+            <w:tcW w:type="dxa" w:w="1656"/>
+            <w:tcMar>
+              <w:top w:w="70" w:type="dxa"/>
+              <w:start w:w="90" w:type="dxa"/>
+              <w:bottom w:w="70" w:type="dxa"/>
+              <w:end w:w="90" w:type="dxa"/>
+            </w:tcMar>
+            <w:vAlign w:val="center"/>
+            <w:shd w:fill="F3F6F6"/>
+          </w:tcPr>
+          <w:p>
+            <w:pPr>
+              <w:spacing w:after="0" w:line="252" w:lineRule="auto"/>
+              <w:jc w:val="left"/>
+            </w:pPr>
+            <w:r>
+              <w:rPr>
+                <w:rFonts w:ascii="Calibri" w:hAnsi="Calibri" w:eastAsia="Calibri"/>
+                <w:color w:val="203740"/>
+                <w:sz w:val="14"/>
+              </w:rPr>
+              <w:t>SNIP 14141</w:t>
+              <w:br/>
+              <w:t>Ficha/Mapa 3804</w:t>
+              <w:br/>
+              <w:t>Fuentes:</w:t>
+              <w:br/>
+              <w:t>Maestro Sí · Ppto. Sí</w:t>
+              <w:br/>
+              <w:t>Territorio Sí · CSV territ. Sí</w:t>
+              <w:br/>
+              <w:t>Perfil Sí</w:t>
+            </w:r>
+            <w:r>
+              <w:br/>
+            </w:r>
+            <w:hyperlink r:id="rId34">
+              <w:r>
+                <w:rPr>
+                  <w:rFonts w:ascii="Calibri" w:hAnsi="Calibri" w:eastAsia="Calibri"/>
+                  <w:color w:val="2E74B5"/>
+                  <w:u w:val="single"/>
+                  <w:sz w:val="14"/>
+                </w:rPr>
+                <w:t>Abrir proyecto</w:t>
+              </w:r>
+            </w:hyperlink>
+          </w:p>
+        </w:tc>
+        <w:tc>
+          <w:tcPr>
+            <w:tcW w:type="dxa" w:w="5976"/>
+            <w:tcMar>
+              <w:top w:w="70" w:type="dxa"/>
+              <w:start w:w="90" w:type="dxa"/>
+              <w:bottom w:w="70" w:type="dxa"/>
+              <w:end w:w="90" w:type="dxa"/>
+            </w:tcMar>
+            <w:vAlign w:val="center"/>
+            <w:shd w:fill="F3F6F6"/>
+          </w:tcPr>
+          <w:p>
+            <w:pPr>
+              <w:spacing w:after="0" w:line="252" w:lineRule="auto"/>
+              <w:jc w:val="left"/>
+            </w:pPr>
+            <w:r>
+              <w:rPr>
+                <w:rFonts w:ascii="Calibri" w:hAnsi="Calibri" w:eastAsia="Calibri"/>
+                <w:color w:val="203740"/>
+                <w:sz w:val="14"/>
+              </w:rPr>
+              <w:t>CONSTRUCCIÓN ACUEDUCTO MULTIPLE JUANA VICENTA     PROVINCIA SAMANA</w:t>
+              <w:br/>
+              <w:t>Institución(es): INSTITUTO NACIONAL DE AGUA POTABLE Y ALCANTARILLADO (INAPA)</w:t>
+              <w:br/>
+              <w:t>Sector(es): Vivienda y servicios comunitarios</w:t>
+              <w:br/>
+              <w:t>Territorios declarados: región cibao_nordeste; provincia(s) SAMANÁ; municipio(s) Sin registro</w:t>
+              <w:br/>
+              <w:t>Localización codificada: 03 cibao_nordeste · 20 SAMANÁ</w:t>
+              <w:br/>
+              <w:t>Ubicación del perfil: SAMANÁ - PROYECTO DEPARTAMENTAL</w:t>
+              <w:br/>
+              <w:t>Fuente territorial: profile · alcance province · verificada 02-08-2026 12:40 UTC</w:t>
+              <w:br/>
+              <w:t>Cobertura: nacional No · multirregional No</w:t>
+            </w:r>
+          </w:p>
+        </w:tc>
+        <w:tc>
+          <w:tcPr>
+            <w:tcW w:type="dxa" w:w="2880"/>
+            <w:tcMar>
+              <w:top w:w="70" w:type="dxa"/>
+              <w:start w:w="90" w:type="dxa"/>
+              <w:bottom w:w="70" w:type="dxa"/>
+              <w:end w:w="90" w:type="dxa"/>
+            </w:tcMar>
+            <w:vAlign w:val="center"/>
+            <w:shd w:fill="F3F6F6"/>
+          </w:tcPr>
+          <w:p>
+            <w:pPr>
+              <w:spacing w:after="0" w:line="252" w:lineRule="auto"/>
+              <w:jc w:val="left"/>
+            </w:pPr>
+            <w:r>
+              <w:rPr>
+                <w:rFonts w:ascii="Calibri" w:hAnsi="Calibri" w:eastAsia="Calibri"/>
+                <w:color w:val="203740"/>
+                <w:sz w:val="14"/>
+              </w:rPr>
+              <w:t>Estado: EJECUCIÓN</w:t>
+              <w:br/>
+              <w:t>Período: 01-01-2019 – 31-01-2027</w:t>
+              <w:br/>
+              <w:t>Avance físico: 86.51%</w:t>
+              <w:br/>
+              <w:t>Avance financiero: 86.51%</w:t>
+              <w:br/>
+              <w:t>Contratos: 0 total · 0 activos</w:t>
+              <w:br/>
+              <w:t>Seguimiento: Sin ejecución ni contrato activo</w:t>
+            </w:r>
+          </w:p>
+        </w:tc>
+        <w:tc>
+          <w:tcPr>
+            <w:tcW w:type="dxa" w:w="3024"/>
+            <w:tcMar>
+              <w:top w:w="70" w:type="dxa"/>
+              <w:start w:w="90" w:type="dxa"/>
+              <w:bottom w:w="70" w:type="dxa"/>
+              <w:end w:w="90" w:type="dxa"/>
+            </w:tcMar>
+            <w:vAlign w:val="center"/>
+            <w:shd w:fill="F3F6F6"/>
+          </w:tcPr>
+          <w:p>
+            <w:pPr>
+              <w:spacing w:after="0" w:line="252" w:lineRule="auto"/>
+              <w:jc w:val="left"/>
+            </w:pPr>
+            <w:r>
+              <w:rPr>
+                <w:rFonts w:ascii="Calibri" w:hAnsi="Calibri" w:eastAsia="Calibri"/>
+                <w:color w:val="203740"/>
+                <w:sz w:val="14"/>
+              </w:rPr>
+              <w:t>Costo del proyecto: RD$ 454,192,673.83</w:t>
+              <w:br/>
+              <w:t>Presupuesto 2026: RD$ 24,418,960.02</w:t>
+              <w:br/>
+              <w:t>Ejecutado 2026: RD$ 0.00</w:t>
+              <w:br/>
+              <w:t>Ejecución 2026: 0.00%</w:t>
+            </w:r>
+          </w:p>
+        </w:tc>
+      </w:tr>
+      <w:tr>
+        <w:tc>
+          <w:tcPr>
+            <w:tcW w:type="dxa" w:w="576"/>
+            <w:tcMar>
+              <w:top w:w="70" w:type="dxa"/>
+              <w:start w:w="90" w:type="dxa"/>
+              <w:bottom w:w="70" w:type="dxa"/>
+              <w:end w:w="90" w:type="dxa"/>
+            </w:tcMar>
+            <w:vAlign w:val="center"/>
+          </w:tcPr>
+          <w:p>
+            <w:pPr>
+              <w:spacing w:after="0" w:line="252" w:lineRule="auto"/>
+              <w:jc w:val="center"/>
+            </w:pPr>
+            <w:r>
+              <w:rPr>
+                <w:rFonts w:ascii="Calibri" w:hAnsi="Calibri" w:eastAsia="Calibri"/>
+                <w:color w:val="203740"/>
+                <w:sz w:val="14"/>
+              </w:rPr>
+              <w:t>9</w:t>
+            </w:r>
+          </w:p>
+        </w:tc>
+        <w:tc>
+          <w:tcPr>
+            <w:tcW w:type="dxa" w:w="1656"/>
+            <w:tcMar>
+              <w:top w:w="70" w:type="dxa"/>
+              <w:start w:w="90" w:type="dxa"/>
+              <w:bottom w:w="70" w:type="dxa"/>
+              <w:end w:w="90" w:type="dxa"/>
+            </w:tcMar>
+            <w:vAlign w:val="center"/>
+          </w:tcPr>
+          <w:p>
+            <w:pPr>
+              <w:spacing w:after="0" w:line="252" w:lineRule="auto"/>
+              <w:jc w:val="left"/>
+            </w:pPr>
+            <w:r>
+              <w:rPr>
+                <w:rFonts w:ascii="Calibri" w:hAnsi="Calibri" w:eastAsia="Calibri"/>
+                <w:color w:val="203740"/>
+                <w:sz w:val="14"/>
+              </w:rPr>
+              <w:t>SNIP 14225</w:t>
+              <w:br/>
+              <w:t>Ficha/Mapa 4343</w:t>
+              <w:br/>
+              <w:t>Fuentes:</w:t>
+              <w:br/>
+              <w:t>Maestro Sí · Ppto. Sí</w:t>
+              <w:br/>
+              <w:t>Territorio Sí · CSV territ. Sí</w:t>
+              <w:br/>
+              <w:t>Perfil Sí</w:t>
+            </w:r>
+            <w:r>
+              <w:br/>
+            </w:r>
+            <w:hyperlink r:id="rId35">
+              <w:r>
+                <w:rPr>
+                  <w:rFonts w:ascii="Calibri" w:hAnsi="Calibri" w:eastAsia="Calibri"/>
+                  <w:color w:val="2E74B5"/>
+                  <w:u w:val="single"/>
+                  <w:sz w:val="14"/>
+                </w:rPr>
+                <w:t>Abrir proyecto</w:t>
+              </w:r>
+            </w:hyperlink>
+          </w:p>
+        </w:tc>
+        <w:tc>
+          <w:tcPr>
+            <w:tcW w:type="dxa" w:w="5976"/>
+            <w:tcMar>
+              <w:top w:w="70" w:type="dxa"/>
+              <w:start w:w="90" w:type="dxa"/>
+              <w:bottom w:w="70" w:type="dxa"/>
+              <w:end w:w="90" w:type="dxa"/>
+            </w:tcMar>
+            <w:vAlign w:val="center"/>
+          </w:tcPr>
+          <w:p>
+            <w:pPr>
+              <w:spacing w:after="0" w:line="252" w:lineRule="auto"/>
+              <w:jc w:val="left"/>
+            </w:pPr>
+            <w:r>
+              <w:rPr>
+                <w:rFonts w:ascii="Calibri" w:hAnsi="Calibri" w:eastAsia="Calibri"/>
+                <w:color w:val="203740"/>
+                <w:sz w:val="14"/>
+              </w:rPr>
+              <w:t>CONSTRUCCIÓN ACUEDUCTO  LOMA ATRAVESADA, PROVINCIA SAMANA</w:t>
+              <w:br/>
+              <w:t>Institución(es): INSTITUTO NACIONAL DE AGUA POTABLE Y ALCANTARILLADO (INAPA)</w:t>
+              <w:br/>
+              <w:t>Sector(es): Vivienda y servicios comunitarios</w:t>
+              <w:br/>
+              <w:t>Territorios declarados: región cibao_nordeste; provincia(s) SAMANÁ; municipio(s) SAMANÁ</w:t>
+              <w:br/>
+              <w:t>Localización codificada: 03 cibao_nordeste · 20 SAMANÁ · 032001 SAMANÁ</w:t>
+              <w:br/>
+              <w:t>Ubicación del perfil: SAMANÁ (SAMANÁ)</w:t>
+              <w:br/>
+              <w:t>Fuente territorial: profile · alcance municipality · verificada 02-08-2026 12:40 UTC</w:t>
+              <w:br/>
+              <w:t>Cobertura: nacional No · multirregional No</w:t>
+            </w:r>
+          </w:p>
+        </w:tc>
+        <w:tc>
+          <w:tcPr>
+            <w:tcW w:type="dxa" w:w="2880"/>
+            <w:tcMar>
+              <w:top w:w="70" w:type="dxa"/>
+              <w:start w:w="90" w:type="dxa"/>
+              <w:bottom w:w="70" w:type="dxa"/>
+              <w:end w:w="90" w:type="dxa"/>
+            </w:tcMar>
+            <w:vAlign w:val="center"/>
+          </w:tcPr>
+          <w:p>
+            <w:pPr>
+              <w:spacing w:after="0" w:line="252" w:lineRule="auto"/>
+              <w:jc w:val="left"/>
+            </w:pPr>
+            <w:r>
+              <w:rPr>
+                <w:rFonts w:ascii="Calibri" w:hAnsi="Calibri" w:eastAsia="Calibri"/>
+                <w:color w:val="203740"/>
+                <w:sz w:val="14"/>
+              </w:rPr>
+              <w:t>Estado: EJECUCIÓN</w:t>
+              <w:br/>
+              <w:t>Período: 01-01-2018 – 31-01-2027</w:t>
+              <w:br/>
+              <w:t>Avance físico: 40.01%</w:t>
+              <w:br/>
+              <w:t>Avance financiero: 40.01%</w:t>
+              <w:br/>
+              <w:t>Contratos: 0 total · 0 activos</w:t>
+              <w:br/>
+              <w:t>Seguimiento: Sin ejecución ni contrato activo</w:t>
+            </w:r>
+          </w:p>
+        </w:tc>
+        <w:tc>
+          <w:tcPr>
+            <w:tcW w:type="dxa" w:w="3024"/>
+            <w:tcMar>
+              <w:top w:w="70" w:type="dxa"/>
+              <w:start w:w="90" w:type="dxa"/>
+              <w:bottom w:w="70" w:type="dxa"/>
+              <w:end w:w="90" w:type="dxa"/>
+            </w:tcMar>
+            <w:vAlign w:val="center"/>
+          </w:tcPr>
+          <w:p>
+            <w:pPr>
+              <w:spacing w:after="0" w:line="252" w:lineRule="auto"/>
+              <w:jc w:val="left"/>
+            </w:pPr>
+            <w:r>
+              <w:rPr>
+                <w:rFonts w:ascii="Calibri" w:hAnsi="Calibri" w:eastAsia="Calibri"/>
+                <w:color w:val="203740"/>
+                <w:sz w:val="14"/>
+              </w:rPr>
+              <w:t>Costo del proyecto: RD$ 93,201,515.00</w:t>
+              <w:br/>
+              <w:t>Presupuesto 2026: RD$ 4,561,398.00</w:t>
+              <w:br/>
+              <w:t>Ejecutado 2026: RD$ 0.00</w:t>
+              <w:br/>
+              <w:t>Ejecución 2026: 0.00%</w:t>
+            </w:r>
+          </w:p>
+        </w:tc>
+      </w:tr>
+      <w:tr>
+        <w:tc>
+          <w:tcPr>
+            <w:tcW w:type="dxa" w:w="576"/>
+            <w:tcMar>
+              <w:top w:w="70" w:type="dxa"/>
+              <w:start w:w="90" w:type="dxa"/>
+              <w:bottom w:w="70" w:type="dxa"/>
+              <w:end w:w="90" w:type="dxa"/>
+            </w:tcMar>
+            <w:vAlign w:val="center"/>
+            <w:shd w:fill="F3F6F6"/>
+          </w:tcPr>
+          <w:p>
+            <w:pPr>
+              <w:spacing w:after="0" w:line="252" w:lineRule="auto"/>
+              <w:jc w:val="center"/>
+            </w:pPr>
+            <w:r>
+              <w:rPr>
+                <w:rFonts w:ascii="Calibri" w:hAnsi="Calibri" w:eastAsia="Calibri"/>
+                <w:color w:val="203740"/>
+                <w:sz w:val="14"/>
+              </w:rPr>
+              <w:t>10</w:t>
+            </w:r>
+          </w:p>
+        </w:tc>
+        <w:tc>
+          <w:tcPr>
+            <w:tcW w:type="dxa" w:w="1656"/>
+            <w:tcMar>
+              <w:top w:w="70" w:type="dxa"/>
+              <w:start w:w="90" w:type="dxa"/>
+              <w:bottom w:w="70" w:type="dxa"/>
+              <w:end w:w="90" w:type="dxa"/>
+            </w:tcMar>
+            <w:vAlign w:val="center"/>
+            <w:shd w:fill="F3F6F6"/>
+          </w:tcPr>
+          <w:p>
+            <w:pPr>
+              <w:spacing w:after="0" w:line="252" w:lineRule="auto"/>
+              <w:jc w:val="left"/>
+            </w:pPr>
+            <w:r>
+              <w:rPr>
+                <w:rFonts w:ascii="Calibri" w:hAnsi="Calibri" w:eastAsia="Calibri"/>
+                <w:color w:val="203740"/>
+                <w:sz w:val="14"/>
+              </w:rPr>
+              <w:t>SNIP 14491</w:t>
+              <w:br/>
+              <w:t>Ficha/Mapa 4979</w:t>
+              <w:br/>
+              <w:t>Fuentes:</w:t>
+              <w:br/>
+              <w:t>Maestro Sí · Ppto. Sí</w:t>
+              <w:br/>
+              <w:t>Territorio Sí · CSV territ. Sí</w:t>
+              <w:br/>
+              <w:t>Perfil Sí</w:t>
+            </w:r>
+            <w:r>
+              <w:br/>
+            </w:r>
+            <w:hyperlink r:id="rId36">
+              <w:r>
+                <w:rPr>
+                  <w:rFonts w:ascii="Calibri" w:hAnsi="Calibri" w:eastAsia="Calibri"/>
+                  <w:color w:val="2E74B5"/>
+                  <w:u w:val="single"/>
+                  <w:sz w:val="14"/>
+                </w:rPr>
+                <w:t>Abrir proyecto</w:t>
+              </w:r>
+            </w:hyperlink>
+          </w:p>
+        </w:tc>
+        <w:tc>
+          <w:tcPr>
+            <w:tcW w:type="dxa" w:w="5976"/>
+            <w:tcMar>
+              <w:top w:w="70" w:type="dxa"/>
+              <w:start w:w="90" w:type="dxa"/>
+              <w:bottom w:w="70" w:type="dxa"/>
+              <w:end w:w="90" w:type="dxa"/>
+            </w:tcMar>
+            <w:vAlign w:val="center"/>
+            <w:shd w:fill="F3F6F6"/>
+          </w:tcPr>
+          <w:p>
+            <w:pPr>
+              <w:spacing w:after="0" w:line="252" w:lineRule="auto"/>
+              <w:jc w:val="left"/>
+            </w:pPr>
+            <w:r>
+              <w:rPr>
+                <w:rFonts w:ascii="Calibri" w:hAnsi="Calibri" w:eastAsia="Calibri"/>
+                <w:color w:val="203740"/>
+                <w:sz w:val="14"/>
+              </w:rPr>
+              <w:t>MEJORAMIENTO DE LA CONECTIVIDAD PARA LA TRANSFORMACION DIGITAL EN LA REPUBLICA DOMINICANA</w:t>
+              <w:br/>
+              <w:t>Institución(es): INSTITUTO DOMINICANO DE LA TELECOMUNICACIONES</w:t>
+              <w:br/>
+              <w:t>Sector(es): Comunicaciones</w:t>
+              <w:br/>
+              <w:t>Territorios declarados: región Sin dato; provincia(s) AZUA; BAORUCO; BARAHONA; DAJABÓN; DISTRITO NACIONAL; DUARTE; EL SEIBO; ELÍAS PIÑA; ESPAILLAT; HATO MAYOR; HERMANAS MIRABAL; INDEPENDENCIA; LA ALTAGRACIA; LA ROMANA; LA VEGA; MARÍA TRINIDAD SÁNCHEZ; MONSEÑOR NOUEL; MONTE CRISTI; MONTE PLATA; PEDERNALES; PERAVIA; PUERTO PLATA; SAMANÁ; SAN CRISTÓBAL; SAN JOSÉ DE OCOA; SAN JUAN; SAN PEDRO DE MACORÍS; SÁNCHEZ RAMÍREZ; SANTIAGO; SANTIAGO RODRIGUEZ; SANTO DOMINGO; VALVERDE; municipio(s) Sin registro</w:t>
+              <w:br/>
+              <w:t>Localización codificada: 07 el_valle · 02 AZUA; 06 enriquillo · 03 BAORUCO; 06 enriquillo · 04 BARAHONA; 04 cibao_noroeste · 05 DAJABÓN; 00 · 00000 DISTRITO NACIONAL; 03 cibao_nordeste · 06 DUARTE; 08 yuma · 08 EL SEIBO; 07 el_valle · 07 ELÍAS PIÑA; 01 cibao_norte · 09 ESPAILLAT; 09 higuamo · 30 HATO MAYOR; 03 cibao_nordeste · 19 HERMANAS MIRABAL; 06 enriquillo · 10 INDEPENDENCIA; 08 yuma · 11 LA ALTAGRACIA; 08 yuma · 12 LA ROMANA; 02 cibao_sur · 13 LA VEGA; 03 cibao_nordeste · 14 MARÍA TRINIDAD SÁNCHEZ; 02 cibao_sur · 28 MONSEÑOR NOUEL; 04 cibao_noroeste · 15 MONTE CRISTI; 09 higuamo · 29 MONTE PLATA; 06 enriquillo · 16 PEDERNALES; 05 valdesia · 17 PERAVIA; 01 cibao_norte · 18 PUERTO PLATA; 03 cibao_nordeste · 20 SAMANÁ; 05 valdesia · 21 SAN CRISTÓBAL; 05 valdesia · 31 SAN JOSÉ DE OCOA; 07 el_valle · 22 SAN JUAN; 09 higuamo · 23 SAN PEDRO DE MACORÍS; 02 cibao_sur · 24 SÁNCHEZ RAMÍREZ; 01 cibao_norte · 25 SANTIAGO; 04 cibao_noroeste · 26 SANTIAGO RODRIGUEZ; 10 ozama · 32 SANTO DOMINGO; 04 cibao_noroeste · 27 VALVERDE</w:t>
+              <w:br/>
+              <w:t>Ubicación del perfil: AZUA - PROYECTO DEPARTAMENTAL; BAORUCO - PROYECTO DEPARTAMENTAL; BARAHONA - PROYECTO DEPARTAMENTAL; DAJABÓN - PROYECTO DEPARTAMENTAL; DISTRITO NACIONAL - PROYECTO DEPARTAMENTAL; DUARTE - PROYECTO DEPARTAMENTAL; EL SEIBO - PROYECTO DEPARTAMENTAL; ELÍAS PIÑA - PROYECTO DEPARTAMENTAL; ESPAILLAT - PROYECTO DEPARTAMENTAL; HATO MAYOR - PROYECTO DEPARTAMENTAL; HERMANAS MIRABAL - PROYECTO DEPARTAMENTAL; INDEPENDENCIA - PROYECTO DEPARTAMENTAL; LA ALTAGRACIA - PROYECTO DEPARTAMENTAL; LA ROMANA - PROYECTO DEPARTAMENTAL; LA VEGA - PROYECTO DEPARTAMENTAL; MARÍA TRINIDAD SÁNCHEZ - PROYECTO DEPARTAMENTAL; MONSEÑOR NOUEL - PROYECTO DEPARTAMENTAL; MONTE CRISTI - PROYECTO DEPARTAMENTAL; MONTE PLATA - PROYECTO DEPARTAMENTAL; PEDERNALES - PROYECTO DEPARTAMENTAL; PERAVIA - PROYECTO DEPARTAMENTAL; PUERTO PLATA - PROYECTO DEPARTAMENTAL; SAMANÁ - PROYECTO DEPARTAMENTAL; SAN CRISTÓBAL - PROYECTO DEPARTAMENTAL; SAN JOSÉ DE OCOA - PROYECTO DEPARTAMENTAL; SAN JUAN - PROYECTO DEPARTAMENTAL; SAN PEDRO DE MACORÍS - PROYECTO DEPARTAMENTAL; SÁNCHEZ RAMÍREZ - PROYECTO DEPARTAMENTAL; SANTIAGO - PROYECTO DEPARTAMENTAL; SANTIAGO RODRIGUEZ - PROYECTO DEPARTAMENTAL; SANTO DOMINGO - PROYECTO DEPARTAMENTAL; VALVERDE - PROYECTO DEPARTAMENTAL</w:t>
+              <w:br/>
+              <w:t>Fuente territorial: profile · alcance province · verificada 02-08-2026 12:40 UTC</w:t>
+              <w:br/>
+              <w:t>Cobertura: nacional No · multirregional Sí</w:t>
+            </w:r>
+          </w:p>
+        </w:tc>
+        <w:tc>
+          <w:tcPr>
+            <w:tcW w:type="dxa" w:w="2880"/>
+            <w:tcMar>
+              <w:top w:w="70" w:type="dxa"/>
+              <w:start w:w="90" w:type="dxa"/>
+              <w:bottom w:w="70" w:type="dxa"/>
+              <w:end w:w="90" w:type="dxa"/>
+            </w:tcMar>
+            <w:vAlign w:val="center"/>
+            <w:shd w:fill="F3F6F6"/>
+          </w:tcPr>
+          <w:p>
+            <w:pPr>
+              <w:spacing w:after="0" w:line="252" w:lineRule="auto"/>
+              <w:jc w:val="left"/>
+            </w:pPr>
+            <w:r>
+              <w:rPr>
+                <w:rFonts w:ascii="Calibri" w:hAnsi="Calibri" w:eastAsia="Calibri"/>
+                <w:color w:val="203740"/>
+                <w:sz w:val="14"/>
+              </w:rPr>
+              <w:t>Estado: EJECUCIÓN</w:t>
+              <w:br/>
+              <w:t>Período: 01-01-2021 – 31-01-2027</w:t>
+              <w:br/>
+              <w:t>Avance físico: 30.65%</w:t>
+              <w:br/>
+              <w:t>Avance financiero: 30.65%</w:t>
+              <w:br/>
+              <w:t>Contratos: 0 total · 0 activos</w:t>
+              <w:br/>
+              <w:t>Seguimiento: Ejecución registrada</w:t>
+            </w:r>
+          </w:p>
+        </w:tc>
+        <w:tc>
+          <w:tcPr>
+            <w:tcW w:type="dxa" w:w="3024"/>
+            <w:tcMar>
+              <w:top w:w="70" w:type="dxa"/>
+              <w:start w:w="90" w:type="dxa"/>
+              <w:bottom w:w="70" w:type="dxa"/>
+              <w:end w:w="90" w:type="dxa"/>
+            </w:tcMar>
+            <w:vAlign w:val="center"/>
+            <w:shd w:fill="F3F6F6"/>
+          </w:tcPr>
+          <w:p>
+            <w:pPr>
+              <w:spacing w:after="0" w:line="252" w:lineRule="auto"/>
+              <w:jc w:val="left"/>
+            </w:pPr>
+            <w:r>
+              <w:rPr>
+                <w:rFonts w:ascii="Calibri" w:hAnsi="Calibri" w:eastAsia="Calibri"/>
+                <w:color w:val="203740"/>
+                <w:sz w:val="14"/>
+              </w:rPr>
+              <w:t>Costo del proyecto: RD$ 6,785,000,000.00</w:t>
+              <w:br/>
+              <w:t>Presupuesto 2026: RD$ 1,072,870,000.00</w:t>
+              <w:br/>
+              <w:t>Ejecutado 2026: RD$ 487,278,253.64</w:t>
+              <w:br/>
+              <w:t>Ejecución 2026: 45.42%</w:t>
+            </w:r>
+          </w:p>
+        </w:tc>
+      </w:tr>
+      <w:tr>
+        <w:tc>
+          <w:tcPr>
+            <w:tcW w:type="dxa" w:w="576"/>
+            <w:tcMar>
+              <w:top w:w="70" w:type="dxa"/>
+              <w:start w:w="90" w:type="dxa"/>
+              <w:bottom w:w="70" w:type="dxa"/>
+              <w:end w:w="90" w:type="dxa"/>
+            </w:tcMar>
+            <w:vAlign w:val="center"/>
+          </w:tcPr>
+          <w:p>
+            <w:pPr>
+              <w:spacing w:after="0" w:line="252" w:lineRule="auto"/>
+              <w:jc w:val="center"/>
+            </w:pPr>
+            <w:r>
+              <w:rPr>
+                <w:rFonts w:ascii="Calibri" w:hAnsi="Calibri" w:eastAsia="Calibri"/>
+                <w:color w:val="203740"/>
+                <w:sz w:val="14"/>
+              </w:rPr>
+              <w:t>11</w:t>
+            </w:r>
+          </w:p>
+        </w:tc>
+        <w:tc>
+          <w:tcPr>
+            <w:tcW w:type="dxa" w:w="1656"/>
+            <w:tcMar>
+              <w:top w:w="70" w:type="dxa"/>
+              <w:start w:w="90" w:type="dxa"/>
+              <w:bottom w:w="70" w:type="dxa"/>
+              <w:end w:w="90" w:type="dxa"/>
+            </w:tcMar>
+            <w:vAlign w:val="center"/>
+          </w:tcPr>
+          <w:p>
+            <w:pPr>
+              <w:spacing w:after="0" w:line="252" w:lineRule="auto"/>
+              <w:jc w:val="left"/>
+            </w:pPr>
+            <w:r>
+              <w:rPr>
+                <w:rFonts w:ascii="Calibri" w:hAnsi="Calibri" w:eastAsia="Calibri"/>
+                <w:color w:val="203740"/>
+                <w:sz w:val="14"/>
+              </w:rPr>
+              <w:t>SNIP 14537</w:t>
+              <w:br/>
+              <w:t>Ficha/Mapa 4918</w:t>
+              <w:br/>
+              <w:t>Fuentes:</w:t>
+              <w:br/>
+              <w:t>Maestro Sí · Ppto. Sí</w:t>
+              <w:br/>
+              <w:t>Territorio Sí · CSV territ. Sí</w:t>
+              <w:br/>
+              <w:t>Perfil Sí</w:t>
+            </w:r>
+            <w:r>
+              <w:br/>
+            </w:r>
+            <w:hyperlink r:id="rId37">
+              <w:r>
+                <w:rPr>
+                  <w:rFonts w:ascii="Calibri" w:hAnsi="Calibri" w:eastAsia="Calibri"/>
+                  <w:color w:val="2E74B5"/>
+                  <w:u w:val="single"/>
+                  <w:sz w:val="14"/>
+                </w:rPr>
+                <w:t>Abrir proyecto</w:t>
+              </w:r>
+            </w:hyperlink>
+          </w:p>
+        </w:tc>
+        <w:tc>
+          <w:tcPr>
+            <w:tcW w:type="dxa" w:w="5976"/>
+            <w:tcMar>
+              <w:top w:w="70" w:type="dxa"/>
+              <w:start w:w="90" w:type="dxa"/>
+              <w:bottom w:w="70" w:type="dxa"/>
+              <w:end w:w="90" w:type="dxa"/>
+            </w:tcMar>
+            <w:vAlign w:val="center"/>
+          </w:tcPr>
+          <w:p>
+            <w:pPr>
+              <w:spacing w:after="0" w:line="252" w:lineRule="auto"/>
+              <w:jc w:val="left"/>
+            </w:pPr>
+            <w:r>
+              <w:rPr>
+                <w:rFonts w:ascii="Calibri" w:hAnsi="Calibri" w:eastAsia="Calibri"/>
+                <w:color w:val="203740"/>
+                <w:sz w:val="14"/>
+              </w:rPr>
+              <w:t>CONSTRUCCIÓN  NUEVA OBRA DE TOMA  EN EL ACUEDUCTO LAS TERRENAS, PROVINCIA SAMANÁ</w:t>
+              <w:br/>
+              <w:t>Institución(es): INSTITUTO NACIONAL DE AGUA POTABLE Y ALCANTARILLADO (INAPA)</w:t>
+              <w:br/>
+              <w:t>Sector(es): Vivienda y servicios comunitarios</w:t>
+              <w:br/>
+              <w:t>Territorios declarados: región cibao_nordeste; provincia(s) SAMANÁ; municipio(s) LAS TERRENAS</w:t>
+              <w:br/>
+              <w:t>Localización codificada: 03 cibao_nordeste · 20 SAMANÁ · 032003 LAS TERRENAS</w:t>
+              <w:br/>
+              <w:t>Ubicación del perfil: LAS TERRENAS (SAMANÁ)</w:t>
+              <w:br/>
+              <w:t>Fuente territorial: profile · alcance municipality · verificada 02-08-2026 12:40 UTC</w:t>
+              <w:br/>
+              <w:t>Cobertura: nacional No · multirregional No</w:t>
+            </w:r>
+          </w:p>
+        </w:tc>
+        <w:tc>
+          <w:tcPr>
+            <w:tcW w:type="dxa" w:w="2880"/>
+            <w:tcMar>
+              <w:top w:w="70" w:type="dxa"/>
+              <w:start w:w="90" w:type="dxa"/>
+              <w:bottom w:w="70" w:type="dxa"/>
+              <w:end w:w="90" w:type="dxa"/>
+            </w:tcMar>
+            <w:vAlign w:val="center"/>
+          </w:tcPr>
+          <w:p>
+            <w:pPr>
+              <w:spacing w:after="0" w:line="252" w:lineRule="auto"/>
+              <w:jc w:val="left"/>
+            </w:pPr>
+            <w:r>
+              <w:rPr>
+                <w:rFonts w:ascii="Calibri" w:hAnsi="Calibri" w:eastAsia="Calibri"/>
+                <w:color w:val="203740"/>
+                <w:sz w:val="14"/>
+              </w:rPr>
+              <w:t>Estado: EJECUCIÓN</w:t>
+              <w:br/>
+              <w:t>Período: 01-01-2021 – 31-01-2027</w:t>
+              <w:br/>
+              <w:t>Avance físico: 84.36%</w:t>
+              <w:br/>
+              <w:t>Avance financiero: 84.36%</w:t>
+              <w:br/>
+              <w:t>Contratos: 0 total · 0 activos</w:t>
+              <w:br/>
+              <w:t>Seguimiento: Sin ejecución ni contrato activo</w:t>
+            </w:r>
+          </w:p>
+        </w:tc>
+        <w:tc>
+          <w:tcPr>
+            <w:tcW w:type="dxa" w:w="3024"/>
+            <w:tcMar>
+              <w:top w:w="70" w:type="dxa"/>
+              <w:start w:w="90" w:type="dxa"/>
+              <w:bottom w:w="70" w:type="dxa"/>
+              <w:end w:w="90" w:type="dxa"/>
+            </w:tcMar>
+            <w:vAlign w:val="center"/>
+          </w:tcPr>
+          <w:p>
+            <w:pPr>
+              <w:spacing w:after="0" w:line="252" w:lineRule="auto"/>
+              <w:jc w:val="left"/>
+            </w:pPr>
+            <w:r>
+              <w:rPr>
+                <w:rFonts w:ascii="Calibri" w:hAnsi="Calibri" w:eastAsia="Calibri"/>
+                <w:color w:val="203740"/>
+                <w:sz w:val="14"/>
+              </w:rPr>
+              <w:t>Costo del proyecto: RD$ 95,541,875.07</w:t>
+              <w:br/>
+              <w:t>Presupuesto 2026: RD$ 14,937,617.00</w:t>
+              <w:br/>
+              <w:t>Ejecutado 2026: RD$ 0.00</w:t>
+              <w:br/>
+              <w:t>Ejecución 2026: 0.00%</w:t>
+            </w:r>
+          </w:p>
+        </w:tc>
+      </w:tr>
+      <w:tr>
+        <w:tc>
+          <w:tcPr>
+            <w:tcW w:type="dxa" w:w="576"/>
+            <w:tcMar>
+              <w:top w:w="70" w:type="dxa"/>
+              <w:start w:w="90" w:type="dxa"/>
+              <w:bottom w:w="70" w:type="dxa"/>
+              <w:end w:w="90" w:type="dxa"/>
+            </w:tcMar>
+            <w:vAlign w:val="center"/>
+            <w:shd w:fill="F3F6F6"/>
+          </w:tcPr>
+          <w:p>
+            <w:pPr>
+              <w:spacing w:after="0" w:line="252" w:lineRule="auto"/>
+              <w:jc w:val="center"/>
+            </w:pPr>
+            <w:r>
+              <w:rPr>
+                <w:rFonts w:ascii="Calibri" w:hAnsi="Calibri" w:eastAsia="Calibri"/>
+                <w:color w:val="203740"/>
+                <w:sz w:val="14"/>
+              </w:rPr>
+              <w:t>12</w:t>
+            </w:r>
+          </w:p>
+        </w:tc>
+        <w:tc>
+          <w:tcPr>
+            <w:tcW w:type="dxa" w:w="1656"/>
+            <w:tcMar>
+              <w:top w:w="70" w:type="dxa"/>
+              <w:start w:w="90" w:type="dxa"/>
+              <w:bottom w:w="70" w:type="dxa"/>
+              <w:end w:w="90" w:type="dxa"/>
+            </w:tcMar>
+            <w:vAlign w:val="center"/>
+            <w:shd w:fill="F3F6F6"/>
+          </w:tcPr>
+          <w:p>
+            <w:pPr>
+              <w:spacing w:after="0" w:line="252" w:lineRule="auto"/>
+              <w:jc w:val="left"/>
+            </w:pPr>
+            <w:r>
+              <w:rPr>
+                <w:rFonts w:ascii="Calibri" w:hAnsi="Calibri" w:eastAsia="Calibri"/>
+                <w:color w:val="203740"/>
+                <w:sz w:val="14"/>
+              </w:rPr>
+              <w:t>SNIP 14617</w:t>
+              <w:br/>
+              <w:t>Ficha/Mapa 5083</w:t>
+              <w:br/>
+              <w:t>Fuentes:</w:t>
+              <w:br/>
+              <w:t>Maestro Sí · Ppto. Sí</w:t>
+              <w:br/>
+              <w:t>Territorio Sí · CSV territ. Sí</w:t>
+              <w:br/>
+              <w:t>Perfil Sí</w:t>
+            </w:r>
+            <w:r>
+              <w:br/>
+            </w:r>
+            <w:hyperlink r:id="rId38">
+              <w:r>
+                <w:rPr>
+                  <w:rFonts w:ascii="Calibri" w:hAnsi="Calibri" w:eastAsia="Calibri"/>
+                  <w:color w:val="2E74B5"/>
+                  <w:u w:val="single"/>
+                  <w:sz w:val="14"/>
+                </w:rPr>
+                <w:t>Abrir proyecto</w:t>
+              </w:r>
+            </w:hyperlink>
+          </w:p>
+        </w:tc>
+        <w:tc>
+          <w:tcPr>
+            <w:tcW w:type="dxa" w:w="5976"/>
+            <w:tcMar>
+              <w:top w:w="70" w:type="dxa"/>
+              <w:start w:w="90" w:type="dxa"/>
+              <w:bottom w:w="70" w:type="dxa"/>
+              <w:end w:w="90" w:type="dxa"/>
+            </w:tcMar>
+            <w:vAlign w:val="center"/>
+            <w:shd w:fill="F3F6F6"/>
+          </w:tcPr>
+          <w:p>
+            <w:pPr>
+              <w:spacing w:after="0" w:line="252" w:lineRule="auto"/>
+              <w:jc w:val="left"/>
+            </w:pPr>
+            <w:r>
+              <w:rPr>
+                <w:rFonts w:ascii="Calibri" w:hAnsi="Calibri" w:eastAsia="Calibri"/>
+                <w:color w:val="203740"/>
+                <w:sz w:val="14"/>
+              </w:rPr>
+              <w:t>CONSTRUCCIÓN DE INFRAESTRUCTURAS PARA LA DISPOSICIÓN FINAL DE RESIDUOS SÓLIDOS EN SAMANÁ, PROVINCIA SAMANÁ</w:t>
+              <w:br/>
+              <w:t>Institución(es): ECO5RD</w:t>
+              <w:br/>
+              <w:t>Sector(es): Protección de la biodiversidad y ordenación de desechos</w:t>
+              <w:br/>
+              <w:t>Territorios declarados: región cibao_nordeste; provincia(s) SAMANÁ; municipio(s) Sin registro</w:t>
+              <w:br/>
+              <w:t>Localización codificada: 03 cibao_nordeste · 20 SAMANÁ</w:t>
+              <w:br/>
+              <w:t>Ubicación del perfil: SAMANÁ - PROYECTO DEPARTAMENTAL</w:t>
+              <w:br/>
+              <w:t>Fuente territorial: profile · alcance province · verificada 02-08-2026 12:40 UTC</w:t>
+              <w:br/>
+              <w:t>Cobertura: nacional No · multirregional No</w:t>
+            </w:r>
+          </w:p>
+        </w:tc>
+        <w:tc>
+          <w:tcPr>
+            <w:tcW w:type="dxa" w:w="2880"/>
+            <w:tcMar>
+              <w:top w:w="70" w:type="dxa"/>
+              <w:start w:w="90" w:type="dxa"/>
+              <w:bottom w:w="70" w:type="dxa"/>
+              <w:end w:w="90" w:type="dxa"/>
+            </w:tcMar>
+            <w:vAlign w:val="center"/>
+            <w:shd w:fill="F3F6F6"/>
+          </w:tcPr>
+          <w:p>
+            <w:pPr>
+              <w:spacing w:after="0" w:line="252" w:lineRule="auto"/>
+              <w:jc w:val="left"/>
+            </w:pPr>
+            <w:r>
+              <w:rPr>
+                <w:rFonts w:ascii="Calibri" w:hAnsi="Calibri" w:eastAsia="Calibri"/>
+                <w:color w:val="203740"/>
+                <w:sz w:val="14"/>
+              </w:rPr>
+              <w:t>Estado: EJECUCIÓN</w:t>
+              <w:br/>
+              <w:t>Período: 01-01-2022 – 31-01-2027</w:t>
+              <w:br/>
+              <w:t>Avance físico: 60.99%</w:t>
+              <w:br/>
+              <w:t>Avance financiero: 60.99%</w:t>
+              <w:br/>
+              <w:t>Contratos: 0 total · 0 activos</w:t>
+              <w:br/>
+              <w:t>Seguimiento: Ejecución registrada</w:t>
+            </w:r>
+          </w:p>
+        </w:tc>
+        <w:tc>
+          <w:tcPr>
+            <w:tcW w:type="dxa" w:w="3024"/>
+            <w:tcMar>
+              <w:top w:w="70" w:type="dxa"/>
+              <w:start w:w="90" w:type="dxa"/>
+              <w:bottom w:w="70" w:type="dxa"/>
+              <w:end w:w="90" w:type="dxa"/>
+            </w:tcMar>
+            <w:vAlign w:val="center"/>
+            <w:shd w:fill="F3F6F6"/>
+          </w:tcPr>
+          <w:p>
+            <w:pPr>
+              <w:spacing w:after="0" w:line="252" w:lineRule="auto"/>
+              <w:jc w:val="left"/>
+            </w:pPr>
+            <w:r>
+              <w:rPr>
+                <w:rFonts w:ascii="Calibri" w:hAnsi="Calibri" w:eastAsia="Calibri"/>
+                <w:color w:val="203740"/>
+                <w:sz w:val="14"/>
+              </w:rPr>
+              <w:t>Costo del proyecto: RD$ 247,317,834.00</w:t>
+              <w:br/>
+              <w:t>Presupuesto 2026: RD$ 11,121,183.00</w:t>
+              <w:br/>
+              <w:t>Ejecutado 2026: RD$ 10,544,519.34</w:t>
+              <w:br/>
+              <w:t>Ejecución 2026: 94.81%</w:t>
+            </w:r>
+          </w:p>
+        </w:tc>
+      </w:tr>
+      <w:tr>
+        <w:tc>
+          <w:tcPr>
+            <w:tcW w:type="dxa" w:w="576"/>
+            <w:tcMar>
+              <w:top w:w="70" w:type="dxa"/>
+              <w:start w:w="90" w:type="dxa"/>
+              <w:bottom w:w="70" w:type="dxa"/>
+              <w:end w:w="90" w:type="dxa"/>
+            </w:tcMar>
+            <w:vAlign w:val="center"/>
+          </w:tcPr>
+          <w:p>
+            <w:pPr>
+              <w:spacing w:after="0" w:line="252" w:lineRule="auto"/>
+              <w:jc w:val="center"/>
+            </w:pPr>
+            <w:r>
+              <w:rPr>
+                <w:rFonts w:ascii="Calibri" w:hAnsi="Calibri" w:eastAsia="Calibri"/>
+                <w:color w:val="203740"/>
+                <w:sz w:val="14"/>
+              </w:rPr>
+              <w:t>13</w:t>
+            </w:r>
+          </w:p>
+        </w:tc>
+        <w:tc>
+          <w:tcPr>
+            <w:tcW w:type="dxa" w:w="1656"/>
+            <w:tcMar>
+              <w:top w:w="70" w:type="dxa"/>
+              <w:start w:w="90" w:type="dxa"/>
+              <w:bottom w:w="70" w:type="dxa"/>
+              <w:end w:w="90" w:type="dxa"/>
+            </w:tcMar>
+            <w:vAlign w:val="center"/>
+          </w:tcPr>
+          <w:p>
+            <w:pPr>
+              <w:spacing w:after="0" w:line="252" w:lineRule="auto"/>
+              <w:jc w:val="left"/>
+            </w:pPr>
+            <w:r>
+              <w:rPr>
+                <w:rFonts w:ascii="Calibri" w:hAnsi="Calibri" w:eastAsia="Calibri"/>
+                <w:color w:val="203740"/>
+                <w:sz w:val="14"/>
+              </w:rPr>
+              <w:t>SNIP 14633</w:t>
+              <w:br/>
+              <w:t>Ficha/Mapa 5116</w:t>
+              <w:br/>
+              <w:t>Fuentes:</w:t>
+              <w:br/>
+              <w:t>Maestro Sí · Ppto. Sí</w:t>
+              <w:br/>
+              <w:t>Territorio Sí · CSV territ. Sí</w:t>
+              <w:br/>
+              <w:t>Perfil Sí</w:t>
+            </w:r>
+            <w:r>
+              <w:br/>
+            </w:r>
+            <w:hyperlink r:id="rId39">
+              <w:r>
+                <w:rPr>
+                  <w:rFonts w:ascii="Calibri" w:hAnsi="Calibri" w:eastAsia="Calibri"/>
+                  <w:color w:val="2E74B5"/>
+                  <w:u w:val="single"/>
+                  <w:sz w:val="14"/>
+                </w:rPr>
+                <w:t>Abrir proyecto</w:t>
+              </w:r>
+            </w:hyperlink>
+            <w:r>
+              <w:br/>
+            </w:r>
+            <w:hyperlink r:id="rId40">
+              <w:r>
+                <w:rPr>
+                  <w:rFonts w:ascii="Calibri" w:hAnsi="Calibri" w:eastAsia="Calibri"/>
+                  <w:color w:val="2E74B5"/>
+                  <w:u w:val="single"/>
+                  <w:sz w:val="14"/>
+                </w:rPr>
+                <w:t>Abrir contratos</w:t>
+              </w:r>
+            </w:hyperlink>
+          </w:p>
+        </w:tc>
+        <w:tc>
+          <w:tcPr>
+            <w:tcW w:type="dxa" w:w="5976"/>
+            <w:tcMar>
+              <w:top w:w="70" w:type="dxa"/>
+              <w:start w:w="90" w:type="dxa"/>
+              <w:bottom w:w="70" w:type="dxa"/>
+              <w:end w:w="90" w:type="dxa"/>
+            </w:tcMar>
+            <w:vAlign w:val="center"/>
+          </w:tcPr>
+          <w:p>
+            <w:pPr>
+              <w:spacing w:after="0" w:line="252" w:lineRule="auto"/>
+              <w:jc w:val="left"/>
+            </w:pPr>
+            <w:r>
+              <w:rPr>
+                <w:rFonts w:ascii="Calibri" w:hAnsi="Calibri" w:eastAsia="Calibri"/>
+                <w:color w:val="203740"/>
+                <w:sz w:val="14"/>
+              </w:rPr>
+              <w:t>HABILITACIÓN DE INMUEBLE PARA ARCHIVO REGIONAL CIBAO NORDESTE EN SAN FRANCISCO DE MACORIS</w:t>
+              <w:br/>
+              <w:t>Institución(es): ARCHIVO GENERAL DE LA NACION</w:t>
+              <w:br/>
+              <w:t>Sector(es): Actividades deportivas, recreativas, culturales y religiosas</w:t>
+              <w:br/>
+              <w:t>Territorios declarados: región cibao_nordeste; provincia(s) DUARTE; HERMANAS MIRABAL; MARÍA TRINIDAD SÁNCHEZ; SAMANÁ; municipio(s) Sin registro</w:t>
+              <w:br/>
+              <w:t>Localización codificada: 03 cibao_nordeste · 06 DUARTE; 03 cibao_nordeste · 19 HERMANAS MIRABAL; 03 cibao_nordeste · 14 MARÍA TRINIDAD SÁNCHEZ; 03 cibao_nordeste · 20 SAMANÁ</w:t>
+              <w:br/>
+              <w:t>Ubicación del perfil: DUARTE - PROYECTO DEPARTAMENTAL; HERMANAS MIRABAL - PROYECTO DEPARTAMENTAL; MARÍA TRINIDAD SÁNCHEZ - PROYECTO DEPARTAMENTAL; SAMANÁ - PROYECTO DEPARTAMENTAL</w:t>
+              <w:br/>
+              <w:t>Fuente territorial: profile · alcance province · verificada 02-08-2026 12:40 UTC</w:t>
+              <w:br/>
+              <w:t>Cobertura: nacional No · multirregional No</w:t>
+            </w:r>
+          </w:p>
+        </w:tc>
+        <w:tc>
+          <w:tcPr>
+            <w:tcW w:type="dxa" w:w="2880"/>
+            <w:tcMar>
+              <w:top w:w="70" w:type="dxa"/>
+              <w:start w:w="90" w:type="dxa"/>
+              <w:bottom w:w="70" w:type="dxa"/>
+              <w:end w:w="90" w:type="dxa"/>
+            </w:tcMar>
+            <w:vAlign w:val="center"/>
+          </w:tcPr>
+          <w:p>
+            <w:pPr>
+              <w:spacing w:after="0" w:line="252" w:lineRule="auto"/>
+              <w:jc w:val="left"/>
+            </w:pPr>
+            <w:r>
+              <w:rPr>
+                <w:rFonts w:ascii="Calibri" w:hAnsi="Calibri" w:eastAsia="Calibri"/>
+                <w:color w:val="203740"/>
+                <w:sz w:val="14"/>
+              </w:rPr>
+              <w:t>Estado: EJECUCIÓN</w:t>
+              <w:br/>
+              <w:t>Período: 01-01-2022 – 31-01-2027</w:t>
+              <w:br/>
+              <w:t>Avance físico: 21.53%</w:t>
+              <w:br/>
+              <w:t>Avance financiero: 21.53%</w:t>
+              <w:br/>
+              <w:t>Contratos: 18 total · 9 activos</w:t>
+              <w:br/>
+              <w:t>Seguimiento: Contrato activo sin ejecución registrada</w:t>
+            </w:r>
+          </w:p>
+        </w:tc>
+        <w:tc>
+          <w:tcPr>
+            <w:tcW w:type="dxa" w:w="3024"/>
+            <w:tcMar>
+              <w:top w:w="70" w:type="dxa"/>
+              <w:start w:w="90" w:type="dxa"/>
+              <w:bottom w:w="70" w:type="dxa"/>
+              <w:end w:w="90" w:type="dxa"/>
+            </w:tcMar>
+            <w:vAlign w:val="center"/>
+          </w:tcPr>
+          <w:p>
+            <w:pPr>
+              <w:spacing w:after="0" w:line="252" w:lineRule="auto"/>
+              <w:jc w:val="left"/>
+            </w:pPr>
+            <w:r>
+              <w:rPr>
+                <w:rFonts w:ascii="Calibri" w:hAnsi="Calibri" w:eastAsia="Calibri"/>
+                <w:color w:val="203740"/>
+                <w:sz w:val="14"/>
+              </w:rPr>
+              <w:t>Costo del proyecto: RD$ 73,642,000.00</w:t>
+              <w:br/>
+              <w:t>Presupuesto 2026: RD$ 20,000,000.00</w:t>
+              <w:br/>
+              <w:t>Ejecutado 2026: RD$ 0.00</w:t>
+              <w:br/>
+              <w:t>Ejecución 2026: 0.00%</w:t>
+            </w:r>
+          </w:p>
+        </w:tc>
+      </w:tr>
+      <w:tr>
+        <w:tc>
+          <w:tcPr>
+            <w:tcW w:type="dxa" w:w="576"/>
+            <w:tcMar>
+              <w:top w:w="70" w:type="dxa"/>
+              <w:start w:w="90" w:type="dxa"/>
+              <w:bottom w:w="70" w:type="dxa"/>
+              <w:end w:w="90" w:type="dxa"/>
+            </w:tcMar>
+            <w:vAlign w:val="center"/>
+            <w:shd w:fill="F3F6F6"/>
+          </w:tcPr>
+          <w:p>
+            <w:pPr>
+              <w:spacing w:after="0" w:line="252" w:lineRule="auto"/>
+              <w:jc w:val="center"/>
+            </w:pPr>
+            <w:r>
+              <w:rPr>
+                <w:rFonts w:ascii="Calibri" w:hAnsi="Calibri" w:eastAsia="Calibri"/>
+                <w:color w:val="203740"/>
+                <w:sz w:val="14"/>
+              </w:rPr>
+              <w:t>14</w:t>
+            </w:r>
+          </w:p>
+        </w:tc>
+        <w:tc>
+          <w:tcPr>
+            <w:tcW w:type="dxa" w:w="1656"/>
+            <w:tcMar>
+              <w:top w:w="70" w:type="dxa"/>
+              <w:start w:w="90" w:type="dxa"/>
+              <w:bottom w:w="70" w:type="dxa"/>
+              <w:end w:w="90" w:type="dxa"/>
+            </w:tcMar>
+            <w:vAlign w:val="center"/>
+            <w:shd w:fill="F3F6F6"/>
+          </w:tcPr>
+          <w:p>
+            <w:pPr>
+              <w:spacing w:after="0" w:line="252" w:lineRule="auto"/>
+              <w:jc w:val="left"/>
+            </w:pPr>
+            <w:r>
+              <w:rPr>
+                <w:rFonts w:ascii="Calibri" w:hAnsi="Calibri" w:eastAsia="Calibri"/>
+                <w:color w:val="203740"/>
+                <w:sz w:val="14"/>
+              </w:rPr>
+              <w:t>SNIP 14649</w:t>
+              <w:br/>
+              <w:t>Ficha/Mapa 5137</w:t>
+              <w:br/>
+              <w:t>Fuentes:</w:t>
+              <w:br/>
+              <w:t>Maestro Sí · Ppto. Sí</w:t>
+              <w:br/>
+              <w:t>Territorio Sí · CSV territ. Sí</w:t>
+              <w:br/>
+              <w:t>Perfil Sí</w:t>
+            </w:r>
+            <w:r>
+              <w:br/>
+            </w:r>
+            <w:hyperlink r:id="rId41">
+              <w:r>
+                <w:rPr>
+                  <w:rFonts w:ascii="Calibri" w:hAnsi="Calibri" w:eastAsia="Calibri"/>
+                  <w:color w:val="2E74B5"/>
+                  <w:u w:val="single"/>
+                  <w:sz w:val="14"/>
+                </w:rPr>
+                <w:t>Abrir proyecto</w:t>
+              </w:r>
+            </w:hyperlink>
+            <w:r>
+              <w:br/>
+            </w:r>
+            <w:hyperlink r:id="rId42">
+              <w:r>
+                <w:rPr>
+                  <w:rFonts w:ascii="Calibri" w:hAnsi="Calibri" w:eastAsia="Calibri"/>
+                  <w:color w:val="2E74B5"/>
+                  <w:u w:val="single"/>
+                  <w:sz w:val="14"/>
+                </w:rPr>
+                <w:t>Abrir contratos</w:t>
+              </w:r>
+            </w:hyperlink>
+          </w:p>
+        </w:tc>
+        <w:tc>
+          <w:tcPr>
+            <w:tcW w:type="dxa" w:w="5976"/>
+            <w:tcMar>
+              <w:top w:w="70" w:type="dxa"/>
+              <w:start w:w="90" w:type="dxa"/>
+              <w:bottom w:w="70" w:type="dxa"/>
+              <w:end w:w="90" w:type="dxa"/>
+            </w:tcMar>
+            <w:vAlign w:val="center"/>
+            <w:shd w:fill="F3F6F6"/>
+          </w:tcPr>
+          <w:p>
+            <w:pPr>
+              <w:spacing w:after="0" w:line="252" w:lineRule="auto"/>
+              <w:jc w:val="left"/>
+            </w:pPr>
+            <w:r>
+              <w:rPr>
+                <w:rFonts w:ascii="Calibri" w:hAnsi="Calibri" w:eastAsia="Calibri"/>
+                <w:color w:val="203740"/>
+                <w:sz w:val="14"/>
+              </w:rPr>
+              <w:t>MEJORAMIENTO DE 100,000 VIVIENDAS EN LA REPÚBLICA DOMINICANA</w:t>
+              <w:br/>
+              <w:t>Institución(es): MINISTERIO DE LA VIVIENDA, HABITAT Y EDIFICACIONES (MIVHED)</w:t>
+              <w:br/>
+              <w:t>Sector(es): Vivienda y servicios comunitarios</w:t>
+              <w:br/>
+              <w:t>Territorios declarados: región Sin dato; provincia(s) AZUA; BAORUCO; BARAHONA; DAJABÓN; DISTRITO NACIONAL; DUARTE; EL SEIBO; ELÍAS PIÑA; ESPAILLAT; HATO MAYOR; HERMANAS MIRABAL; INDEPENDENCIA; LA ALTAGRACIA; LA ROMANA; LA VEGA; MARÍA TRINIDAD SÁNCHEZ; MONSEÑOR NOUEL; MONTE CRISTI; MONTE PLATA; PEDERNALES; PERAVIA; PUERTO PLATA; SAMANÁ; SAN CRISTÓBAL; SAN JOSÉ DE OCOA; SAN JUAN; SAN PEDRO DE MACORÍS; SÁNCHEZ RAMÍREZ; SANTIAGO; SANTIAGO RODRIGUEZ; SANTO DOMINGO; VALVERDE; municipio(s) Sin registro</w:t>
+              <w:br/>
+              <w:t>Localización codificada: 07 el_valle · 02 AZUA; 06 enriquillo · 03 BAORUCO; 06 enriquillo · 04 BARAHONA; 04 cibao_noroeste · 05 DAJABÓN; 00 · 00000 DISTRITO NACIONAL; 03 cibao_nordeste · 06 DUARTE; 08 yuma · 08 EL SEIBO; 07 el_valle · 07 ELÍAS PIÑA; 01 cibao_norte · 09 ESPAILLAT; 09 higuamo · 30 HATO MAYOR; 03 cibao_nordeste · 19 HERMANAS MIRABAL; 06 enriquillo · 10 INDEPENDENCIA; 08 yuma · 11 LA ALTAGRACIA; 08 yuma · 12 LA ROMANA; 02 cibao_sur · 13 LA VEGA; 03 cibao_nordeste · 14 MARÍA TRINIDAD SÁNCHEZ; 02 cibao_sur · 28 MONSEÑOR NOUEL; 04 cibao_noroeste · 15 MONTE CRISTI; 09 higuamo · 29 MONTE PLATA; 06 enriquillo · 16 PEDERNALES; 05 valdesia · 17 PERAVIA; 01 cibao_norte · 18 PUERTO PLATA; 03 cibao_nordeste · 20 SAMANÁ; 05 valdesia · 21 SAN CRISTÓBAL; 05 valdesia · 31 SAN JOSÉ DE OCOA; 07 el_valle · 22 SAN JUAN; 09 higuamo · 23 SAN PEDRO DE MACORÍS; 02 cibao_sur · 24 SÁNCHEZ RAMÍREZ; 01 cibao_norte · 25 SANTIAGO; 04 cibao_noroeste · 26 SANTIAGO RODRIGUEZ; 10 ozama · 32 SANTO DOMINGO; 04 cibao_noroeste · 27 VALVERDE</w:t>
+              <w:br/>
+              <w:t>Ubicación del perfil: AZUA - PROYECTO DEPARTAMENTAL; BAORUCO - PROYECTO DEPARTAMENTAL; BARAHONA - PROYECTO DEPARTAMENTAL; DAJABÓN - PROYECTO DEPARTAMENTAL; DISTRITO NACIONAL - PROYECTO DEPARTAMENTAL; DUARTE - PROYECTO DEPARTAMENTAL; EL SEIBO - PROYECTO DEPARTAMENTAL; ELÍAS PIÑA - PROYECTO DEPARTAMENTAL; ESPAILLAT - PROYECTO DEPARTAMENTAL; HATO MAYOR - PROYECTO DEPARTAMENTAL; HERMANAS MIRABAL - PROYECTO DEPARTAMENTAL; INDEPENDENCIA - PROYECTO DEPARTAMENTAL; LA ALTAGRACIA - PROYECTO DEPARTAMENTAL; LA ROMANA - PROYECTO DEPARTAMENTAL; LA VEGA - PROYECTO DEPARTAMENTAL; MARÍA TRINIDAD SÁNCHEZ - PROYECTO DEPARTAMENTAL; MONSEÑOR NOUEL - PROYECTO DEPARTAMENTAL; MONTE CRISTI - PROYECTO DEPARTAMENTAL; MONTE PLATA - PROYECTO DEPARTAMENTAL; PEDERNALES - PROYECTO DEPARTAMENTAL; PERAVIA - PROYECTO DEPARTAMENTAL; PUERTO PLATA - PROYECTO DEPARTAMENTAL; SAMANÁ - PROYECTO DEPARTAMENTAL; SAN CRISTÓBAL - PROYECTO DEPARTAMENTAL; SAN JOSÉ DE OCOA - PROYECTO DEPARTAMENTAL; SAN JUAN - PROYECTO DEPARTAMENTAL; SAN PEDRO DE MACORÍS - PROYECTO DEPARTAMENTAL; SÁNCHEZ RAMÍREZ - PROYECTO DEPARTAMENTAL; SANTIAGO - PROYECTO DEPARTAMENTAL; SANTIAGO RODRIGUEZ - PROYECTO DEPARTAMENTAL; SANTO DOMINGO - PROYECTO DEPARTAMENTAL; VALVERDE - PROYECTO DEPARTAMENTAL</w:t>
+              <w:br/>
+              <w:t>Fuente territorial: profile · alcance province · verificada 02-08-2026 12:40 UTC</w:t>
+              <w:br/>
+              <w:t>Cobertura: nacional No · multirregional Sí</w:t>
+            </w:r>
+          </w:p>
+        </w:tc>
+        <w:tc>
+          <w:tcPr>
+            <w:tcW w:type="dxa" w:w="2880"/>
+            <w:tcMar>
+              <w:top w:w="70" w:type="dxa"/>
+              <w:start w:w="90" w:type="dxa"/>
+              <w:bottom w:w="70" w:type="dxa"/>
+              <w:end w:w="90" w:type="dxa"/>
+            </w:tcMar>
+            <w:vAlign w:val="center"/>
+            <w:shd w:fill="F3F6F6"/>
+          </w:tcPr>
+          <w:p>
+            <w:pPr>
+              <w:spacing w:after="0" w:line="252" w:lineRule="auto"/>
+              <w:jc w:val="left"/>
+            </w:pPr>
+            <w:r>
+              <w:rPr>
+                <w:rFonts w:ascii="Calibri" w:hAnsi="Calibri" w:eastAsia="Calibri"/>
+                <w:color w:val="203740"/>
+                <w:sz w:val="14"/>
+              </w:rPr>
+              <w:t>Estado: EJECUCIÓN</w:t>
+              <w:br/>
+              <w:t>Período: 01-01-2021 – 31-01-2027</w:t>
+              <w:br/>
+              <w:t>Avance físico: 77.38%</w:t>
+              <w:br/>
+              <w:t>Avance financiero: 77.38%</w:t>
+              <w:br/>
+              <w:t>Contratos: 32 total · 29 activos</w:t>
+              <w:br/>
+              <w:t>Seguimiento: Ejecución y contrato activo</w:t>
+            </w:r>
+          </w:p>
+        </w:tc>
+        <w:tc>
+          <w:tcPr>
+            <w:tcW w:type="dxa" w:w="3024"/>
+            <w:tcMar>
+              <w:top w:w="70" w:type="dxa"/>
+              <w:start w:w="90" w:type="dxa"/>
+              <w:bottom w:w="70" w:type="dxa"/>
+              <w:end w:w="90" w:type="dxa"/>
+            </w:tcMar>
+            <w:vAlign w:val="center"/>
+            <w:shd w:fill="F3F6F6"/>
+          </w:tcPr>
+          <w:p>
+            <w:pPr>
+              <w:spacing w:after="0" w:line="252" w:lineRule="auto"/>
+              <w:jc w:val="left"/>
+            </w:pPr>
+            <w:r>
+              <w:rPr>
+                <w:rFonts w:ascii="Calibri" w:hAnsi="Calibri" w:eastAsia="Calibri"/>
+                <w:color w:val="203740"/>
+                <w:sz w:val="14"/>
+              </w:rPr>
+              <w:t>Costo del proyecto: RD$ 9,076,506,534.00</w:t>
+              <w:br/>
+              <w:t>Presupuesto 2026: RD$ 1,549,580,606.13</w:t>
+              <w:br/>
+              <w:t>Ejecutado 2026: RD$ 807,941,400.40</w:t>
+              <w:br/>
+              <w:t>Ejecución 2026: 52.14%</w:t>
+            </w:r>
+          </w:p>
+        </w:tc>
+      </w:tr>
+      <w:tr>
+        <w:tc>
+          <w:tcPr>
+            <w:tcW w:type="dxa" w:w="576"/>
+            <w:tcMar>
+              <w:top w:w="70" w:type="dxa"/>
+              <w:start w:w="90" w:type="dxa"/>
+              <w:bottom w:w="70" w:type="dxa"/>
+              <w:end w:w="90" w:type="dxa"/>
+            </w:tcMar>
+            <w:vAlign w:val="center"/>
+          </w:tcPr>
+          <w:p>
+            <w:pPr>
+              <w:spacing w:after="0" w:line="252" w:lineRule="auto"/>
+              <w:jc w:val="center"/>
+            </w:pPr>
+            <w:r>
+              <w:rPr>
+                <w:rFonts w:ascii="Calibri" w:hAnsi="Calibri" w:eastAsia="Calibri"/>
+                <w:color w:val="203740"/>
+                <w:sz w:val="14"/>
+              </w:rPr>
+              <w:t>15</w:t>
+            </w:r>
+          </w:p>
+        </w:tc>
+        <w:tc>
+          <w:tcPr>
+            <w:tcW w:type="dxa" w:w="1656"/>
+            <w:tcMar>
+              <w:top w:w="70" w:type="dxa"/>
+              <w:start w:w="90" w:type="dxa"/>
+              <w:bottom w:w="70" w:type="dxa"/>
+              <w:end w:w="90" w:type="dxa"/>
+            </w:tcMar>
+            <w:vAlign w:val="center"/>
+          </w:tcPr>
+          <w:p>
+            <w:pPr>
+              <w:spacing w:after="0" w:line="252" w:lineRule="auto"/>
+              <w:jc w:val="left"/>
+            </w:pPr>
+            <w:r>
+              <w:rPr>
+                <w:rFonts w:ascii="Calibri" w:hAnsi="Calibri" w:eastAsia="Calibri"/>
+                <w:color w:val="203740"/>
+                <w:sz w:val="14"/>
+              </w:rPr>
+              <w:t>SNIP 14733</w:t>
+              <w:br/>
+              <w:t>Ficha/Mapa 5380</w:t>
+              <w:br/>
+              <w:t>Fuentes:</w:t>
+              <w:br/>
+              <w:t>Maestro Sí · Ppto. Sí</w:t>
+              <w:br/>
+              <w:t>Territorio Sí · CSV territ. Sí</w:t>
+              <w:br/>
+              <w:t>Perfil Sí</w:t>
+            </w:r>
+            <w:r>
+              <w:br/>
+            </w:r>
+            <w:hyperlink r:id="rId43">
+              <w:r>
+                <w:rPr>
+                  <w:rFonts w:ascii="Calibri" w:hAnsi="Calibri" w:eastAsia="Calibri"/>
+                  <w:color w:val="2E74B5"/>
+                  <w:u w:val="single"/>
+                  <w:sz w:val="14"/>
+                </w:rPr>
+                <w:t>Abrir proyecto</w:t>
+              </w:r>
+            </w:hyperlink>
+          </w:p>
+        </w:tc>
+        <w:tc>
+          <w:tcPr>
+            <w:tcW w:type="dxa" w:w="5976"/>
+            <w:tcMar>
+              <w:top w:w="70" w:type="dxa"/>
+              <w:start w:w="90" w:type="dxa"/>
+              <w:bottom w:w="70" w:type="dxa"/>
+              <w:end w:w="90" w:type="dxa"/>
+            </w:tcMar>
+            <w:vAlign w:val="center"/>
+          </w:tcPr>
+          <w:p>
+            <w:pPr>
+              <w:spacing w:after="0" w:line="252" w:lineRule="auto"/>
+              <w:jc w:val="left"/>
+            </w:pPr>
+            <w:r>
+              <w:rPr>
+                <w:rFonts w:ascii="Calibri" w:hAnsi="Calibri" w:eastAsia="Calibri"/>
+                <w:color w:val="203740"/>
+                <w:sz w:val="14"/>
+              </w:rPr>
+              <w:t>AMPLIACIÓN ALCANTARILLADO SANITARIO EN LOS SECTORES EL MILLÓN, AV. CIRCUNVALACIÓN Y EL PANCHITO, PROVINCIA SAMANA</w:t>
+              <w:br/>
+              <w:t>Institución(es): INSTITUTO NACIONAL DE AGUA POTABLE Y ALCANTARILLADO (INAPA)</w:t>
+              <w:br/>
+              <w:t>Sector(es): Protección del aire, agua y suelo</w:t>
+              <w:br/>
+              <w:t>Territorios declarados: región cibao_nordeste; provincia(s) SAMANÁ; municipio(s) SAMANÁ</w:t>
+              <w:br/>
+              <w:t>Localización codificada: 03 cibao_nordeste · 20 SAMANÁ · 032001 SAMANÁ</w:t>
+              <w:br/>
+              <w:t>Ubicación del perfil: SAMANÁ (SAMANÁ)</w:t>
+              <w:br/>
+              <w:t>Fuente territorial: profile · alcance municipality · verificada 02-08-2026 12:40 UTC</w:t>
+              <w:br/>
+              <w:t>Cobertura: nacional No · multirregional No</w:t>
+            </w:r>
+          </w:p>
+        </w:tc>
+        <w:tc>
+          <w:tcPr>
+            <w:tcW w:type="dxa" w:w="2880"/>
+            <w:tcMar>
+              <w:top w:w="70" w:type="dxa"/>
+              <w:start w:w="90" w:type="dxa"/>
+              <w:bottom w:w="70" w:type="dxa"/>
+              <w:end w:w="90" w:type="dxa"/>
+            </w:tcMar>
+            <w:vAlign w:val="center"/>
+          </w:tcPr>
+          <w:p>
+            <w:pPr>
+              <w:spacing w:after="0" w:line="252" w:lineRule="auto"/>
+              <w:jc w:val="left"/>
+            </w:pPr>
+            <w:r>
+              <w:rPr>
+                <w:rFonts w:ascii="Calibri" w:hAnsi="Calibri" w:eastAsia="Calibri"/>
+                <w:color w:val="203740"/>
+                <w:sz w:val="14"/>
+              </w:rPr>
+              <w:t>Estado: EJECUCIÓN</w:t>
+              <w:br/>
+              <w:t>Período: 01-01-2022 – 31-01-2026</w:t>
+              <w:br/>
+              <w:t>Avance físico: 97.88%</w:t>
+              <w:br/>
+              <w:t>Avance financiero: 97.88%</w:t>
+              <w:br/>
+              <w:t>Contratos: 0 total · 0 activos</w:t>
+              <w:br/>
+              <w:t>Seguimiento: Ejecución registrada</w:t>
+            </w:r>
+          </w:p>
+        </w:tc>
+        <w:tc>
+          <w:tcPr>
+            <w:tcW w:type="dxa" w:w="3024"/>
+            <w:tcMar>
+              <w:top w:w="70" w:type="dxa"/>
+              <w:start w:w="90" w:type="dxa"/>
+              <w:bottom w:w="70" w:type="dxa"/>
+              <w:end w:w="90" w:type="dxa"/>
+            </w:tcMar>
+            <w:vAlign w:val="center"/>
+          </w:tcPr>
+          <w:p>
+            <w:pPr>
+              <w:spacing w:after="0" w:line="252" w:lineRule="auto"/>
+              <w:jc w:val="left"/>
+            </w:pPr>
+            <w:r>
+              <w:rPr>
+                <w:rFonts w:ascii="Calibri" w:hAnsi="Calibri" w:eastAsia="Calibri"/>
+                <w:color w:val="203740"/>
+                <w:sz w:val="14"/>
+              </w:rPr>
+              <w:t>Costo del proyecto: RD$ 68,794,593.00</w:t>
+              <w:br/>
+              <w:t>Presupuesto 2026: RD$ 9,930,384.73</w:t>
+              <w:br/>
+              <w:t>Ejecutado 2026: RD$ 8,930,384.73</w:t>
+              <w:br/>
+              <w:t>Ejecución 2026: 89.93%</w:t>
+            </w:r>
+          </w:p>
+        </w:tc>
+      </w:tr>
+      <w:tr>
+        <w:tc>
+          <w:tcPr>
+            <w:tcW w:type="dxa" w:w="576"/>
+            <w:tcMar>
+              <w:top w:w="70" w:type="dxa"/>
+              <w:start w:w="90" w:type="dxa"/>
+              <w:bottom w:w="70" w:type="dxa"/>
+              <w:end w:w="90" w:type="dxa"/>
+            </w:tcMar>
+            <w:vAlign w:val="center"/>
+            <w:shd w:fill="F3F6F6"/>
+          </w:tcPr>
+          <w:p>
+            <w:pPr>
+              <w:spacing w:after="0" w:line="252" w:lineRule="auto"/>
+              <w:jc w:val="center"/>
+            </w:pPr>
+            <w:r>
+              <w:rPr>
+                <w:rFonts w:ascii="Calibri" w:hAnsi="Calibri" w:eastAsia="Calibri"/>
+                <w:color w:val="203740"/>
+                <w:sz w:val="14"/>
+              </w:rPr>
+              <w:t>16</w:t>
+            </w:r>
+          </w:p>
+        </w:tc>
+        <w:tc>
+          <w:tcPr>
+            <w:tcW w:type="dxa" w:w="1656"/>
+            <w:tcMar>
+              <w:top w:w="70" w:type="dxa"/>
+              <w:start w:w="90" w:type="dxa"/>
+              <w:bottom w:w="70" w:type="dxa"/>
+              <w:end w:w="90" w:type="dxa"/>
+            </w:tcMar>
+            <w:vAlign w:val="center"/>
+            <w:shd w:fill="F3F6F6"/>
+          </w:tcPr>
+          <w:p>
+            <w:pPr>
+              <w:spacing w:after="0" w:line="252" w:lineRule="auto"/>
+              <w:jc w:val="left"/>
+            </w:pPr>
+            <w:r>
+              <w:rPr>
+                <w:rFonts w:ascii="Calibri" w:hAnsi="Calibri" w:eastAsia="Calibri"/>
+                <w:color w:val="203740"/>
+                <w:sz w:val="14"/>
+              </w:rPr>
+              <w:t>SNIP 15003</w:t>
+              <w:br/>
+              <w:t>Ficha/Mapa 5728</w:t>
+              <w:br/>
+              <w:t>Fuentes:</w:t>
+              <w:br/>
+              <w:t>Maestro Sí · Ppto. Sí</w:t>
+              <w:br/>
+              <w:t>Territorio Sí · CSV territ. Sí</w:t>
+              <w:br/>
+              <w:t>Perfil Sí</w:t>
+            </w:r>
+            <w:r>
+              <w:br/>
+            </w:r>
+            <w:hyperlink r:id="rId44">
+              <w:r>
+                <w:rPr>
+                  <w:rFonts w:ascii="Calibri" w:hAnsi="Calibri" w:eastAsia="Calibri"/>
+                  <w:color w:val="2E74B5"/>
+                  <w:u w:val="single"/>
+                  <w:sz w:val="14"/>
+                </w:rPr>
+                <w:t>Abrir proyecto</w:t>
+              </w:r>
+            </w:hyperlink>
+            <w:r>
+              <w:br/>
+            </w:r>
+            <w:hyperlink r:id="rId45">
+              <w:r>
+                <w:rPr>
+                  <w:rFonts w:ascii="Calibri" w:hAnsi="Calibri" w:eastAsia="Calibri"/>
+                  <w:color w:val="2E74B5"/>
+                  <w:u w:val="single"/>
+                  <w:sz w:val="14"/>
+                </w:rPr>
+                <w:t>Abrir contratos</w:t>
+              </w:r>
+            </w:hyperlink>
+          </w:p>
+        </w:tc>
+        <w:tc>
+          <w:tcPr>
+            <w:tcW w:type="dxa" w:w="5976"/>
+            <w:tcMar>
+              <w:top w:w="70" w:type="dxa"/>
+              <w:start w:w="90" w:type="dxa"/>
+              <w:bottom w:w="70" w:type="dxa"/>
+              <w:end w:w="90" w:type="dxa"/>
+            </w:tcMar>
+            <w:vAlign w:val="center"/>
+            <w:shd w:fill="F3F6F6"/>
+          </w:tcPr>
+          <w:p>
+            <w:pPr>
+              <w:spacing w:after="0" w:line="252" w:lineRule="auto"/>
+              <w:jc w:val="left"/>
+            </w:pPr>
+            <w:r>
+              <w:rPr>
+                <w:rFonts w:ascii="Calibri" w:hAnsi="Calibri" w:eastAsia="Calibri"/>
+                <w:color w:val="203740"/>
+                <w:sz w:val="14"/>
+              </w:rPr>
+              <w:t>MANEJO DE PAISAJES PRODUCTIVOS INTEGRADOS DE LAS CUENCAS DE LOS RÍOS YAQUE DEL NORTE Y YUNA</w:t>
+              <w:br/>
+              <w:t>Institución(es): MINISTERIO  DE MEDIO AMBIENTE Y RECURSOS NATURALES</w:t>
+              <w:br/>
+              <w:t>Sector(es): Protección de la biodiversidad y ordenación de desechos</w:t>
+              <w:br/>
+              <w:t>Territorios declarados: región Sin dato; provincia(s) DUARTE; HERMANAS MIRABAL; LA VEGA; MONSEÑOR NOUEL; SAMANÁ; SÁNCHEZ RAMÍREZ; municipio(s) Sin registro</w:t>
+              <w:br/>
+              <w:t>Localización codificada: 03 cibao_nordeste · 06 DUARTE; 03 cibao_nordeste · 19 HERMANAS MIRABAL; 02 cibao_sur · 13 LA VEGA; 02 cibao_sur · 28 MONSEÑOR NOUEL; 03 cibao_nordeste · 20 SAMANÁ; 02 cibao_sur · 24 SÁNCHEZ RAMÍREZ</w:t>
+              <w:br/>
+              <w:t>Ubicación del perfil: DUARTE - PROYECTO DEPARTAMENTAL; HERMANAS MIRABAL - PROYECTO DEPARTAMENTAL; LA VEGA - PROYECTO DEPARTAMENTAL; MONSEÑOR NOUEL - PROYECTO DEPARTAMENTAL; SAMANÁ - PROYECTO DEPARTAMENTAL; SÁNCHEZ RAMÍREZ - PROYECTO DEPARTAMENTAL</w:t>
+              <w:br/>
+              <w:t>Fuente territorial: profile · alcance province · verificada 02-08-2026 12:40 UTC</w:t>
+              <w:br/>
+              <w:t>Cobertura: nacional No · multirregional Sí</w:t>
+            </w:r>
+          </w:p>
+        </w:tc>
+        <w:tc>
+          <w:tcPr>
+            <w:tcW w:type="dxa" w:w="2880"/>
+            <w:tcMar>
+              <w:top w:w="70" w:type="dxa"/>
+              <w:start w:w="90" w:type="dxa"/>
+              <w:bottom w:w="70" w:type="dxa"/>
+              <w:end w:w="90" w:type="dxa"/>
+            </w:tcMar>
+            <w:vAlign w:val="center"/>
+            <w:shd w:fill="F3F6F6"/>
+          </w:tcPr>
+          <w:p>
+            <w:pPr>
+              <w:spacing w:after="0" w:line="252" w:lineRule="auto"/>
+              <w:jc w:val="left"/>
+            </w:pPr>
+            <w:r>
+              <w:rPr>
+                <w:rFonts w:ascii="Calibri" w:hAnsi="Calibri" w:eastAsia="Calibri"/>
+                <w:color w:val="203740"/>
+                <w:sz w:val="14"/>
+              </w:rPr>
+              <w:t>Estado: EJECUCIÓN</w:t>
+              <w:br/>
+              <w:t>Período: 01-01-2023 – 31-01-2027</w:t>
+              <w:br/>
+              <w:t>Avance físico: 17.67%</w:t>
+              <w:br/>
+              <w:t>Avance financiero: 17.67%</w:t>
+              <w:br/>
+              <w:t>Contratos: 1 total · 1 activos</w:t>
+              <w:br/>
+              <w:t>Seguimiento: Contrato activo sin ejecución registrada</w:t>
+            </w:r>
+          </w:p>
+        </w:tc>
+        <w:tc>
+          <w:tcPr>
+            <w:tcW w:type="dxa" w:w="3024"/>
+            <w:tcMar>
+              <w:top w:w="70" w:type="dxa"/>
+              <w:start w:w="90" w:type="dxa"/>
+              <w:bottom w:w="70" w:type="dxa"/>
+              <w:end w:w="90" w:type="dxa"/>
+            </w:tcMar>
+            <w:vAlign w:val="center"/>
+            <w:shd w:fill="F3F6F6"/>
+          </w:tcPr>
+          <w:p>
+            <w:pPr>
+              <w:spacing w:after="0" w:line="252" w:lineRule="auto"/>
+              <w:jc w:val="left"/>
+            </w:pPr>
+            <w:r>
+              <w:rPr>
+                <w:rFonts w:ascii="Calibri" w:hAnsi="Calibri" w:eastAsia="Calibri"/>
+                <w:color w:val="203740"/>
+                <w:sz w:val="14"/>
+              </w:rPr>
+              <w:t>Costo del proyecto: RD$ 253,071,084.00</w:t>
+              <w:br/>
+              <w:t>Presupuesto 2026: RD$ 96,929,844.00</w:t>
+              <w:br/>
+              <w:t>Ejecutado 2026: RD$ 0.00</w:t>
+              <w:br/>
+              <w:t>Ejecución 2026: 0.00%</w:t>
+            </w:r>
+          </w:p>
+        </w:tc>
+      </w:tr>
+      <w:tr>
+        <w:tc>
+          <w:tcPr>
+            <w:tcW w:type="dxa" w:w="576"/>
+            <w:tcMar>
+              <w:top w:w="70" w:type="dxa"/>
+              <w:start w:w="90" w:type="dxa"/>
+              <w:bottom w:w="70" w:type="dxa"/>
+              <w:end w:w="90" w:type="dxa"/>
+            </w:tcMar>
+            <w:vAlign w:val="center"/>
+          </w:tcPr>
+          <w:p>
+            <w:pPr>
+              <w:spacing w:after="0" w:line="252" w:lineRule="auto"/>
+              <w:jc w:val="center"/>
+            </w:pPr>
+            <w:r>
+              <w:rPr>
+                <w:rFonts w:ascii="Calibri" w:hAnsi="Calibri" w:eastAsia="Calibri"/>
+                <w:color w:val="203740"/>
+                <w:sz w:val="14"/>
+              </w:rPr>
+              <w:t>17</w:t>
+            </w:r>
+          </w:p>
+        </w:tc>
+        <w:tc>
+          <w:tcPr>
+            <w:tcW w:type="dxa" w:w="1656"/>
+            <w:tcMar>
+              <w:top w:w="70" w:type="dxa"/>
+              <w:start w:w="90" w:type="dxa"/>
+              <w:bottom w:w="70" w:type="dxa"/>
+              <w:end w:w="90" w:type="dxa"/>
+            </w:tcMar>
+            <w:vAlign w:val="center"/>
+          </w:tcPr>
+          <w:p>
+            <w:pPr>
+              <w:spacing w:after="0" w:line="252" w:lineRule="auto"/>
+              <w:jc w:val="left"/>
+            </w:pPr>
+            <w:r>
+              <w:rPr>
+                <w:rFonts w:ascii="Calibri" w:hAnsi="Calibri" w:eastAsia="Calibri"/>
+                <w:color w:val="203740"/>
+                <w:sz w:val="14"/>
+              </w:rPr>
+              <w:t>SNIP 15095</w:t>
+              <w:br/>
+              <w:t>Ficha/Mapa 5823</w:t>
+              <w:br/>
+              <w:t>Fuentes:</w:t>
+              <w:br/>
+              <w:t>Maestro Sí · Ppto. Sí</w:t>
+              <w:br/>
+              <w:t>Territorio Sí · CSV territ. Sí</w:t>
+              <w:br/>
+              <w:t>Perfil Sí</w:t>
+            </w:r>
+            <w:r>
+              <w:br/>
+            </w:r>
+            <w:hyperlink r:id="rId46">
+              <w:r>
+                <w:rPr>
+                  <w:rFonts w:ascii="Calibri" w:hAnsi="Calibri" w:eastAsia="Calibri"/>
+                  <w:color w:val="2E74B5"/>
+                  <w:u w:val="single"/>
+                  <w:sz w:val="14"/>
+                </w:rPr>
+                <w:t>Abrir proyecto</w:t>
+              </w:r>
+            </w:hyperlink>
+            <w:r>
+              <w:br/>
+            </w:r>
+            <w:hyperlink r:id="rId47">
+              <w:r>
+                <w:rPr>
+                  <w:rFonts w:ascii="Calibri" w:hAnsi="Calibri" w:eastAsia="Calibri"/>
+                  <w:color w:val="2E74B5"/>
+                  <w:u w:val="single"/>
+                  <w:sz w:val="14"/>
+                </w:rPr>
+                <w:t>Abrir contratos</w:t>
+              </w:r>
+            </w:hyperlink>
+          </w:p>
+        </w:tc>
+        <w:tc>
+          <w:tcPr>
+            <w:tcW w:type="dxa" w:w="5976"/>
+            <w:tcMar>
+              <w:top w:w="70" w:type="dxa"/>
+              <w:start w:w="90" w:type="dxa"/>
+              <w:bottom w:w="70" w:type="dxa"/>
+              <w:end w:w="90" w:type="dxa"/>
+            </w:tcMar>
+            <w:vAlign w:val="center"/>
+          </w:tcPr>
+          <w:p>
+            <w:pPr>
+              <w:spacing w:after="0" w:line="252" w:lineRule="auto"/>
+              <w:jc w:val="left"/>
+            </w:pPr>
+            <w:r>
+              <w:rPr>
+                <w:rFonts w:ascii="Calibri" w:hAnsi="Calibri" w:eastAsia="Calibri"/>
+                <w:color w:val="203740"/>
+                <w:sz w:val="14"/>
+              </w:rPr>
+              <w:t>AMPLIACIÓN ACUEDUCTO MULTIPLE SANCHEZ, PROVINCIA SAMANA</w:t>
+              <w:br/>
+              <w:t>Institución(es): INSTITUTO NACIONAL DE AGUA POTABLE Y ALCANTARILLADO (INAPA)</w:t>
+              <w:br/>
+              <w:t>Sector(es): Vivienda y servicios comunitarios</w:t>
+              <w:br/>
+              <w:t>Territorios declarados: región cibao_nordeste; provincia(s) SAMANÁ; municipio(s) SÁNCHEZ</w:t>
+              <w:br/>
+              <w:t>Localización codificada: 03 cibao_nordeste · 20 SAMANÁ · 032002 SÁNCHEZ</w:t>
+              <w:br/>
+              <w:t>Ubicación del perfil: SÁNCHEZ (SAMANÁ)</w:t>
+              <w:br/>
+              <w:t>Fuente territorial: profile · alcance municipality · verificada 02-08-2026 12:40 UTC</w:t>
+              <w:br/>
+              <w:t>Cobertura: nacional No · multirregional No</w:t>
+            </w:r>
+          </w:p>
+        </w:tc>
+        <w:tc>
+          <w:tcPr>
+            <w:tcW w:type="dxa" w:w="2880"/>
+            <w:tcMar>
+              <w:top w:w="70" w:type="dxa"/>
+              <w:start w:w="90" w:type="dxa"/>
+              <w:bottom w:w="70" w:type="dxa"/>
+              <w:end w:w="90" w:type="dxa"/>
+            </w:tcMar>
+            <w:vAlign w:val="center"/>
+          </w:tcPr>
+          <w:p>
+            <w:pPr>
+              <w:spacing w:after="0" w:line="252" w:lineRule="auto"/>
+              <w:jc w:val="left"/>
+            </w:pPr>
+            <w:r>
+              <w:rPr>
+                <w:rFonts w:ascii="Calibri" w:hAnsi="Calibri" w:eastAsia="Calibri"/>
+                <w:color w:val="203740"/>
+                <w:sz w:val="14"/>
+              </w:rPr>
+              <w:t>Estado: EJECUCIÓN</w:t>
+              <w:br/>
+              <w:t>Período: 01-01-2022 – 31-01-2027</w:t>
+              <w:br/>
+              <w:t>Avance físico: 78.20%</w:t>
+              <w:br/>
+              <w:t>Avance financiero: 78.20%</w:t>
+              <w:br/>
+              <w:t>Contratos: 1 total · 1 activos</w:t>
+              <w:br/>
+              <w:t>Seguimiento: Contrato activo sin ejecución registrada</w:t>
+            </w:r>
+          </w:p>
+        </w:tc>
+        <w:tc>
+          <w:tcPr>
+            <w:tcW w:type="dxa" w:w="3024"/>
+            <w:tcMar>
+              <w:top w:w="70" w:type="dxa"/>
+              <w:start w:w="90" w:type="dxa"/>
+              <w:bottom w:w="70" w:type="dxa"/>
+              <w:end w:w="90" w:type="dxa"/>
+            </w:tcMar>
+            <w:vAlign w:val="center"/>
+          </w:tcPr>
+          <w:p>
+            <w:pPr>
+              <w:spacing w:after="0" w:line="252" w:lineRule="auto"/>
+              <w:jc w:val="left"/>
+            </w:pPr>
+            <w:r>
+              <w:rPr>
+                <w:rFonts w:ascii="Calibri" w:hAnsi="Calibri" w:eastAsia="Calibri"/>
+                <w:color w:val="203740"/>
+                <w:sz w:val="14"/>
+              </w:rPr>
+              <w:t>Costo del proyecto: RD$ 940,943,522.41</w:t>
+              <w:br/>
+              <w:t>Presupuesto 2026: RD$ 76,385,961.00</w:t>
+              <w:br/>
+              <w:t>Ejecutado 2026: RD$ 0.00</w:t>
+              <w:br/>
+              <w:t>Ejecución 2026: 0.00%</w:t>
+            </w:r>
+          </w:p>
+        </w:tc>
+      </w:tr>
+      <w:tr>
+        <w:tc>
+          <w:tcPr>
+            <w:tcW w:type="dxa" w:w="576"/>
+            <w:tcMar>
+              <w:top w:w="70" w:type="dxa"/>
+              <w:start w:w="90" w:type="dxa"/>
+              <w:bottom w:w="70" w:type="dxa"/>
+              <w:end w:w="90" w:type="dxa"/>
+            </w:tcMar>
+            <w:vAlign w:val="center"/>
+            <w:shd w:fill="F3F6F6"/>
+          </w:tcPr>
+          <w:p>
+            <w:pPr>
+              <w:spacing w:after="0" w:line="252" w:lineRule="auto"/>
+              <w:jc w:val="center"/>
+            </w:pPr>
+            <w:r>
+              <w:rPr>
+                <w:rFonts w:ascii="Calibri" w:hAnsi="Calibri" w:eastAsia="Calibri"/>
+                <w:color w:val="203740"/>
+                <w:sz w:val="14"/>
+              </w:rPr>
+              <w:t>18</w:t>
+            </w:r>
+          </w:p>
+        </w:tc>
+        <w:tc>
+          <w:tcPr>
+            <w:tcW w:type="dxa" w:w="1656"/>
+            <w:tcMar>
+              <w:top w:w="70" w:type="dxa"/>
+              <w:start w:w="90" w:type="dxa"/>
+              <w:bottom w:w="70" w:type="dxa"/>
+              <w:end w:w="90" w:type="dxa"/>
+            </w:tcMar>
+            <w:vAlign w:val="center"/>
+            <w:shd w:fill="F3F6F6"/>
+          </w:tcPr>
+          <w:p>
+            <w:pPr>
+              <w:spacing w:after="0" w:line="252" w:lineRule="auto"/>
+              <w:jc w:val="left"/>
+            </w:pPr>
+            <w:r>
+              <w:rPr>
+                <w:rFonts w:ascii="Calibri" w:hAnsi="Calibri" w:eastAsia="Calibri"/>
+                <w:color w:val="203740"/>
+                <w:sz w:val="14"/>
+              </w:rPr>
+              <w:t>SNIP 15131</w:t>
+              <w:br/>
+              <w:t>Ficha/Mapa 6030</w:t>
+              <w:br/>
+              <w:t>Fuentes:</w:t>
+              <w:br/>
+              <w:t>Maestro Sí · Ppto. Sí</w:t>
+              <w:br/>
+              <w:t>Territorio Sí · CSV territ. Sí</w:t>
+              <w:br/>
+              <w:t>Perfil Sí</w:t>
+            </w:r>
+            <w:r>
+              <w:br/>
+            </w:r>
+            <w:hyperlink r:id="rId48">
+              <w:r>
+                <w:rPr>
+                  <w:rFonts w:ascii="Calibri" w:hAnsi="Calibri" w:eastAsia="Calibri"/>
+                  <w:color w:val="2E74B5"/>
+                  <w:u w:val="single"/>
+                  <w:sz w:val="14"/>
+                </w:rPr>
+                <w:t>Abrir proyecto</w:t>
+              </w:r>
+            </w:hyperlink>
+          </w:p>
+        </w:tc>
+        <w:tc>
+          <w:tcPr>
+            <w:tcW w:type="dxa" w:w="5976"/>
+            <w:tcMar>
+              <w:top w:w="70" w:type="dxa"/>
+              <w:start w:w="90" w:type="dxa"/>
+              <w:bottom w:w="70" w:type="dxa"/>
+              <w:end w:w="90" w:type="dxa"/>
+            </w:tcMar>
+            <w:vAlign w:val="center"/>
+            <w:shd w:fill="F3F6F6"/>
+          </w:tcPr>
+          <w:p>
+            <w:pPr>
+              <w:spacing w:after="0" w:line="252" w:lineRule="auto"/>
+              <w:jc w:val="left"/>
+            </w:pPr>
+            <w:r>
+              <w:rPr>
+                <w:rFonts w:ascii="Calibri" w:hAnsi="Calibri" w:eastAsia="Calibri"/>
+                <w:color w:val="203740"/>
+                <w:sz w:val="14"/>
+              </w:rPr>
+              <w:t>RECONSTRUCCIÓN DE PLAZA DE VENDEDORES EN EL PUEBLO LOS PESCADORES, MUNICIPIO LAS TERRENAS, PROVINCIA SAMANA</w:t>
+              <w:br/>
+              <w:t>Institución(es): COMITE EJECUTOR DE INFRAESTRUCTA EN ZONAS TURISTICAS (CEIZTUR)</w:t>
+              <w:br/>
+              <w:t>Sector(es): Otros servicios económicos</w:t>
+              <w:br/>
+              <w:t>Territorios declarados: región cibao_nordeste; provincia(s) SAMANÁ; municipio(s) LAS TERRENAS</w:t>
+              <w:br/>
+              <w:t>Localización codificada: 03 cibao_nordeste · 20 SAMANÁ · 032003 LAS TERRENAS</w:t>
+              <w:br/>
+              <w:t>Ubicación del perfil: LAS TERRENAS (SAMANÁ)</w:t>
+              <w:br/>
+              <w:t>Fuente territorial: profile · alcance municipality · verificada 02-08-2026 12:40 UTC</w:t>
+              <w:br/>
+              <w:t>Cobertura: nacional No · multirregional No</w:t>
+            </w:r>
+          </w:p>
+        </w:tc>
+        <w:tc>
+          <w:tcPr>
+            <w:tcW w:type="dxa" w:w="2880"/>
+            <w:tcMar>
+              <w:top w:w="70" w:type="dxa"/>
+              <w:start w:w="90" w:type="dxa"/>
+              <w:bottom w:w="70" w:type="dxa"/>
+              <w:end w:w="90" w:type="dxa"/>
+            </w:tcMar>
+            <w:vAlign w:val="center"/>
+            <w:shd w:fill="F3F6F6"/>
+          </w:tcPr>
+          <w:p>
+            <w:pPr>
+              <w:spacing w:after="0" w:line="252" w:lineRule="auto"/>
+              <w:jc w:val="left"/>
+            </w:pPr>
+            <w:r>
+              <w:rPr>
+                <w:rFonts w:ascii="Calibri" w:hAnsi="Calibri" w:eastAsia="Calibri"/>
+                <w:color w:val="203740"/>
+                <w:sz w:val="14"/>
+              </w:rPr>
+              <w:t>Estado: REPROGRAMAR</w:t>
+              <w:br/>
+              <w:t>Período: 01-01-2023 – 31-01-2026</w:t>
+              <w:br/>
+              <w:t>Avance físico: 83.15%</w:t>
+              <w:br/>
+              <w:t>Avance financiero: 83.15%</w:t>
+              <w:br/>
+              <w:t>Contratos: 0 total · 0 activos</w:t>
+              <w:br/>
+              <w:t>Seguimiento: Sin ejecución ni contrato activo</w:t>
+            </w:r>
+          </w:p>
+        </w:tc>
+        <w:tc>
+          <w:tcPr>
+            <w:tcW w:type="dxa" w:w="3024"/>
+            <w:tcMar>
+              <w:top w:w="70" w:type="dxa"/>
+              <w:start w:w="90" w:type="dxa"/>
+              <w:bottom w:w="70" w:type="dxa"/>
+              <w:end w:w="90" w:type="dxa"/>
+            </w:tcMar>
+            <w:vAlign w:val="center"/>
+            <w:shd w:fill="F3F6F6"/>
+          </w:tcPr>
+          <w:p>
+            <w:pPr>
+              <w:spacing w:after="0" w:line="252" w:lineRule="auto"/>
+              <w:jc w:val="left"/>
+            </w:pPr>
+            <w:r>
+              <w:rPr>
+                <w:rFonts w:ascii="Calibri" w:hAnsi="Calibri" w:eastAsia="Calibri"/>
+                <w:color w:val="203740"/>
+                <w:sz w:val="14"/>
+              </w:rPr>
+              <w:t>Costo del proyecto: RD$ 273,167,026.12</w:t>
+              <w:br/>
+              <w:t>Presupuesto 2026: RD$ 0.00</w:t>
+              <w:br/>
+              <w:t>Ejecutado 2026: RD$ 0.00</w:t>
+              <w:br/>
+              <w:t>Ejecución 2026: No calculable</w:t>
+            </w:r>
+          </w:p>
+        </w:tc>
+      </w:tr>
+      <w:tr>
+        <w:tc>
+          <w:tcPr>
+            <w:tcW w:type="dxa" w:w="576"/>
+            <w:tcMar>
+              <w:top w:w="70" w:type="dxa"/>
+              <w:start w:w="90" w:type="dxa"/>
+              <w:bottom w:w="70" w:type="dxa"/>
+              <w:end w:w="90" w:type="dxa"/>
+            </w:tcMar>
+            <w:vAlign w:val="center"/>
+          </w:tcPr>
+          <w:p>
+            <w:pPr>
+              <w:spacing w:after="0" w:line="252" w:lineRule="auto"/>
+              <w:jc w:val="center"/>
+            </w:pPr>
+            <w:r>
+              <w:rPr>
+                <w:rFonts w:ascii="Calibri" w:hAnsi="Calibri" w:eastAsia="Calibri"/>
+                <w:color w:val="203740"/>
+                <w:sz w:val="14"/>
+              </w:rPr>
+              <w:t>19</w:t>
+            </w:r>
+          </w:p>
+        </w:tc>
+        <w:tc>
+          <w:tcPr>
+            <w:tcW w:type="dxa" w:w="1656"/>
+            <w:tcMar>
+              <w:top w:w="70" w:type="dxa"/>
+              <w:start w:w="90" w:type="dxa"/>
+              <w:bottom w:w="70" w:type="dxa"/>
+              <w:end w:w="90" w:type="dxa"/>
+            </w:tcMar>
+            <w:vAlign w:val="center"/>
+          </w:tcPr>
+          <w:p>
+            <w:pPr>
+              <w:spacing w:after="0" w:line="252" w:lineRule="auto"/>
+              <w:jc w:val="left"/>
+            </w:pPr>
+            <w:r>
+              <w:rPr>
+                <w:rFonts w:ascii="Calibri" w:hAnsi="Calibri" w:eastAsia="Calibri"/>
+                <w:color w:val="203740"/>
+                <w:sz w:val="14"/>
+              </w:rPr>
+              <w:t>SNIP 15134</w:t>
+              <w:br/>
+              <w:t>Ficha/Mapa 6039</w:t>
+              <w:br/>
+              <w:t>Fuentes:</w:t>
+              <w:br/>
+              <w:t>Maestro Sí · Ppto. Sí</w:t>
+              <w:br/>
+              <w:t>Territorio Sí · CSV territ. Sí</w:t>
+              <w:br/>
+              <w:t>Perfil Sí</w:t>
+            </w:r>
+            <w:r>
+              <w:br/>
+            </w:r>
+            <w:hyperlink r:id="rId49">
+              <w:r>
+                <w:rPr>
+                  <w:rFonts w:ascii="Calibri" w:hAnsi="Calibri" w:eastAsia="Calibri"/>
+                  <w:color w:val="2E74B5"/>
+                  <w:u w:val="single"/>
+                  <w:sz w:val="14"/>
+                </w:rPr>
+                <w:t>Abrir proyecto</w:t>
+              </w:r>
+            </w:hyperlink>
+          </w:p>
+        </w:tc>
+        <w:tc>
+          <w:tcPr>
+            <w:tcW w:type="dxa" w:w="5976"/>
+            <w:tcMar>
+              <w:top w:w="70" w:type="dxa"/>
+              <w:start w:w="90" w:type="dxa"/>
+              <w:bottom w:w="70" w:type="dxa"/>
+              <w:end w:w="90" w:type="dxa"/>
+            </w:tcMar>
+            <w:vAlign w:val="center"/>
+          </w:tcPr>
+          <w:p>
+            <w:pPr>
+              <w:spacing w:after="0" w:line="252" w:lineRule="auto"/>
+              <w:jc w:val="left"/>
+            </w:pPr>
+            <w:r>
+              <w:rPr>
+                <w:rFonts w:ascii="Calibri" w:hAnsi="Calibri" w:eastAsia="Calibri"/>
+                <w:color w:val="203740"/>
+                <w:sz w:val="14"/>
+              </w:rPr>
+              <w:t>REHABILITACIÓN ACUEDUCTO MÚLTIPLE EL CATEY,  LOS CHICHARRONES,MUNICIPIO DE SANCHEZ,  PROVINCIA SAMANÁ.</w:t>
+              <w:br/>
+              <w:t>Institución(es): INSTITUTO NACIONAL DE AGUA POTABLE Y ALCANTARILLADO (INAPA)</w:t>
+              <w:br/>
+              <w:t>Sector(es): Vivienda y servicios comunitarios</w:t>
+              <w:br/>
+              <w:t>Territorios declarados: región cibao_nordeste; provincia(s) SAMANÁ; municipio(s) SÁNCHEZ</w:t>
+              <w:br/>
+              <w:t>Localización codificada: 03 cibao_nordeste · 20 SAMANÁ · 032002 SÁNCHEZ</w:t>
+              <w:br/>
+              <w:t>Ubicación del perfil: SÁNCHEZ (SAMANÁ)</w:t>
+              <w:br/>
+              <w:t>Fuente territorial: profile · alcance municipality · verificada 02-08-2026 12:40 UTC</w:t>
+              <w:br/>
+              <w:t>Cobertura: nacional No · multirregional No</w:t>
+            </w:r>
+          </w:p>
+        </w:tc>
+        <w:tc>
+          <w:tcPr>
+            <w:tcW w:type="dxa" w:w="2880"/>
+            <w:tcMar>
+              <w:top w:w="70" w:type="dxa"/>
+              <w:start w:w="90" w:type="dxa"/>
+              <w:bottom w:w="70" w:type="dxa"/>
+              <w:end w:w="90" w:type="dxa"/>
+            </w:tcMar>
+            <w:vAlign w:val="center"/>
+          </w:tcPr>
+          <w:p>
+            <w:pPr>
+              <w:spacing w:after="0" w:line="252" w:lineRule="auto"/>
+              <w:jc w:val="left"/>
+            </w:pPr>
+            <w:r>
+              <w:rPr>
+                <w:rFonts w:ascii="Calibri" w:hAnsi="Calibri" w:eastAsia="Calibri"/>
+                <w:color w:val="203740"/>
+                <w:sz w:val="14"/>
+              </w:rPr>
+              <w:t>Estado: EJECUCIÓN</w:t>
+              <w:br/>
+              <w:t>Período: 01-01-2023 – 31-01-2027</w:t>
+              <w:br/>
+              <w:t>Avance físico: 0.00%</w:t>
+              <w:br/>
+              <w:t>Avance financiero: 0.00%</w:t>
+              <w:br/>
+              <w:t>Contratos: 0 total · 0 activos</w:t>
+              <w:br/>
+              <w:t>Seguimiento: Sin ejecución ni contrato activo</w:t>
+            </w:r>
+          </w:p>
+        </w:tc>
+        <w:tc>
+          <w:tcPr>
+            <w:tcW w:type="dxa" w:w="3024"/>
+            <w:tcMar>
+              <w:top w:w="70" w:type="dxa"/>
+              <w:start w:w="90" w:type="dxa"/>
+              <w:bottom w:w="70" w:type="dxa"/>
+              <w:end w:w="90" w:type="dxa"/>
+            </w:tcMar>
+            <w:vAlign w:val="center"/>
+          </w:tcPr>
+          <w:p>
+            <w:pPr>
+              <w:spacing w:after="0" w:line="252" w:lineRule="auto"/>
+              <w:jc w:val="left"/>
+            </w:pPr>
+            <w:r>
+              <w:rPr>
+                <w:rFonts w:ascii="Calibri" w:hAnsi="Calibri" w:eastAsia="Calibri"/>
+                <w:color w:val="203740"/>
+                <w:sz w:val="14"/>
+              </w:rPr>
+              <w:t>Costo del proyecto: RD$ 629,056,078.52</w:t>
+              <w:br/>
+              <w:t>Presupuesto 2026: RD$ 17,277,968.45</w:t>
+              <w:br/>
+              <w:t>Ejecutado 2026: RD$ 0.00</w:t>
+              <w:br/>
+              <w:t>Ejecución 2026: 0.00%</w:t>
+            </w:r>
+          </w:p>
+        </w:tc>
+      </w:tr>
+      <w:tr>
+        <w:tc>
+          <w:tcPr>
+            <w:tcW w:type="dxa" w:w="576"/>
+            <w:tcMar>
+              <w:top w:w="70" w:type="dxa"/>
+              <w:start w:w="90" w:type="dxa"/>
+              <w:bottom w:w="70" w:type="dxa"/>
+              <w:end w:w="90" w:type="dxa"/>
+            </w:tcMar>
+            <w:vAlign w:val="center"/>
+            <w:shd w:fill="F3F6F6"/>
+          </w:tcPr>
+          <w:p>
+            <w:pPr>
+              <w:spacing w:after="0" w:line="252" w:lineRule="auto"/>
+              <w:jc w:val="center"/>
+            </w:pPr>
+            <w:r>
+              <w:rPr>
+                <w:rFonts w:ascii="Calibri" w:hAnsi="Calibri" w:eastAsia="Calibri"/>
+                <w:color w:val="203740"/>
+                <w:sz w:val="14"/>
+              </w:rPr>
+              <w:t>20</w:t>
+            </w:r>
+          </w:p>
+        </w:tc>
+        <w:tc>
+          <w:tcPr>
+            <w:tcW w:type="dxa" w:w="1656"/>
+            <w:tcMar>
+              <w:top w:w="70" w:type="dxa"/>
+              <w:start w:w="90" w:type="dxa"/>
+              <w:bottom w:w="70" w:type="dxa"/>
+              <w:end w:w="90" w:type="dxa"/>
+            </w:tcMar>
+            <w:vAlign w:val="center"/>
+            <w:shd w:fill="F3F6F6"/>
+          </w:tcPr>
+          <w:p>
+            <w:pPr>
+              <w:spacing w:after="0" w:line="252" w:lineRule="auto"/>
+              <w:jc w:val="left"/>
+            </w:pPr>
+            <w:r>
+              <w:rPr>
+                <w:rFonts w:ascii="Calibri" w:hAnsi="Calibri" w:eastAsia="Calibri"/>
+                <w:color w:val="203740"/>
+                <w:sz w:val="14"/>
+              </w:rPr>
+              <w:t>SNIP 15291</w:t>
+              <w:br/>
+              <w:t>Ficha/Mapa 6398</w:t>
+              <w:br/>
+              <w:t>Fuentes:</w:t>
+              <w:br/>
+              <w:t>Maestro Sí · Ppto. Sí</w:t>
+              <w:br/>
+              <w:t>Territorio Sí · CSV territ. Sí</w:t>
+              <w:br/>
+              <w:t>Perfil Sí</w:t>
+            </w:r>
+            <w:r>
+              <w:br/>
+            </w:r>
+            <w:hyperlink r:id="rId50">
+              <w:r>
+                <w:rPr>
+                  <w:rFonts w:ascii="Calibri" w:hAnsi="Calibri" w:eastAsia="Calibri"/>
+                  <w:color w:val="2E74B5"/>
+                  <w:u w:val="single"/>
+                  <w:sz w:val="14"/>
+                </w:rPr>
+                <w:t>Abrir proyecto</w:t>
+              </w:r>
+            </w:hyperlink>
+          </w:p>
+        </w:tc>
+        <w:tc>
+          <w:tcPr>
+            <w:tcW w:type="dxa" w:w="5976"/>
+            <w:tcMar>
+              <w:top w:w="70" w:type="dxa"/>
+              <w:start w:w="90" w:type="dxa"/>
+              <w:bottom w:w="70" w:type="dxa"/>
+              <w:end w:w="90" w:type="dxa"/>
+            </w:tcMar>
+            <w:vAlign w:val="center"/>
+            <w:shd w:fill="F3F6F6"/>
+          </w:tcPr>
+          <w:p>
+            <w:pPr>
+              <w:spacing w:after="0" w:line="252" w:lineRule="auto"/>
+              <w:jc w:val="left"/>
+            </w:pPr>
+            <w:r>
+              <w:rPr>
+                <w:rFonts w:ascii="Calibri" w:hAnsi="Calibri" w:eastAsia="Calibri"/>
+                <w:color w:val="203740"/>
+                <w:sz w:val="14"/>
+              </w:rPr>
+              <w:t>AMPLIACIÓN DEL PLANTEL EDUCATIVO PARA INICIAL LAS VERITAS, MUNICIPIO SAMANÁ, PROVINCIA SAMANÁ.</w:t>
+              <w:br/>
+              <w:t>Institución(es): DIRECCION DE INFRAESTRUCTURA ESCOLAR</w:t>
+              <w:br/>
+              <w:t>Sector(es): Educación</w:t>
+              <w:br/>
+              <w:t>Territorios declarados: región cibao_nordeste; provincia(s) SAMANÁ; municipio(s) SAMANÁ</w:t>
+              <w:br/>
+              <w:t>Localización codificada: 03 cibao_nordeste · 20 SAMANÁ · 032001 SAMANÁ</w:t>
+              <w:br/>
+              <w:t>Ubicación del perfil: SAMANÁ (SAMANÁ)</w:t>
+              <w:br/>
+              <w:t>Fuente territorial: profile · alcance municipality · verificada 02-08-2026 12:40 UTC</w:t>
+              <w:br/>
+              <w:t>Cobertura: nacional No · multirregional No</w:t>
+            </w:r>
+          </w:p>
+        </w:tc>
+        <w:tc>
+          <w:tcPr>
+            <w:tcW w:type="dxa" w:w="2880"/>
+            <w:tcMar>
+              <w:top w:w="70" w:type="dxa"/>
+              <w:start w:w="90" w:type="dxa"/>
+              <w:bottom w:w="70" w:type="dxa"/>
+              <w:end w:w="90" w:type="dxa"/>
+            </w:tcMar>
+            <w:vAlign w:val="center"/>
+            <w:shd w:fill="F3F6F6"/>
+          </w:tcPr>
+          <w:p>
+            <w:pPr>
+              <w:spacing w:after="0" w:line="252" w:lineRule="auto"/>
+              <w:jc w:val="left"/>
+            </w:pPr>
+            <w:r>
+              <w:rPr>
+                <w:rFonts w:ascii="Calibri" w:hAnsi="Calibri" w:eastAsia="Calibri"/>
+                <w:color w:val="203740"/>
+                <w:sz w:val="14"/>
+              </w:rPr>
+              <w:t>Estado: EJECUCIÓN</w:t>
+              <w:br/>
+              <w:t>Período: 01-01-2023 – 31-01-2027</w:t>
+              <w:br/>
+              <w:t>Avance físico: 16.16%</w:t>
+              <w:br/>
+              <w:t>Avance financiero: 16.16%</w:t>
+              <w:br/>
+              <w:t>Contratos: 0 total · 0 activos</w:t>
+              <w:br/>
+              <w:t>Seguimiento: Ejecución registrada</w:t>
+            </w:r>
+          </w:p>
+        </w:tc>
+        <w:tc>
+          <w:tcPr>
+            <w:tcW w:type="dxa" w:w="3024"/>
+            <w:tcMar>
+              <w:top w:w="70" w:type="dxa"/>
+              <w:start w:w="90" w:type="dxa"/>
+              <w:bottom w:w="70" w:type="dxa"/>
+              <w:end w:w="90" w:type="dxa"/>
+            </w:tcMar>
+            <w:vAlign w:val="center"/>
+            <w:shd w:fill="F3F6F6"/>
+          </w:tcPr>
+          <w:p>
+            <w:pPr>
+              <w:spacing w:after="0" w:line="252" w:lineRule="auto"/>
+              <w:jc w:val="left"/>
+            </w:pPr>
+            <w:r>
+              <w:rPr>
+                <w:rFonts w:ascii="Calibri" w:hAnsi="Calibri" w:eastAsia="Calibri"/>
+                <w:color w:val="203740"/>
+                <w:sz w:val="14"/>
+              </w:rPr>
+              <w:t>Costo del proyecto: RD$ 7,158,668.63</w:t>
+              <w:br/>
+              <w:t>Presupuesto 2026: RD$ 3,789,826.00</w:t>
+              <w:br/>
+              <w:t>Ejecutado 2026: RD$ 3,031,780.80</w:t>
+              <w:br/>
+              <w:t>Ejecución 2026: 80.00%</w:t>
+            </w:r>
+          </w:p>
+        </w:tc>
+      </w:tr>
+      <w:tr>
+        <w:tc>
+          <w:tcPr>
+            <w:tcW w:type="dxa" w:w="576"/>
+            <w:tcMar>
+              <w:top w:w="70" w:type="dxa"/>
+              <w:start w:w="90" w:type="dxa"/>
+              <w:bottom w:w="70" w:type="dxa"/>
+              <w:end w:w="90" w:type="dxa"/>
+            </w:tcMar>
+            <w:vAlign w:val="center"/>
+          </w:tcPr>
+          <w:p>
+            <w:pPr>
+              <w:spacing w:after="0" w:line="252" w:lineRule="auto"/>
+              <w:jc w:val="center"/>
+            </w:pPr>
+            <w:r>
+              <w:rPr>
+                <w:rFonts w:ascii="Calibri" w:hAnsi="Calibri" w:eastAsia="Calibri"/>
+                <w:color w:val="203740"/>
+                <w:sz w:val="14"/>
+              </w:rPr>
+              <w:t>21</w:t>
+            </w:r>
+          </w:p>
+        </w:tc>
+        <w:tc>
+          <w:tcPr>
+            <w:tcW w:type="dxa" w:w="1656"/>
+            <w:tcMar>
+              <w:top w:w="70" w:type="dxa"/>
+              <w:start w:w="90" w:type="dxa"/>
+              <w:bottom w:w="70" w:type="dxa"/>
+              <w:end w:w="90" w:type="dxa"/>
+            </w:tcMar>
+            <w:vAlign w:val="center"/>
+          </w:tcPr>
+          <w:p>
+            <w:pPr>
+              <w:spacing w:after="0" w:line="252" w:lineRule="auto"/>
+              <w:jc w:val="left"/>
+            </w:pPr>
+            <w:r>
+              <w:rPr>
+                <w:rFonts w:ascii="Calibri" w:hAnsi="Calibri" w:eastAsia="Calibri"/>
+                <w:color w:val="203740"/>
+                <w:sz w:val="14"/>
+              </w:rPr>
+              <w:t>SNIP 15292</w:t>
+              <w:br/>
+              <w:t>Ficha/Mapa 6399</w:t>
+              <w:br/>
+              <w:t>Fuentes:</w:t>
+              <w:br/>
+              <w:t>Maestro Sí · Ppto. Sí</w:t>
+              <w:br/>
+              <w:t>Territorio Sí · CSV territ. Sí</w:t>
+              <w:br/>
+              <w:t>Perfil Sí</w:t>
+            </w:r>
+            <w:r>
+              <w:br/>
+            </w:r>
+            <w:hyperlink r:id="rId51">
+              <w:r>
+                <w:rPr>
+                  <w:rFonts w:ascii="Calibri" w:hAnsi="Calibri" w:eastAsia="Calibri"/>
+                  <w:color w:val="2E74B5"/>
+                  <w:u w:val="single"/>
+                  <w:sz w:val="14"/>
+                </w:rPr>
+                <w:t>Abrir proyecto</w:t>
+              </w:r>
+            </w:hyperlink>
+          </w:p>
+        </w:tc>
+        <w:tc>
+          <w:tcPr>
+            <w:tcW w:type="dxa" w:w="5976"/>
+            <w:tcMar>
+              <w:top w:w="70" w:type="dxa"/>
+              <w:start w:w="90" w:type="dxa"/>
+              <w:bottom w:w="70" w:type="dxa"/>
+              <w:end w:w="90" w:type="dxa"/>
+            </w:tcMar>
+            <w:vAlign w:val="center"/>
+          </w:tcPr>
+          <w:p>
+            <w:pPr>
+              <w:spacing w:after="0" w:line="252" w:lineRule="auto"/>
+              <w:jc w:val="left"/>
+            </w:pPr>
+            <w:r>
+              <w:rPr>
+                <w:rFonts w:ascii="Calibri" w:hAnsi="Calibri" w:eastAsia="Calibri"/>
+                <w:color w:val="203740"/>
+                <w:sz w:val="14"/>
+              </w:rPr>
+              <w:t>AMPLIACIÓN DEL PLANTEL EDUCATIVO PARA INICIAL ELISEO DEMORIZI, MUNICIPIO SAMANÁ, PROVINCIA SAMANÁ.</w:t>
+              <w:br/>
+              <w:t>Institución(es): DIRECCION DE INFRAESTRUCTURA ESCOLAR</w:t>
+              <w:br/>
+              <w:t>Sector(es): Educación</w:t>
+              <w:br/>
+              <w:t>Territorios declarados: región cibao_nordeste; provincia(s) SAMANÁ; municipio(s) SAMANÁ</w:t>
+              <w:br/>
+              <w:t>Localización codificada: 03 cibao_nordeste · 20 SAMANÁ · 032001 SAMANÁ</w:t>
+              <w:br/>
+              <w:t>Ubicación del perfil: SAMANÁ (SAMANÁ)</w:t>
+              <w:br/>
+              <w:t>Fuente territorial: profile · alcance municipality · verificada 02-08-2026 12:40 UTC</w:t>
+              <w:br/>
+              <w:t>Cobertura: nacional No · multirregional No</w:t>
+            </w:r>
+          </w:p>
+        </w:tc>
+        <w:tc>
+          <w:tcPr>
+            <w:tcW w:type="dxa" w:w="2880"/>
+            <w:tcMar>
+              <w:top w:w="70" w:type="dxa"/>
+              <w:start w:w="90" w:type="dxa"/>
+              <w:bottom w:w="70" w:type="dxa"/>
+              <w:end w:w="90" w:type="dxa"/>
+            </w:tcMar>
+            <w:vAlign w:val="center"/>
+          </w:tcPr>
+          <w:p>
+            <w:pPr>
+              <w:spacing w:after="0" w:line="252" w:lineRule="auto"/>
+              <w:jc w:val="left"/>
+            </w:pPr>
+            <w:r>
+              <w:rPr>
+                <w:rFonts w:ascii="Calibri" w:hAnsi="Calibri" w:eastAsia="Calibri"/>
+                <w:color w:val="203740"/>
+                <w:sz w:val="14"/>
+              </w:rPr>
+              <w:t>Estado: EJECUCIÓN</w:t>
+              <w:br/>
+              <w:t>Período: 01-01-2023 – 31-01-2027</w:t>
+              <w:br/>
+              <w:t>Avance físico: 16.04%</w:t>
+              <w:br/>
+              <w:t>Avance financiero: 16.04%</w:t>
+              <w:br/>
+              <w:t>Contratos: 0 total · 0 activos</w:t>
+              <w:br/>
+              <w:t>Seguimiento: Sin ejecución ni contrato activo</w:t>
+            </w:r>
+          </w:p>
+        </w:tc>
+        <w:tc>
+          <w:tcPr>
+            <w:tcW w:type="dxa" w:w="3024"/>
+            <w:tcMar>
+              <w:top w:w="70" w:type="dxa"/>
+              <w:start w:w="90" w:type="dxa"/>
+              <w:bottom w:w="70" w:type="dxa"/>
+              <w:end w:w="90" w:type="dxa"/>
+            </w:tcMar>
+            <w:vAlign w:val="center"/>
+          </w:tcPr>
+          <w:p>
+            <w:pPr>
+              <w:spacing w:after="0" w:line="252" w:lineRule="auto"/>
+              <w:jc w:val="left"/>
+            </w:pPr>
+            <w:r>
+              <w:rPr>
+                <w:rFonts w:ascii="Calibri" w:hAnsi="Calibri" w:eastAsia="Calibri"/>
+                <w:color w:val="203740"/>
+                <w:sz w:val="14"/>
+              </w:rPr>
+              <w:t>Costo del proyecto: RD$ 17,320,272.06</w:t>
+              <w:br/>
+              <w:t>Presupuesto 2026: RD$ 125.00</w:t>
+              <w:br/>
+              <w:t>Ejecutado 2026: RD$ 0.00</w:t>
+              <w:br/>
+              <w:t>Ejecución 2026: 0.00%</w:t>
+            </w:r>
+          </w:p>
+        </w:tc>
+      </w:tr>
+      <w:tr>
+        <w:tc>
+          <w:tcPr>
+            <w:tcW w:type="dxa" w:w="576"/>
+            <w:tcMar>
+              <w:top w:w="70" w:type="dxa"/>
+              <w:start w:w="90" w:type="dxa"/>
+              <w:bottom w:w="70" w:type="dxa"/>
+              <w:end w:w="90" w:type="dxa"/>
+            </w:tcMar>
+            <w:vAlign w:val="center"/>
+            <w:shd w:fill="F3F6F6"/>
+          </w:tcPr>
+          <w:p>
+            <w:pPr>
+              <w:spacing w:after="0" w:line="252" w:lineRule="auto"/>
+              <w:jc w:val="center"/>
+            </w:pPr>
+            <w:r>
+              <w:rPr>
+                <w:rFonts w:ascii="Calibri" w:hAnsi="Calibri" w:eastAsia="Calibri"/>
+                <w:color w:val="203740"/>
+                <w:sz w:val="14"/>
+              </w:rPr>
+              <w:t>22</w:t>
+            </w:r>
+          </w:p>
+        </w:tc>
+        <w:tc>
+          <w:tcPr>
+            <w:tcW w:type="dxa" w:w="1656"/>
+            <w:tcMar>
+              <w:top w:w="70" w:type="dxa"/>
+              <w:start w:w="90" w:type="dxa"/>
+              <w:bottom w:w="70" w:type="dxa"/>
+              <w:end w:w="90" w:type="dxa"/>
+            </w:tcMar>
+            <w:vAlign w:val="center"/>
+            <w:shd w:fill="F3F6F6"/>
+          </w:tcPr>
+          <w:p>
+            <w:pPr>
+              <w:spacing w:after="0" w:line="252" w:lineRule="auto"/>
+              <w:jc w:val="left"/>
+            </w:pPr>
+            <w:r>
+              <w:rPr>
+                <w:rFonts w:ascii="Calibri" w:hAnsi="Calibri" w:eastAsia="Calibri"/>
+                <w:color w:val="203740"/>
+                <w:sz w:val="14"/>
+              </w:rPr>
+              <w:t>SNIP 15293</w:t>
+              <w:br/>
+              <w:t>Ficha/Mapa 6400</w:t>
+              <w:br/>
+              <w:t>Fuentes:</w:t>
+              <w:br/>
+              <w:t>Maestro Sí · Ppto. Sí</w:t>
+              <w:br/>
+              <w:t>Territorio Sí · CSV territ. Sí</w:t>
+              <w:br/>
+              <w:t>Perfil Sí</w:t>
+            </w:r>
+            <w:r>
+              <w:br/>
+            </w:r>
+            <w:hyperlink r:id="rId52">
+              <w:r>
+                <w:rPr>
+                  <w:rFonts w:ascii="Calibri" w:hAnsi="Calibri" w:eastAsia="Calibri"/>
+                  <w:color w:val="2E74B5"/>
+                  <w:u w:val="single"/>
+                  <w:sz w:val="14"/>
+                </w:rPr>
+                <w:t>Abrir proyecto</w:t>
+              </w:r>
+            </w:hyperlink>
+          </w:p>
+        </w:tc>
+        <w:tc>
+          <w:tcPr>
+            <w:tcW w:type="dxa" w:w="5976"/>
+            <w:tcMar>
+              <w:top w:w="70" w:type="dxa"/>
+              <w:start w:w="90" w:type="dxa"/>
+              <w:bottom w:w="70" w:type="dxa"/>
+              <w:end w:w="90" w:type="dxa"/>
+            </w:tcMar>
+            <w:vAlign w:val="center"/>
+            <w:shd w:fill="F3F6F6"/>
+          </w:tcPr>
+          <w:p>
+            <w:pPr>
+              <w:spacing w:after="0" w:line="252" w:lineRule="auto"/>
+              <w:jc w:val="left"/>
+            </w:pPr>
+            <w:r>
+              <w:rPr>
+                <w:rFonts w:ascii="Calibri" w:hAnsi="Calibri" w:eastAsia="Calibri"/>
+                <w:color w:val="203740"/>
+                <w:sz w:val="14"/>
+              </w:rPr>
+              <w:t>AMPLIACIÓN DEL PLANTEL EDUCATIVO PARA INICIAL CARLOS HILARIOS ROSA, MUNICIPIO SÁNCHEZ, PROVINCIA SAMANÁ.</w:t>
+              <w:br/>
+              <w:t>Institución(es): DIRECCION DE INFRAESTRUCTURA ESCOLAR</w:t>
+              <w:br/>
+              <w:t>Sector(es): Educación</w:t>
+              <w:br/>
+              <w:t>Territorios declarados: región cibao_nordeste; provincia(s) SAMANÁ; municipio(s) SÁNCHEZ</w:t>
+              <w:br/>
+              <w:t>Localización codificada: 03 cibao_nordeste · 20 SAMANÁ · 032002 SÁNCHEZ</w:t>
+              <w:br/>
+              <w:t>Ubicación del perfil: SÁNCHEZ (SAMANÁ)</w:t>
+              <w:br/>
+              <w:t>Fuente territorial: profile · alcance municipality · verificada 02-08-2026 12:40 UTC</w:t>
+              <w:br/>
+              <w:t>Cobertura: nacional No · multirregional No</w:t>
+            </w:r>
+          </w:p>
+        </w:tc>
+        <w:tc>
+          <w:tcPr>
+            <w:tcW w:type="dxa" w:w="2880"/>
+            <w:tcMar>
+              <w:top w:w="70" w:type="dxa"/>
+              <w:start w:w="90" w:type="dxa"/>
+              <w:bottom w:w="70" w:type="dxa"/>
+              <w:end w:w="90" w:type="dxa"/>
+            </w:tcMar>
+            <w:vAlign w:val="center"/>
+            <w:shd w:fill="F3F6F6"/>
+          </w:tcPr>
+          <w:p>
+            <w:pPr>
+              <w:spacing w:after="0" w:line="252" w:lineRule="auto"/>
+              <w:jc w:val="left"/>
+            </w:pPr>
+            <w:r>
+              <w:rPr>
+                <w:rFonts w:ascii="Calibri" w:hAnsi="Calibri" w:eastAsia="Calibri"/>
+                <w:color w:val="203740"/>
+                <w:sz w:val="14"/>
+              </w:rPr>
+              <w:t>Estado: EJECUCIÓN</w:t>
+              <w:br/>
+              <w:t>Período: 01-01-2023 – 31-01-2027</w:t>
+              <w:br/>
+              <w:t>Avance físico: 16.04%</w:t>
+              <w:br/>
+              <w:t>Avance financiero: 16.04%</w:t>
+              <w:br/>
+              <w:t>Contratos: 0 total · 0 activos</w:t>
+              <w:br/>
+              <w:t>Seguimiento: Sin ejecución ni contrato activo</w:t>
+            </w:r>
+          </w:p>
+        </w:tc>
+        <w:tc>
+          <w:tcPr>
+            <w:tcW w:type="dxa" w:w="3024"/>
+            <w:tcMar>
+              <w:top w:w="70" w:type="dxa"/>
+              <w:start w:w="90" w:type="dxa"/>
+              <w:bottom w:w="70" w:type="dxa"/>
+              <w:end w:w="90" w:type="dxa"/>
+            </w:tcMar>
+            <w:vAlign w:val="center"/>
+            <w:shd w:fill="F3F6F6"/>
+          </w:tcPr>
+          <w:p>
+            <w:pPr>
+              <w:spacing w:after="0" w:line="252" w:lineRule="auto"/>
+              <w:jc w:val="left"/>
+            </w:pPr>
+            <w:r>
+              <w:rPr>
+                <w:rFonts w:ascii="Calibri" w:hAnsi="Calibri" w:eastAsia="Calibri"/>
+                <w:color w:val="203740"/>
+                <w:sz w:val="14"/>
+              </w:rPr>
+              <w:t>Costo del proyecto: RD$ 17,320,272.06</w:t>
+              <w:br/>
+              <w:t>Presupuesto 2026: RD$ 110.00</w:t>
+              <w:br/>
+              <w:t>Ejecutado 2026: RD$ 0.00</w:t>
+              <w:br/>
+              <w:t>Ejecución 2026: 0.00%</w:t>
+            </w:r>
+          </w:p>
+        </w:tc>
+      </w:tr>
+      <w:tr>
+        <w:tc>
+          <w:tcPr>
+            <w:tcW w:type="dxa" w:w="576"/>
+            <w:tcMar>
+              <w:top w:w="70" w:type="dxa"/>
+              <w:start w:w="90" w:type="dxa"/>
+              <w:bottom w:w="70" w:type="dxa"/>
+              <w:end w:w="90" w:type="dxa"/>
+            </w:tcMar>
+            <w:vAlign w:val="center"/>
+          </w:tcPr>
+          <w:p>
+            <w:pPr>
+              <w:spacing w:after="0" w:line="252" w:lineRule="auto"/>
+              <w:jc w:val="center"/>
+            </w:pPr>
+            <w:r>
+              <w:rPr>
+                <w:rFonts w:ascii="Calibri" w:hAnsi="Calibri" w:eastAsia="Calibri"/>
+                <w:color w:val="203740"/>
+                <w:sz w:val="14"/>
+              </w:rPr>
+              <w:t>23</w:t>
+            </w:r>
+          </w:p>
+        </w:tc>
+        <w:tc>
+          <w:tcPr>
+            <w:tcW w:type="dxa" w:w="1656"/>
+            <w:tcMar>
+              <w:top w:w="70" w:type="dxa"/>
+              <w:start w:w="90" w:type="dxa"/>
+              <w:bottom w:w="70" w:type="dxa"/>
+              <w:end w:w="90" w:type="dxa"/>
+            </w:tcMar>
+            <w:vAlign w:val="center"/>
+          </w:tcPr>
+          <w:p>
+            <w:pPr>
+              <w:spacing w:after="0" w:line="252" w:lineRule="auto"/>
+              <w:jc w:val="left"/>
+            </w:pPr>
+            <w:r>
+              <w:rPr>
+                <w:rFonts w:ascii="Calibri" w:hAnsi="Calibri" w:eastAsia="Calibri"/>
+                <w:color w:val="203740"/>
+                <w:sz w:val="14"/>
+              </w:rPr>
+              <w:t>SNIP 15294</w:t>
+              <w:br/>
+              <w:t>Ficha/Mapa 6401</w:t>
+              <w:br/>
+              <w:t>Fuentes:</w:t>
+              <w:br/>
+              <w:t>Maestro Sí · Ppto. Sí</w:t>
+              <w:br/>
+              <w:t>Territorio Sí · CSV territ. Sí</w:t>
+              <w:br/>
+              <w:t>Perfil Sí</w:t>
+            </w:r>
+            <w:r>
+              <w:br/>
+            </w:r>
+            <w:hyperlink r:id="rId53">
+              <w:r>
+                <w:rPr>
+                  <w:rFonts w:ascii="Calibri" w:hAnsi="Calibri" w:eastAsia="Calibri"/>
+                  <w:color w:val="2E74B5"/>
+                  <w:u w:val="single"/>
+                  <w:sz w:val="14"/>
+                </w:rPr>
+                <w:t>Abrir proyecto</w:t>
+              </w:r>
+            </w:hyperlink>
+          </w:p>
+        </w:tc>
+        <w:tc>
+          <w:tcPr>
+            <w:tcW w:type="dxa" w:w="5976"/>
+            <w:tcMar>
+              <w:top w:w="70" w:type="dxa"/>
+              <w:start w:w="90" w:type="dxa"/>
+              <w:bottom w:w="70" w:type="dxa"/>
+              <w:end w:w="90" w:type="dxa"/>
+            </w:tcMar>
+            <w:vAlign w:val="center"/>
+          </w:tcPr>
+          <w:p>
+            <w:pPr>
+              <w:spacing w:after="0" w:line="252" w:lineRule="auto"/>
+              <w:jc w:val="left"/>
+            </w:pPr>
+            <w:r>
+              <w:rPr>
+                <w:rFonts w:ascii="Calibri" w:hAnsi="Calibri" w:eastAsia="Calibri"/>
+                <w:color w:val="203740"/>
+                <w:sz w:val="14"/>
+              </w:rPr>
+              <w:t>AMPLIACIÓN DEL PLANTEL EDUCATIVO PARA INICIAL JUANA EVANGELISTA MALOON, MUNICIPIO SÁNCHEZ, PROVINCIA SAMANÁ.</w:t>
+              <w:br/>
+              <w:t>Institución(es): DIRECCION DE INFRAESTRUCTURA ESCOLAR</w:t>
+              <w:br/>
+              <w:t>Sector(es): Educación</w:t>
+              <w:br/>
+              <w:t>Territorios declarados: región cibao_nordeste; provincia(s) SAMANÁ; municipio(s) SÁNCHEZ</w:t>
+              <w:br/>
+              <w:t>Localización codificada: 03 cibao_nordeste · 20 SAMANÁ · 032002 SÁNCHEZ</w:t>
+              <w:br/>
+              <w:t>Ubicación del perfil: SÁNCHEZ (SAMANÁ)</w:t>
+              <w:br/>
+              <w:t>Fuente territorial: profile · alcance municipality · verificada 02-08-2026 12:40 UTC</w:t>
+              <w:br/>
+              <w:t>Cobertura: nacional No · multirregional No</w:t>
+            </w:r>
+          </w:p>
+        </w:tc>
+        <w:tc>
+          <w:tcPr>
+            <w:tcW w:type="dxa" w:w="2880"/>
+            <w:tcMar>
+              <w:top w:w="70" w:type="dxa"/>
+              <w:start w:w="90" w:type="dxa"/>
+              <w:bottom w:w="70" w:type="dxa"/>
+              <w:end w:w="90" w:type="dxa"/>
+            </w:tcMar>
+            <w:vAlign w:val="center"/>
+          </w:tcPr>
+          <w:p>
+            <w:pPr>
+              <w:spacing w:after="0" w:line="252" w:lineRule="auto"/>
+              <w:jc w:val="left"/>
+            </w:pPr>
+            <w:r>
+              <w:rPr>
+                <w:rFonts w:ascii="Calibri" w:hAnsi="Calibri" w:eastAsia="Calibri"/>
+                <w:color w:val="203740"/>
+                <w:sz w:val="14"/>
+              </w:rPr>
+              <w:t>Estado: EJECUCIÓN</w:t>
+              <w:br/>
+              <w:t>Período: 01-01-2023 – 31-01-2027</w:t>
+              <w:br/>
+              <w:t>Avance físico: 15.97%</w:t>
+              <w:br/>
+              <w:t>Avance financiero: 15.97%</w:t>
+              <w:br/>
+              <w:t>Contratos: 0 total · 0 activos</w:t>
+              <w:br/>
+              <w:t>Seguimiento: Sin ejecución ni contrato activo</w:t>
+            </w:r>
+          </w:p>
+        </w:tc>
+        <w:tc>
+          <w:tcPr>
+            <w:tcW w:type="dxa" w:w="3024"/>
+            <w:tcMar>
+              <w:top w:w="70" w:type="dxa"/>
+              <w:start w:w="90" w:type="dxa"/>
+              <w:bottom w:w="70" w:type="dxa"/>
+              <w:end w:w="90" w:type="dxa"/>
+            </w:tcMar>
+            <w:vAlign w:val="center"/>
+          </w:tcPr>
+          <w:p>
+            <w:pPr>
+              <w:spacing w:after="0" w:line="252" w:lineRule="auto"/>
+              <w:jc w:val="left"/>
+            </w:pPr>
+            <w:r>
+              <w:rPr>
+                <w:rFonts w:ascii="Calibri" w:hAnsi="Calibri" w:eastAsia="Calibri"/>
+                <w:color w:val="203740"/>
+                <w:sz w:val="14"/>
+              </w:rPr>
+              <w:t>Costo del proyecto: RD$ 10,339,977.28</w:t>
+              <w:br/>
+              <w:t>Presupuesto 2026: RD$ 1,000.00</w:t>
+              <w:br/>
+              <w:t>Ejecutado 2026: RD$ 0.00</w:t>
+              <w:br/>
+              <w:t>Ejecución 2026: 0.00%</w:t>
+            </w:r>
+          </w:p>
+        </w:tc>
+      </w:tr>
+      <w:tr>
+        <w:tc>
+          <w:tcPr>
+            <w:tcW w:type="dxa" w:w="576"/>
+            <w:tcMar>
+              <w:top w:w="70" w:type="dxa"/>
+              <w:start w:w="90" w:type="dxa"/>
+              <w:bottom w:w="70" w:type="dxa"/>
+              <w:end w:w="90" w:type="dxa"/>
+            </w:tcMar>
+            <w:vAlign w:val="center"/>
+            <w:shd w:fill="F3F6F6"/>
+          </w:tcPr>
+          <w:p>
+            <w:pPr>
+              <w:spacing w:after="0" w:line="252" w:lineRule="auto"/>
+              <w:jc w:val="center"/>
+            </w:pPr>
+            <w:r>
+              <w:rPr>
+                <w:rFonts w:ascii="Calibri" w:hAnsi="Calibri" w:eastAsia="Calibri"/>
+                <w:color w:val="203740"/>
+                <w:sz w:val="14"/>
+              </w:rPr>
+              <w:t>24</w:t>
+            </w:r>
+          </w:p>
+        </w:tc>
+        <w:tc>
+          <w:tcPr>
+            <w:tcW w:type="dxa" w:w="1656"/>
+            <w:tcMar>
+              <w:top w:w="70" w:type="dxa"/>
+              <w:start w:w="90" w:type="dxa"/>
+              <w:bottom w:w="70" w:type="dxa"/>
+              <w:end w:w="90" w:type="dxa"/>
+            </w:tcMar>
+            <w:vAlign w:val="center"/>
+            <w:shd w:fill="F3F6F6"/>
+          </w:tcPr>
+          <w:p>
+            <w:pPr>
+              <w:spacing w:after="0" w:line="252" w:lineRule="auto"/>
+              <w:jc w:val="left"/>
+            </w:pPr>
+            <w:r>
+              <w:rPr>
+                <w:rFonts w:ascii="Calibri" w:hAnsi="Calibri" w:eastAsia="Calibri"/>
+                <w:color w:val="203740"/>
+                <w:sz w:val="14"/>
+              </w:rPr>
+              <w:t>SNIP 15295</w:t>
+              <w:br/>
+              <w:t>Ficha/Mapa 6402</w:t>
+              <w:br/>
+              <w:t>Fuentes:</w:t>
+              <w:br/>
+              <w:t>Maestro Sí · Ppto. Sí</w:t>
+              <w:br/>
+              <w:t>Territorio Sí · CSV territ. Sí</w:t>
+              <w:br/>
+              <w:t>Perfil Sí</w:t>
+            </w:r>
+            <w:r>
+              <w:br/>
+            </w:r>
+            <w:hyperlink r:id="rId54">
+              <w:r>
+                <w:rPr>
+                  <w:rFonts w:ascii="Calibri" w:hAnsi="Calibri" w:eastAsia="Calibri"/>
+                  <w:color w:val="2E74B5"/>
+                  <w:u w:val="single"/>
+                  <w:sz w:val="14"/>
+                </w:rPr>
+                <w:t>Abrir proyecto</w:t>
+              </w:r>
+            </w:hyperlink>
+          </w:p>
+        </w:tc>
+        <w:tc>
+          <w:tcPr>
+            <w:tcW w:type="dxa" w:w="5976"/>
+            <w:tcMar>
+              <w:top w:w="70" w:type="dxa"/>
+              <w:start w:w="90" w:type="dxa"/>
+              <w:bottom w:w="70" w:type="dxa"/>
+              <w:end w:w="90" w:type="dxa"/>
+            </w:tcMar>
+            <w:vAlign w:val="center"/>
+            <w:shd w:fill="F3F6F6"/>
+          </w:tcPr>
+          <w:p>
+            <w:pPr>
+              <w:spacing w:after="0" w:line="252" w:lineRule="auto"/>
+              <w:jc w:val="left"/>
+            </w:pPr>
+            <w:r>
+              <w:rPr>
+                <w:rFonts w:ascii="Calibri" w:hAnsi="Calibri" w:eastAsia="Calibri"/>
+                <w:color w:val="203740"/>
+                <w:sz w:val="14"/>
+              </w:rPr>
+              <w:t>AMPLIACIÓN DEL PLANTEL EDUCATIVO PARA INICIAL PROF. ALTAGRACIA MEDINA DE BRITO, MUNICIPIO SAMANÁ, PROVINCIA SAMANÁ.</w:t>
+              <w:br/>
+              <w:t>Institución(es): DIRECCION DE INFRAESTRUCTURA ESCOLAR</w:t>
+              <w:br/>
+              <w:t>Sector(es): Educación</w:t>
+              <w:br/>
+              <w:t>Territorios declarados: región cibao_nordeste; provincia(s) SAMANÁ; municipio(s) SAMANÁ</w:t>
+              <w:br/>
+              <w:t>Localización codificada: 03 cibao_nordeste · 20 SAMANÁ · 032001 SAMANÁ</w:t>
+              <w:br/>
+              <w:t>Ubicación del perfil: SAMANÁ (SAMANÁ)</w:t>
+              <w:br/>
+              <w:t>Fuente territorial: profile · alcance municipality · verificada 02-08-2026 12:40 UTC</w:t>
+              <w:br/>
+              <w:t>Cobertura: nacional No · multirregional No</w:t>
+            </w:r>
+          </w:p>
+        </w:tc>
+        <w:tc>
+          <w:tcPr>
+            <w:tcW w:type="dxa" w:w="2880"/>
+            <w:tcMar>
+              <w:top w:w="70" w:type="dxa"/>
+              <w:start w:w="90" w:type="dxa"/>
+              <w:bottom w:w="70" w:type="dxa"/>
+              <w:end w:w="90" w:type="dxa"/>
+            </w:tcMar>
+            <w:vAlign w:val="center"/>
+            <w:shd w:fill="F3F6F6"/>
+          </w:tcPr>
+          <w:p>
+            <w:pPr>
+              <w:spacing w:after="0" w:line="252" w:lineRule="auto"/>
+              <w:jc w:val="left"/>
+            </w:pPr>
+            <w:r>
+              <w:rPr>
+                <w:rFonts w:ascii="Calibri" w:hAnsi="Calibri" w:eastAsia="Calibri"/>
+                <w:color w:val="203740"/>
+                <w:sz w:val="14"/>
+              </w:rPr>
+              <w:t>Estado: EJECUCIÓN</w:t>
+              <w:br/>
+              <w:t>Período: 01-01-2023 – 31-01-2027</w:t>
+              <w:br/>
+              <w:t>Avance físico: 68.07%</w:t>
+              <w:br/>
+              <w:t>Avance financiero: 68.07%</w:t>
+              <w:br/>
+              <w:t>Contratos: 0 total · 0 activos</w:t>
+              <w:br/>
+              <w:t>Seguimiento: Sin ejecución ni contrato activo</w:t>
+            </w:r>
+          </w:p>
+        </w:tc>
+        <w:tc>
+          <w:tcPr>
+            <w:tcW w:type="dxa" w:w="3024"/>
+            <w:tcMar>
+              <w:top w:w="70" w:type="dxa"/>
+              <w:start w:w="90" w:type="dxa"/>
+              <w:bottom w:w="70" w:type="dxa"/>
+              <w:end w:w="90" w:type="dxa"/>
+            </w:tcMar>
+            <w:vAlign w:val="center"/>
+            <w:shd w:fill="F3F6F6"/>
+          </w:tcPr>
+          <w:p>
+            <w:pPr>
+              <w:spacing w:after="0" w:line="252" w:lineRule="auto"/>
+              <w:jc w:val="left"/>
+            </w:pPr>
+            <w:r>
+              <w:rPr>
+                <w:rFonts w:ascii="Calibri" w:hAnsi="Calibri" w:eastAsia="Calibri"/>
+                <w:color w:val="203740"/>
+                <w:sz w:val="14"/>
+              </w:rPr>
+              <w:t>Costo del proyecto: RD$ 11,485,762.43</w:t>
+              <w:br/>
+              <w:t>Presupuesto 2026: RD$ 548,006.00</w:t>
+              <w:br/>
+              <w:t>Ejecutado 2026: RD$ 0.00</w:t>
+              <w:br/>
+              <w:t>Ejecución 2026: 0.00%</w:t>
+            </w:r>
+          </w:p>
+        </w:tc>
+      </w:tr>
+      <w:tr>
+        <w:tc>
+          <w:tcPr>
+            <w:tcW w:type="dxa" w:w="576"/>
+            <w:tcMar>
+              <w:top w:w="70" w:type="dxa"/>
+              <w:start w:w="90" w:type="dxa"/>
+              <w:bottom w:w="70" w:type="dxa"/>
+              <w:end w:w="90" w:type="dxa"/>
+            </w:tcMar>
+            <w:vAlign w:val="center"/>
+          </w:tcPr>
+          <w:p>
+            <w:pPr>
+              <w:spacing w:after="0" w:line="252" w:lineRule="auto"/>
+              <w:jc w:val="center"/>
+            </w:pPr>
+            <w:r>
+              <w:rPr>
+                <w:rFonts w:ascii="Calibri" w:hAnsi="Calibri" w:eastAsia="Calibri"/>
+                <w:color w:val="203740"/>
+                <w:sz w:val="14"/>
+              </w:rPr>
+              <w:t>25</w:t>
+            </w:r>
+          </w:p>
+        </w:tc>
+        <w:tc>
+          <w:tcPr>
+            <w:tcW w:type="dxa" w:w="1656"/>
+            <w:tcMar>
+              <w:top w:w="70" w:type="dxa"/>
+              <w:start w:w="90" w:type="dxa"/>
+              <w:bottom w:w="70" w:type="dxa"/>
+              <w:end w:w="90" w:type="dxa"/>
+            </w:tcMar>
+            <w:vAlign w:val="center"/>
+          </w:tcPr>
+          <w:p>
+            <w:pPr>
+              <w:spacing w:after="0" w:line="252" w:lineRule="auto"/>
+              <w:jc w:val="left"/>
+            </w:pPr>
+            <w:r>
+              <w:rPr>
+                <w:rFonts w:ascii="Calibri" w:hAnsi="Calibri" w:eastAsia="Calibri"/>
+                <w:color w:val="203740"/>
+                <w:sz w:val="14"/>
+              </w:rPr>
+              <w:t>SNIP 15340</w:t>
+              <w:br/>
+              <w:t>Ficha/Mapa 6144</w:t>
+              <w:br/>
+              <w:t>Fuentes:</w:t>
+              <w:br/>
+              <w:t>Maestro Sí · Ppto. Sí</w:t>
+              <w:br/>
+              <w:t>Territorio Sí · CSV territ. Sí</w:t>
+              <w:br/>
+              <w:t>Perfil Sí</w:t>
+            </w:r>
+            <w:r>
+              <w:br/>
+            </w:r>
+            <w:hyperlink r:id="rId55">
+              <w:r>
+                <w:rPr>
+                  <w:rFonts w:ascii="Calibri" w:hAnsi="Calibri" w:eastAsia="Calibri"/>
+                  <w:color w:val="2E74B5"/>
+                  <w:u w:val="single"/>
+                  <w:sz w:val="14"/>
+                </w:rPr>
+                <w:t>Abrir proyecto</w:t>
+              </w:r>
+            </w:hyperlink>
+            <w:r>
+              <w:br/>
+            </w:r>
+            <w:hyperlink r:id="rId56">
+              <w:r>
+                <w:rPr>
+                  <w:rFonts w:ascii="Calibri" w:hAnsi="Calibri" w:eastAsia="Calibri"/>
+                  <w:color w:val="2E74B5"/>
+                  <w:u w:val="single"/>
+                  <w:sz w:val="14"/>
+                </w:rPr>
+                <w:t>Abrir contratos</w:t>
+              </w:r>
+            </w:hyperlink>
+          </w:p>
+        </w:tc>
+        <w:tc>
+          <w:tcPr>
+            <w:tcW w:type="dxa" w:w="5976"/>
+            <w:tcMar>
+              <w:top w:w="70" w:type="dxa"/>
+              <w:start w:w="90" w:type="dxa"/>
+              <w:bottom w:w="70" w:type="dxa"/>
+              <w:end w:w="90" w:type="dxa"/>
+            </w:tcMar>
+            <w:vAlign w:val="center"/>
+          </w:tcPr>
+          <w:p>
+            <w:pPr>
+              <w:spacing w:after="0" w:line="252" w:lineRule="auto"/>
+              <w:jc w:val="left"/>
+            </w:pPr>
+            <w:r>
+              <w:rPr>
+                <w:rFonts w:ascii="Calibri" w:hAnsi="Calibri" w:eastAsia="Calibri"/>
+                <w:color w:val="203740"/>
+                <w:sz w:val="14"/>
+              </w:rPr>
+              <w:t>RECONSTRUCCIÓN DE LA INFRAESTRUCTURA VIAL URBANA DEL MUNICIPIO SANTA BÁRBARA DE SAMANÁ, PROVINCIA SAMANÁ</w:t>
+              <w:br/>
+              <w:t>Institución(es): MINISTERIO DE OBRAS PUBLICAS Y COMUNICACIONES</w:t>
+              <w:br/>
+              <w:t>Sector(es): Transporte</w:t>
+              <w:br/>
+              <w:t>Territorios declarados: región cibao_nordeste; provincia(s) SAMANÁ; municipio(s) SAMANÁ</w:t>
+              <w:br/>
+              <w:t>Localización codificada: 03 cibao_nordeste · 20 SAMANÁ · 032001 SAMANÁ</w:t>
+              <w:br/>
+              <w:t>Ubicación del perfil: SAMANÁ (SAMANÁ)</w:t>
+              <w:br/>
+              <w:t>Fuente territorial: profile · alcance municipality · verificada 02-08-2026 12:40 UTC</w:t>
+              <w:br/>
+              <w:t>Cobertura: nacional No · multirregional No</w:t>
+            </w:r>
+          </w:p>
+        </w:tc>
+        <w:tc>
+          <w:tcPr>
+            <w:tcW w:type="dxa" w:w="2880"/>
+            <w:tcMar>
+              <w:top w:w="70" w:type="dxa"/>
+              <w:start w:w="90" w:type="dxa"/>
+              <w:bottom w:w="70" w:type="dxa"/>
+              <w:end w:w="90" w:type="dxa"/>
+            </w:tcMar>
+            <w:vAlign w:val="center"/>
+          </w:tcPr>
+          <w:p>
+            <w:pPr>
+              <w:spacing w:after="0" w:line="252" w:lineRule="auto"/>
+              <w:jc w:val="left"/>
+            </w:pPr>
+            <w:r>
+              <w:rPr>
+                <w:rFonts w:ascii="Calibri" w:hAnsi="Calibri" w:eastAsia="Calibri"/>
+                <w:color w:val="203740"/>
+                <w:sz w:val="14"/>
+              </w:rPr>
+              <w:t>Estado: EJECUCIÓN</w:t>
+              <w:br/>
+              <w:t>Período: 01-01-2023 – 31-01-2027</w:t>
+              <w:br/>
+              <w:t>Avance físico: 26.44%</w:t>
+              <w:br/>
+              <w:t>Avance financiero: 26.44%</w:t>
+              <w:br/>
+              <w:t>Contratos: 1 total · 1 activos</w:t>
+              <w:br/>
+              <w:t>Seguimiento: Ejecución y contrato activo</w:t>
+            </w:r>
+          </w:p>
+        </w:tc>
+        <w:tc>
+          <w:tcPr>
+            <w:tcW w:type="dxa" w:w="3024"/>
+            <w:tcMar>
+              <w:top w:w="70" w:type="dxa"/>
+              <w:start w:w="90" w:type="dxa"/>
+              <w:bottom w:w="70" w:type="dxa"/>
+              <w:end w:w="90" w:type="dxa"/>
+            </w:tcMar>
+            <w:vAlign w:val="center"/>
+          </w:tcPr>
+          <w:p>
+            <w:pPr>
+              <w:spacing w:after="0" w:line="252" w:lineRule="auto"/>
+              <w:jc w:val="left"/>
+            </w:pPr>
+            <w:r>
+              <w:rPr>
+                <w:rFonts w:ascii="Calibri" w:hAnsi="Calibri" w:eastAsia="Calibri"/>
+                <w:color w:val="203740"/>
+                <w:sz w:val="14"/>
+              </w:rPr>
+              <w:t>Costo del proyecto: RD$ 679,418,335.34</w:t>
+              <w:br/>
+              <w:t>Presupuesto 2026: RD$ 481,466,381.00</w:t>
+              <w:br/>
+              <w:t>Ejecutado 2026: RD$ 445,557,844.09</w:t>
+              <w:br/>
+              <w:t>Ejecución 2026: 92.54%</w:t>
+            </w:r>
+          </w:p>
+        </w:tc>
+      </w:tr>
+      <w:tr>
+        <w:tc>
+          <w:tcPr>
+            <w:tcW w:type="dxa" w:w="576"/>
+            <w:tcMar>
+              <w:top w:w="70" w:type="dxa"/>
+              <w:start w:w="90" w:type="dxa"/>
+              <w:bottom w:w="70" w:type="dxa"/>
+              <w:end w:w="90" w:type="dxa"/>
+            </w:tcMar>
+            <w:vAlign w:val="center"/>
+            <w:shd w:fill="F3F6F6"/>
+          </w:tcPr>
+          <w:p>
+            <w:pPr>
+              <w:spacing w:after="0" w:line="252" w:lineRule="auto"/>
+              <w:jc w:val="center"/>
+            </w:pPr>
+            <w:r>
+              <w:rPr>
+                <w:rFonts w:ascii="Calibri" w:hAnsi="Calibri" w:eastAsia="Calibri"/>
+                <w:color w:val="203740"/>
+                <w:sz w:val="14"/>
+              </w:rPr>
+              <w:t>26</w:t>
+            </w:r>
+          </w:p>
+        </w:tc>
+        <w:tc>
+          <w:tcPr>
+            <w:tcW w:type="dxa" w:w="1656"/>
+            <w:tcMar>
+              <w:top w:w="70" w:type="dxa"/>
+              <w:start w:w="90" w:type="dxa"/>
+              <w:bottom w:w="70" w:type="dxa"/>
+              <w:end w:w="90" w:type="dxa"/>
+            </w:tcMar>
+            <w:vAlign w:val="center"/>
+            <w:shd w:fill="F3F6F6"/>
+          </w:tcPr>
+          <w:p>
+            <w:pPr>
+              <w:spacing w:after="0" w:line="252" w:lineRule="auto"/>
+              <w:jc w:val="left"/>
+            </w:pPr>
+            <w:r>
+              <w:rPr>
+                <w:rFonts w:ascii="Calibri" w:hAnsi="Calibri" w:eastAsia="Calibri"/>
+                <w:color w:val="203740"/>
+                <w:sz w:val="14"/>
+              </w:rPr>
+              <w:t>SNIP 15395</w:t>
+              <w:br/>
+              <w:t>Ficha/Mapa 6163</w:t>
+              <w:br/>
+              <w:t>Fuentes:</w:t>
+              <w:br/>
+              <w:t>Maestro Sí · Ppto. Sí</w:t>
+              <w:br/>
+              <w:t>Territorio Sí · CSV territ. Sí</w:t>
+              <w:br/>
+              <w:t>Perfil Sí</w:t>
+            </w:r>
+            <w:r>
+              <w:br/>
+            </w:r>
+            <w:hyperlink r:id="rId57">
+              <w:r>
+                <w:rPr>
+                  <w:rFonts w:ascii="Calibri" w:hAnsi="Calibri" w:eastAsia="Calibri"/>
+                  <w:color w:val="2E74B5"/>
+                  <w:u w:val="single"/>
+                  <w:sz w:val="14"/>
+                </w:rPr>
+                <w:t>Abrir proyecto</w:t>
+              </w:r>
+            </w:hyperlink>
+            <w:r>
+              <w:br/>
+            </w:r>
+            <w:hyperlink r:id="rId58">
+              <w:r>
+                <w:rPr>
+                  <w:rFonts w:ascii="Calibri" w:hAnsi="Calibri" w:eastAsia="Calibri"/>
+                  <w:color w:val="2E74B5"/>
+                  <w:u w:val="single"/>
+                  <w:sz w:val="14"/>
+                </w:rPr>
+                <w:t>Abrir contratos</w:t>
+              </w:r>
+            </w:hyperlink>
+          </w:p>
+        </w:tc>
+        <w:tc>
+          <w:tcPr>
+            <w:tcW w:type="dxa" w:w="5976"/>
+            <w:tcMar>
+              <w:top w:w="70" w:type="dxa"/>
+              <w:start w:w="90" w:type="dxa"/>
+              <w:bottom w:w="70" w:type="dxa"/>
+              <w:end w:w="90" w:type="dxa"/>
+            </w:tcMar>
+            <w:vAlign w:val="center"/>
+            <w:shd w:fill="F3F6F6"/>
+          </w:tcPr>
+          <w:p>
+            <w:pPr>
+              <w:spacing w:after="0" w:line="252" w:lineRule="auto"/>
+              <w:jc w:val="left"/>
+            </w:pPr>
+            <w:r>
+              <w:rPr>
+                <w:rFonts w:ascii="Calibri" w:hAnsi="Calibri" w:eastAsia="Calibri"/>
+                <w:color w:val="203740"/>
+                <w:sz w:val="14"/>
+              </w:rPr>
+              <w:t>RECONSTRUCCIÓN DE LA INFRAESTRUCTURA VIAL URBANA DEL MUNICIPIO SÁNCHEZ, PROVINCIA SAMANÁ</w:t>
+              <w:br/>
+              <w:t>Institución(es): MINISTERIO DE OBRAS PUBLICAS Y COMUNICACIONES</w:t>
+              <w:br/>
+              <w:t>Sector(es): Transporte</w:t>
+              <w:br/>
+              <w:t>Territorios declarados: región cibao_nordeste; provincia(s) SAMANÁ; municipio(s) SÁNCHEZ</w:t>
+              <w:br/>
+              <w:t>Localización codificada: 03 cibao_nordeste · 20 SAMANÁ · 032002 SÁNCHEZ</w:t>
+              <w:br/>
+              <w:t>Ubicación del perfil: SÁNCHEZ (SAMANÁ)</w:t>
+              <w:br/>
+              <w:t>Fuente territorial: profile · alcance municipality · verificada 02-08-2026 12:40 UTC</w:t>
+              <w:br/>
+              <w:t>Cobertura: nacional No · multirregional No</w:t>
+            </w:r>
+          </w:p>
+        </w:tc>
+        <w:tc>
+          <w:tcPr>
+            <w:tcW w:type="dxa" w:w="2880"/>
+            <w:tcMar>
+              <w:top w:w="70" w:type="dxa"/>
+              <w:start w:w="90" w:type="dxa"/>
+              <w:bottom w:w="70" w:type="dxa"/>
+              <w:end w:w="90" w:type="dxa"/>
+            </w:tcMar>
+            <w:vAlign w:val="center"/>
+            <w:shd w:fill="F3F6F6"/>
+          </w:tcPr>
+          <w:p>
+            <w:pPr>
+              <w:spacing w:after="0" w:line="252" w:lineRule="auto"/>
+              <w:jc w:val="left"/>
+            </w:pPr>
+            <w:r>
+              <w:rPr>
+                <w:rFonts w:ascii="Calibri" w:hAnsi="Calibri" w:eastAsia="Calibri"/>
+                <w:color w:val="203740"/>
+                <w:sz w:val="14"/>
+              </w:rPr>
+              <w:t>Estado: EJECUCIÓN</w:t>
+              <w:br/>
+              <w:t>Período: 01-01-2023 – 31-01-2027</w:t>
+              <w:br/>
+              <w:t>Avance físico: 66.09%</w:t>
+              <w:br/>
+              <w:t>Avance financiero: 66.09%</w:t>
+              <w:br/>
+              <w:t>Contratos: 47 total · 47 activos</w:t>
+              <w:br/>
+              <w:t>Seguimiento: Ejecución y contrato activo</w:t>
+            </w:r>
+          </w:p>
+        </w:tc>
+        <w:tc>
+          <w:tcPr>
+            <w:tcW w:type="dxa" w:w="3024"/>
+            <w:tcMar>
+              <w:top w:w="70" w:type="dxa"/>
+              <w:start w:w="90" w:type="dxa"/>
+              <w:bottom w:w="70" w:type="dxa"/>
+              <w:end w:w="90" w:type="dxa"/>
+            </w:tcMar>
+            <w:vAlign w:val="center"/>
+            <w:shd w:fill="F3F6F6"/>
+          </w:tcPr>
+          <w:p>
+            <w:pPr>
+              <w:spacing w:after="0" w:line="252" w:lineRule="auto"/>
+              <w:jc w:val="left"/>
+            </w:pPr>
+            <w:r>
+              <w:rPr>
+                <w:rFonts w:ascii="Calibri" w:hAnsi="Calibri" w:eastAsia="Calibri"/>
+                <w:color w:val="203740"/>
+                <w:sz w:val="14"/>
+              </w:rPr>
+              <w:t>Costo del proyecto: RD$ 289,947,847.84</w:t>
+              <w:br/>
+              <w:t>Presupuesto 2026: RD$ 60,000,046.00</w:t>
+              <w:br/>
+              <w:t>Ejecutado 2026: RD$ 59,950,136.39</w:t>
+              <w:br/>
+              <w:t>Ejecución 2026: 99.92%</w:t>
+            </w:r>
+          </w:p>
+        </w:tc>
+      </w:tr>
+      <w:tr>
+        <w:tc>
+          <w:tcPr>
+            <w:tcW w:type="dxa" w:w="576"/>
+            <w:tcMar>
+              <w:top w:w="70" w:type="dxa"/>
+              <w:start w:w="90" w:type="dxa"/>
+              <w:bottom w:w="70" w:type="dxa"/>
+              <w:end w:w="90" w:type="dxa"/>
+            </w:tcMar>
+            <w:vAlign w:val="center"/>
+          </w:tcPr>
+          <w:p>
+            <w:pPr>
+              <w:spacing w:after="0" w:line="252" w:lineRule="auto"/>
+              <w:jc w:val="center"/>
+            </w:pPr>
+            <w:r>
+              <w:rPr>
+                <w:rFonts w:ascii="Calibri" w:hAnsi="Calibri" w:eastAsia="Calibri"/>
+                <w:color w:val="203740"/>
+                <w:sz w:val="14"/>
+              </w:rPr>
+              <w:t>27</w:t>
+            </w:r>
+          </w:p>
+        </w:tc>
+        <w:tc>
+          <w:tcPr>
+            <w:tcW w:type="dxa" w:w="1656"/>
+            <w:tcMar>
+              <w:top w:w="70" w:type="dxa"/>
+              <w:start w:w="90" w:type="dxa"/>
+              <w:bottom w:w="70" w:type="dxa"/>
+              <w:end w:w="90" w:type="dxa"/>
+            </w:tcMar>
+            <w:vAlign w:val="center"/>
+          </w:tcPr>
+          <w:p>
+            <w:pPr>
+              <w:spacing w:after="0" w:line="252" w:lineRule="auto"/>
+              <w:jc w:val="left"/>
+            </w:pPr>
+            <w:r>
+              <w:rPr>
+                <w:rFonts w:ascii="Calibri" w:hAnsi="Calibri" w:eastAsia="Calibri"/>
+                <w:color w:val="203740"/>
+                <w:sz w:val="14"/>
+              </w:rPr>
+              <w:t>SNIP 15924</w:t>
+              <w:br/>
+              <w:t>Ficha/Mapa 7440</w:t>
+              <w:br/>
+              <w:t>Fuentes:</w:t>
+              <w:br/>
+              <w:t>Maestro Sí · Ppto. Sí</w:t>
+              <w:br/>
+              <w:t>Territorio Sí · CSV territ. Sí</w:t>
+              <w:br/>
+              <w:t>Perfil Sí</w:t>
+            </w:r>
+            <w:r>
+              <w:br/>
+            </w:r>
+            <w:hyperlink r:id="rId59">
+              <w:r>
+                <w:rPr>
+                  <w:rFonts w:ascii="Calibri" w:hAnsi="Calibri" w:eastAsia="Calibri"/>
+                  <w:color w:val="2E74B5"/>
+                  <w:u w:val="single"/>
+                  <w:sz w:val="14"/>
+                </w:rPr>
+                <w:t>Abrir proyecto</w:t>
+              </w:r>
+            </w:hyperlink>
+          </w:p>
+        </w:tc>
+        <w:tc>
+          <w:tcPr>
+            <w:tcW w:type="dxa" w:w="5976"/>
+            <w:tcMar>
+              <w:top w:w="70" w:type="dxa"/>
+              <w:start w:w="90" w:type="dxa"/>
+              <w:bottom w:w="70" w:type="dxa"/>
+              <w:end w:w="90" w:type="dxa"/>
+            </w:tcMar>
+            <w:vAlign w:val="center"/>
+          </w:tcPr>
+          <w:p>
+            <w:pPr>
+              <w:spacing w:after="0" w:line="252" w:lineRule="auto"/>
+              <w:jc w:val="left"/>
+            </w:pPr>
+            <w:r>
+              <w:rPr>
+                <w:rFonts w:ascii="Calibri" w:hAnsi="Calibri" w:eastAsia="Calibri"/>
+                <w:color w:val="203740"/>
+                <w:sz w:val="14"/>
+              </w:rPr>
+              <w:t>AMPLIACIÓN DEL PLANTEL EDUCATIVO PARA INICIAL LUIS MOREL, MUNICIPIO SANTA BÁRBARA DE SAMANÁ, PROVINCIA SAMANÁ.</w:t>
+              <w:br/>
+              <w:t>Institución(es): DIRECCION DE INFRAESTRUCTURA ESCOLAR</w:t>
+              <w:br/>
+              <w:t>Sector(es): Educación</w:t>
+              <w:br/>
+              <w:t>Territorios declarados: región cibao_nordeste; provincia(s) SAMANÁ; municipio(s) SAMANÁ</w:t>
+              <w:br/>
+              <w:t>Localización codificada: 03 cibao_nordeste · 20 SAMANÁ · 032001 SAMANÁ</w:t>
+              <w:br/>
+              <w:t>Ubicación del perfil: SAMANÁ (SAMANÁ)</w:t>
+              <w:br/>
+              <w:t>Fuente territorial: profile · alcance municipality · verificada 02-08-2026 12:40 UTC</w:t>
+              <w:br/>
+              <w:t>Cobertura: nacional No · multirregional No</w:t>
+            </w:r>
+          </w:p>
+        </w:tc>
+        <w:tc>
+          <w:tcPr>
+            <w:tcW w:type="dxa" w:w="2880"/>
+            <w:tcMar>
+              <w:top w:w="70" w:type="dxa"/>
+              <w:start w:w="90" w:type="dxa"/>
+              <w:bottom w:w="70" w:type="dxa"/>
+              <w:end w:w="90" w:type="dxa"/>
+            </w:tcMar>
+            <w:vAlign w:val="center"/>
+          </w:tcPr>
+          <w:p>
+            <w:pPr>
+              <w:spacing w:after="0" w:line="252" w:lineRule="auto"/>
+              <w:jc w:val="left"/>
+            </w:pPr>
+            <w:r>
+              <w:rPr>
+                <w:rFonts w:ascii="Calibri" w:hAnsi="Calibri" w:eastAsia="Calibri"/>
+                <w:color w:val="203740"/>
+                <w:sz w:val="14"/>
+              </w:rPr>
+              <w:t>Estado: EJECUCIÓN</w:t>
+              <w:br/>
+              <w:t>Período: 01-01-2023 – 31-01-2027</w:t>
+              <w:br/>
+              <w:t>Avance físico: 15.91%</w:t>
+              <w:br/>
+              <w:t>Avance financiero: 15.91%</w:t>
+              <w:br/>
+              <w:t>Contratos: 0 total · 0 activos</w:t>
+              <w:br/>
+              <w:t>Seguimiento: Sin ejecución ni contrato activo</w:t>
+            </w:r>
+          </w:p>
+        </w:tc>
+        <w:tc>
+          <w:tcPr>
+            <w:tcW w:type="dxa" w:w="3024"/>
+            <w:tcMar>
+              <w:top w:w="70" w:type="dxa"/>
+              <w:start w:w="90" w:type="dxa"/>
+              <w:bottom w:w="70" w:type="dxa"/>
+              <w:end w:w="90" w:type="dxa"/>
+            </w:tcMar>
+            <w:vAlign w:val="center"/>
+          </w:tcPr>
+          <w:p>
+            <w:pPr>
+              <w:spacing w:after="0" w:line="252" w:lineRule="auto"/>
+              <w:jc w:val="left"/>
+            </w:pPr>
+            <w:r>
+              <w:rPr>
+                <w:rFonts w:ascii="Calibri" w:hAnsi="Calibri" w:eastAsia="Calibri"/>
+                <w:color w:val="203740"/>
+                <w:sz w:val="14"/>
+              </w:rPr>
+              <w:t>Costo del proyecto: RD$ 9,512,284.38</w:t>
+              <w:br/>
+              <w:t>Presupuesto 2026: RD$ 110.00</w:t>
+              <w:br/>
+              <w:t>Ejecutado 2026: RD$ 0.00</w:t>
+              <w:br/>
+              <w:t>Ejecución 2026: 0.00%</w:t>
+            </w:r>
+          </w:p>
+        </w:tc>
+      </w:tr>
+      <w:tr>
+        <w:tc>
+          <w:tcPr>
+            <w:tcW w:type="dxa" w:w="576"/>
+            <w:tcMar>
+              <w:top w:w="70" w:type="dxa"/>
+              <w:start w:w="90" w:type="dxa"/>
+              <w:bottom w:w="70" w:type="dxa"/>
+              <w:end w:w="90" w:type="dxa"/>
+            </w:tcMar>
+            <w:vAlign w:val="center"/>
+            <w:shd w:fill="F3F6F6"/>
+          </w:tcPr>
+          <w:p>
+            <w:pPr>
+              <w:spacing w:after="0" w:line="252" w:lineRule="auto"/>
+              <w:jc w:val="center"/>
+            </w:pPr>
+            <w:r>
+              <w:rPr>
+                <w:rFonts w:ascii="Calibri" w:hAnsi="Calibri" w:eastAsia="Calibri"/>
+                <w:color w:val="203740"/>
+                <w:sz w:val="14"/>
+              </w:rPr>
+              <w:t>28</w:t>
+            </w:r>
+          </w:p>
+        </w:tc>
+        <w:tc>
+          <w:tcPr>
+            <w:tcW w:type="dxa" w:w="1656"/>
+            <w:tcMar>
+              <w:top w:w="70" w:type="dxa"/>
+              <w:start w:w="90" w:type="dxa"/>
+              <w:bottom w:w="70" w:type="dxa"/>
+              <w:end w:w="90" w:type="dxa"/>
+            </w:tcMar>
+            <w:vAlign w:val="center"/>
+            <w:shd w:fill="F3F6F6"/>
+          </w:tcPr>
+          <w:p>
+            <w:pPr>
+              <w:spacing w:after="0" w:line="252" w:lineRule="auto"/>
+              <w:jc w:val="left"/>
+            </w:pPr>
+            <w:r>
+              <w:rPr>
+                <w:rFonts w:ascii="Calibri" w:hAnsi="Calibri" w:eastAsia="Calibri"/>
+                <w:color w:val="203740"/>
+                <w:sz w:val="14"/>
+              </w:rPr>
+              <w:t>SNIP 15925</w:t>
+              <w:br/>
+              <w:t>Ficha/Mapa 7441</w:t>
+              <w:br/>
+              <w:t>Fuentes:</w:t>
+              <w:br/>
+              <w:t>Maestro Sí · Ppto. Sí</w:t>
+              <w:br/>
+              <w:t>Territorio Sí · CSV territ. Sí</w:t>
+              <w:br/>
+              <w:t>Perfil Sí</w:t>
+            </w:r>
+            <w:r>
+              <w:br/>
+            </w:r>
+            <w:hyperlink r:id="rId60">
+              <w:r>
+                <w:rPr>
+                  <w:rFonts w:ascii="Calibri" w:hAnsi="Calibri" w:eastAsia="Calibri"/>
+                  <w:color w:val="2E74B5"/>
+                  <w:u w:val="single"/>
+                  <w:sz w:val="14"/>
+                </w:rPr>
+                <w:t>Abrir proyecto</w:t>
+              </w:r>
+            </w:hyperlink>
+          </w:p>
+        </w:tc>
+        <w:tc>
+          <w:tcPr>
+            <w:tcW w:type="dxa" w:w="5976"/>
+            <w:tcMar>
+              <w:top w:w="70" w:type="dxa"/>
+              <w:start w:w="90" w:type="dxa"/>
+              <w:bottom w:w="70" w:type="dxa"/>
+              <w:end w:w="90" w:type="dxa"/>
+            </w:tcMar>
+            <w:vAlign w:val="center"/>
+            <w:shd w:fill="F3F6F6"/>
+          </w:tcPr>
+          <w:p>
+            <w:pPr>
+              <w:spacing w:after="0" w:line="252" w:lineRule="auto"/>
+              <w:jc w:val="left"/>
+            </w:pPr>
+            <w:r>
+              <w:rPr>
+                <w:rFonts w:ascii="Calibri" w:hAnsi="Calibri" w:eastAsia="Calibri"/>
+                <w:color w:val="203740"/>
+                <w:sz w:val="14"/>
+              </w:rPr>
+              <w:t>AMPLIACIÓN DEL PLANTEL EDUCATIVO PARA INICIAL PROF. ONEYDA SEALY, MUNICIPIO SÁNCHEZ, PROVINCIA SAMANA.</w:t>
+              <w:br/>
+              <w:t>Institución(es): DIRECCION DE INFRAESTRUCTURA ESCOLAR</w:t>
+              <w:br/>
+              <w:t>Sector(es): Educación</w:t>
+              <w:br/>
+              <w:t>Territorios declarados: región cibao_nordeste; provincia(s) SAMANÁ; municipio(s) SÁNCHEZ</w:t>
+              <w:br/>
+              <w:t>Localización codificada: 03 cibao_nordeste · 20 SAMANÁ · 032002 SÁNCHEZ</w:t>
+              <w:br/>
+              <w:t>Ubicación del perfil: SÁNCHEZ (SAMANÁ)</w:t>
+              <w:br/>
+              <w:t>Fuente territorial: profile · alcance municipality · verificada 02-08-2026 12:40 UTC</w:t>
+              <w:br/>
+              <w:t>Cobertura: nacional No · multirregional No</w:t>
+            </w:r>
+          </w:p>
+        </w:tc>
+        <w:tc>
+          <w:tcPr>
+            <w:tcW w:type="dxa" w:w="2880"/>
+            <w:tcMar>
+              <w:top w:w="70" w:type="dxa"/>
+              <w:start w:w="90" w:type="dxa"/>
+              <w:bottom w:w="70" w:type="dxa"/>
+              <w:end w:w="90" w:type="dxa"/>
+            </w:tcMar>
+            <w:vAlign w:val="center"/>
+            <w:shd w:fill="F3F6F6"/>
+          </w:tcPr>
+          <w:p>
+            <w:pPr>
+              <w:spacing w:after="0" w:line="252" w:lineRule="auto"/>
+              <w:jc w:val="left"/>
+            </w:pPr>
+            <w:r>
+              <w:rPr>
+                <w:rFonts w:ascii="Calibri" w:hAnsi="Calibri" w:eastAsia="Calibri"/>
+                <w:color w:val="203740"/>
+                <w:sz w:val="14"/>
+              </w:rPr>
+              <w:t>Estado: EJECUCIÓN</w:t>
+              <w:br/>
+              <w:t>Período: 01-01-2023 – 31-01-2027</w:t>
+              <w:br/>
+              <w:t>Avance físico: 16.13%</w:t>
+              <w:br/>
+              <w:t>Avance financiero: 16.13%</w:t>
+              <w:br/>
+              <w:t>Contratos: 0 total · 0 activos</w:t>
+              <w:br/>
+              <w:t>Seguimiento: Sin ejecución ni contrato activo</w:t>
+            </w:r>
+          </w:p>
+        </w:tc>
+        <w:tc>
+          <w:tcPr>
+            <w:tcW w:type="dxa" w:w="3024"/>
+            <w:tcMar>
+              <w:top w:w="70" w:type="dxa"/>
+              <w:start w:w="90" w:type="dxa"/>
+              <w:bottom w:w="70" w:type="dxa"/>
+              <w:end w:w="90" w:type="dxa"/>
+            </w:tcMar>
+            <w:vAlign w:val="center"/>
+            <w:shd w:fill="F3F6F6"/>
+          </w:tcPr>
+          <w:p>
+            <w:pPr>
+              <w:spacing w:after="0" w:line="252" w:lineRule="auto"/>
+              <w:jc w:val="left"/>
+            </w:pPr>
+            <w:r>
+              <w:rPr>
+                <w:rFonts w:ascii="Calibri" w:hAnsi="Calibri" w:eastAsia="Calibri"/>
+                <w:color w:val="203740"/>
+                <w:sz w:val="14"/>
+              </w:rPr>
+              <w:t>Costo del proyecto: RD$ 6,808,334.64</w:t>
+              <w:br/>
+              <w:t>Presupuesto 2026: RD$ 108.00</w:t>
+              <w:br/>
+              <w:t>Ejecutado 2026: RD$ 0.00</w:t>
+              <w:br/>
+              <w:t>Ejecución 2026: 0.00%</w:t>
+            </w:r>
+          </w:p>
+        </w:tc>
+      </w:tr>
+      <w:tr>
+        <w:tc>
+          <w:tcPr>
+            <w:tcW w:type="dxa" w:w="576"/>
+            <w:tcMar>
+              <w:top w:w="70" w:type="dxa"/>
+              <w:start w:w="90" w:type="dxa"/>
+              <w:bottom w:w="70" w:type="dxa"/>
+              <w:end w:w="90" w:type="dxa"/>
+            </w:tcMar>
+            <w:vAlign w:val="center"/>
+          </w:tcPr>
+          <w:p>
+            <w:pPr>
+              <w:spacing w:after="0" w:line="252" w:lineRule="auto"/>
+              <w:jc w:val="center"/>
+            </w:pPr>
+            <w:r>
+              <w:rPr>
+                <w:rFonts w:ascii="Calibri" w:hAnsi="Calibri" w:eastAsia="Calibri"/>
+                <w:color w:val="203740"/>
+                <w:sz w:val="14"/>
+              </w:rPr>
+              <w:t>29</w:t>
+            </w:r>
+          </w:p>
+        </w:tc>
+        <w:tc>
+          <w:tcPr>
+            <w:tcW w:type="dxa" w:w="1656"/>
+            <w:tcMar>
+              <w:top w:w="70" w:type="dxa"/>
+              <w:start w:w="90" w:type="dxa"/>
+              <w:bottom w:w="70" w:type="dxa"/>
+              <w:end w:w="90" w:type="dxa"/>
+            </w:tcMar>
+            <w:vAlign w:val="center"/>
+          </w:tcPr>
+          <w:p>
+            <w:pPr>
+              <w:spacing w:after="0" w:line="252" w:lineRule="auto"/>
+              <w:jc w:val="left"/>
+            </w:pPr>
+            <w:r>
+              <w:rPr>
+                <w:rFonts w:ascii="Calibri" w:hAnsi="Calibri" w:eastAsia="Calibri"/>
+                <w:color w:val="203740"/>
+                <w:sz w:val="14"/>
+              </w:rPr>
+              <w:t>SNIP 15926</w:t>
+              <w:br/>
+              <w:t>Ficha/Mapa 7442</w:t>
+              <w:br/>
+              <w:t>Fuentes:</w:t>
+              <w:br/>
+              <w:t>Maestro Sí · Ppto. Sí</w:t>
+              <w:br/>
+              <w:t>Territorio Sí · CSV territ. Sí</w:t>
+              <w:br/>
+              <w:t>Perfil Sí</w:t>
+            </w:r>
+            <w:r>
+              <w:br/>
+            </w:r>
+            <w:hyperlink r:id="rId61">
+              <w:r>
+                <w:rPr>
+                  <w:rFonts w:ascii="Calibri" w:hAnsi="Calibri" w:eastAsia="Calibri"/>
+                  <w:color w:val="2E74B5"/>
+                  <w:u w:val="single"/>
+                  <w:sz w:val="14"/>
+                </w:rPr>
+                <w:t>Abrir proyecto</w:t>
+              </w:r>
+            </w:hyperlink>
+          </w:p>
+        </w:tc>
+        <w:tc>
+          <w:tcPr>
+            <w:tcW w:type="dxa" w:w="5976"/>
+            <w:tcMar>
+              <w:top w:w="70" w:type="dxa"/>
+              <w:start w:w="90" w:type="dxa"/>
+              <w:bottom w:w="70" w:type="dxa"/>
+              <w:end w:w="90" w:type="dxa"/>
+            </w:tcMar>
+            <w:vAlign w:val="center"/>
+          </w:tcPr>
+          <w:p>
+            <w:pPr>
+              <w:spacing w:after="0" w:line="252" w:lineRule="auto"/>
+              <w:jc w:val="left"/>
+            </w:pPr>
+            <w:r>
+              <w:rPr>
+                <w:rFonts w:ascii="Calibri" w:hAnsi="Calibri" w:eastAsia="Calibri"/>
+                <w:color w:val="203740"/>
+                <w:sz w:val="14"/>
+              </w:rPr>
+              <w:t>AMPLIACIÓN DEL PLANTEL EDUCATIVO PARA INICIAL ROSA CALCAÑO LINO, MUNICIPIO SÁNCHEZ, PROVINCIA SAMANA.</w:t>
+              <w:br/>
+              <w:t>Institución(es): DIRECCION DE INFRAESTRUCTURA ESCOLAR</w:t>
+              <w:br/>
+              <w:t>Sector(es): Educación</w:t>
+              <w:br/>
+              <w:t>Territorios declarados: región cibao_nordeste; provincia(s) SAMANÁ; municipio(s) SÁNCHEZ</w:t>
+              <w:br/>
+              <w:t>Localización codificada: 03 cibao_nordeste · 20 SAMANÁ · 032002 SÁNCHEZ</w:t>
+              <w:br/>
+              <w:t>Ubicación del perfil: SÁNCHEZ (SAMANÁ)</w:t>
+              <w:br/>
+              <w:t>Fuente territorial: profile · alcance municipality · verificada 02-08-2026 12:40 UTC</w:t>
+              <w:br/>
+              <w:t>Cobertura: nacional No · multirregional No</w:t>
+            </w:r>
+          </w:p>
+        </w:tc>
+        <w:tc>
+          <w:tcPr>
+            <w:tcW w:type="dxa" w:w="2880"/>
+            <w:tcMar>
+              <w:top w:w="70" w:type="dxa"/>
+              <w:start w:w="90" w:type="dxa"/>
+              <w:bottom w:w="70" w:type="dxa"/>
+              <w:end w:w="90" w:type="dxa"/>
+            </w:tcMar>
+            <w:vAlign w:val="center"/>
+          </w:tcPr>
+          <w:p>
+            <w:pPr>
+              <w:spacing w:after="0" w:line="252" w:lineRule="auto"/>
+              <w:jc w:val="left"/>
+            </w:pPr>
+            <w:r>
+              <w:rPr>
+                <w:rFonts w:ascii="Calibri" w:hAnsi="Calibri" w:eastAsia="Calibri"/>
+                <w:color w:val="203740"/>
+                <w:sz w:val="14"/>
+              </w:rPr>
+              <w:t>Estado: EJECUCIÓN</w:t>
+              <w:br/>
+              <w:t>Período: 01-01-2023 – 31-01-2027</w:t>
+              <w:br/>
+              <w:t>Avance físico: 16.13%</w:t>
+              <w:br/>
+              <w:t>Avance financiero: 16.13%</w:t>
+              <w:br/>
+              <w:t>Contratos: 0 total · 0 activos</w:t>
+              <w:br/>
+              <w:t>Seguimiento: Sin ejecución ni contrato activo</w:t>
+            </w:r>
+          </w:p>
+        </w:tc>
+        <w:tc>
+          <w:tcPr>
+            <w:tcW w:type="dxa" w:w="3024"/>
+            <w:tcMar>
+              <w:top w:w="70" w:type="dxa"/>
+              <w:start w:w="90" w:type="dxa"/>
+              <w:bottom w:w="70" w:type="dxa"/>
+              <w:end w:w="90" w:type="dxa"/>
+            </w:tcMar>
+            <w:vAlign w:val="center"/>
+          </w:tcPr>
+          <w:p>
+            <w:pPr>
+              <w:spacing w:after="0" w:line="252" w:lineRule="auto"/>
+              <w:jc w:val="left"/>
+            </w:pPr>
+            <w:r>
+              <w:rPr>
+                <w:rFonts w:ascii="Calibri" w:hAnsi="Calibri" w:eastAsia="Calibri"/>
+                <w:color w:val="203740"/>
+                <w:sz w:val="14"/>
+              </w:rPr>
+              <w:t>Costo del proyecto: RD$ 6,799,931.88</w:t>
+              <w:br/>
+              <w:t>Presupuesto 2026: RD$ 110.00</w:t>
+              <w:br/>
+              <w:t>Ejecutado 2026: RD$ 0.00</w:t>
+              <w:br/>
+              <w:t>Ejecución 2026: 0.00%</w:t>
+            </w:r>
+          </w:p>
+        </w:tc>
+      </w:tr>
+      <w:tr>
+        <w:tc>
+          <w:tcPr>
+            <w:tcW w:type="dxa" w:w="576"/>
+            <w:tcMar>
+              <w:top w:w="70" w:type="dxa"/>
+              <w:start w:w="90" w:type="dxa"/>
+              <w:bottom w:w="70" w:type="dxa"/>
+              <w:end w:w="90" w:type="dxa"/>
+            </w:tcMar>
+            <w:vAlign w:val="center"/>
+            <w:shd w:fill="F3F6F6"/>
+          </w:tcPr>
+          <w:p>
+            <w:pPr>
+              <w:spacing w:after="0" w:line="252" w:lineRule="auto"/>
+              <w:jc w:val="center"/>
+            </w:pPr>
+            <w:r>
+              <w:rPr>
+                <w:rFonts w:ascii="Calibri" w:hAnsi="Calibri" w:eastAsia="Calibri"/>
+                <w:color w:val="203740"/>
+                <w:sz w:val="14"/>
+              </w:rPr>
+              <w:t>30</w:t>
+            </w:r>
+          </w:p>
+        </w:tc>
+        <w:tc>
+          <w:tcPr>
+            <w:tcW w:type="dxa" w:w="1656"/>
+            <w:tcMar>
+              <w:top w:w="70" w:type="dxa"/>
+              <w:start w:w="90" w:type="dxa"/>
+              <w:bottom w:w="70" w:type="dxa"/>
+              <w:end w:w="90" w:type="dxa"/>
+            </w:tcMar>
+            <w:vAlign w:val="center"/>
+            <w:shd w:fill="F3F6F6"/>
+          </w:tcPr>
+          <w:p>
+            <w:pPr>
+              <w:spacing w:after="0" w:line="252" w:lineRule="auto"/>
+              <w:jc w:val="left"/>
+            </w:pPr>
+            <w:r>
+              <w:rPr>
+                <w:rFonts w:ascii="Calibri" w:hAnsi="Calibri" w:eastAsia="Calibri"/>
+                <w:color w:val="203740"/>
+                <w:sz w:val="14"/>
+              </w:rPr>
+              <w:t>SNIP 16076</w:t>
+              <w:br/>
+              <w:t>Ficha/Mapa 7648</w:t>
+              <w:br/>
+              <w:t>Fuentes:</w:t>
+              <w:br/>
+              <w:t>Maestro Sí · Ppto. Sí</w:t>
+              <w:br/>
+              <w:t>Territorio Sí · CSV territ. Sí</w:t>
+              <w:br/>
+              <w:t>Perfil Sí</w:t>
+            </w:r>
+            <w:r>
+              <w:br/>
+            </w:r>
+            <w:hyperlink r:id="rId62">
+              <w:r>
+                <w:rPr>
+                  <w:rFonts w:ascii="Calibri" w:hAnsi="Calibri" w:eastAsia="Calibri"/>
+                  <w:color w:val="2E74B5"/>
+                  <w:u w:val="single"/>
+                  <w:sz w:val="14"/>
+                </w:rPr>
+                <w:t>Abrir proyecto</w:t>
+              </w:r>
+            </w:hyperlink>
+          </w:p>
+        </w:tc>
+        <w:tc>
+          <w:tcPr>
+            <w:tcW w:type="dxa" w:w="5976"/>
+            <w:tcMar>
+              <w:top w:w="70" w:type="dxa"/>
+              <w:start w:w="90" w:type="dxa"/>
+              <w:bottom w:w="70" w:type="dxa"/>
+              <w:end w:w="90" w:type="dxa"/>
+            </w:tcMar>
+            <w:vAlign w:val="center"/>
+            <w:shd w:fill="F3F6F6"/>
+          </w:tcPr>
+          <w:p>
+            <w:pPr>
+              <w:spacing w:after="0" w:line="252" w:lineRule="auto"/>
+              <w:jc w:val="left"/>
+            </w:pPr>
+            <w:r>
+              <w:rPr>
+                <w:rFonts w:ascii="Calibri" w:hAnsi="Calibri" w:eastAsia="Calibri"/>
+                <w:color w:val="203740"/>
+                <w:sz w:val="14"/>
+              </w:rPr>
+              <w:t>RECONSTRUCCIÓN PASARELA PEATONAL EN LA ZONA COSTERA DEL MUNICIPIO LAS TERRENAS, PROVINCIA SAMANA</w:t>
+              <w:br/>
+              <w:t>Institución(es): COMITE EJECUTOR DE INFRAESTRUCTA EN ZONAS TURISTICAS (CEIZTUR)</w:t>
+              <w:br/>
+              <w:t>Sector(es): Otros servicios económicos</w:t>
+              <w:br/>
+              <w:t>Territorios declarados: región cibao_nordeste; provincia(s) SAMANÁ; municipio(s) LAS TERRENAS</w:t>
+              <w:br/>
+              <w:t>Localización codificada: 03 cibao_nordeste · 20 SAMANÁ · 032003 LAS TERRENAS</w:t>
+              <w:br/>
+              <w:t>Ubicación del perfil: LAS TERRENAS (SAMANÁ)</w:t>
+              <w:br/>
+              <w:t>Fuente territorial: profile · alcance municipality · verificada 02-08-2026 12:40 UTC</w:t>
+              <w:br/>
+              <w:t>Cobertura: nacional No · multirregional No</w:t>
+            </w:r>
+          </w:p>
+        </w:tc>
+        <w:tc>
+          <w:tcPr>
+            <w:tcW w:type="dxa" w:w="2880"/>
+            <w:tcMar>
+              <w:top w:w="70" w:type="dxa"/>
+              <w:start w:w="90" w:type="dxa"/>
+              <w:bottom w:w="70" w:type="dxa"/>
+              <w:end w:w="90" w:type="dxa"/>
+            </w:tcMar>
+            <w:vAlign w:val="center"/>
+            <w:shd w:fill="F3F6F6"/>
+          </w:tcPr>
+          <w:p>
+            <w:pPr>
+              <w:spacing w:after="0" w:line="252" w:lineRule="auto"/>
+              <w:jc w:val="left"/>
+            </w:pPr>
+            <w:r>
+              <w:rPr>
+                <w:rFonts w:ascii="Calibri" w:hAnsi="Calibri" w:eastAsia="Calibri"/>
+                <w:color w:val="203740"/>
+                <w:sz w:val="14"/>
+              </w:rPr>
+              <w:t>Estado: EJECUCIÓN</w:t>
+              <w:br/>
+              <w:t>Período: 01-01-2023 – 31-01-2027</w:t>
+              <w:br/>
+              <w:t>Avance físico: 65.25%</w:t>
+              <w:br/>
+              <w:t>Avance financiero: 65.25%</w:t>
+              <w:br/>
+              <w:t>Contratos: 0 total · 0 activos</w:t>
+              <w:br/>
+              <w:t>Seguimiento: Ejecución registrada</w:t>
+            </w:r>
+          </w:p>
+        </w:tc>
+        <w:tc>
+          <w:tcPr>
+            <w:tcW w:type="dxa" w:w="3024"/>
+            <w:tcMar>
+              <w:top w:w="70" w:type="dxa"/>
+              <w:start w:w="90" w:type="dxa"/>
+              <w:bottom w:w="70" w:type="dxa"/>
+              <w:end w:w="90" w:type="dxa"/>
+            </w:tcMar>
+            <w:vAlign w:val="center"/>
+            <w:shd w:fill="F3F6F6"/>
+          </w:tcPr>
+          <w:p>
+            <w:pPr>
+              <w:spacing w:after="0" w:line="252" w:lineRule="auto"/>
+              <w:jc w:val="left"/>
+            </w:pPr>
+            <w:r>
+              <w:rPr>
+                <w:rFonts w:ascii="Calibri" w:hAnsi="Calibri" w:eastAsia="Calibri"/>
+                <w:color w:val="203740"/>
+                <w:sz w:val="14"/>
+              </w:rPr>
+              <w:t>Costo del proyecto: RD$ 17,835,419.30</w:t>
+              <w:br/>
+              <w:t>Presupuesto 2026: RD$ 2,777,584.00</w:t>
+              <w:br/>
+              <w:t>Ejecutado 2026: RD$ 2,777,584.00</w:t>
+              <w:br/>
+              <w:t>Ejecución 2026: 100.00%</w:t>
+            </w:r>
+          </w:p>
+        </w:tc>
+      </w:tr>
+      <w:tr>
+        <w:tc>
+          <w:tcPr>
+            <w:tcW w:type="dxa" w:w="576"/>
+            <w:tcMar>
+              <w:top w:w="70" w:type="dxa"/>
+              <w:start w:w="90" w:type="dxa"/>
+              <w:bottom w:w="70" w:type="dxa"/>
+              <w:end w:w="90" w:type="dxa"/>
+            </w:tcMar>
+            <w:vAlign w:val="center"/>
+          </w:tcPr>
+          <w:p>
+            <w:pPr>
+              <w:spacing w:after="0" w:line="252" w:lineRule="auto"/>
+              <w:jc w:val="center"/>
+            </w:pPr>
+            <w:r>
+              <w:rPr>
+                <w:rFonts w:ascii="Calibri" w:hAnsi="Calibri" w:eastAsia="Calibri"/>
+                <w:color w:val="203740"/>
+                <w:sz w:val="14"/>
+              </w:rPr>
+              <w:t>31</w:t>
+            </w:r>
+          </w:p>
+        </w:tc>
+        <w:tc>
+          <w:tcPr>
+            <w:tcW w:type="dxa" w:w="1656"/>
+            <w:tcMar>
+              <w:top w:w="70" w:type="dxa"/>
+              <w:start w:w="90" w:type="dxa"/>
+              <w:bottom w:w="70" w:type="dxa"/>
+              <w:end w:w="90" w:type="dxa"/>
+            </w:tcMar>
+            <w:vAlign w:val="center"/>
+          </w:tcPr>
+          <w:p>
+            <w:pPr>
+              <w:spacing w:after="0" w:line="252" w:lineRule="auto"/>
+              <w:jc w:val="left"/>
+            </w:pPr>
+            <w:r>
+              <w:rPr>
+                <w:rFonts w:ascii="Calibri" w:hAnsi="Calibri" w:eastAsia="Calibri"/>
+                <w:color w:val="203740"/>
+                <w:sz w:val="14"/>
+              </w:rPr>
+              <w:t>SNIP 16122</w:t>
+              <w:br/>
+              <w:t>Ficha/Mapa 6114</w:t>
+              <w:br/>
+              <w:t>Fuentes:</w:t>
+              <w:br/>
+              <w:t>Maestro Sí · Ppto. Sí</w:t>
+              <w:br/>
+              <w:t>Territorio Sí · CSV territ. Sí</w:t>
+              <w:br/>
+              <w:t>Perfil Sí</w:t>
+            </w:r>
+            <w:r>
+              <w:br/>
+            </w:r>
+            <w:hyperlink r:id="rId63">
+              <w:r>
+                <w:rPr>
+                  <w:rFonts w:ascii="Calibri" w:hAnsi="Calibri" w:eastAsia="Calibri"/>
+                  <w:color w:val="2E74B5"/>
+                  <w:u w:val="single"/>
+                  <w:sz w:val="14"/>
+                </w:rPr>
+                <w:t>Abrir proyecto</w:t>
+              </w:r>
+            </w:hyperlink>
+          </w:p>
+        </w:tc>
+        <w:tc>
+          <w:tcPr>
+            <w:tcW w:type="dxa" w:w="5976"/>
+            <w:tcMar>
+              <w:top w:w="70" w:type="dxa"/>
+              <w:start w:w="90" w:type="dxa"/>
+              <w:bottom w:w="70" w:type="dxa"/>
+              <w:end w:w="90" w:type="dxa"/>
+            </w:tcMar>
+            <w:vAlign w:val="center"/>
+          </w:tcPr>
+          <w:p>
+            <w:pPr>
+              <w:spacing w:after="0" w:line="252" w:lineRule="auto"/>
+              <w:jc w:val="left"/>
+            </w:pPr>
+            <w:r>
+              <w:rPr>
+                <w:rFonts w:ascii="Calibri" w:hAnsi="Calibri" w:eastAsia="Calibri"/>
+                <w:color w:val="203740"/>
+                <w:sz w:val="14"/>
+              </w:rPr>
+              <w:t>RECONSTRUCCIÓN DEL CAMINO EL VALLE-LA LAGUNA, MUNICIPIO SAMANÁ, PROVINCIA SAMANÁ</w:t>
+              <w:br/>
+              <w:t>Institución(es): MINISTERIO DE OBRAS PUBLICAS Y COMUNICACIONES</w:t>
+              <w:br/>
+              <w:t>Sector(es): Transporte</w:t>
+              <w:br/>
+              <w:t>Territorios declarados: región cibao_nordeste; provincia(s) SAMANÁ; municipio(s) SAMANÁ</w:t>
+              <w:br/>
+              <w:t>Localización codificada: 03 cibao_nordeste · 20 SAMANÁ · 032001 SAMANÁ</w:t>
+              <w:br/>
+              <w:t>Ubicación del perfil: SAMANÁ (SAMANÁ)</w:t>
+              <w:br/>
+              <w:t>Fuente territorial: profile · alcance municipality · verificada 02-08-2026 12:40 UTC</w:t>
+              <w:br/>
+              <w:t>Cobertura: nacional No · multirregional No</w:t>
+            </w:r>
+          </w:p>
+        </w:tc>
+        <w:tc>
+          <w:tcPr>
+            <w:tcW w:type="dxa" w:w="2880"/>
+            <w:tcMar>
+              <w:top w:w="70" w:type="dxa"/>
+              <w:start w:w="90" w:type="dxa"/>
+              <w:bottom w:w="70" w:type="dxa"/>
+              <w:end w:w="90" w:type="dxa"/>
+            </w:tcMar>
+            <w:vAlign w:val="center"/>
+          </w:tcPr>
+          <w:p>
+            <w:pPr>
+              <w:spacing w:after="0" w:line="252" w:lineRule="auto"/>
+              <w:jc w:val="left"/>
+            </w:pPr>
+            <w:r>
+              <w:rPr>
+                <w:rFonts w:ascii="Calibri" w:hAnsi="Calibri" w:eastAsia="Calibri"/>
+                <w:color w:val="203740"/>
+                <w:sz w:val="14"/>
+              </w:rPr>
+              <w:t>Estado: EJECUCIÓN</w:t>
+              <w:br/>
+              <w:t>Período: 01-01-2023 – 31-01-2027</w:t>
+              <w:br/>
+              <w:t>Avance físico: 29.58%</w:t>
+              <w:br/>
+              <w:t>Avance financiero: 29.58%</w:t>
+              <w:br/>
+              <w:t>Contratos: 0 total · 0 activos</w:t>
+              <w:br/>
+              <w:t>Seguimiento: Sin ejecución ni contrato activo</w:t>
+            </w:r>
+          </w:p>
+        </w:tc>
+        <w:tc>
+          <w:tcPr>
+            <w:tcW w:type="dxa" w:w="3024"/>
+            <w:tcMar>
+              <w:top w:w="70" w:type="dxa"/>
+              <w:start w:w="90" w:type="dxa"/>
+              <w:bottom w:w="70" w:type="dxa"/>
+              <w:end w:w="90" w:type="dxa"/>
+            </w:tcMar>
+            <w:vAlign w:val="center"/>
+          </w:tcPr>
+          <w:p>
+            <w:pPr>
+              <w:spacing w:after="0" w:line="252" w:lineRule="auto"/>
+              <w:jc w:val="left"/>
+            </w:pPr>
+            <w:r>
+              <w:rPr>
+                <w:rFonts w:ascii="Calibri" w:hAnsi="Calibri" w:eastAsia="Calibri"/>
+                <w:color w:val="203740"/>
+                <w:sz w:val="14"/>
+              </w:rPr>
+              <w:t>Costo del proyecto: RD$ 159,083,318.90</w:t>
+              <w:br/>
+              <w:t>Presupuesto 2026: RD$ 54,888,071.00</w:t>
+              <w:br/>
+              <w:t>Ejecutado 2026: RD$ 0.00</w:t>
+              <w:br/>
+              <w:t>Ejecución 2026: 0.00%</w:t>
+            </w:r>
+          </w:p>
+        </w:tc>
+      </w:tr>
+      <w:tr>
+        <w:tc>
+          <w:tcPr>
+            <w:tcW w:type="dxa" w:w="576"/>
+            <w:tcMar>
+              <w:top w:w="70" w:type="dxa"/>
+              <w:start w:w="90" w:type="dxa"/>
+              <w:bottom w:w="70" w:type="dxa"/>
+              <w:end w:w="90" w:type="dxa"/>
+            </w:tcMar>
+            <w:vAlign w:val="center"/>
+            <w:shd w:fill="F3F6F6"/>
+          </w:tcPr>
+          <w:p>
+            <w:pPr>
+              <w:spacing w:after="0" w:line="252" w:lineRule="auto"/>
+              <w:jc w:val="center"/>
+            </w:pPr>
+            <w:r>
+              <w:rPr>
+                <w:rFonts w:ascii="Calibri" w:hAnsi="Calibri" w:eastAsia="Calibri"/>
+                <w:color w:val="203740"/>
+                <w:sz w:val="14"/>
+              </w:rPr>
+              <w:t>32</w:t>
+            </w:r>
+          </w:p>
+        </w:tc>
+        <w:tc>
+          <w:tcPr>
+            <w:tcW w:type="dxa" w:w="1656"/>
+            <w:tcMar>
+              <w:top w:w="70" w:type="dxa"/>
+              <w:start w:w="90" w:type="dxa"/>
+              <w:bottom w:w="70" w:type="dxa"/>
+              <w:end w:w="90" w:type="dxa"/>
+            </w:tcMar>
+            <w:vAlign w:val="center"/>
+            <w:shd w:fill="F3F6F6"/>
+          </w:tcPr>
+          <w:p>
+            <w:pPr>
+              <w:spacing w:after="0" w:line="252" w:lineRule="auto"/>
+              <w:jc w:val="left"/>
+            </w:pPr>
+            <w:r>
+              <w:rPr>
+                <w:rFonts w:ascii="Calibri" w:hAnsi="Calibri" w:eastAsia="Calibri"/>
+                <w:color w:val="203740"/>
+                <w:sz w:val="14"/>
+              </w:rPr>
+              <w:t>SNIP 16163</w:t>
+              <w:br/>
+              <w:t>Ficha/Mapa 6154</w:t>
+              <w:br/>
+              <w:t>Fuentes:</w:t>
+              <w:br/>
+              <w:t>Maestro Sí · Ppto. Sí</w:t>
+              <w:br/>
+              <w:t>Territorio Sí · CSV territ. Sí</w:t>
+              <w:br/>
+              <w:t>Perfil Sí</w:t>
+            </w:r>
+            <w:r>
+              <w:br/>
+            </w:r>
+            <w:hyperlink r:id="rId64">
+              <w:r>
+                <w:rPr>
+                  <w:rFonts w:ascii="Calibri" w:hAnsi="Calibri" w:eastAsia="Calibri"/>
+                  <w:color w:val="2E74B5"/>
+                  <w:u w:val="single"/>
+                  <w:sz w:val="14"/>
+                </w:rPr>
+                <w:t>Abrir proyecto</w:t>
+              </w:r>
+            </w:hyperlink>
+          </w:p>
+        </w:tc>
+        <w:tc>
+          <w:tcPr>
+            <w:tcW w:type="dxa" w:w="5976"/>
+            <w:tcMar>
+              <w:top w:w="70" w:type="dxa"/>
+              <w:start w:w="90" w:type="dxa"/>
+              <w:bottom w:w="70" w:type="dxa"/>
+              <w:end w:w="90" w:type="dxa"/>
+            </w:tcMar>
+            <w:vAlign w:val="center"/>
+            <w:shd w:fill="F3F6F6"/>
+          </w:tcPr>
+          <w:p>
+            <w:pPr>
+              <w:spacing w:after="0" w:line="252" w:lineRule="auto"/>
+              <w:jc w:val="left"/>
+            </w:pPr>
+            <w:r>
+              <w:rPr>
+                <w:rFonts w:ascii="Calibri" w:hAnsi="Calibri" w:eastAsia="Calibri"/>
+                <w:color w:val="203740"/>
+                <w:sz w:val="14"/>
+              </w:rPr>
+              <w:t>RECONSTRUCCIÓN DE LA INFRAESTRUCTURA VIAL URBANA DEL MUNICIPIO DE LAS TERRENAS, PROVINCIA SAMANÁ</w:t>
+              <w:br/>
+              <w:t>Institución(es): MINISTERIO DE OBRAS PUBLICAS Y COMUNICACIONES</w:t>
+              <w:br/>
+              <w:t>Sector(es): Transporte</w:t>
+              <w:br/>
+              <w:t>Territorios declarados: región cibao_nordeste; provincia(s) SAMANÁ; municipio(s) LAS TERRENAS</w:t>
+              <w:br/>
+              <w:t>Localización codificada: 03 cibao_nordeste · 20 SAMANÁ · 032003 LAS TERRENAS</w:t>
+              <w:br/>
+              <w:t>Ubicación del perfil: LAS TERRENAS (SAMANÁ)</w:t>
+              <w:br/>
+              <w:t>Fuente territorial: profile · alcance municipality · verificada 02-08-2026 12:40 UTC</w:t>
+              <w:br/>
+              <w:t>Cobertura: nacional No · multirregional No</w:t>
+            </w:r>
+          </w:p>
+        </w:tc>
+        <w:tc>
+          <w:tcPr>
+            <w:tcW w:type="dxa" w:w="2880"/>
+            <w:tcMar>
+              <w:top w:w="70" w:type="dxa"/>
+              <w:start w:w="90" w:type="dxa"/>
+              <w:bottom w:w="70" w:type="dxa"/>
+              <w:end w:w="90" w:type="dxa"/>
+            </w:tcMar>
+            <w:vAlign w:val="center"/>
+            <w:shd w:fill="F3F6F6"/>
+          </w:tcPr>
+          <w:p>
+            <w:pPr>
+              <w:spacing w:after="0" w:line="252" w:lineRule="auto"/>
+              <w:jc w:val="left"/>
+            </w:pPr>
+            <w:r>
+              <w:rPr>
+                <w:rFonts w:ascii="Calibri" w:hAnsi="Calibri" w:eastAsia="Calibri"/>
+                <w:color w:val="203740"/>
+                <w:sz w:val="14"/>
+              </w:rPr>
+              <w:t>Estado: EJECUCIÓN</w:t>
+              <w:br/>
+              <w:t>Período: 01-01-2023 – 31-01-2027</w:t>
+              <w:br/>
+              <w:t>Avance físico: 88.71%</w:t>
+              <w:br/>
+              <w:t>Avance financiero: 88.71%</w:t>
+              <w:br/>
+              <w:t>Contratos: 0 total · 0 activos</w:t>
+              <w:br/>
+              <w:t>Seguimiento: Ejecución registrada</w:t>
+            </w:r>
+          </w:p>
+        </w:tc>
+        <w:tc>
+          <w:tcPr>
+            <w:tcW w:type="dxa" w:w="3024"/>
+            <w:tcMar>
+              <w:top w:w="70" w:type="dxa"/>
+              <w:start w:w="90" w:type="dxa"/>
+              <w:bottom w:w="70" w:type="dxa"/>
+              <w:end w:w="90" w:type="dxa"/>
+            </w:tcMar>
+            <w:vAlign w:val="center"/>
+            <w:shd w:fill="F3F6F6"/>
+          </w:tcPr>
+          <w:p>
+            <w:pPr>
+              <w:spacing w:after="0" w:line="252" w:lineRule="auto"/>
+              <w:jc w:val="left"/>
+            </w:pPr>
+            <w:r>
+              <w:rPr>
+                <w:rFonts w:ascii="Calibri" w:hAnsi="Calibri" w:eastAsia="Calibri"/>
+                <w:color w:val="203740"/>
+                <w:sz w:val="14"/>
+              </w:rPr>
+              <w:t>Costo del proyecto: RD$ 178,670,565.70</w:t>
+              <w:br/>
+              <w:t>Presupuesto 2026: RD$ 15,000,000.00</w:t>
+              <w:br/>
+              <w:t>Ejecutado 2026: RD$ 12,000,000.00</w:t>
+              <w:br/>
+              <w:t>Ejecución 2026: 80.00%</w:t>
+            </w:r>
+          </w:p>
+        </w:tc>
+      </w:tr>
+      <w:tr>
+        <w:tc>
+          <w:tcPr>
+            <w:tcW w:type="dxa" w:w="576"/>
+            <w:tcMar>
+              <w:top w:w="70" w:type="dxa"/>
+              <w:start w:w="90" w:type="dxa"/>
+              <w:bottom w:w="70" w:type="dxa"/>
+              <w:end w:w="90" w:type="dxa"/>
+            </w:tcMar>
+            <w:vAlign w:val="center"/>
+          </w:tcPr>
+          <w:p>
+            <w:pPr>
+              <w:spacing w:after="0" w:line="252" w:lineRule="auto"/>
+              <w:jc w:val="center"/>
+            </w:pPr>
+            <w:r>
+              <w:rPr>
+                <w:rFonts w:ascii="Calibri" w:hAnsi="Calibri" w:eastAsia="Calibri"/>
+                <w:color w:val="203740"/>
+                <w:sz w:val="14"/>
+              </w:rPr>
+              <w:t>33</w:t>
+            </w:r>
+          </w:p>
+        </w:tc>
+        <w:tc>
+          <w:tcPr>
+            <w:tcW w:type="dxa" w:w="1656"/>
+            <w:tcMar>
+              <w:top w:w="70" w:type="dxa"/>
+              <w:start w:w="90" w:type="dxa"/>
+              <w:bottom w:w="70" w:type="dxa"/>
+              <w:end w:w="90" w:type="dxa"/>
+            </w:tcMar>
+            <w:vAlign w:val="center"/>
+          </w:tcPr>
+          <w:p>
+            <w:pPr>
+              <w:spacing w:after="0" w:line="252" w:lineRule="auto"/>
+              <w:jc w:val="left"/>
+            </w:pPr>
+            <w:r>
+              <w:rPr>
+                <w:rFonts w:ascii="Calibri" w:hAnsi="Calibri" w:eastAsia="Calibri"/>
+                <w:color w:val="203740"/>
+                <w:sz w:val="14"/>
+              </w:rPr>
+              <w:t>SNIP 16317</w:t>
+              <w:br/>
+              <w:t>Ficha/Mapa 7697</w:t>
+              <w:br/>
+              <w:t>Fuentes:</w:t>
+              <w:br/>
+              <w:t>Maestro Sí · Ppto. Sí</w:t>
+              <w:br/>
+              <w:t>Territorio Sí · CSV territ. Sí</w:t>
+              <w:br/>
+              <w:t>Perfil Sí</w:t>
+            </w:r>
+            <w:r>
+              <w:br/>
+            </w:r>
+            <w:hyperlink r:id="rId65">
+              <w:r>
+                <w:rPr>
+                  <w:rFonts w:ascii="Calibri" w:hAnsi="Calibri" w:eastAsia="Calibri"/>
+                  <w:color w:val="2E74B5"/>
+                  <w:u w:val="single"/>
+                  <w:sz w:val="14"/>
+                </w:rPr>
+                <w:t>Abrir proyecto</w:t>
+              </w:r>
+            </w:hyperlink>
+          </w:p>
+        </w:tc>
+        <w:tc>
+          <w:tcPr>
+            <w:tcW w:type="dxa" w:w="5976"/>
+            <w:tcMar>
+              <w:top w:w="70" w:type="dxa"/>
+              <w:start w:w="90" w:type="dxa"/>
+              <w:bottom w:w="70" w:type="dxa"/>
+              <w:end w:w="90" w:type="dxa"/>
+            </w:tcMar>
+            <w:vAlign w:val="center"/>
+          </w:tcPr>
+          <w:p>
+            <w:pPr>
+              <w:spacing w:after="0" w:line="252" w:lineRule="auto"/>
+              <w:jc w:val="left"/>
+            </w:pPr>
+            <w:r>
+              <w:rPr>
+                <w:rFonts w:ascii="Calibri" w:hAnsi="Calibri" w:eastAsia="Calibri"/>
+                <w:color w:val="203740"/>
+                <w:sz w:val="14"/>
+              </w:rPr>
+              <w:t>REMODELACIÓN PARROQUIA SANTA BARBARA DE SAMANA, PROVINCIA SAMANA</w:t>
+              <w:br/>
+              <w:t>Institución(es): COMITE EJECUTOR DE INFRAESTRUCTA EN ZONAS TURISTICAS (CEIZTUR)</w:t>
+              <w:br/>
+              <w:t>Sector(es): Actividades deportivas, recreativas, culturales y religiosas</w:t>
+              <w:br/>
+              <w:t>Territorios declarados: región cibao_nordeste; provincia(s) SAMANÁ; municipio(s) SAMANÁ</w:t>
+              <w:br/>
+              <w:t>Localización codificada: 03 cibao_nordeste · 20 SAMANÁ · 032001 SAMANÁ</w:t>
+              <w:br/>
+              <w:t>Ubicación del perfil: SAMANÁ (SAMANÁ)</w:t>
+              <w:br/>
+              <w:t>Fuente territorial: profile · alcance municipality · verificada 02-08-2026 12:40 UTC</w:t>
+              <w:br/>
+              <w:t>Cobertura: nacional No · multirregional No</w:t>
+            </w:r>
+          </w:p>
+        </w:tc>
+        <w:tc>
+          <w:tcPr>
+            <w:tcW w:type="dxa" w:w="2880"/>
+            <w:tcMar>
+              <w:top w:w="70" w:type="dxa"/>
+              <w:start w:w="90" w:type="dxa"/>
+              <w:bottom w:w="70" w:type="dxa"/>
+              <w:end w:w="90" w:type="dxa"/>
+            </w:tcMar>
+            <w:vAlign w:val="center"/>
+          </w:tcPr>
+          <w:p>
+            <w:pPr>
+              <w:spacing w:after="0" w:line="252" w:lineRule="auto"/>
+              <w:jc w:val="left"/>
+            </w:pPr>
+            <w:r>
+              <w:rPr>
+                <w:rFonts w:ascii="Calibri" w:hAnsi="Calibri" w:eastAsia="Calibri"/>
+                <w:color w:val="203740"/>
+                <w:sz w:val="14"/>
+              </w:rPr>
+              <w:t>Estado: REPROGRAMAR</w:t>
+              <w:br/>
+              <w:t>Período: 01-01-2023 – 31-01-2026</w:t>
+              <w:br/>
+              <w:t>Avance físico: 95.32%</w:t>
+              <w:br/>
+              <w:t>Avance financiero: 95.32%</w:t>
+              <w:br/>
+              <w:t>Contratos: 0 total · 0 activos</w:t>
+              <w:br/>
+              <w:t>Seguimiento: Sin ejecución ni contrato activo</w:t>
+            </w:r>
+          </w:p>
+        </w:tc>
+        <w:tc>
+          <w:tcPr>
+            <w:tcW w:type="dxa" w:w="3024"/>
+            <w:tcMar>
+              <w:top w:w="70" w:type="dxa"/>
+              <w:start w:w="90" w:type="dxa"/>
+              <w:bottom w:w="70" w:type="dxa"/>
+              <w:end w:w="90" w:type="dxa"/>
+            </w:tcMar>
+            <w:vAlign w:val="center"/>
+          </w:tcPr>
+          <w:p>
+            <w:pPr>
+              <w:spacing w:after="0" w:line="252" w:lineRule="auto"/>
+              <w:jc w:val="left"/>
+            </w:pPr>
+            <w:r>
+              <w:rPr>
+                <w:rFonts w:ascii="Calibri" w:hAnsi="Calibri" w:eastAsia="Calibri"/>
+                <w:color w:val="203740"/>
+                <w:sz w:val="14"/>
+              </w:rPr>
+              <w:t>Costo del proyecto: RD$ 20,748,462.81</w:t>
+              <w:br/>
+              <w:t>Presupuesto 2026: RD$ 0.00</w:t>
+              <w:br/>
+              <w:t>Ejecutado 2026: RD$ 0.00</w:t>
+              <w:br/>
+              <w:t>Ejecución 2026: No calculable</w:t>
+            </w:r>
+          </w:p>
+        </w:tc>
+      </w:tr>
+      <w:tr>
+        <w:tc>
+          <w:tcPr>
+            <w:tcW w:type="dxa" w:w="576"/>
+            <w:tcMar>
+              <w:top w:w="70" w:type="dxa"/>
+              <w:start w:w="90" w:type="dxa"/>
+              <w:bottom w:w="70" w:type="dxa"/>
+              <w:end w:w="90" w:type="dxa"/>
+            </w:tcMar>
+            <w:vAlign w:val="center"/>
+            <w:shd w:fill="F3F6F6"/>
+          </w:tcPr>
+          <w:p>
+            <w:pPr>
+              <w:spacing w:after="0" w:line="252" w:lineRule="auto"/>
+              <w:jc w:val="center"/>
+            </w:pPr>
+            <w:r>
+              <w:rPr>
+                <w:rFonts w:ascii="Calibri" w:hAnsi="Calibri" w:eastAsia="Calibri"/>
+                <w:color w:val="203740"/>
+                <w:sz w:val="14"/>
+              </w:rPr>
+              <w:t>34</w:t>
+            </w:r>
+          </w:p>
+        </w:tc>
+        <w:tc>
+          <w:tcPr>
+            <w:tcW w:type="dxa" w:w="1656"/>
+            <w:tcMar>
+              <w:top w:w="70" w:type="dxa"/>
+              <w:start w:w="90" w:type="dxa"/>
+              <w:bottom w:w="70" w:type="dxa"/>
+              <w:end w:w="90" w:type="dxa"/>
+            </w:tcMar>
+            <w:vAlign w:val="center"/>
+            <w:shd w:fill="F3F6F6"/>
+          </w:tcPr>
+          <w:p>
+            <w:pPr>
+              <w:spacing w:after="0" w:line="252" w:lineRule="auto"/>
+              <w:jc w:val="left"/>
+            </w:pPr>
+            <w:r>
+              <w:rPr>
+                <w:rFonts w:ascii="Calibri" w:hAnsi="Calibri" w:eastAsia="Calibri"/>
+                <w:color w:val="203740"/>
+                <w:sz w:val="14"/>
+              </w:rPr>
+              <w:t>SNIP 16403</w:t>
+              <w:br/>
+              <w:t>Ficha/Mapa 6110</w:t>
+              <w:br/>
+              <w:t>Fuentes:</w:t>
+              <w:br/>
+              <w:t>Maestro Sí · Ppto. Sí</w:t>
+              <w:br/>
+              <w:t>Territorio Sí · CSV territ. Sí</w:t>
+              <w:br/>
+              <w:t>Perfil Sí</w:t>
+            </w:r>
+            <w:r>
+              <w:br/>
+            </w:r>
+            <w:hyperlink r:id="rId66">
+              <w:r>
+                <w:rPr>
+                  <w:rFonts w:ascii="Calibri" w:hAnsi="Calibri" w:eastAsia="Calibri"/>
+                  <w:color w:val="2E74B5"/>
+                  <w:u w:val="single"/>
+                  <w:sz w:val="14"/>
+                </w:rPr>
+                <w:t>Abrir proyecto</w:t>
+              </w:r>
+            </w:hyperlink>
+          </w:p>
+        </w:tc>
+        <w:tc>
+          <w:tcPr>
+            <w:tcW w:type="dxa" w:w="5976"/>
+            <w:tcMar>
+              <w:top w:w="70" w:type="dxa"/>
+              <w:start w:w="90" w:type="dxa"/>
+              <w:bottom w:w="70" w:type="dxa"/>
+              <w:end w:w="90" w:type="dxa"/>
+            </w:tcMar>
+            <w:vAlign w:val="center"/>
+            <w:shd w:fill="F3F6F6"/>
+          </w:tcPr>
+          <w:p>
+            <w:pPr>
+              <w:spacing w:after="0" w:line="252" w:lineRule="auto"/>
+              <w:jc w:val="left"/>
+            </w:pPr>
+            <w:r>
+              <w:rPr>
+                <w:rFonts w:ascii="Calibri" w:hAnsi="Calibri" w:eastAsia="Calibri"/>
+                <w:color w:val="203740"/>
+                <w:sz w:val="14"/>
+              </w:rPr>
+              <w:t>CONSTRUCCIÓN DEL PUENTE DE ALCANTARILLA DE CAJON SOBRE ARROYO LOS ROBALOS, CALLE ROBALO, DISTRITO MUNICIPAL ARROYO BARRIL, MUNICIPIO SANTA BÁRBARA DE SAMAMÁ, PROVINCIA SAMANÁ.</w:t>
+              <w:br/>
+              <w:t>Institución(es): MINISTERIO DE OBRAS PUBLICAS Y COMUNICACIONES</w:t>
+              <w:br/>
+              <w:t>Sector(es): Transporte</w:t>
+              <w:br/>
+              <w:t>Territorios declarados: región cibao_nordeste; provincia(s) SAMANÁ; municipio(s) Sin registro</w:t>
+              <w:br/>
+              <w:t>Localización codificada: 03 cibao_nordeste · 20 SAMANÁ</w:t>
+              <w:br/>
+              <w:t>Ubicación del perfil: SAMANÁ - PROYECTO DEPARTAMENTAL</w:t>
+              <w:br/>
+              <w:t>Fuente territorial: profile · alcance province · verificada 02-08-2026 12:40 UTC</w:t>
+              <w:br/>
+              <w:t>Cobertura: nacional No · multirregional No</w:t>
+            </w:r>
+          </w:p>
+        </w:tc>
+        <w:tc>
+          <w:tcPr>
+            <w:tcW w:type="dxa" w:w="2880"/>
+            <w:tcMar>
+              <w:top w:w="70" w:type="dxa"/>
+              <w:start w:w="90" w:type="dxa"/>
+              <w:bottom w:w="70" w:type="dxa"/>
+              <w:end w:w="90" w:type="dxa"/>
+            </w:tcMar>
+            <w:vAlign w:val="center"/>
+            <w:shd w:fill="F3F6F6"/>
+          </w:tcPr>
+          <w:p>
+            <w:pPr>
+              <w:spacing w:after="0" w:line="252" w:lineRule="auto"/>
+              <w:jc w:val="left"/>
+            </w:pPr>
+            <w:r>
+              <w:rPr>
+                <w:rFonts w:ascii="Calibri" w:hAnsi="Calibri" w:eastAsia="Calibri"/>
+                <w:color w:val="203740"/>
+                <w:sz w:val="14"/>
+              </w:rPr>
+              <w:t>Estado: EJECUCIÓN</w:t>
+              <w:br/>
+              <w:t>Período: 01-01-2024 – 31-01-2027</w:t>
+              <w:br/>
+              <w:t>Avance físico: 74.94%</w:t>
+              <w:br/>
+              <w:t>Avance financiero: 74.94%</w:t>
+              <w:br/>
+              <w:t>Contratos: 0 total · 0 activos</w:t>
+              <w:br/>
+              <w:t>Seguimiento: Sin ejecución ni contrato activo</w:t>
+            </w:r>
+          </w:p>
+        </w:tc>
+        <w:tc>
+          <w:tcPr>
+            <w:tcW w:type="dxa" w:w="3024"/>
+            <w:tcMar>
+              <w:top w:w="70" w:type="dxa"/>
+              <w:start w:w="90" w:type="dxa"/>
+              <w:bottom w:w="70" w:type="dxa"/>
+              <w:end w:w="90" w:type="dxa"/>
+            </w:tcMar>
+            <w:vAlign w:val="center"/>
+            <w:shd w:fill="F3F6F6"/>
+          </w:tcPr>
+          <w:p>
+            <w:pPr>
+              <w:spacing w:after="0" w:line="252" w:lineRule="auto"/>
+              <w:jc w:val="left"/>
+            </w:pPr>
+            <w:r>
+              <w:rPr>
+                <w:rFonts w:ascii="Calibri" w:hAnsi="Calibri" w:eastAsia="Calibri"/>
+                <w:color w:val="203740"/>
+                <w:sz w:val="14"/>
+              </w:rPr>
+              <w:t>Costo del proyecto: RD$ 15,205,793.70</w:t>
+              <w:br/>
+              <w:t>Presupuesto 2026: RD$ 3,050,000.00</w:t>
+              <w:br/>
+              <w:t>Ejecutado 2026: RD$ 0.00</w:t>
+              <w:br/>
+              <w:t>Ejecución 2026: 0.00%</w:t>
+            </w:r>
+          </w:p>
+        </w:tc>
+      </w:tr>
+      <w:tr>
+        <w:tc>
+          <w:tcPr>
+            <w:tcW w:type="dxa" w:w="576"/>
+            <w:tcMar>
+              <w:top w:w="70" w:type="dxa"/>
+              <w:start w:w="90" w:type="dxa"/>
+              <w:bottom w:w="70" w:type="dxa"/>
+              <w:end w:w="90" w:type="dxa"/>
+            </w:tcMar>
+            <w:vAlign w:val="center"/>
+          </w:tcPr>
+          <w:p>
+            <w:pPr>
+              <w:spacing w:after="0" w:line="252" w:lineRule="auto"/>
+              <w:jc w:val="center"/>
+            </w:pPr>
+            <w:r>
+              <w:rPr>
+                <w:rFonts w:ascii="Calibri" w:hAnsi="Calibri" w:eastAsia="Calibri"/>
+                <w:color w:val="203740"/>
+                <w:sz w:val="14"/>
+              </w:rPr>
+              <w:t>35</w:t>
+            </w:r>
+          </w:p>
+        </w:tc>
+        <w:tc>
+          <w:tcPr>
+            <w:tcW w:type="dxa" w:w="1656"/>
+            <w:tcMar>
+              <w:top w:w="70" w:type="dxa"/>
+              <w:start w:w="90" w:type="dxa"/>
+              <w:bottom w:w="70" w:type="dxa"/>
+              <w:end w:w="90" w:type="dxa"/>
+            </w:tcMar>
+            <w:vAlign w:val="center"/>
+          </w:tcPr>
+          <w:p>
+            <w:pPr>
+              <w:spacing w:after="0" w:line="252" w:lineRule="auto"/>
+              <w:jc w:val="left"/>
+            </w:pPr>
+            <w:r>
+              <w:rPr>
+                <w:rFonts w:ascii="Calibri" w:hAnsi="Calibri" w:eastAsia="Calibri"/>
+                <w:color w:val="203740"/>
+                <w:sz w:val="14"/>
+              </w:rPr>
+              <w:t>SNIP 16404</w:t>
+              <w:br/>
+              <w:t>Ficha/Mapa 6109</w:t>
+              <w:br/>
+              <w:t>Fuentes:</w:t>
+              <w:br/>
+              <w:t>Maestro Sí · Ppto. Sí</w:t>
+              <w:br/>
+              <w:t>Territorio Sí · CSV territ. Sí</w:t>
+              <w:br/>
+              <w:t>Perfil Sí</w:t>
+            </w:r>
+            <w:r>
+              <w:br/>
+            </w:r>
+            <w:hyperlink r:id="rId67">
+              <w:r>
+                <w:rPr>
+                  <w:rFonts w:ascii="Calibri" w:hAnsi="Calibri" w:eastAsia="Calibri"/>
+                  <w:color w:val="2E74B5"/>
+                  <w:u w:val="single"/>
+                  <w:sz w:val="14"/>
+                </w:rPr>
+                <w:t>Abrir proyecto</w:t>
+              </w:r>
+            </w:hyperlink>
+          </w:p>
+        </w:tc>
+        <w:tc>
+          <w:tcPr>
+            <w:tcW w:type="dxa" w:w="5976"/>
+            <w:tcMar>
+              <w:top w:w="70" w:type="dxa"/>
+              <w:start w:w="90" w:type="dxa"/>
+              <w:bottom w:w="70" w:type="dxa"/>
+              <w:end w:w="90" w:type="dxa"/>
+            </w:tcMar>
+            <w:vAlign w:val="center"/>
+          </w:tcPr>
+          <w:p>
+            <w:pPr>
+              <w:spacing w:after="0" w:line="252" w:lineRule="auto"/>
+              <w:jc w:val="left"/>
+            </w:pPr>
+            <w:r>
+              <w:rPr>
+                <w:rFonts w:ascii="Calibri" w:hAnsi="Calibri" w:eastAsia="Calibri"/>
+                <w:color w:val="203740"/>
+                <w:sz w:val="14"/>
+              </w:rPr>
+              <w:t>CONSTRUCCIÓN DEL PUENTE DE ALCANTARILLA DE CAJON, CAMINO VECINAL LA PLAYITA, DISTRITO MUNICIPAL ARROYO BARRIL, MUNICIPIO SANTA BÁRBARA DE SAMAMÁ, PROVINCIA SAMANÁ.</w:t>
+              <w:br/>
+              <w:t>Institución(es): MINISTERIO DE OBRAS PUBLICAS Y COMUNICACIONES</w:t>
+              <w:br/>
+              <w:t>Sector(es): Transporte</w:t>
+              <w:br/>
+              <w:t>Territorios declarados: región cibao_nordeste; provincia(s) SAMANÁ; municipio(s) SAMANÁ</w:t>
+              <w:br/>
+              <w:t>Localización codificada: 03 cibao_nordeste · 20 SAMANÁ · 032001 SAMANÁ</w:t>
+              <w:br/>
+              <w:t>Ubicación del perfil: SAMANÁ (SAMANÁ)</w:t>
+              <w:br/>
+              <w:t>Fuente territorial: profile · alcance municipality · verificada 02-08-2026 12:40 UTC</w:t>
+              <w:br/>
+              <w:t>Cobertura: nacional No · multirregional No</w:t>
+            </w:r>
+          </w:p>
+        </w:tc>
+        <w:tc>
+          <w:tcPr>
+            <w:tcW w:type="dxa" w:w="2880"/>
+            <w:tcMar>
+              <w:top w:w="70" w:type="dxa"/>
+              <w:start w:w="90" w:type="dxa"/>
+              <w:bottom w:w="70" w:type="dxa"/>
+              <w:end w:w="90" w:type="dxa"/>
+            </w:tcMar>
+            <w:vAlign w:val="center"/>
+          </w:tcPr>
+          <w:p>
+            <w:pPr>
+              <w:spacing w:after="0" w:line="252" w:lineRule="auto"/>
+              <w:jc w:val="left"/>
+            </w:pPr>
+            <w:r>
+              <w:rPr>
+                <w:rFonts w:ascii="Calibri" w:hAnsi="Calibri" w:eastAsia="Calibri"/>
+                <w:color w:val="203740"/>
+                <w:sz w:val="14"/>
+              </w:rPr>
+              <w:t>Estado: EJECUCIÓN</w:t>
+              <w:br/>
+              <w:t>Período: 01-01-2024 – 31-01-2027</w:t>
+              <w:br/>
+              <w:t>Avance físico: 74.98%</w:t>
+              <w:br/>
+              <w:t>Avance financiero: 74.98%</w:t>
+              <w:br/>
+              <w:t>Contratos: 0 total · 0 activos</w:t>
+              <w:br/>
+              <w:t>Seguimiento: Sin ejecución ni contrato activo</w:t>
+            </w:r>
+          </w:p>
+        </w:tc>
+        <w:tc>
+          <w:tcPr>
+            <w:tcW w:type="dxa" w:w="3024"/>
+            <w:tcMar>
+              <w:top w:w="70" w:type="dxa"/>
+              <w:start w:w="90" w:type="dxa"/>
+              <w:bottom w:w="70" w:type="dxa"/>
+              <w:end w:w="90" w:type="dxa"/>
+            </w:tcMar>
+            <w:vAlign w:val="center"/>
+          </w:tcPr>
+          <w:p>
+            <w:pPr>
+              <w:spacing w:after="0" w:line="252" w:lineRule="auto"/>
+              <w:jc w:val="left"/>
+            </w:pPr>
+            <w:r>
+              <w:rPr>
+                <w:rFonts w:ascii="Calibri" w:hAnsi="Calibri" w:eastAsia="Calibri"/>
+                <w:color w:val="203740"/>
+                <w:sz w:val="14"/>
+              </w:rPr>
+              <w:t>Costo del proyecto: RD$ 7,645,384.00</w:t>
+              <w:br/>
+              <w:t>Presupuesto 2026: RD$ 1,530,000.00</w:t>
+              <w:br/>
+              <w:t>Ejecutado 2026: RD$ 0.00</w:t>
+              <w:br/>
+              <w:t>Ejecución 2026: 0.00%</w:t>
+            </w:r>
+          </w:p>
+        </w:tc>
+      </w:tr>
+      <w:tr>
+        <w:tc>
+          <w:tcPr>
+            <w:tcW w:type="dxa" w:w="576"/>
+            <w:tcMar>
+              <w:top w:w="70" w:type="dxa"/>
+              <w:start w:w="90" w:type="dxa"/>
+              <w:bottom w:w="70" w:type="dxa"/>
+              <w:end w:w="90" w:type="dxa"/>
+            </w:tcMar>
+            <w:vAlign w:val="center"/>
+            <w:shd w:fill="F3F6F6"/>
+          </w:tcPr>
+          <w:p>
+            <w:pPr>
+              <w:spacing w:after="0" w:line="252" w:lineRule="auto"/>
+              <w:jc w:val="center"/>
+            </w:pPr>
+            <w:r>
+              <w:rPr>
+                <w:rFonts w:ascii="Calibri" w:hAnsi="Calibri" w:eastAsia="Calibri"/>
+                <w:color w:val="203740"/>
+                <w:sz w:val="14"/>
+              </w:rPr>
+              <w:t>36</w:t>
+            </w:r>
+          </w:p>
+        </w:tc>
+        <w:tc>
+          <w:tcPr>
+            <w:tcW w:type="dxa" w:w="1656"/>
+            <w:tcMar>
+              <w:top w:w="70" w:type="dxa"/>
+              <w:start w:w="90" w:type="dxa"/>
+              <w:bottom w:w="70" w:type="dxa"/>
+              <w:end w:w="90" w:type="dxa"/>
+            </w:tcMar>
+            <w:vAlign w:val="center"/>
+            <w:shd w:fill="F3F6F6"/>
+          </w:tcPr>
+          <w:p>
+            <w:pPr>
+              <w:spacing w:after="0" w:line="252" w:lineRule="auto"/>
+              <w:jc w:val="left"/>
+            </w:pPr>
+            <w:r>
+              <w:rPr>
+                <w:rFonts w:ascii="Calibri" w:hAnsi="Calibri" w:eastAsia="Calibri"/>
+                <w:color w:val="203740"/>
+                <w:sz w:val="14"/>
+              </w:rPr>
+              <w:t>SNIP 16410</w:t>
+              <w:br/>
+              <w:t>Ficha/Mapa 8134</w:t>
+              <w:br/>
+              <w:t>Fuentes:</w:t>
+              <w:br/>
+              <w:t>Maestro Sí · Ppto. Sí</w:t>
+              <w:br/>
+              <w:t>Territorio Sí · CSV territ. Sí</w:t>
+              <w:br/>
+              <w:t>Perfil Sí</w:t>
+            </w:r>
+            <w:r>
+              <w:br/>
+            </w:r>
+            <w:hyperlink r:id="rId68">
+              <w:r>
+                <w:rPr>
+                  <w:rFonts w:ascii="Calibri" w:hAnsi="Calibri" w:eastAsia="Calibri"/>
+                  <w:color w:val="2E74B5"/>
+                  <w:u w:val="single"/>
+                  <w:sz w:val="14"/>
+                </w:rPr>
+                <w:t>Abrir proyecto</w:t>
+              </w:r>
+            </w:hyperlink>
+            <w:r>
+              <w:br/>
+            </w:r>
+            <w:hyperlink r:id="rId69">
+              <w:r>
+                <w:rPr>
+                  <w:rFonts w:ascii="Calibri" w:hAnsi="Calibri" w:eastAsia="Calibri"/>
+                  <w:color w:val="2E74B5"/>
+                  <w:u w:val="single"/>
+                  <w:sz w:val="14"/>
+                </w:rPr>
+                <w:t>Abrir contratos</w:t>
+              </w:r>
+            </w:hyperlink>
+          </w:p>
+        </w:tc>
+        <w:tc>
+          <w:tcPr>
+            <w:tcW w:type="dxa" w:w="5976"/>
+            <w:tcMar>
+              <w:top w:w="70" w:type="dxa"/>
+              <w:start w:w="90" w:type="dxa"/>
+              <w:bottom w:w="70" w:type="dxa"/>
+              <w:end w:w="90" w:type="dxa"/>
+            </w:tcMar>
+            <w:vAlign w:val="center"/>
+            <w:shd w:fill="F3F6F6"/>
+          </w:tcPr>
+          <w:p>
+            <w:pPr>
+              <w:spacing w:after="0" w:line="252" w:lineRule="auto"/>
+              <w:jc w:val="left"/>
+            </w:pPr>
+            <w:r>
+              <w:rPr>
+                <w:rFonts w:ascii="Calibri" w:hAnsi="Calibri" w:eastAsia="Calibri"/>
+                <w:color w:val="203740"/>
+                <w:sz w:val="14"/>
+              </w:rPr>
+              <w:t>RECONSTRUCCIÓN DEL PARQUE CENTRAL JUAN PABLO DUARTE Y SU ENTORNO, MUNICIPIO SANTA BÁRBARA DE SAMANÁ, PROVINCIA SAMANÁ</w:t>
+              <w:br/>
+              <w:t>Institución(es): COMITE EJECUTOR DE INFRAESTRUCTA EN ZONAS TURISTICAS (CEIZTUR)</w:t>
+              <w:br/>
+              <w:t>Sector(es): Otros servicios económicos</w:t>
+              <w:br/>
+              <w:t>Territorios declarados: región cibao_nordeste; provincia(s) SAMANÁ; municipio(s) SAMANÁ</w:t>
+              <w:br/>
+              <w:t>Localización codificada: 03 cibao_nordeste · 20 SAMANÁ · 032001 SAMANÁ</w:t>
+              <w:br/>
+              <w:t>Ubicación del perfil: SAMANÁ (SAMANÁ)</w:t>
+              <w:br/>
+              <w:t>Fuente territorial: profile · alcance municipality · verificada 02-08-2026 12:40 UTC</w:t>
+              <w:br/>
+              <w:t>Cobertura: nacional No · multirregional No</w:t>
+            </w:r>
+          </w:p>
+        </w:tc>
+        <w:tc>
+          <w:tcPr>
+            <w:tcW w:type="dxa" w:w="2880"/>
+            <w:tcMar>
+              <w:top w:w="70" w:type="dxa"/>
+              <w:start w:w="90" w:type="dxa"/>
+              <w:bottom w:w="70" w:type="dxa"/>
+              <w:end w:w="90" w:type="dxa"/>
+            </w:tcMar>
+            <w:vAlign w:val="center"/>
+            <w:shd w:fill="F3F6F6"/>
+          </w:tcPr>
+          <w:p>
+            <w:pPr>
+              <w:spacing w:after="0" w:line="252" w:lineRule="auto"/>
+              <w:jc w:val="left"/>
+            </w:pPr>
+            <w:r>
+              <w:rPr>
+                <w:rFonts w:ascii="Calibri" w:hAnsi="Calibri" w:eastAsia="Calibri"/>
+                <w:color w:val="203740"/>
+                <w:sz w:val="14"/>
+              </w:rPr>
+              <w:t>Estado: EJECUCIÓN</w:t>
+              <w:br/>
+              <w:t>Período: 01-01-2024 – 31-01-2027</w:t>
+              <w:br/>
+              <w:t>Avance físico: 57.07%</w:t>
+              <w:br/>
+              <w:t>Avance financiero: 57.07%</w:t>
+              <w:br/>
+              <w:t>Contratos: 1 total · 1 activos</w:t>
+              <w:br/>
+              <w:t>Seguimiento: Ejecución y contrato activo</w:t>
+            </w:r>
+          </w:p>
+        </w:tc>
+        <w:tc>
+          <w:tcPr>
+            <w:tcW w:type="dxa" w:w="3024"/>
+            <w:tcMar>
+              <w:top w:w="70" w:type="dxa"/>
+              <w:start w:w="90" w:type="dxa"/>
+              <w:bottom w:w="70" w:type="dxa"/>
+              <w:end w:w="90" w:type="dxa"/>
+            </w:tcMar>
+            <w:vAlign w:val="center"/>
+            <w:shd w:fill="F3F6F6"/>
+          </w:tcPr>
+          <w:p>
+            <w:pPr>
+              <w:spacing w:after="0" w:line="252" w:lineRule="auto"/>
+              <w:jc w:val="left"/>
+            </w:pPr>
+            <w:r>
+              <w:rPr>
+                <w:rFonts w:ascii="Calibri" w:hAnsi="Calibri" w:eastAsia="Calibri"/>
+                <w:color w:val="203740"/>
+                <w:sz w:val="14"/>
+              </w:rPr>
+              <w:t>Costo del proyecto: RD$ 51,882,251.75</w:t>
+              <w:br/>
+              <w:t>Presupuesto 2026: RD$ 18,947,545.55</w:t>
+              <w:br/>
+              <w:t>Ejecutado 2026: RD$ 16,576,822.58</w:t>
+              <w:br/>
+              <w:t>Ejecución 2026: 87.49%</w:t>
+            </w:r>
+          </w:p>
+        </w:tc>
+      </w:tr>
+      <w:tr>
+        <w:tc>
+          <w:tcPr>
+            <w:tcW w:type="dxa" w:w="576"/>
+            <w:tcMar>
+              <w:top w:w="70" w:type="dxa"/>
+              <w:start w:w="90" w:type="dxa"/>
+              <w:bottom w:w="70" w:type="dxa"/>
+              <w:end w:w="90" w:type="dxa"/>
+            </w:tcMar>
+            <w:vAlign w:val="center"/>
+          </w:tcPr>
+          <w:p>
+            <w:pPr>
+              <w:spacing w:after="0" w:line="252" w:lineRule="auto"/>
+              <w:jc w:val="center"/>
+            </w:pPr>
+            <w:r>
+              <w:rPr>
+                <w:rFonts w:ascii="Calibri" w:hAnsi="Calibri" w:eastAsia="Calibri"/>
+                <w:color w:val="203740"/>
+                <w:sz w:val="14"/>
+              </w:rPr>
+              <w:t>37</w:t>
+            </w:r>
+          </w:p>
+        </w:tc>
+        <w:tc>
+          <w:tcPr>
+            <w:tcW w:type="dxa" w:w="1656"/>
+            <w:tcMar>
+              <w:top w:w="70" w:type="dxa"/>
+              <w:start w:w="90" w:type="dxa"/>
+              <w:bottom w:w="70" w:type="dxa"/>
+              <w:end w:w="90" w:type="dxa"/>
+            </w:tcMar>
+            <w:vAlign w:val="center"/>
+          </w:tcPr>
+          <w:p>
+            <w:pPr>
+              <w:spacing w:after="0" w:line="252" w:lineRule="auto"/>
+              <w:jc w:val="left"/>
+            </w:pPr>
+            <w:r>
+              <w:rPr>
+                <w:rFonts w:ascii="Calibri" w:hAnsi="Calibri" w:eastAsia="Calibri"/>
+                <w:color w:val="203740"/>
+                <w:sz w:val="14"/>
+              </w:rPr>
+              <w:t>SNIP 16539</w:t>
+              <w:br/>
+              <w:t>Ficha/Mapa 8186</w:t>
+              <w:br/>
+              <w:t>Fuentes:</w:t>
+              <w:br/>
+              <w:t>Maestro Sí · Ppto. Sí</w:t>
+              <w:br/>
+              <w:t>Territorio Sí · CSV territ. Sí</w:t>
+              <w:br/>
+              <w:t>Perfil Sí</w:t>
+            </w:r>
+            <w:r>
+              <w:br/>
+            </w:r>
+            <w:hyperlink r:id="rId70">
+              <w:r>
+                <w:rPr>
+                  <w:rFonts w:ascii="Calibri" w:hAnsi="Calibri" w:eastAsia="Calibri"/>
+                  <w:color w:val="2E74B5"/>
+                  <w:u w:val="single"/>
+                  <w:sz w:val="14"/>
+                </w:rPr>
+                <w:t>Abrir proyecto</w:t>
+              </w:r>
+            </w:hyperlink>
+            <w:r>
+              <w:br/>
+            </w:r>
+            <w:hyperlink r:id="rId71">
+              <w:r>
+                <w:rPr>
+                  <w:rFonts w:ascii="Calibri" w:hAnsi="Calibri" w:eastAsia="Calibri"/>
+                  <w:color w:val="2E74B5"/>
+                  <w:u w:val="single"/>
+                  <w:sz w:val="14"/>
+                </w:rPr>
+                <w:t>Abrir contratos</w:t>
+              </w:r>
+            </w:hyperlink>
+          </w:p>
+        </w:tc>
+        <w:tc>
+          <w:tcPr>
+            <w:tcW w:type="dxa" w:w="5976"/>
+            <w:tcMar>
+              <w:top w:w="70" w:type="dxa"/>
+              <w:start w:w="90" w:type="dxa"/>
+              <w:bottom w:w="70" w:type="dxa"/>
+              <w:end w:w="90" w:type="dxa"/>
+            </w:tcMar>
+            <w:vAlign w:val="center"/>
+          </w:tcPr>
+          <w:p>
+            <w:pPr>
+              <w:spacing w:after="0" w:line="252" w:lineRule="auto"/>
+              <w:jc w:val="left"/>
+            </w:pPr>
+            <w:r>
+              <w:rPr>
+                <w:rFonts w:ascii="Calibri" w:hAnsi="Calibri" w:eastAsia="Calibri"/>
+                <w:color w:val="203740"/>
+                <w:sz w:val="14"/>
+              </w:rPr>
+              <w:t>RECONSTRUCCIÓN DEL PARQUE GLORIETA A SANTA BÁRBARA Y SU ENTORNO, MUNICIPIO SANTA BÁRBARA DE SAMANÁ, PROVINCIA SAMANÁ.</w:t>
+              <w:br/>
+              <w:t>Institución(es): COMITE EJECUTOR DE INFRAESTRUCTA EN ZONAS TURISTICAS (CEIZTUR)</w:t>
+              <w:br/>
+              <w:t>Sector(es): Actividades deportivas, recreativas, culturales y religiosas</w:t>
+              <w:br/>
+              <w:t>Territorios declarados: región cibao_nordeste; provincia(s) SAMANÁ; municipio(s) SAMANÁ</w:t>
+              <w:br/>
+              <w:t>Localización codificada: 03 cibao_nordeste · 20 SAMANÁ · 032001 SAMANÁ</w:t>
+              <w:br/>
+              <w:t>Ubicación del perfil: SAMANÁ (SAMANÁ)</w:t>
+              <w:br/>
+              <w:t>Fuente territorial: profile · alcance municipality · verificada 02-08-2026 12:40 UTC</w:t>
+              <w:br/>
+              <w:t>Cobertura: nacional No · multirregional No</w:t>
+            </w:r>
+          </w:p>
+        </w:tc>
+        <w:tc>
+          <w:tcPr>
+            <w:tcW w:type="dxa" w:w="2880"/>
+            <w:tcMar>
+              <w:top w:w="70" w:type="dxa"/>
+              <w:start w:w="90" w:type="dxa"/>
+              <w:bottom w:w="70" w:type="dxa"/>
+              <w:end w:w="90" w:type="dxa"/>
+            </w:tcMar>
+            <w:vAlign w:val="center"/>
+          </w:tcPr>
+          <w:p>
+            <w:pPr>
+              <w:spacing w:after="0" w:line="252" w:lineRule="auto"/>
+              <w:jc w:val="left"/>
+            </w:pPr>
+            <w:r>
+              <w:rPr>
+                <w:rFonts w:ascii="Calibri" w:hAnsi="Calibri" w:eastAsia="Calibri"/>
+                <w:color w:val="203740"/>
+                <w:sz w:val="14"/>
+              </w:rPr>
+              <w:t>Estado: EJECUCIÓN</w:t>
+              <w:br/>
+              <w:t>Período: 01-01-2024 – 31-01-2026</w:t>
+              <w:br/>
+              <w:t>Avance físico: 65.70%</w:t>
+              <w:br/>
+              <w:t>Avance financiero: 65.70%</w:t>
+              <w:br/>
+              <w:t>Contratos: 1 total · 0 activos</w:t>
+              <w:br/>
+              <w:t>Seguimiento: Ejecución registrada</w:t>
+            </w:r>
+          </w:p>
+        </w:tc>
+        <w:tc>
+          <w:tcPr>
+            <w:tcW w:type="dxa" w:w="3024"/>
+            <w:tcMar>
+              <w:top w:w="70" w:type="dxa"/>
+              <w:start w:w="90" w:type="dxa"/>
+              <w:bottom w:w="70" w:type="dxa"/>
+              <w:end w:w="90" w:type="dxa"/>
+            </w:tcMar>
+            <w:vAlign w:val="center"/>
+          </w:tcPr>
+          <w:p>
+            <w:pPr>
+              <w:spacing w:after="0" w:line="252" w:lineRule="auto"/>
+              <w:jc w:val="left"/>
+            </w:pPr>
+            <w:r>
+              <w:rPr>
+                <w:rFonts w:ascii="Calibri" w:hAnsi="Calibri" w:eastAsia="Calibri"/>
+                <w:color w:val="203740"/>
+                <w:sz w:val="14"/>
+              </w:rPr>
+              <w:t>Costo del proyecto: RD$ 22,914,794.24</w:t>
+              <w:br/>
+              <w:t>Presupuesto 2026: RD$ 2,929,020.24</w:t>
+              <w:br/>
+              <w:t>Ejecutado 2026: RD$ 175,655.97</w:t>
+              <w:br/>
+              <w:t>Ejecución 2026: 6.00%</w:t>
+            </w:r>
+          </w:p>
+        </w:tc>
+      </w:tr>
+      <w:tr>
+        <w:tc>
+          <w:tcPr>
+            <w:tcW w:type="dxa" w:w="576"/>
+            <w:tcMar>
+              <w:top w:w="70" w:type="dxa"/>
+              <w:start w:w="90" w:type="dxa"/>
+              <w:bottom w:w="70" w:type="dxa"/>
+              <w:end w:w="90" w:type="dxa"/>
+            </w:tcMar>
+            <w:vAlign w:val="center"/>
+            <w:shd w:fill="F3F6F6"/>
+          </w:tcPr>
+          <w:p>
+            <w:pPr>
+              <w:spacing w:after="0" w:line="252" w:lineRule="auto"/>
+              <w:jc w:val="center"/>
+            </w:pPr>
+            <w:r>
+              <w:rPr>
+                <w:rFonts w:ascii="Calibri" w:hAnsi="Calibri" w:eastAsia="Calibri"/>
+                <w:color w:val="203740"/>
+                <w:sz w:val="14"/>
+              </w:rPr>
+              <w:t>38</w:t>
+            </w:r>
+          </w:p>
+        </w:tc>
+        <w:tc>
+          <w:tcPr>
+            <w:tcW w:type="dxa" w:w="1656"/>
+            <w:tcMar>
+              <w:top w:w="70" w:type="dxa"/>
+              <w:start w:w="90" w:type="dxa"/>
+              <w:bottom w:w="70" w:type="dxa"/>
+              <w:end w:w="90" w:type="dxa"/>
+            </w:tcMar>
+            <w:vAlign w:val="center"/>
+            <w:shd w:fill="F3F6F6"/>
+          </w:tcPr>
+          <w:p>
+            <w:pPr>
+              <w:spacing w:after="0" w:line="252" w:lineRule="auto"/>
+              <w:jc w:val="left"/>
+            </w:pPr>
+            <w:r>
+              <w:rPr>
+                <w:rFonts w:ascii="Calibri" w:hAnsi="Calibri" w:eastAsia="Calibri"/>
+                <w:color w:val="203740"/>
+                <w:sz w:val="14"/>
+              </w:rPr>
+              <w:t>SNIP 16694</w:t>
+              <w:br/>
+              <w:t>Ficha/Mapa 8249</w:t>
+              <w:br/>
+              <w:t>Fuentes:</w:t>
+              <w:br/>
+              <w:t>Maestro Sí · Ppto. Sí</w:t>
+              <w:br/>
+              <w:t>Territorio Sí · CSV territ. Sí</w:t>
+              <w:br/>
+              <w:t>Perfil Sí</w:t>
+            </w:r>
+            <w:r>
+              <w:br/>
+            </w:r>
+            <w:hyperlink r:id="rId72">
+              <w:r>
+                <w:rPr>
+                  <w:rFonts w:ascii="Calibri" w:hAnsi="Calibri" w:eastAsia="Calibri"/>
+                  <w:color w:val="2E74B5"/>
+                  <w:u w:val="single"/>
+                  <w:sz w:val="14"/>
+                </w:rPr>
+                <w:t>Abrir proyecto</w:t>
+              </w:r>
+            </w:hyperlink>
+          </w:p>
+        </w:tc>
+        <w:tc>
+          <w:tcPr>
+            <w:tcW w:type="dxa" w:w="5976"/>
+            <w:tcMar>
+              <w:top w:w="70" w:type="dxa"/>
+              <w:start w:w="90" w:type="dxa"/>
+              <w:bottom w:w="70" w:type="dxa"/>
+              <w:end w:w="90" w:type="dxa"/>
+            </w:tcMar>
+            <w:vAlign w:val="center"/>
+            <w:shd w:fill="F3F6F6"/>
+          </w:tcPr>
+          <w:p>
+            <w:pPr>
+              <w:spacing w:after="0" w:line="252" w:lineRule="auto"/>
+              <w:jc w:val="left"/>
+            </w:pPr>
+            <w:r>
+              <w:rPr>
+                <w:rFonts w:ascii="Calibri" w:hAnsi="Calibri" w:eastAsia="Calibri"/>
+                <w:color w:val="203740"/>
+                <w:sz w:val="14"/>
+              </w:rPr>
+              <w:t>RECONSTRUCCIÓN PLAZA DE VENDEDORES EN CAYO LEVANTADO, MUNICIPIO SAMANA, PROVINCIA SAMANA</w:t>
+              <w:br/>
+              <w:t>Institución(es): COMITE EJECUTOR DE INFRAESTRUCTA EN ZONAS TURISTICAS (CEIZTUR)</w:t>
+              <w:br/>
+              <w:t>Sector(es): Otros servicios económicos</w:t>
+              <w:br/>
+              <w:t>Territorios declarados: región cibao_nordeste; provincia(s) SAMANÁ; municipio(s) SAMANÁ</w:t>
+              <w:br/>
+              <w:t>Localización codificada: 03 cibao_nordeste · 20 SAMANÁ · 032001 SAMANÁ</w:t>
+              <w:br/>
+              <w:t>Ubicación del perfil: SAMANÁ (SAMANÁ)</w:t>
+              <w:br/>
+              <w:t>Fuente territorial: profile · alcance municipality · verificada 02-08-2026 12:40 UTC</w:t>
+              <w:br/>
+              <w:t>Cobertura: nacional No · multirregional No</w:t>
+            </w:r>
+          </w:p>
+        </w:tc>
+        <w:tc>
+          <w:tcPr>
+            <w:tcW w:type="dxa" w:w="2880"/>
+            <w:tcMar>
+              <w:top w:w="70" w:type="dxa"/>
+              <w:start w:w="90" w:type="dxa"/>
+              <w:bottom w:w="70" w:type="dxa"/>
+              <w:end w:w="90" w:type="dxa"/>
+            </w:tcMar>
+            <w:vAlign w:val="center"/>
+            <w:shd w:fill="F3F6F6"/>
+          </w:tcPr>
+          <w:p>
+            <w:pPr>
+              <w:spacing w:after="0" w:line="252" w:lineRule="auto"/>
+              <w:jc w:val="left"/>
+            </w:pPr>
+            <w:r>
+              <w:rPr>
+                <w:rFonts w:ascii="Calibri" w:hAnsi="Calibri" w:eastAsia="Calibri"/>
+                <w:color w:val="203740"/>
+                <w:sz w:val="14"/>
+              </w:rPr>
+              <w:t>Estado: EJECUCIÓN</w:t>
+              <w:br/>
+              <w:t>Período: 01-01-2024 – 31-01-2027</w:t>
+              <w:br/>
+              <w:t>Avance físico: 0.00%</w:t>
+              <w:br/>
+              <w:t>Avance financiero: 0.00%</w:t>
+              <w:br/>
+              <w:t>Contratos: 0 total · 0 activos</w:t>
+              <w:br/>
+              <w:t>Seguimiento: Sin ejecución ni contrato activo</w:t>
+            </w:r>
+          </w:p>
+        </w:tc>
+        <w:tc>
+          <w:tcPr>
+            <w:tcW w:type="dxa" w:w="3024"/>
+            <w:tcMar>
+              <w:top w:w="70" w:type="dxa"/>
+              <w:start w:w="90" w:type="dxa"/>
+              <w:bottom w:w="70" w:type="dxa"/>
+              <w:end w:w="90" w:type="dxa"/>
+            </w:tcMar>
+            <w:vAlign w:val="center"/>
+            <w:shd w:fill="F3F6F6"/>
+          </w:tcPr>
+          <w:p>
+            <w:pPr>
+              <w:spacing w:after="0" w:line="252" w:lineRule="auto"/>
+              <w:jc w:val="left"/>
+            </w:pPr>
+            <w:r>
+              <w:rPr>
+                <w:rFonts w:ascii="Calibri" w:hAnsi="Calibri" w:eastAsia="Calibri"/>
+                <w:color w:val="203740"/>
+                <w:sz w:val="14"/>
+              </w:rPr>
+              <w:t>Costo del proyecto: RD$ 160,000,000.00</w:t>
+              <w:br/>
+              <w:t>Presupuesto 2026: RD$ 0.00</w:t>
+              <w:br/>
+              <w:t>Ejecutado 2026: RD$ 0.00</w:t>
+              <w:br/>
+              <w:t>Ejecución 2026: No calculable</w:t>
+            </w:r>
+          </w:p>
+        </w:tc>
+      </w:tr>
+      <w:tr>
+        <w:tc>
+          <w:tcPr>
+            <w:tcW w:type="dxa" w:w="576"/>
+            <w:tcMar>
+              <w:top w:w="70" w:type="dxa"/>
+              <w:start w:w="90" w:type="dxa"/>
+              <w:bottom w:w="70" w:type="dxa"/>
+              <w:end w:w="90" w:type="dxa"/>
+            </w:tcMar>
+            <w:vAlign w:val="center"/>
+          </w:tcPr>
+          <w:p>
+            <w:pPr>
+              <w:spacing w:after="0" w:line="252" w:lineRule="auto"/>
+              <w:jc w:val="center"/>
+            </w:pPr>
+            <w:r>
+              <w:rPr>
+                <w:rFonts w:ascii="Calibri" w:hAnsi="Calibri" w:eastAsia="Calibri"/>
+                <w:color w:val="203740"/>
+                <w:sz w:val="14"/>
+              </w:rPr>
+              <w:t>39</w:t>
+            </w:r>
+          </w:p>
+        </w:tc>
+        <w:tc>
+          <w:tcPr>
+            <w:tcW w:type="dxa" w:w="1656"/>
+            <w:tcMar>
+              <w:top w:w="70" w:type="dxa"/>
+              <w:start w:w="90" w:type="dxa"/>
+              <w:bottom w:w="70" w:type="dxa"/>
+              <w:end w:w="90" w:type="dxa"/>
+            </w:tcMar>
+            <w:vAlign w:val="center"/>
+          </w:tcPr>
+          <w:p>
+            <w:pPr>
+              <w:spacing w:after="0" w:line="252" w:lineRule="auto"/>
+              <w:jc w:val="left"/>
+            </w:pPr>
+            <w:r>
+              <w:rPr>
+                <w:rFonts w:ascii="Calibri" w:hAnsi="Calibri" w:eastAsia="Calibri"/>
+                <w:color w:val="203740"/>
+                <w:sz w:val="14"/>
+              </w:rPr>
+              <w:t>SNIP 16782</w:t>
+              <w:br/>
+              <w:t>Ficha/Mapa 7921</w:t>
+              <w:br/>
+              <w:t>Fuentes:</w:t>
+              <w:br/>
+              <w:t>Maestro Sí · Ppto. Sí</w:t>
+              <w:br/>
+              <w:t>Territorio Sí · CSV territ. Sí</w:t>
+              <w:br/>
+              <w:t>Perfil Sí</w:t>
+            </w:r>
+            <w:r>
+              <w:br/>
+            </w:r>
+            <w:hyperlink r:id="rId73">
+              <w:r>
+                <w:rPr>
+                  <w:rFonts w:ascii="Calibri" w:hAnsi="Calibri" w:eastAsia="Calibri"/>
+                  <w:color w:val="2E74B5"/>
+                  <w:u w:val="single"/>
+                  <w:sz w:val="14"/>
+                </w:rPr>
+                <w:t>Abrir proyecto</w:t>
+              </w:r>
+            </w:hyperlink>
+          </w:p>
+        </w:tc>
+        <w:tc>
+          <w:tcPr>
+            <w:tcW w:type="dxa" w:w="5976"/>
+            <w:tcMar>
+              <w:top w:w="70" w:type="dxa"/>
+              <w:start w:w="90" w:type="dxa"/>
+              <w:bottom w:w="70" w:type="dxa"/>
+              <w:end w:w="90" w:type="dxa"/>
+            </w:tcMar>
+            <w:vAlign w:val="center"/>
+          </w:tcPr>
+          <w:p>
+            <w:pPr>
+              <w:spacing w:after="0" w:line="252" w:lineRule="auto"/>
+              <w:jc w:val="left"/>
+            </w:pPr>
+            <w:r>
+              <w:rPr>
+                <w:rFonts w:ascii="Calibri" w:hAnsi="Calibri" w:eastAsia="Calibri"/>
+                <w:color w:val="203740"/>
+                <w:sz w:val="14"/>
+              </w:rPr>
+              <w:t>RECONSTRUCCIÓN DE LA CARRETERA CRUCE DE LAS TERRENAS -SÁNCHEZ-BATEY HORMIGA, AFECTADA POR EL DISTURBIO TROPICAL NO.22, MUNICIPIO LAS TERRENAS, PROVINCIA SAMANÁ</w:t>
+              <w:br/>
+              <w:t>Institución(es): MINISTERIO DE OBRAS PUBLICAS Y COMUNICACIONES</w:t>
+              <w:br/>
+              <w:t>Sector(es): Cambio Climático</w:t>
+              <w:br/>
+              <w:t>Territorios declarados: región cibao_nordeste; provincia(s) SAMANÁ; municipio(s) LAS TERRENAS</w:t>
+              <w:br/>
+              <w:t>Localización codificada: 03 cibao_nordeste · 20 SAMANÁ · 032003 LAS TERRENAS</w:t>
+              <w:br/>
+              <w:t>Ubicación del perfil: LAS TERRENAS (SAMANÁ)</w:t>
+              <w:br/>
+              <w:t>Fuente territorial: profile · alcance municipality · verificada 02-08-2026 12:40 UTC</w:t>
+              <w:br/>
+              <w:t>Cobertura: nacional No · multirregional No</w:t>
+            </w:r>
+          </w:p>
+        </w:tc>
+        <w:tc>
+          <w:tcPr>
+            <w:tcW w:type="dxa" w:w="2880"/>
+            <w:tcMar>
+              <w:top w:w="70" w:type="dxa"/>
+              <w:start w:w="90" w:type="dxa"/>
+              <w:bottom w:w="70" w:type="dxa"/>
+              <w:end w:w="90" w:type="dxa"/>
+            </w:tcMar>
+            <w:vAlign w:val="center"/>
+          </w:tcPr>
+          <w:p>
+            <w:pPr>
+              <w:spacing w:after="0" w:line="252" w:lineRule="auto"/>
+              <w:jc w:val="left"/>
+            </w:pPr>
+            <w:r>
+              <w:rPr>
+                <w:rFonts w:ascii="Calibri" w:hAnsi="Calibri" w:eastAsia="Calibri"/>
+                <w:color w:val="203740"/>
+                <w:sz w:val="14"/>
+              </w:rPr>
+              <w:t>Estado: EJECUCIÓN</w:t>
+              <w:br/>
+              <w:t>Período: 01-01-2024 – 31-01-2027</w:t>
+              <w:br/>
+              <w:t>Avance físico: 26.82%</w:t>
+              <w:br/>
+              <w:t>Avance financiero: 26.82%</w:t>
+              <w:br/>
+              <w:t>Contratos: 0 total · 0 activos</w:t>
+              <w:br/>
+              <w:t>Seguimiento: Sin ejecución ni contrato activo</w:t>
+            </w:r>
+          </w:p>
+        </w:tc>
+        <w:tc>
+          <w:tcPr>
+            <w:tcW w:type="dxa" w:w="3024"/>
+            <w:tcMar>
+              <w:top w:w="70" w:type="dxa"/>
+              <w:start w:w="90" w:type="dxa"/>
+              <w:bottom w:w="70" w:type="dxa"/>
+              <w:end w:w="90" w:type="dxa"/>
+            </w:tcMar>
+            <w:vAlign w:val="center"/>
+          </w:tcPr>
+          <w:p>
+            <w:pPr>
+              <w:spacing w:after="0" w:line="252" w:lineRule="auto"/>
+              <w:jc w:val="left"/>
+            </w:pPr>
+            <w:r>
+              <w:rPr>
+                <w:rFonts w:ascii="Calibri" w:hAnsi="Calibri" w:eastAsia="Calibri"/>
+                <w:color w:val="203740"/>
+                <w:sz w:val="14"/>
+              </w:rPr>
+              <w:t>Costo del proyecto: RD$ 188,923,050.77</w:t>
+              <w:br/>
+              <w:t>Presupuesto 2026: RD$ 107,784,880.00</w:t>
+              <w:br/>
+              <w:t>Ejecutado 2026: RD$ 0.00</w:t>
+              <w:br/>
+              <w:t>Ejecución 2026: 0.00%</w:t>
+            </w:r>
+          </w:p>
+        </w:tc>
+      </w:tr>
+      <w:tr>
+        <w:tc>
+          <w:tcPr>
+            <w:tcW w:type="dxa" w:w="576"/>
+            <w:tcMar>
+              <w:top w:w="70" w:type="dxa"/>
+              <w:start w:w="90" w:type="dxa"/>
+              <w:bottom w:w="70" w:type="dxa"/>
+              <w:end w:w="90" w:type="dxa"/>
+            </w:tcMar>
+            <w:vAlign w:val="center"/>
+            <w:shd w:fill="F3F6F6"/>
+          </w:tcPr>
+          <w:p>
+            <w:pPr>
+              <w:spacing w:after="0" w:line="252" w:lineRule="auto"/>
+              <w:jc w:val="center"/>
+            </w:pPr>
+            <w:r>
+              <w:rPr>
+                <w:rFonts w:ascii="Calibri" w:hAnsi="Calibri" w:eastAsia="Calibri"/>
+                <w:color w:val="203740"/>
+                <w:sz w:val="14"/>
+              </w:rPr>
+              <w:t>40</w:t>
+            </w:r>
+          </w:p>
+        </w:tc>
+        <w:tc>
+          <w:tcPr>
+            <w:tcW w:type="dxa" w:w="1656"/>
+            <w:tcMar>
+              <w:top w:w="70" w:type="dxa"/>
+              <w:start w:w="90" w:type="dxa"/>
+              <w:bottom w:w="70" w:type="dxa"/>
+              <w:end w:w="90" w:type="dxa"/>
+            </w:tcMar>
+            <w:vAlign w:val="center"/>
+            <w:shd w:fill="F3F6F6"/>
+          </w:tcPr>
+          <w:p>
+            <w:pPr>
+              <w:spacing w:after="0" w:line="252" w:lineRule="auto"/>
+              <w:jc w:val="left"/>
+            </w:pPr>
+            <w:r>
+              <w:rPr>
+                <w:rFonts w:ascii="Calibri" w:hAnsi="Calibri" w:eastAsia="Calibri"/>
+                <w:color w:val="203740"/>
+                <w:sz w:val="14"/>
+              </w:rPr>
+              <w:t>SNIP 16915</w:t>
+              <w:br/>
+              <w:t>Ficha/Mapa 8378</w:t>
+              <w:br/>
+              <w:t>Fuentes:</w:t>
+              <w:br/>
+              <w:t>Maestro Sí · Ppto. Sí</w:t>
+              <w:br/>
+              <w:t>Territorio Sí · CSV territ. Sí</w:t>
+              <w:br/>
+              <w:t>Perfil Sí</w:t>
+            </w:r>
+            <w:r>
+              <w:br/>
+            </w:r>
+            <w:hyperlink r:id="rId74">
+              <w:r>
+                <w:rPr>
+                  <w:rFonts w:ascii="Calibri" w:hAnsi="Calibri" w:eastAsia="Calibri"/>
+                  <w:color w:val="2E74B5"/>
+                  <w:u w:val="single"/>
+                  <w:sz w:val="14"/>
+                </w:rPr>
+                <w:t>Abrir proyecto</w:t>
+              </w:r>
+            </w:hyperlink>
+          </w:p>
+        </w:tc>
+        <w:tc>
+          <w:tcPr>
+            <w:tcW w:type="dxa" w:w="5976"/>
+            <w:tcMar>
+              <w:top w:w="70" w:type="dxa"/>
+              <w:start w:w="90" w:type="dxa"/>
+              <w:bottom w:w="70" w:type="dxa"/>
+              <w:end w:w="90" w:type="dxa"/>
+            </w:tcMar>
+            <w:vAlign w:val="center"/>
+            <w:shd w:fill="F3F6F6"/>
+          </w:tcPr>
+          <w:p>
+            <w:pPr>
+              <w:spacing w:after="0" w:line="252" w:lineRule="auto"/>
+              <w:jc w:val="left"/>
+            </w:pPr>
+            <w:r>
+              <w:rPr>
+                <w:rFonts w:ascii="Calibri" w:hAnsi="Calibri" w:eastAsia="Calibri"/>
+                <w:color w:val="203740"/>
+                <w:sz w:val="14"/>
+              </w:rPr>
+              <w:t>RECONSTRUCCIÓN CARRETERA BATEY HORMIGA-RANCHO ESPAÑOL, MUNICIPIO SANTA BARBARA DE SAMANA, PROVINCIA SAMANA</w:t>
+              <w:br/>
+              <w:t>Institución(es): MINISTERIO DE OBRAS PUBLICAS Y COMUNICACIONES</w:t>
+              <w:br/>
+              <w:t>Sector(es): Transporte</w:t>
+              <w:br/>
+              <w:t>Territorios declarados: región cibao_nordeste; provincia(s) SAMANÁ; municipio(s) SAMANÁ</w:t>
+              <w:br/>
+              <w:t>Localización codificada: 03 cibao_nordeste · 20 SAMANÁ · 032001 SAMANÁ</w:t>
+              <w:br/>
+              <w:t>Ubicación del perfil: SAMANÁ (SAMANÁ)</w:t>
+              <w:br/>
+              <w:t>Fuente territorial: profile · alcance municipality · verificada 02-08-2026 12:40 UTC</w:t>
+              <w:br/>
+              <w:t>Cobertura: nacional No · multirregional No</w:t>
+            </w:r>
+          </w:p>
+        </w:tc>
+        <w:tc>
+          <w:tcPr>
+            <w:tcW w:type="dxa" w:w="2880"/>
+            <w:tcMar>
+              <w:top w:w="70" w:type="dxa"/>
+              <w:start w:w="90" w:type="dxa"/>
+              <w:bottom w:w="70" w:type="dxa"/>
+              <w:end w:w="90" w:type="dxa"/>
+            </w:tcMar>
+            <w:vAlign w:val="center"/>
+            <w:shd w:fill="F3F6F6"/>
+          </w:tcPr>
+          <w:p>
+            <w:pPr>
+              <w:spacing w:after="0" w:line="252" w:lineRule="auto"/>
+              <w:jc w:val="left"/>
+            </w:pPr>
+            <w:r>
+              <w:rPr>
+                <w:rFonts w:ascii="Calibri" w:hAnsi="Calibri" w:eastAsia="Calibri"/>
+                <w:color w:val="203740"/>
+                <w:sz w:val="14"/>
+              </w:rPr>
+              <w:t>Estado: EJECUCIÓN</w:t>
+              <w:br/>
+              <w:t>Período: 01-01-2024 – 31-01-2027</w:t>
+              <w:br/>
+              <w:t>Avance físico: 30.14%</w:t>
+              <w:br/>
+              <w:t>Avance financiero: 30.14%</w:t>
+              <w:br/>
+              <w:t>Contratos: 0 total · 0 activos</w:t>
+              <w:br/>
+              <w:t>Seguimiento: Sin ejecución ni contrato activo</w:t>
+            </w:r>
+          </w:p>
+        </w:tc>
+        <w:tc>
+          <w:tcPr>
+            <w:tcW w:type="dxa" w:w="3024"/>
+            <w:tcMar>
+              <w:top w:w="70" w:type="dxa"/>
+              <w:start w:w="90" w:type="dxa"/>
+              <w:bottom w:w="70" w:type="dxa"/>
+              <w:end w:w="90" w:type="dxa"/>
+            </w:tcMar>
+            <w:vAlign w:val="center"/>
+            <w:shd w:fill="F3F6F6"/>
+          </w:tcPr>
+          <w:p>
+            <w:pPr>
+              <w:spacing w:after="0" w:line="252" w:lineRule="auto"/>
+              <w:jc w:val="left"/>
+            </w:pPr>
+            <w:r>
+              <w:rPr>
+                <w:rFonts w:ascii="Calibri" w:hAnsi="Calibri" w:eastAsia="Calibri"/>
+                <w:color w:val="203740"/>
+                <w:sz w:val="14"/>
+              </w:rPr>
+              <w:t>Costo del proyecto: RD$ 115,628,043.34</w:t>
+              <w:br/>
+              <w:t>Presupuesto 2026: RD$ 35,769,388.00</w:t>
+              <w:br/>
+              <w:t>Ejecutado 2026: RD$ 0.00</w:t>
+              <w:br/>
+              <w:t>Ejecución 2026: 0.00%</w:t>
+            </w:r>
+          </w:p>
+        </w:tc>
+      </w:tr>
+      <w:tr>
+        <w:tc>
+          <w:tcPr>
+            <w:tcW w:type="dxa" w:w="576"/>
+            <w:tcMar>
+              <w:top w:w="70" w:type="dxa"/>
+              <w:start w:w="90" w:type="dxa"/>
+              <w:bottom w:w="70" w:type="dxa"/>
+              <w:end w:w="90" w:type="dxa"/>
+            </w:tcMar>
+            <w:vAlign w:val="center"/>
+          </w:tcPr>
+          <w:p>
+            <w:pPr>
+              <w:spacing w:after="0" w:line="252" w:lineRule="auto"/>
+              <w:jc w:val="center"/>
+            </w:pPr>
+            <w:r>
+              <w:rPr>
+                <w:rFonts w:ascii="Calibri" w:hAnsi="Calibri" w:eastAsia="Calibri"/>
+                <w:color w:val="203740"/>
+                <w:sz w:val="14"/>
+              </w:rPr>
+              <w:t>41</w:t>
+            </w:r>
+          </w:p>
+        </w:tc>
+        <w:tc>
+          <w:tcPr>
+            <w:tcW w:type="dxa" w:w="1656"/>
+            <w:tcMar>
+              <w:top w:w="70" w:type="dxa"/>
+              <w:start w:w="90" w:type="dxa"/>
+              <w:bottom w:w="70" w:type="dxa"/>
+              <w:end w:w="90" w:type="dxa"/>
+            </w:tcMar>
+            <w:vAlign w:val="center"/>
+          </w:tcPr>
+          <w:p>
+            <w:pPr>
+              <w:spacing w:after="0" w:line="252" w:lineRule="auto"/>
+              <w:jc w:val="left"/>
+            </w:pPr>
+            <w:r>
+              <w:rPr>
+                <w:rFonts w:ascii="Calibri" w:hAnsi="Calibri" w:eastAsia="Calibri"/>
+                <w:color w:val="203740"/>
+                <w:sz w:val="14"/>
+              </w:rPr>
+              <w:t>SNIP 17082</w:t>
+              <w:br/>
+              <w:t>Ficha/Mapa 8706</w:t>
+              <w:br/>
+              <w:t>Fuentes:</w:t>
+              <w:br/>
+              <w:t>Maestro Sí · Ppto. Sí</w:t>
+              <w:br/>
+              <w:t>Territorio Sí · CSV territ. Sí</w:t>
+              <w:br/>
+              <w:t>Perfil Sí</w:t>
+            </w:r>
+            <w:r>
+              <w:br/>
+            </w:r>
+            <w:hyperlink r:id="rId75">
+              <w:r>
+                <w:rPr>
+                  <w:rFonts w:ascii="Calibri" w:hAnsi="Calibri" w:eastAsia="Calibri"/>
+                  <w:color w:val="2E74B5"/>
+                  <w:u w:val="single"/>
+                  <w:sz w:val="14"/>
+                </w:rPr>
+                <w:t>Abrir proyecto</w:t>
+              </w:r>
+            </w:hyperlink>
+          </w:p>
+        </w:tc>
+        <w:tc>
+          <w:tcPr>
+            <w:tcW w:type="dxa" w:w="5976"/>
+            <w:tcMar>
+              <w:top w:w="70" w:type="dxa"/>
+              <w:start w:w="90" w:type="dxa"/>
+              <w:bottom w:w="70" w:type="dxa"/>
+              <w:end w:w="90" w:type="dxa"/>
+            </w:tcMar>
+            <w:vAlign w:val="center"/>
+          </w:tcPr>
+          <w:p>
+            <w:pPr>
+              <w:spacing w:after="0" w:line="252" w:lineRule="auto"/>
+              <w:jc w:val="left"/>
+            </w:pPr>
+            <w:r>
+              <w:rPr>
+                <w:rFonts w:ascii="Calibri" w:hAnsi="Calibri" w:eastAsia="Calibri"/>
+                <w:color w:val="203740"/>
+                <w:sz w:val="14"/>
+              </w:rPr>
+              <w:t>CONSTRUCCIÓN DESTACAMENTO POLITUR EL LIMÓN, DISTRITO MUNICIPAL EL LIMÓN, PROVINCIA SAMANÁ.</w:t>
+              <w:br/>
+              <w:t>Institución(es): COMITE EJECUTOR DE INFRAESTRUCTA EN ZONAS TURISTICAS (CEIZTUR)</w:t>
+              <w:br/>
+              <w:t>Sector(es): Justicia, orden público y seguridad</w:t>
+              <w:br/>
+              <w:t>Territorios declarados: región cibao_nordeste; provincia(s) SAMANÁ; municipio(s) SAMANÁ</w:t>
+              <w:br/>
+              <w:t>Localización codificada: 03 cibao_nordeste · 20 SAMANÁ · 032001 SAMANÁ</w:t>
+              <w:br/>
+              <w:t>Ubicación del perfil: SAMANÁ (SAMANÁ)</w:t>
+              <w:br/>
+              <w:t>Fuente territorial: profile · alcance municipality · verificada 02-08-2026 12:40 UTC</w:t>
+              <w:br/>
+              <w:t>Cobertura: nacional No · multirregional No</w:t>
+            </w:r>
+          </w:p>
+        </w:tc>
+        <w:tc>
+          <w:tcPr>
+            <w:tcW w:type="dxa" w:w="2880"/>
+            <w:tcMar>
+              <w:top w:w="70" w:type="dxa"/>
+              <w:start w:w="90" w:type="dxa"/>
+              <w:bottom w:w="70" w:type="dxa"/>
+              <w:end w:w="90" w:type="dxa"/>
+            </w:tcMar>
+            <w:vAlign w:val="center"/>
+          </w:tcPr>
+          <w:p>
+            <w:pPr>
+              <w:spacing w:after="0" w:line="252" w:lineRule="auto"/>
+              <w:jc w:val="left"/>
+            </w:pPr>
+            <w:r>
+              <w:rPr>
+                <w:rFonts w:ascii="Calibri" w:hAnsi="Calibri" w:eastAsia="Calibri"/>
+                <w:color w:val="203740"/>
+                <w:sz w:val="14"/>
+              </w:rPr>
+              <w:t>Estado: EJECUCIÓN</w:t>
+              <w:br/>
+              <w:t>Período: 01-01-2025 – 31-01-2026</w:t>
+              <w:br/>
+              <w:t>Avance físico: 0.00%</w:t>
+              <w:br/>
+              <w:t>Avance financiero: 0.00%</w:t>
+              <w:br/>
+              <w:t>Contratos: 0 total · 0 activos</w:t>
+              <w:br/>
+              <w:t>Seguimiento: Ejecución registrada</w:t>
+            </w:r>
+          </w:p>
+        </w:tc>
+        <w:tc>
+          <w:tcPr>
+            <w:tcW w:type="dxa" w:w="3024"/>
+            <w:tcMar>
+              <w:top w:w="70" w:type="dxa"/>
+              <w:start w:w="90" w:type="dxa"/>
+              <w:bottom w:w="70" w:type="dxa"/>
+              <w:end w:w="90" w:type="dxa"/>
+            </w:tcMar>
+            <w:vAlign w:val="center"/>
+          </w:tcPr>
+          <w:p>
+            <w:pPr>
+              <w:spacing w:after="0" w:line="252" w:lineRule="auto"/>
+              <w:jc w:val="left"/>
+            </w:pPr>
+            <w:r>
+              <w:rPr>
+                <w:rFonts w:ascii="Calibri" w:hAnsi="Calibri" w:eastAsia="Calibri"/>
+                <w:color w:val="203740"/>
+                <w:sz w:val="14"/>
+              </w:rPr>
+              <w:t>Costo del proyecto: RD$ 29,955,082.60</w:t>
+              <w:br/>
+              <w:t>Presupuesto 2026: RD$ 23,964,066.08</w:t>
+              <w:br/>
+              <w:t>Ejecutado 2026: RD$ 8,120,205.69</w:t>
+              <w:br/>
+              <w:t>Ejecución 2026: 33.88%</w:t>
+            </w:r>
+          </w:p>
+        </w:tc>
+      </w:tr>
+      <w:tr>
+        <w:tc>
+          <w:tcPr>
+            <w:tcW w:type="dxa" w:w="576"/>
+            <w:tcMar>
+              <w:top w:w="70" w:type="dxa"/>
+              <w:start w:w="90" w:type="dxa"/>
+              <w:bottom w:w="70" w:type="dxa"/>
+              <w:end w:w="90" w:type="dxa"/>
+            </w:tcMar>
+            <w:vAlign w:val="center"/>
+            <w:shd w:fill="F3F6F6"/>
+          </w:tcPr>
+          <w:p>
+            <w:pPr>
+              <w:spacing w:after="0" w:line="252" w:lineRule="auto"/>
+              <w:jc w:val="center"/>
+            </w:pPr>
+            <w:r>
+              <w:rPr>
+                <w:rFonts w:ascii="Calibri" w:hAnsi="Calibri" w:eastAsia="Calibri"/>
+                <w:color w:val="203740"/>
+                <w:sz w:val="14"/>
+              </w:rPr>
+              <w:t>42</w:t>
+            </w:r>
+          </w:p>
+        </w:tc>
+        <w:tc>
+          <w:tcPr>
+            <w:tcW w:type="dxa" w:w="1656"/>
+            <w:tcMar>
+              <w:top w:w="70" w:type="dxa"/>
+              <w:start w:w="90" w:type="dxa"/>
+              <w:bottom w:w="70" w:type="dxa"/>
+              <w:end w:w="90" w:type="dxa"/>
+            </w:tcMar>
+            <w:vAlign w:val="center"/>
+            <w:shd w:fill="F3F6F6"/>
+          </w:tcPr>
+          <w:p>
+            <w:pPr>
+              <w:spacing w:after="0" w:line="252" w:lineRule="auto"/>
+              <w:jc w:val="left"/>
+            </w:pPr>
+            <w:r>
+              <w:rPr>
+                <w:rFonts w:ascii="Calibri" w:hAnsi="Calibri" w:eastAsia="Calibri"/>
+                <w:color w:val="203740"/>
+                <w:sz w:val="14"/>
+              </w:rPr>
+              <w:t>SNIP 17234</w:t>
+              <w:br/>
+              <w:t>Ficha/Mapa 8884</w:t>
+              <w:br/>
+              <w:t>Fuentes:</w:t>
+              <w:br/>
+              <w:t>Maestro Sí · Ppto. Sí</w:t>
+              <w:br/>
+              <w:t>Territorio Sí · CSV territ. Sí</w:t>
+              <w:br/>
+              <w:t>Perfil Sí</w:t>
+            </w:r>
+            <w:r>
+              <w:br/>
+            </w:r>
+            <w:hyperlink r:id="rId76">
+              <w:r>
+                <w:rPr>
+                  <w:rFonts w:ascii="Calibri" w:hAnsi="Calibri" w:eastAsia="Calibri"/>
+                  <w:color w:val="2E74B5"/>
+                  <w:u w:val="single"/>
+                  <w:sz w:val="14"/>
+                </w:rPr>
+                <w:t>Abrir proyecto</w:t>
+              </w:r>
+            </w:hyperlink>
+          </w:p>
+        </w:tc>
+        <w:tc>
+          <w:tcPr>
+            <w:tcW w:type="dxa" w:w="5976"/>
+            <w:tcMar>
+              <w:top w:w="70" w:type="dxa"/>
+              <w:start w:w="90" w:type="dxa"/>
+              <w:bottom w:w="70" w:type="dxa"/>
+              <w:end w:w="90" w:type="dxa"/>
+            </w:tcMar>
+            <w:vAlign w:val="center"/>
+            <w:shd w:fill="F3F6F6"/>
+          </w:tcPr>
+          <w:p>
+            <w:pPr>
+              <w:spacing w:after="0" w:line="252" w:lineRule="auto"/>
+              <w:jc w:val="left"/>
+            </w:pPr>
+            <w:r>
+              <w:rPr>
+                <w:rFonts w:ascii="Calibri" w:hAnsi="Calibri" w:eastAsia="Calibri"/>
+                <w:color w:val="203740"/>
+                <w:sz w:val="14"/>
+              </w:rPr>
+              <w:t>AMPLIACIÓN  ACUEDUCTO MÚLTIPLE LAS TERRENAS, PROVINCIA SAMANÁ</w:t>
+              <w:br/>
+              <w:t>Institución(es): INSTITUTO NACIONAL DE AGUA POTABLE Y ALCANTARILLADO (INAPA)</w:t>
+              <w:br/>
+              <w:t>Sector(es): Vivienda y servicios comunitarios</w:t>
+              <w:br/>
+              <w:t>Territorios declarados: región cibao_nordeste; provincia(s) SAMANÁ; municipio(s) Sin registro</w:t>
+              <w:br/>
+              <w:t>Localización codificada: 03 cibao_nordeste · 20 SAMANÁ</w:t>
+              <w:br/>
+              <w:t>Ubicación del perfil: SAMANÁ - PROYECTO DEPARTAMENTAL</w:t>
+              <w:br/>
+              <w:t>Fuente territorial: profile · alcance province · verificada 02-08-2026 12:40 UTC</w:t>
+              <w:br/>
+              <w:t>Cobertura: nacional No · multirregional No</w:t>
+            </w:r>
+          </w:p>
+        </w:tc>
+        <w:tc>
+          <w:tcPr>
+            <w:tcW w:type="dxa" w:w="2880"/>
+            <w:tcMar>
+              <w:top w:w="70" w:type="dxa"/>
+              <w:start w:w="90" w:type="dxa"/>
+              <w:bottom w:w="70" w:type="dxa"/>
+              <w:end w:w="90" w:type="dxa"/>
+            </w:tcMar>
+            <w:vAlign w:val="center"/>
+            <w:shd w:fill="F3F6F6"/>
+          </w:tcPr>
+          <w:p>
+            <w:pPr>
+              <w:spacing w:after="0" w:line="252" w:lineRule="auto"/>
+              <w:jc w:val="left"/>
+            </w:pPr>
+            <w:r>
+              <w:rPr>
+                <w:rFonts w:ascii="Calibri" w:hAnsi="Calibri" w:eastAsia="Calibri"/>
+                <w:color w:val="203740"/>
+                <w:sz w:val="14"/>
+              </w:rPr>
+              <w:t>Estado: EJECUCIÓN</w:t>
+              <w:br/>
+              <w:t>Período: 01-01-2026 – 31-01-2027</w:t>
+              <w:br/>
+              <w:t>Avance físico: 0.00%</w:t>
+              <w:br/>
+              <w:t>Avance financiero: 0.00%</w:t>
+              <w:br/>
+              <w:t>Contratos: 0 total · 0 activos</w:t>
+              <w:br/>
+              <w:t>Seguimiento: Sin ejecución ni contrato activo</w:t>
+            </w:r>
+          </w:p>
+        </w:tc>
+        <w:tc>
+          <w:tcPr>
+            <w:tcW w:type="dxa" w:w="3024"/>
+            <w:tcMar>
+              <w:top w:w="70" w:type="dxa"/>
+              <w:start w:w="90" w:type="dxa"/>
+              <w:bottom w:w="70" w:type="dxa"/>
+              <w:end w:w="90" w:type="dxa"/>
+            </w:tcMar>
+            <w:vAlign w:val="center"/>
+            <w:shd w:fill="F3F6F6"/>
+          </w:tcPr>
+          <w:p>
+            <w:pPr>
+              <w:spacing w:after="0" w:line="252" w:lineRule="auto"/>
+              <w:jc w:val="left"/>
+            </w:pPr>
+            <w:r>
+              <w:rPr>
+                <w:rFonts w:ascii="Calibri" w:hAnsi="Calibri" w:eastAsia="Calibri"/>
+                <w:color w:val="203740"/>
+                <w:sz w:val="14"/>
+              </w:rPr>
+              <w:t>Costo del proyecto: RD$ 1,837,717,816.00</w:t>
+              <w:br/>
+              <w:t>Presupuesto 2026: RD$ 367,543,562.44</w:t>
+              <w:br/>
+              <w:t>Ejecutado 2026: RD$ 0.00</w:t>
+              <w:br/>
+              <w:t>Ejecución 2026: 0.00%</w:t>
+            </w:r>
+          </w:p>
+        </w:tc>
+      </w:tr>
+      <w:tr>
+        <w:tc>
+          <w:tcPr>
+            <w:tcW w:type="dxa" w:w="576"/>
+            <w:tcMar>
+              <w:top w:w="70" w:type="dxa"/>
+              <w:start w:w="90" w:type="dxa"/>
+              <w:bottom w:w="70" w:type="dxa"/>
+              <w:end w:w="90" w:type="dxa"/>
+            </w:tcMar>
+            <w:vAlign w:val="center"/>
+          </w:tcPr>
+          <w:p>
+            <w:pPr>
+              <w:spacing w:after="0" w:line="252" w:lineRule="auto"/>
+              <w:jc w:val="center"/>
+            </w:pPr>
+            <w:r>
+              <w:rPr>
+                <w:rFonts w:ascii="Calibri" w:hAnsi="Calibri" w:eastAsia="Calibri"/>
+                <w:color w:val="203740"/>
+                <w:sz w:val="14"/>
+              </w:rPr>
+              <w:t>43</w:t>
+            </w:r>
+          </w:p>
+        </w:tc>
+        <w:tc>
+          <w:tcPr>
+            <w:tcW w:type="dxa" w:w="1656"/>
+            <w:tcMar>
+              <w:top w:w="70" w:type="dxa"/>
+              <w:start w:w="90" w:type="dxa"/>
+              <w:bottom w:w="70" w:type="dxa"/>
+              <w:end w:w="90" w:type="dxa"/>
+            </w:tcMar>
+            <w:vAlign w:val="center"/>
+          </w:tcPr>
+          <w:p>
+            <w:pPr>
+              <w:spacing w:after="0" w:line="252" w:lineRule="auto"/>
+              <w:jc w:val="left"/>
+            </w:pPr>
+            <w:r>
+              <w:rPr>
+                <w:rFonts w:ascii="Calibri" w:hAnsi="Calibri" w:eastAsia="Calibri"/>
+                <w:color w:val="203740"/>
+                <w:sz w:val="14"/>
+              </w:rPr>
+              <w:t>SNIP 17401</w:t>
+              <w:br/>
+              <w:t>Ficha/Mapa 8968</w:t>
+              <w:br/>
+              <w:t>Fuentes:</w:t>
+              <w:br/>
+              <w:t>Maestro Sí · Ppto. Sí</w:t>
+              <w:br/>
+              <w:t>Territorio Sí · CSV territ. Sí</w:t>
+              <w:br/>
+              <w:t>Perfil Sí</w:t>
+            </w:r>
+            <w:r>
+              <w:br/>
+            </w:r>
+            <w:hyperlink r:id="rId77">
+              <w:r>
+                <w:rPr>
+                  <w:rFonts w:ascii="Calibri" w:hAnsi="Calibri" w:eastAsia="Calibri"/>
+                  <w:color w:val="2E74B5"/>
+                  <w:u w:val="single"/>
+                  <w:sz w:val="14"/>
+                </w:rPr>
+                <w:t>Abrir proyecto</w:t>
+              </w:r>
+            </w:hyperlink>
+          </w:p>
+        </w:tc>
+        <w:tc>
+          <w:tcPr>
+            <w:tcW w:type="dxa" w:w="5976"/>
+            <w:tcMar>
+              <w:top w:w="70" w:type="dxa"/>
+              <w:start w:w="90" w:type="dxa"/>
+              <w:bottom w:w="70" w:type="dxa"/>
+              <w:end w:w="90" w:type="dxa"/>
+            </w:tcMar>
+            <w:vAlign w:val="center"/>
+          </w:tcPr>
+          <w:p>
+            <w:pPr>
+              <w:spacing w:after="0" w:line="252" w:lineRule="auto"/>
+              <w:jc w:val="left"/>
+            </w:pPr>
+            <w:r>
+              <w:rPr>
+                <w:rFonts w:ascii="Calibri" w:hAnsi="Calibri" w:eastAsia="Calibri"/>
+                <w:color w:val="203740"/>
+                <w:sz w:val="14"/>
+              </w:rPr>
+              <w:t>CONSTRUCCIÓN DE PARQUE URBANO Y PARADOR FOTOGRÁFICO DISTRITO MUNICIPAL EL LIMÓN, MUNICIPIO SANTA BÁRBARA DE SAMANÁ, PROVINCIA SAMANÁ</w:t>
+              <w:br/>
+              <w:t>Institución(es): COMITE EJECUTOR DE INFRAESTRUCTA EN ZONAS TURISTICAS (CEIZTUR)</w:t>
+              <w:br/>
+              <w:t>Sector(es): Otros servicios económicos</w:t>
+              <w:br/>
+              <w:t>Territorios declarados: región cibao_nordeste; provincia(s) SAMANÁ; municipio(s) SAMANÁ</w:t>
+              <w:br/>
+              <w:t>Localización codificada: 03 cibao_nordeste · 20 SAMANÁ · 032001 SAMANÁ</w:t>
+              <w:br/>
+              <w:t>Ubicación del perfil: SAMANÁ (SAMANÁ)</w:t>
+              <w:br/>
+              <w:t>Fuente territorial: profile · alcance municipality · verificada 02-08-2026 12:40 UTC</w:t>
+              <w:br/>
+              <w:t>Cobertura: nacional No · multirregional No</w:t>
+            </w:r>
+          </w:p>
+        </w:tc>
+        <w:tc>
+          <w:tcPr>
+            <w:tcW w:type="dxa" w:w="2880"/>
+            <w:tcMar>
+              <w:top w:w="70" w:type="dxa"/>
+              <w:start w:w="90" w:type="dxa"/>
+              <w:bottom w:w="70" w:type="dxa"/>
+              <w:end w:w="90" w:type="dxa"/>
+            </w:tcMar>
+            <w:vAlign w:val="center"/>
+          </w:tcPr>
+          <w:p>
+            <w:pPr>
+              <w:spacing w:after="0" w:line="252" w:lineRule="auto"/>
+              <w:jc w:val="left"/>
+            </w:pPr>
+            <w:r>
+              <w:rPr>
+                <w:rFonts w:ascii="Calibri" w:hAnsi="Calibri" w:eastAsia="Calibri"/>
+                <w:color w:val="203740"/>
+                <w:sz w:val="14"/>
+              </w:rPr>
+              <w:t>Estado: EJECUCIÓN</w:t>
+              <w:br/>
+              <w:t>Período: 01-01-2026 – 31-01-2027</w:t>
+              <w:br/>
+              <w:t>Avance físico: 0.00%</w:t>
+              <w:br/>
+              <w:t>Avance financiero: 0.00%</w:t>
+              <w:br/>
+              <w:t>Contratos: 0 total · 0 activos</w:t>
+              <w:br/>
+              <w:t>Seguimiento: Sin ejecución ni contrato activo</w:t>
+            </w:r>
+          </w:p>
+        </w:tc>
+        <w:tc>
+          <w:tcPr>
+            <w:tcW w:type="dxa" w:w="3024"/>
+            <w:tcMar>
+              <w:top w:w="70" w:type="dxa"/>
+              <w:start w:w="90" w:type="dxa"/>
+              <w:bottom w:w="70" w:type="dxa"/>
+              <w:end w:w="90" w:type="dxa"/>
+            </w:tcMar>
+            <w:vAlign w:val="center"/>
+          </w:tcPr>
+          <w:p>
+            <w:pPr>
+              <w:spacing w:after="0" w:line="252" w:lineRule="auto"/>
+              <w:jc w:val="left"/>
+            </w:pPr>
+            <w:r>
+              <w:rPr>
+                <w:rFonts w:ascii="Calibri" w:hAnsi="Calibri" w:eastAsia="Calibri"/>
+                <w:color w:val="203740"/>
+                <w:sz w:val="14"/>
+              </w:rPr>
+              <w:t>Costo del proyecto: RD$ 20,756,553.06</w:t>
+              <w:br/>
+              <w:t>Presupuesto 2026: RD$ 6,226,965.92</w:t>
+              <w:br/>
+              <w:t>Ejecutado 2026: RD$ 0.00</w:t>
+              <w:br/>
+              <w:t>Ejecución 2026: 0.00%</w:t>
+            </w:r>
+          </w:p>
+        </w:tc>
+      </w:tr>
+      <w:tr>
+        <w:tc>
+          <w:tcPr>
+            <w:tcW w:type="dxa" w:w="576"/>
+            <w:tcMar>
+              <w:top w:w="70" w:type="dxa"/>
+              <w:start w:w="90" w:type="dxa"/>
+              <w:bottom w:w="70" w:type="dxa"/>
+              <w:end w:w="90" w:type="dxa"/>
+            </w:tcMar>
+            <w:vAlign w:val="center"/>
+            <w:shd w:fill="F3F6F6"/>
+          </w:tcPr>
+          <w:p>
+            <w:pPr>
+              <w:spacing w:after="0" w:line="252" w:lineRule="auto"/>
+              <w:jc w:val="center"/>
+            </w:pPr>
+            <w:r>
+              <w:rPr>
+                <w:rFonts w:ascii="Calibri" w:hAnsi="Calibri" w:eastAsia="Calibri"/>
+                <w:color w:val="203740"/>
+                <w:sz w:val="14"/>
+              </w:rPr>
+              <w:t>44</w:t>
+            </w:r>
+          </w:p>
+        </w:tc>
+        <w:tc>
+          <w:tcPr>
+            <w:tcW w:type="dxa" w:w="1656"/>
+            <w:tcMar>
+              <w:top w:w="70" w:type="dxa"/>
+              <w:start w:w="90" w:type="dxa"/>
+              <w:bottom w:w="70" w:type="dxa"/>
+              <w:end w:w="90" w:type="dxa"/>
+            </w:tcMar>
+            <w:vAlign w:val="center"/>
+            <w:shd w:fill="F3F6F6"/>
+          </w:tcPr>
+          <w:p>
+            <w:pPr>
+              <w:spacing w:after="0" w:line="252" w:lineRule="auto"/>
+              <w:jc w:val="left"/>
+            </w:pPr>
+            <w:r>
+              <w:rPr>
+                <w:rFonts w:ascii="Calibri" w:hAnsi="Calibri" w:eastAsia="Calibri"/>
+                <w:color w:val="203740"/>
+                <w:sz w:val="14"/>
+              </w:rPr>
+              <w:t>SNIP 17472</w:t>
+              <w:br/>
+              <w:t>Ficha/Mapa 9045</w:t>
+              <w:br/>
+              <w:t>Fuentes:</w:t>
+              <w:br/>
+              <w:t>Maestro Sí · Ppto. Sí</w:t>
+              <w:br/>
+              <w:t>Territorio Sí · CSV territ. Sí</w:t>
+              <w:br/>
+              <w:t>Perfil Sí</w:t>
+            </w:r>
+            <w:r>
+              <w:br/>
+            </w:r>
+            <w:hyperlink r:id="rId78">
+              <w:r>
+                <w:rPr>
+                  <w:rFonts w:ascii="Calibri" w:hAnsi="Calibri" w:eastAsia="Calibri"/>
+                  <w:color w:val="2E74B5"/>
+                  <w:u w:val="single"/>
+                  <w:sz w:val="14"/>
+                </w:rPr>
+                <w:t>Abrir proyecto</w:t>
+              </w:r>
+            </w:hyperlink>
+          </w:p>
+        </w:tc>
+        <w:tc>
+          <w:tcPr>
+            <w:tcW w:type="dxa" w:w="5976"/>
+            <w:tcMar>
+              <w:top w:w="70" w:type="dxa"/>
+              <w:start w:w="90" w:type="dxa"/>
+              <w:bottom w:w="70" w:type="dxa"/>
+              <w:end w:w="90" w:type="dxa"/>
+            </w:tcMar>
+            <w:vAlign w:val="center"/>
+            <w:shd w:fill="F3F6F6"/>
+          </w:tcPr>
+          <w:p>
+            <w:pPr>
+              <w:spacing w:after="0" w:line="252" w:lineRule="auto"/>
+              <w:jc w:val="left"/>
+            </w:pPr>
+            <w:r>
+              <w:rPr>
+                <w:rFonts w:ascii="Calibri" w:hAnsi="Calibri" w:eastAsia="Calibri"/>
+                <w:color w:val="203740"/>
+                <w:sz w:val="14"/>
+              </w:rPr>
+              <w:t>RECONSTRUCCIÓN DE INFRAESTRUCTURA VIAL URBANA EN EL DISTRITO MUNICIPAL ARROYO BARRIL, PROVINCIA SAMANÁ.</w:t>
+              <w:br/>
+              <w:t>Institución(es): COMITE EJECUTOR DE INFRAESTRUCTA EN ZONAS TURISTICAS (CEIZTUR)</w:t>
+              <w:br/>
+              <w:t>Sector(es): Transporte</w:t>
+              <w:br/>
+              <w:t>Territorios declarados: región cibao_nordeste; provincia(s) SAMANÁ; municipio(s) SAMANÁ</w:t>
+              <w:br/>
+              <w:t>Localización codificada: 03 cibao_nordeste · 20 SAMANÁ · 032001 SAMANÁ</w:t>
+              <w:br/>
+              <w:t>Ubicación del perfil: SAMANÁ (SAMANÁ)</w:t>
+              <w:br/>
+              <w:t>Fuente territorial: profile · alcance municipality · verificada 02-08-2026 12:40 UTC</w:t>
+              <w:br/>
+              <w:t>Cobertura: nacional No · multirregional No</w:t>
+            </w:r>
+          </w:p>
+        </w:tc>
+        <w:tc>
+          <w:tcPr>
+            <w:tcW w:type="dxa" w:w="2880"/>
+            <w:tcMar>
+              <w:top w:w="70" w:type="dxa"/>
+              <w:start w:w="90" w:type="dxa"/>
+              <w:bottom w:w="70" w:type="dxa"/>
+              <w:end w:w="90" w:type="dxa"/>
+            </w:tcMar>
+            <w:vAlign w:val="center"/>
+            <w:shd w:fill="F3F6F6"/>
+          </w:tcPr>
+          <w:p>
+            <w:pPr>
+              <w:spacing w:after="0" w:line="252" w:lineRule="auto"/>
+              <w:jc w:val="left"/>
+            </w:pPr>
+            <w:r>
+              <w:rPr>
+                <w:rFonts w:ascii="Calibri" w:hAnsi="Calibri" w:eastAsia="Calibri"/>
+                <w:color w:val="203740"/>
+                <w:sz w:val="14"/>
+              </w:rPr>
+              <w:t>Estado: EJECUCIÓN</w:t>
+              <w:br/>
+              <w:t>Período: 01-01-2026 – 31-01-2027</w:t>
+              <w:br/>
+              <w:t>Avance físico: 0.00%</w:t>
+              <w:br/>
+              <w:t>Avance financiero: 0.00%</w:t>
+              <w:br/>
+              <w:t>Contratos: 0 total · 0 activos</w:t>
+              <w:br/>
+              <w:t>Seguimiento: Sin ejecución ni contrato activo</w:t>
+            </w:r>
+          </w:p>
+        </w:tc>
+        <w:tc>
+          <w:tcPr>
+            <w:tcW w:type="dxa" w:w="3024"/>
+            <w:tcMar>
+              <w:top w:w="70" w:type="dxa"/>
+              <w:start w:w="90" w:type="dxa"/>
+              <w:bottom w:w="70" w:type="dxa"/>
+              <w:end w:w="90" w:type="dxa"/>
+            </w:tcMar>
+            <w:vAlign w:val="center"/>
+            <w:shd w:fill="F3F6F6"/>
+          </w:tcPr>
+          <w:p>
+            <w:pPr>
+              <w:spacing w:after="0" w:line="252" w:lineRule="auto"/>
+              <w:jc w:val="left"/>
+            </w:pPr>
+            <w:r>
+              <w:rPr>
+                <w:rFonts w:ascii="Calibri" w:hAnsi="Calibri" w:eastAsia="Calibri"/>
+                <w:color w:val="203740"/>
+                <w:sz w:val="14"/>
+              </w:rPr>
+              <w:t>Costo del proyecto: RD$ 98,000,000.00</w:t>
+              <w:br/>
+              <w:t>Presupuesto 2026: RD$ 29,400,000.00</w:t>
+              <w:br/>
+              <w:t>Ejecutado 2026: RD$ 0.00</w:t>
+              <w:br/>
+              <w:t>Ejecución 2026: 0.00%</w:t>
+            </w:r>
+          </w:p>
+        </w:tc>
+      </w:tr>
+    </w:tbl>
+    <w:tbl>
+      <w:tblPr>
+        <w:tblW w:type="auto" w:w="0"/>
+        <w:jc w:val="center"/>
+        <w:tblLayout w:type="fixed"/>
+        <w:tblLook w:firstColumn="1" w:firstRow="1" w:lastColumn="0" w:lastRow="0" w:noHBand="0" w:noVBand="1" w:val="04A0"/>
+      </w:tblPr>
+      <w:tblGrid>
+        <w:gridCol w:w="14400"/>
+      </w:tblGrid>
+      <w:tr>
+        <w:tc>
+          <w:tcPr>
+            <w:tcW w:type="dxa" w:w="9360"/>
+            <w:tcMar>
+              <w:top w:w="120" w:type="dxa"/>
+              <w:start w:w="140" w:type="dxa"/>
+              <w:bottom w:w="120" w:type="dxa"/>
+              <w:end w:w="140" w:type="dxa"/>
+            </w:tcMar>
+            <w:shd w:fill="EEF7F4"/>
+          </w:tcPr>
+          <w:p>
+            <w:pPr>
+              <w:spacing w:after="60"/>
+            </w:pPr>
+            <w:r/>
+            <w:r>
+              <w:rPr>
+                <w:rFonts w:ascii="Calibri" w:hAnsi="Calibri" w:eastAsia="Calibri"/>
+                <w:b/>
+                <w:color w:val="13836D"/>
+                <w:sz w:val="21"/>
+              </w:rPr>
+              <w:t>Uso por el CDP</w:t>
+            </w:r>
+          </w:p>
+          <w:p>
+            <w:pPr>
+              <w:spacing w:after="0"/>
+            </w:pPr>
+            <w:r>
+              <w:rPr>
+                <w:rFonts w:ascii="Calibri" w:hAnsi="Calibri" w:eastAsia="Calibri"/>
+                <w:color w:val="203740"/>
+                <w:sz w:val="19"/>
+              </w:rPr>
+              <w:t>Esta relación documenta la cartera observada; no define prioridades ni nuevas acciones provinciales. El CDP puede contrastar cada registro con las brechas del diagnóstico, verificar cobertura territorial, revisar ejecución y decidir qué asuntos requieren coordinación o seguimiento.</w:t>
+            </w:r>
+          </w:p>
+        </w:tc>
+      </w:tr>
+    </w:tbl>
+    <w:p>
+      <w:pPr>
+        <w:sectPr>
+          <w:headerReference w:type="default" r:id="rId25"/>
+          <w:footerReference w:type="default" r:id="rId26"/>
+          <w:pgSz w:w="15840" w:h="12240" w:orient="landscape"/>
+          <w:pgMar w:top="893" w:right="720" w:bottom="835" w:left="720" w:header="504" w:footer="504" w:gutter="0"/>
+          <w:cols w:space="720"/>
+          <w:docGrid w:linePitch="360"/>
+        </w:sectPr>
+      </w:pPr>
     </w:p>
     <w:p>
       <w:pPr>
@@ -12649,17 +21624,18 @@
     </w:p>
     <w:tbl>
       <w:tblPr>
-        <w:tblW w:type="auto" w:w="0"/>
+        <w:tblW w:type="dxa" w:w="9359"/>
         <w:jc w:val="center"/>
         <w:tblLayout w:type="fixed"/>
         <w:tblLook w:firstColumn="1" w:firstRow="1" w:lastColumn="0" w:lastRow="0" w:noHBand="0" w:noVBand="1" w:val="04A0"/>
+        <w:tblInd w:w="0" w:type="dxa"/>
       </w:tblPr>
       <w:tblGrid>
-        <w:gridCol w:w="1872"/>
-        <w:gridCol w:w="1872"/>
-        <w:gridCol w:w="1872"/>
-        <w:gridCol w:w="1872"/>
-        <w:gridCol w:w="1872"/>
+        <w:gridCol w:w="1080"/>
+        <w:gridCol w:w="3311"/>
+        <w:gridCol w:w="1080"/>
+        <w:gridCol w:w="2376"/>
+        <w:gridCol w:w="1512"/>
       </w:tblGrid>
       <w:tr>
         <w:trPr>
@@ -13016,7 +21992,7 @@
                 <w:color w:val="203740"/>
                 <w:sz w:val="15"/>
               </w:rPr>
-              <w:t>2022 / 2024</w:t>
+              <w:t>2010 / 2022 / 2024</w:t>
             </w:r>
           </w:p>
         </w:tc>
@@ -13043,7 +22019,7 @@
                 <w:color w:val="203740"/>
                 <w:sz w:val="15"/>
               </w:rPr>
-              <w:t>Comparaciones provincial/municipal, economía y equipamientos</w:t>
+              <w:t>Pirámides poblacionales comparadas, economía y equipamientos</w:t>
             </w:r>
           </w:p>
         </w:tc>
@@ -13312,7 +22288,7 @@
                 <w:color w:val="203740"/>
                 <w:sz w:val="15"/>
               </w:rPr>
-              <w:t>44 proyectos, presupuesto y ejecución al 31-07-2026</w:t>
+              <w:t>44 proyectos, presupuesto y ejecución al 02-08-2026</w:t>
             </w:r>
           </w:p>
         </w:tc>
@@ -13767,7 +22743,7 @@
         </w:rPr>
         <w:t xml:space="preserve">Dashboard Territorial: </w:t>
       </w:r>
-      <w:hyperlink r:id="rId25">
+      <w:hyperlink r:id="rId81">
         <w:r>
           <w:rPr>
             <w:rFonts w:ascii="Calibri" w:hAnsi="Calibri" w:eastAsia="Calibri"/>
@@ -13792,7 +22768,7 @@
         </w:rPr>
         <w:t xml:space="preserve">Inversión Pública Territorial: </w:t>
       </w:r>
-      <w:hyperlink r:id="rId26">
+      <w:hyperlink r:id="rId82">
         <w:r>
           <w:rPr>
             <w:rFonts w:ascii="Calibri" w:hAnsi="Calibri" w:eastAsia="Calibri"/>
@@ -13817,7 +22793,7 @@
         </w:rPr>
         <w:t xml:space="preserve">Demandas Provinciales: </w:t>
       </w:r>
-      <w:hyperlink r:id="rId27">
+      <w:hyperlink r:id="rId83">
         <w:r>
           <w:rPr>
             <w:rFonts w:ascii="Calibri" w:hAnsi="Calibri" w:eastAsia="Calibri"/>
@@ -13842,7 +22818,7 @@
         </w:rPr>
         <w:t xml:space="preserve">Planificación Municipal: </w:t>
       </w:r>
-      <w:hyperlink r:id="rId28">
+      <w:hyperlink r:id="rId84">
         <w:r>
           <w:rPr>
             <w:rFonts w:ascii="Calibri" w:hAnsi="Calibri" w:eastAsia="Calibri"/>
@@ -13867,7 +22843,7 @@
         </w:rPr>
         <w:t xml:space="preserve">Ley núm. 498-06: </w:t>
       </w:r>
-      <w:hyperlink r:id="rId29">
+      <w:hyperlink r:id="rId85">
         <w:r>
           <w:rPr>
             <w:rFonts w:ascii="Calibri" w:hAnsi="Calibri" w:eastAsia="Calibri"/>
@@ -13892,7 +22868,7 @@
         </w:rPr>
         <w:t xml:space="preserve">Decreto núm. 493-07: </w:t>
       </w:r>
-      <w:hyperlink r:id="rId30">
+      <w:hyperlink r:id="rId86">
         <w:r>
           <w:rPr>
             <w:rFonts w:ascii="Calibri" w:hAnsi="Calibri" w:eastAsia="Calibri"/>
@@ -13958,8 +22934,8 @@
       </w:tr>
     </w:tbl>
     <w:sectPr>
-      <w:headerReference w:type="default" r:id="rId9"/>
-      <w:footerReference w:type="default" r:id="rId10"/>
+      <w:headerReference w:type="default" r:id="rId79"/>
+      <w:footerReference w:type="default" r:id="rId80"/>
       <w:pgSz w:w="12240" w:h="15840"/>
       <w:pgMar w:top="1181" w:right="1440" w:bottom="1123" w:left="1440" w:header="504" w:footer="504" w:gutter="0"/>
       <w:cols w:space="720"/>
@@ -13995,13 +22971,204 @@
 </w:ftr>
 </file>
 
+<file path=word/footer2.xml><?xml version="1.0" encoding="utf-8"?>
+<w:ftr xmlns:m="http://schemas.openxmlformats.org/officeDocument/2006/math" xmlns:mc="http://schemas.openxmlformats.org/markup-compatibility/2006" xmlns:mo="http://schemas.microsoft.com/office/mac/office/2008/main" xmlns:mv="urn:schemas-microsoft-com:mac:vml" xmlns:o="urn:schemas-microsoft-com:office:office" xmlns:r="http://schemas.openxmlformats.org/officeDocument/2006/relationships" xmlns:v="urn:schemas-microsoft-com:vml" xmlns:w10="urn:schemas-microsoft-com:office:word" xmlns:w14="http://schemas.microsoft.com/office/word/2010/wordml" xmlns:w="http://schemas.openxmlformats.org/wordprocessingml/2006/main" xmlns:wne="http://schemas.microsoft.com/office/word/2006/wordml" xmlns:wp14="http://schemas.microsoft.com/office/word/2010/wordprocessingDrawing" xmlns:wp="http://schemas.openxmlformats.org/drawingml/2006/wordprocessingDrawing" xmlns:wpc="http://schemas.microsoft.com/office/word/2010/wordprocessingCanvas" xmlns:wpg="http://schemas.microsoft.com/office/word/2010/wordprocessingGroup" xmlns:wpi="http://schemas.microsoft.com/office/word/2010/wordprocessingInk" xmlns:wps="http://schemas.microsoft.com/office/word/2010/wordprocessingShape" mc:Ignorable="w14 wp14">
+  <w:p>
+    <w:pPr>
+      <w:spacing w:after="0"/>
+      <w:jc w:val="center"/>
+    </w:pPr>
+    <w:r>
+      <w:rPr>
+        <w:rFonts w:ascii="Calibri" w:hAnsi="Calibri" w:eastAsia="Calibri"/>
+        <w:color w:val="65777E"/>
+        <w:sz w:val="15"/>
+      </w:rPr>
+      <w:t xml:space="preserve">Samaná · Documento base para formulación · </w:t>
+    </w:r>
+    <w:r>
+      <w:fldChar w:fldCharType="begin"/>
+      <w:instrText xml:space="preserve"> PAGE </w:instrText>
+      <w:fldChar w:fldCharType="separate"/>
+      <w:t>1</w:t>
+      <w:fldChar w:fldCharType="end"/>
+    </w:r>
+  </w:p>
+</w:ftr>
+</file>
+
+<file path=word/footer3.xml><?xml version="1.0" encoding="utf-8"?>
+<w:ftr xmlns:m="http://schemas.openxmlformats.org/officeDocument/2006/math" xmlns:mc="http://schemas.openxmlformats.org/markup-compatibility/2006" xmlns:mo="http://schemas.microsoft.com/office/mac/office/2008/main" xmlns:mv="urn:schemas-microsoft-com:mac:vml" xmlns:o="urn:schemas-microsoft-com:office:office" xmlns:r="http://schemas.openxmlformats.org/officeDocument/2006/relationships" xmlns:v="urn:schemas-microsoft-com:vml" xmlns:w10="urn:schemas-microsoft-com:office:word" xmlns:w14="http://schemas.microsoft.com/office/word/2010/wordml" xmlns:w="http://schemas.openxmlformats.org/wordprocessingml/2006/main" xmlns:wne="http://schemas.microsoft.com/office/word/2006/wordml" xmlns:wp14="http://schemas.microsoft.com/office/word/2010/wordprocessingDrawing" xmlns:wp="http://schemas.openxmlformats.org/drawingml/2006/wordprocessingDrawing" xmlns:wpc="http://schemas.microsoft.com/office/word/2010/wordprocessingCanvas" xmlns:wpg="http://schemas.microsoft.com/office/word/2010/wordprocessingGroup" xmlns:wpi="http://schemas.microsoft.com/office/word/2010/wordprocessingInk" xmlns:wps="http://schemas.microsoft.com/office/word/2010/wordprocessingShape" mc:Ignorable="w14 wp14">
+  <w:p>
+    <w:pPr>
+      <w:spacing w:after="0"/>
+      <w:jc w:val="center"/>
+    </w:pPr>
+    <w:r>
+      <w:rPr>
+        <w:rFonts w:ascii="Calibri" w:hAnsi="Calibri" w:eastAsia="Calibri"/>
+        <w:color w:val="65777E"/>
+        <w:sz w:val="15"/>
+      </w:rPr>
+      <w:t xml:space="preserve">Samaná · Documento base para formulación · </w:t>
+    </w:r>
+    <w:r>
+      <w:fldChar w:fldCharType="begin"/>
+      <w:instrText xml:space="preserve"> PAGE </w:instrText>
+      <w:fldChar w:fldCharType="separate"/>
+      <w:t>1</w:t>
+      <w:fldChar w:fldCharType="end"/>
+    </w:r>
+  </w:p>
+</w:ftr>
+</file>
+
 <file path=word/header1.xml><?xml version="1.0" encoding="utf-8"?>
 <w:hdr xmlns:m="http://schemas.openxmlformats.org/officeDocument/2006/math" xmlns:mc="http://schemas.openxmlformats.org/markup-compatibility/2006" xmlns:mo="http://schemas.microsoft.com/office/mac/office/2008/main" xmlns:mv="urn:schemas-microsoft-com:mac:vml" xmlns:o="urn:schemas-microsoft-com:office:office" xmlns:r="http://schemas.openxmlformats.org/officeDocument/2006/relationships" xmlns:v="urn:schemas-microsoft-com:vml" xmlns:w10="urn:schemas-microsoft-com:office:word" xmlns:w14="http://schemas.microsoft.com/office/word/2010/wordml" xmlns:w="http://schemas.openxmlformats.org/wordprocessingml/2006/main" xmlns:wne="http://schemas.microsoft.com/office/word/2006/wordml" xmlns:wp14="http://schemas.microsoft.com/office/word/2010/wordprocessingDrawing" xmlns:wp="http://schemas.openxmlformats.org/drawingml/2006/wordprocessingDrawing" xmlns:wpc="http://schemas.microsoft.com/office/word/2010/wordprocessingCanvas" xmlns:wpg="http://schemas.microsoft.com/office/word/2010/wordprocessingGroup" xmlns:wpi="http://schemas.microsoft.com/office/word/2010/wordprocessingInk" xmlns:wps="http://schemas.microsoft.com/office/word/2010/wordprocessingShape" mc:Ignorable="w14 wp14">
   <w:tbl>
     <w:tblPr>
-      <w:tblW w:type="auto" w:w="0"/>
+      <w:tblW w:type="dxa" w:w="9360"/>
       <w:tblLayout w:type="fixed"/>
       <w:tblLook w:firstColumn="1" w:firstRow="1" w:lastColumn="0" w:lastRow="0" w:noHBand="0" w:noVBand="1" w:val="04A0"/>
+      <w:tblInd w:w="0" w:type="dxa"/>
+    </w:tblPr>
+    <w:tblGrid>
+      <w:gridCol w:w="4680"/>
+      <w:gridCol w:w="4680"/>
+    </w:tblGrid>
+    <w:tr>
+      <w:tc>
+        <w:tcPr>
+          <w:tcW w:type="dxa" w:w="4680"/>
+          <w:tcMar>
+            <w:top w:w="0" w:type="dxa"/>
+            <w:start w:w="0" w:type="dxa"/>
+            <w:bottom w:w="0" w:type="dxa"/>
+            <w:end w:w="0" w:type="dxa"/>
+          </w:tcMar>
+        </w:tcPr>
+        <w:p>
+          <w:pPr>
+            <w:spacing w:after="0"/>
+          </w:pPr>
+          <w:r>
+            <w:rPr>
+              <w:rFonts w:ascii="Calibri" w:hAnsi="Calibri" w:eastAsia="Calibri"/>
+              <w:b/>
+              <w:color w:val="13836D"/>
+              <w:sz w:val="15"/>
+            </w:rPr>
+            <w:t>PLAN PROVINCIAL DE DESARROLLO · DOCUMENTO BASE</w:t>
+          </w:r>
+        </w:p>
+      </w:tc>
+      <w:tc>
+        <w:tcPr>
+          <w:tcW w:type="dxa" w:w="4680"/>
+          <w:tcMar>
+            <w:top w:w="0" w:type="dxa"/>
+            <w:start w:w="0" w:type="dxa"/>
+            <w:bottom w:w="0" w:type="dxa"/>
+            <w:end w:w="0" w:type="dxa"/>
+          </w:tcMar>
+        </w:tcPr>
+        <w:p>
+          <w:pPr>
+            <w:spacing w:after="0"/>
+            <w:jc w:val="right"/>
+          </w:pPr>
+          <w:r>
+            <w:rPr>
+              <w:rFonts w:ascii="Calibri" w:hAnsi="Calibri" w:eastAsia="Calibri"/>
+              <w:color w:val="65777E"/>
+              <w:sz w:val="15"/>
+            </w:rPr>
+            <w:t>Samaná · 03200000</w:t>
+          </w:r>
+        </w:p>
+      </w:tc>
+    </w:tr>
+  </w:tbl>
+</w:hdr>
+</file>
+
+<file path=word/header2.xml><?xml version="1.0" encoding="utf-8"?>
+<w:hdr xmlns:m="http://schemas.openxmlformats.org/officeDocument/2006/math" xmlns:mc="http://schemas.openxmlformats.org/markup-compatibility/2006" xmlns:mo="http://schemas.microsoft.com/office/mac/office/2008/main" xmlns:mv="urn:schemas-microsoft-com:mac:vml" xmlns:o="urn:schemas-microsoft-com:office:office" xmlns:r="http://schemas.openxmlformats.org/officeDocument/2006/relationships" xmlns:v="urn:schemas-microsoft-com:vml" xmlns:w10="urn:schemas-microsoft-com:office:word" xmlns:w14="http://schemas.microsoft.com/office/word/2010/wordml" xmlns:w="http://schemas.openxmlformats.org/wordprocessingml/2006/main" xmlns:wne="http://schemas.microsoft.com/office/word/2006/wordml" xmlns:wp14="http://schemas.microsoft.com/office/word/2010/wordprocessingDrawing" xmlns:wp="http://schemas.openxmlformats.org/drawingml/2006/wordprocessingDrawing" xmlns:wpc="http://schemas.microsoft.com/office/word/2010/wordprocessingCanvas" xmlns:wpg="http://schemas.microsoft.com/office/word/2010/wordprocessingGroup" xmlns:wpi="http://schemas.microsoft.com/office/word/2010/wordprocessingInk" xmlns:wps="http://schemas.microsoft.com/office/word/2010/wordprocessingShape" mc:Ignorable="w14 wp14">
+  <w:tbl>
+    <w:tblPr>
+      <w:tblW w:type="dxa" w:w="14400"/>
+      <w:tblLayout w:type="fixed"/>
+      <w:tblLook w:firstColumn="1" w:firstRow="1" w:lastColumn="0" w:lastRow="0" w:noHBand="0" w:noVBand="1" w:val="04A0"/>
+      <w:tblInd w:w="0" w:type="dxa"/>
+    </w:tblPr>
+    <w:tblGrid>
+      <w:gridCol w:w="7200"/>
+      <w:gridCol w:w="7200"/>
+    </w:tblGrid>
+    <w:tr>
+      <w:tc>
+        <w:tcPr>
+          <w:tcW w:type="dxa" w:w="7200"/>
+          <w:tcMar>
+            <w:top w:w="0" w:type="dxa"/>
+            <w:start w:w="0" w:type="dxa"/>
+            <w:bottom w:w="0" w:type="dxa"/>
+            <w:end w:w="0" w:type="dxa"/>
+          </w:tcMar>
+        </w:tcPr>
+        <w:p>
+          <w:pPr>
+            <w:spacing w:after="0"/>
+          </w:pPr>
+          <w:r>
+            <w:rPr>
+              <w:rFonts w:ascii="Calibri" w:hAnsi="Calibri" w:eastAsia="Calibri"/>
+              <w:b/>
+              <w:color w:val="13836D"/>
+              <w:sz w:val="15"/>
+            </w:rPr>
+            <w:t>PLAN PROVINCIAL DE DESARROLLO · DOCUMENTO BASE</w:t>
+          </w:r>
+        </w:p>
+      </w:tc>
+      <w:tc>
+        <w:tcPr>
+          <w:tcW w:type="dxa" w:w="7200"/>
+          <w:tcMar>
+            <w:top w:w="0" w:type="dxa"/>
+            <w:start w:w="0" w:type="dxa"/>
+            <w:bottom w:w="0" w:type="dxa"/>
+            <w:end w:w="0" w:type="dxa"/>
+          </w:tcMar>
+        </w:tcPr>
+        <w:p>
+          <w:pPr>
+            <w:spacing w:after="0"/>
+            <w:jc w:val="right"/>
+          </w:pPr>
+          <w:r>
+            <w:rPr>
+              <w:rFonts w:ascii="Calibri" w:hAnsi="Calibri" w:eastAsia="Calibri"/>
+              <w:color w:val="65777E"/>
+              <w:sz w:val="15"/>
+            </w:rPr>
+            <w:t>Samaná · 03200000</w:t>
+          </w:r>
+        </w:p>
+      </w:tc>
+    </w:tr>
+  </w:tbl>
+</w:hdr>
+</file>
+
+<file path=word/header3.xml><?xml version="1.0" encoding="utf-8"?>
+<w:hdr xmlns:m="http://schemas.openxmlformats.org/officeDocument/2006/math" xmlns:mc="http://schemas.openxmlformats.org/markup-compatibility/2006" xmlns:mo="http://schemas.microsoft.com/office/mac/office/2008/main" xmlns:mv="urn:schemas-microsoft-com:mac:vml" xmlns:o="urn:schemas-microsoft-com:office:office" xmlns:r="http://schemas.openxmlformats.org/officeDocument/2006/relationships" xmlns:v="urn:schemas-microsoft-com:vml" xmlns:w10="urn:schemas-microsoft-com:office:word" xmlns:w14="http://schemas.microsoft.com/office/word/2010/wordml" xmlns:w="http://schemas.openxmlformats.org/wordprocessingml/2006/main" xmlns:wne="http://schemas.microsoft.com/office/word/2006/wordml" xmlns:wp14="http://schemas.microsoft.com/office/word/2010/wordprocessingDrawing" xmlns:wp="http://schemas.openxmlformats.org/drawingml/2006/wordprocessingDrawing" xmlns:wpc="http://schemas.microsoft.com/office/word/2010/wordprocessingCanvas" xmlns:wpg="http://schemas.microsoft.com/office/word/2010/wordprocessingGroup" xmlns:wpi="http://schemas.microsoft.com/office/word/2010/wordprocessingInk" xmlns:wps="http://schemas.microsoft.com/office/word/2010/wordprocessingShape" mc:Ignorable="w14 wp14">
+  <w:tbl>
+    <w:tblPr>
+      <w:tblW w:type="dxa" w:w="9360"/>
+      <w:tblLayout w:type="fixed"/>
+      <w:tblLook w:firstColumn="1" w:firstRow="1" w:lastColumn="0" w:lastRow="0" w:noHBand="0" w:noVBand="1" w:val="04A0"/>
+      <w:tblInd w:w="0" w:type="dxa"/>
     </w:tblPr>
     <w:tblGrid>
       <w:gridCol w:w="4680"/>
